--- a/paper/tact_zh.docx
+++ b/paper/tact_zh.docx
@@ -57,34 +57,6 @@
         <w:t xml:space="preserve">獨立研究者</w:t>
       </w:r>
     </w:p>
-    <w:p>
-      <w:pPr>
-        <w:pStyle w:val="BodyText"/>
-      </w:pPr>
-      <w:r>
-        <w:rPr>
-          <w:rFonts w:hint="eastAsia"/>
-          <w:i/>
-          <w:iCs/>
-        </w:rPr>
-        <w:t xml:space="preserve">草稿——證據來自合成</w:t>
-      </w:r>
-      <w:r>
-        <w:rPr>
-          <w:i/>
-          <w:iCs/>
-        </w:rPr>
-        <w:t xml:space="preserve"> oracle </w:t>
-      </w:r>
-      <w:r>
-        <w:rPr>
-          <w:rFonts w:hint="eastAsia"/>
-          <w:i/>
-          <w:iCs/>
-        </w:rPr>
-        <w:t xml:space="preserve">實驗；真實軌跡驗證待完成</w:t>
-      </w:r>
-    </w:p>
     <w:bookmarkStart w:id="9" w:name="摘要"/>
     <w:p>
       <w:pPr>
@@ -105,55 +77,25 @@
         <w:rPr>
           <w:rFonts w:hint="eastAsia"/>
         </w:rPr>
-        <w:t xml:space="preserve">信心加權自我一致性（CISC</w:t>
-      </w:r>
-      <w:r>
-        <w:t xml:space="preserve"> </w:t>
-      </w:r>
-      <w:r>
-        <w:rPr>
-          <w:rFonts w:hint="eastAsia"/>
-        </w:rPr>
-        <w:t xml:space="preserve">及其後繼方法）能從凍結大型語言模型的自我回報信心中萃取可觀的增益——直到信心通道在</w:t>
-      </w:r>
-      <w:r>
-        <w:rPr>
-          <w:rFonts w:hint="eastAsia"/>
-          <w:b/>
-          <w:bCs/>
-        </w:rPr>
-        <w:t xml:space="preserve">方向</w:t>
-      </w:r>
-      <w:r>
-        <w:rPr>
-          <w:rFonts w:hint="eastAsia"/>
-        </w:rPr>
-        <w:t xml:space="preserve">上失準為止。所有已發表的加權方案在結構上都是信心的單調遞增函數，因此一條反相關的通道會毒化投票而非提供資訊；而二元</w:t>
-      </w:r>
-      <w:r>
-        <w:t xml:space="preserve"> dev-set </w:t>
-      </w:r>
-      <w:r>
-        <w:rPr>
-          <w:rFonts w:hint="eastAsia"/>
-        </w:rPr>
-        <w:t xml:space="preserve">閘門雖能倖存，卻是靠整批丟棄真正具辨別力的訊號。本文提出</w:t>
-      </w:r>
-      <w:r>
-        <w:t xml:space="preserve"> </w:t>
-      </w:r>
-      <w:r>
-        <w:rPr>
-          <w:b/>
-          <w:bCs/>
-        </w:rPr>
-        <w:t xml:space="preserve">TACT</w:t>
-      </w:r>
-      <w:r>
-        <w:rPr>
-          <w:rFonts w:hint="eastAsia"/>
-        </w:rPr>
-        <w:t xml:space="preserve">（Trust-Anchored</w:t>
+        <w:t xml:space="preserve">信心加權自我一致性方法（如</w:t>
+      </w:r>
+      <w:r>
+        <w:t xml:space="preserve"> CISC </w:t>
+      </w:r>
+      <w:r>
+        <w:rPr>
+          <w:rFonts w:hint="eastAsia"/>
+        </w:rPr>
+        <w:t xml:space="preserve">及其後續工作）能利用凍結大型語言模型自我回報的信心分數取得可觀的準確率增益，然而一旦信心通道的方向失準，這類方法便會失效。現有的加權方案在結構上均為信心的單調遞增函數，因此當信心與正確性呈負相關時，該訊號反而會毒化投票結果；以校準誤差為準的二元閘門雖可避免此問題，代價卻是連帶捨棄仍具辨別力的訊號。本文提出</w:t>
+      </w:r>
+      <w:r>
+        <w:t xml:space="preserve"> </w:t>
+      </w:r>
+      <w:r>
+        <w:rPr>
+          <w:rFonts w:hint="eastAsia"/>
+        </w:rPr>
+        <w:t xml:space="preserve">TACT（Trust-Anchored</w:t>
       </w:r>
       <w:r>
         <w:t xml:space="preserve"> Confidence </w:t>
@@ -162,21 +104,7 @@
         <w:rPr>
           <w:rFonts w:hint="eastAsia"/>
         </w:rPr>
-        <w:t xml:space="preserve">Tempering，信任錨定信心調節），將固定的信心指數替換為由通道的</w:t>
-      </w:r>
-      <w:r>
-        <w:rPr>
-          <w:rFonts w:hint="eastAsia"/>
-          <w:b/>
-          <w:bCs/>
-        </w:rPr>
-        <w:t xml:space="preserve">帶符號題內辨別度</w:t>
-      </w:r>
-      <w:r>
-        <w:rPr>
-          <w:rFonts w:hint="eastAsia"/>
-        </w:rPr>
-        <w:t xml:space="preserve">推導而得的指數：以混合</w:t>
+        <w:t xml:space="preserve">Tempering，信任錨定信心調節），將固定的信心指數改為由通道的帶符號題內辨別度推導而得：以混合</w:t>
       </w:r>
       <w:r>
         <w:t xml:space="preserve"> van Elteren Somers’</w:t>
@@ -196,7 +124,7 @@
         <w:rPr>
           <w:rFonts w:hint="eastAsia"/>
         </w:rPr>
-        <w:t xml:space="preserve">排名統計量（配題內叢集標準誤）為基礎，經正部</w:t>
+        <w:t xml:space="preserve">排名統計量與題內叢集標準誤為基礎，先經正部</w:t>
       </w:r>
       <w:r>
         <w:t xml:space="preserve"> James–Stein </w:t>
@@ -205,7 +133,7 @@
         <w:rPr>
           <w:rFonts w:hint="eastAsia"/>
         </w:rPr>
-        <w:t xml:space="preserve">收縮與</w:t>
+        <w:t xml:space="preserve">收縮，再通過</w:t>
       </w:r>
       <w:r>
         <w:t xml:space="preserve"> Bayes </w:t>
@@ -214,30 +142,16 @@
         <w:rPr>
           <w:rFonts w:hint="eastAsia"/>
         </w:rPr>
-        <w:t xml:space="preserve">判別連結映射。此映射帶有精確錨點——收縮死區內的投票與純自我一致性</w:t>
-      </w:r>
-      <w:r>
-        <w:rPr>
-          <w:rFonts w:hint="eastAsia"/>
-          <w:b/>
-          <w:bCs/>
-        </w:rPr>
-        <w:t xml:space="preserve">位元級相同</w:t>
-      </w:r>
-      <w:r>
-        <w:rPr>
-          <w:rFonts w:hint="eastAsia"/>
-        </w:rPr>
-        <w:t xml:space="preserve">，而對數值特徵映射可精確重現</w:t>
-      </w:r>
-      <w:r>
-        <w:t xml:space="preserve"> </w:t>
-      </w:r>
-      <w:r>
-        <w:rPr>
-          <w:rFonts w:hint="eastAsia"/>
-        </w:rPr>
-        <w:t xml:space="preserve">CISC-power。無標籤變體從一致性偽標籤估計帶符號可靠度，並證明了一個衰減恆等式：只要多數決錯誤率低於二分之一，符號估計必然一致；輔以保守的去衰減與識別性邊界上的回音警報。在配對軌跡池的合成</w:t>
+        <w:t xml:space="preserve">判別連結映射為投票指數。此映射具有精確的端點性質：收縮死區內的投票與純自我一致性完全相同（位元層級一致），而採用對數值特徵映射時可精確重現</w:t>
+      </w:r>
+      <w:r>
+        <w:t xml:space="preserve"> </w:t>
+      </w:r>
+      <w:r>
+        <w:rPr>
+          <w:rFonts w:hint="eastAsia"/>
+        </w:rPr>
+        <w:t xml:space="preserve">CISC-power。本文另提出無標籤變體，自一致性偽標籤估計帶符號可靠度，並證明衰減恆等式：只要多數決錯誤率低於二分之一，符號估計必為一致；此變體亦配備保守的去衰減程序與識別性邊界上的回音警報。在配對軌跡池的合成</w:t>
       </w:r>
       <w:r>
         <w:t xml:space="preserve"> oracle </w:t>
@@ -246,7 +160,7 @@
         <w:rPr>
           <w:rFonts w:hint="eastAsia"/>
         </w:rPr>
-        <w:t xml:space="preserve">實驗中，無標籤變體恢復了將所有已發表協定釘死在多數決地板上的反相關通道（</w:t>
+        <w:t xml:space="preserve">實驗中，無標籤變體成功恢復使所有既有方法停留在多數決基準線的負相關通道（</w:t>
       </w:r>
       <m:oMath>
         <m:r>
@@ -300,16 +214,7 @@
         <w:rPr>
           <w:rFonts w:hint="eastAsia"/>
         </w:rPr>
-        <w:t xml:space="preserve">）；排名不變性在單調信心壓縮下勝過整個原始值權重家族的</w:t>
-      </w:r>
-      <w:r>
-        <w:t xml:space="preserve"> </w:t>
-      </w:r>
-      <w:r>
-        <w:rPr>
-          <w:rFonts w:hint="eastAsia"/>
-        </w:rPr>
-        <w:t xml:space="preserve">oracle（</w:t>
+        <w:t xml:space="preserve">）；排名不變性使方法在單調信心壓縮下超越整個原始值權重家族的最佳結果（</w:t>
       </w:r>
       <m:oMath>
         <m:r>
@@ -337,7 +242,7 @@
         <w:rPr>
           <w:rFonts w:hint="eastAsia"/>
         </w:rPr>
-        <w:t xml:space="preserve">）；逐群組擴展突破了異質性地板且對自我一致性零配對損失（</w:t>
+        <w:t xml:space="preserve">）；逐群組擴展則突破了異質性下的全域方法基準，且相對自我一致性無任何配對損失（</w:t>
       </w:r>
       <m:oMath>
         <m:r>
@@ -441,7 +346,7 @@
         <w:rPr>
           <w:rFonts w:hint="eastAsia"/>
         </w:rPr>
-        <w:t xml:space="preserve">）。本文進一步證明在</w:t>
+        <w:t xml:space="preserve">）。本文並證明在逐題耦合為</w:t>
       </w:r>
       <w:r>
         <w:t xml:space="preserve"> i.i.d. </w:t>
@@ -450,7 +355,7 @@
         <w:rPr>
           <w:rFonts w:hint="eastAsia"/>
         </w:rPr>
-        <w:t xml:space="preserve">潛在耦合下逐題無標籤自適應是不可能的，並預先登記了四項證偽準則——包括以已發表的</w:t>
+        <w:t xml:space="preserve">的情形下，逐題無標籤自適應在資訊論上不可行；四項於實作前登記的證偽準則（含以已發表的</w:t>
       </w:r>
       <w:r>
         <w:t xml:space="preserve"> dev </w:t>
@@ -468,7 +373,7 @@
         <w:rPr>
           <w:rFonts w:hint="eastAsia"/>
         </w:rPr>
-        <w:t xml:space="preserve">協定作為指定殺手基線——方法全數存活。</w:t>
+        <w:t xml:space="preserve">協定作為對照）全數通過檢驗。</w:t>
       </w:r>
     </w:p>
     <w:p>
@@ -481,7 +386,7 @@
           <w:b/>
           <w:bCs/>
         </w:rPr>
-        <w:t xml:space="preserve">關鍵詞——</w:t>
+        <w:t xml:space="preserve">關鍵詞：</w:t>
       </w:r>
       <w:r>
         <w:t xml:space="preserve"> </w:t>
@@ -532,24 +437,7 @@
         <w:rPr>
           <w:rFonts w:hint="eastAsia"/>
         </w:rPr>
-        <w:t xml:space="preserve">透過取樣</w:t>
-      </w:r>
-      <w:r>
-        <w:t xml:space="preserve"> </w:t>
-      </w:r>
-      <m:oMath>
-        <m:r>
-          <m:t>K</m:t>
-        </m:r>
-      </m:oMath>
-      <w:r>
-        <w:t xml:space="preserve"> </w:t>
-      </w:r>
-      <w:r>
-        <w:rPr>
-          <w:rFonts w:hint="eastAsia"/>
-        </w:rPr>
-        <w:t xml:space="preserve">條思維鏈軌跡並回傳多數答案，提升凍結大型語言模型（LLM）的推理準確率。由於每條軌跡還可以回報一個信心分數——口頭表述的</w:t>
+        <w:t xml:space="preserve">透過取樣多條思維鏈並回傳多數答案，提升凍結大型語言模型的推理準確率。由於每條推理軌跡亦可附帶信心分數（口頭表述</w:t>
       </w:r>
       <w:r>
         <w:t xml:space="preserve"> </w:t>
@@ -567,7 +455,7 @@
         <w:rPr>
           <w:rFonts w:hint="eastAsia"/>
         </w:rPr>
-        <w:t xml:space="preserve">對數機率導出的、或以</w:t>
+        <w:t xml:space="preserve">對數機率導出、或以</w:t>
       </w:r>
       <w:r>
         <w:t xml:space="preserve"> </w:t>
@@ -603,25 +491,25 @@
         <w:rPr>
           <w:rFonts w:hint="eastAsia"/>
         </w:rPr>
-        <w:t xml:space="preserve">形式引出的</w:t>
-      </w:r>
-      <w:r>
-        <w:t xml:space="preserve"> </w:t>
-      </w:r>
-      <w:r>
-        <w:rPr>
-          <w:rFonts w:hint="eastAsia"/>
-        </w:rPr>
-        <w:t xml:space="preserve">[5]——一個自然的改良是以信心加權投票。信心引導自我一致性（CISC）[2]</w:t>
-      </w:r>
-      <w:r>
-        <w:t xml:space="preserve"> </w:t>
-      </w:r>
-      <w:r>
-        <w:rPr>
-          <w:rFonts w:hint="eastAsia"/>
-        </w:rPr>
-        <w:t xml:space="preserve">證明了這種做法能以一小部分取樣預算恢復純</w:t>
+        <w:t xml:space="preserve">形式引出</w:t>
+      </w:r>
+      <w:r>
+        <w:t xml:space="preserve"> </w:t>
+      </w:r>
+      <w:r>
+        <w:rPr>
+          <w:rFonts w:hint="eastAsia"/>
+        </w:rPr>
+        <w:t xml:space="preserve">[5]），以信心加權投票是自然的改良方向。CISC</w:t>
+      </w:r>
+      <w:r>
+        <w:t xml:space="preserve"> [2] </w:t>
+      </w:r>
+      <w:r>
+        <w:rPr>
+          <w:rFonts w:hint="eastAsia"/>
+        </w:rPr>
+        <w:t xml:space="preserve">證明此作法能以較低的取樣預算達到純</w:t>
       </w:r>
       <w:r>
         <w:t xml:space="preserve"> SC </w:t>
@@ -639,21 +527,7 @@
         <w:rPr>
           <w:rFonts w:hint="eastAsia"/>
         </w:rPr>
-        <w:t xml:space="preserve">WQD）指標，主張讓信心訊號對投票有用的性質是</w:t>
-      </w:r>
-      <w:r>
-        <w:rPr>
-          <w:rFonts w:hint="eastAsia"/>
-          <w:b/>
-          <w:bCs/>
-        </w:rPr>
-        <w:t xml:space="preserve">辨別力</w:t>
-      </w:r>
-      <w:r>
-        <w:rPr>
-          <w:rFonts w:hint="eastAsia"/>
-        </w:rPr>
-        <w:t xml:space="preserve">而非校準度。</w:t>
+        <w:t xml:space="preserve">WQD）指標，指出對投票真正有用的性質是辨別力，而非校準度。</w:t>
       </w:r>
     </w:p>
     <w:p>
@@ -664,10 +538,10 @@
         <w:rPr>
           <w:rFonts w:hint="eastAsia"/>
         </w:rPr>
-        <w:t xml:space="preserve">這項改良帶有一個就作者所知尚無已發表方法處理的結構性脆弱點。所有現存的加權方案——CISC</w:t>
-      </w:r>
-      <w:r>
-        <w:t xml:space="preserve"> </w:t>
+        <w:t xml:space="preserve">然而這類改良存在一項結構性弱點，就筆者所知尚無已發表方法處理。現有加權方案，包括</w:t>
+      </w:r>
+      <w:r>
+        <w:t xml:space="preserve"> CISC </w:t>
       </w:r>
       <w:r>
         <w:rPr>
@@ -685,50 +559,22 @@
         <w:t xml:space="preserve">權重、可靠度感知偽計數</w:t>
       </w:r>
       <w:r>
-        <w:t xml:space="preserve"> </w:t>
-      </w:r>
-      <w:r>
-        <w:rPr>
-          <w:rFonts w:hint="eastAsia"/>
-        </w:rPr>
-        <w:t xml:space="preserve">[11]、暖啟動門檻過濾</w:t>
-      </w:r>
-      <w:r>
-        <w:t xml:space="preserve"> </w:t>
-      </w:r>
-      <w:r>
-        <w:rPr>
-          <w:rFonts w:hint="eastAsia"/>
-        </w:rPr>
-        <w:t xml:space="preserve">[12]——都是信心的單調</w:t>
-      </w:r>
-      <w:r>
-        <w:rPr>
-          <w:rFonts w:hint="eastAsia"/>
-          <w:b/>
-          <w:bCs/>
-        </w:rPr>
-        <w:t xml:space="preserve">遞增</w:t>
-      </w:r>
-      <w:r>
-        <w:rPr>
-          <w:rFonts w:hint="eastAsia"/>
-        </w:rPr>
-        <w:t xml:space="preserve">函數。信任決策只剩「上調權重的幅度多大」；通道可能與正確性</w:t>
-      </w:r>
-      <w:r>
-        <w:rPr>
-          <w:rFonts w:hint="eastAsia"/>
-          <w:b/>
-          <w:bCs/>
-        </w:rPr>
-        <w:t xml:space="preserve">反相關</w:t>
-      </w:r>
-      <w:r>
-        <w:rPr>
-          <w:rFonts w:hint="eastAsia"/>
-        </w:rPr>
-        <w:t xml:space="preserve">這件事根本無法表示。然而方向性失準並不罕見：強化微調已知會扭曲口頭信心，分布位移可以反轉一個在域內原本有效的訊號；在本文的實驗裡，一條簡單的反相關通道（</w:t>
+        <w:t xml:space="preserve"> [11] </w:t>
+      </w:r>
+      <w:r>
+        <w:rPr>
+          <w:rFonts w:hint="eastAsia"/>
+        </w:rPr>
+        <w:t xml:space="preserve">與暖啟動門檻過濾</w:t>
+      </w:r>
+      <w:r>
+        <w:t xml:space="preserve"> </w:t>
+      </w:r>
+      <w:r>
+        <w:rPr>
+          <w:rFonts w:hint="eastAsia"/>
+        </w:rPr>
+        <w:t xml:space="preserve">[12]，皆為信心的單調遞增函數；換言之，方法只能決定「上調權重的幅度」，卻無法表達「信心可能與正確性反相關」。方向性失準並非罕見情形：強化微調已知會扭曲口頭信心，分布位移也可能使原本有效的訊號反轉。本文實驗顯示，一條簡單的負相關通道（</w:t>
       </w:r>
       <m:oMath>
         <m:r>
@@ -754,16 +600,7 @@
         <w:rPr>
           <w:rFonts w:hint="eastAsia"/>
         </w:rPr>
-        <w:t xml:space="preserve">；第三節）把信心加權基線從近乎完美打到遠低於多數決地板——而同一份證據，只要讀對符號，就是一個完美的訊號。防禦性的替代方案——校準誤差過高時關閉通道的二元</w:t>
-      </w:r>
-      <w:r>
-        <w:t xml:space="preserve"> dev-set </w:t>
-      </w:r>
-      <w:r>
-        <w:rPr>
-          <w:rFonts w:hint="eastAsia"/>
-        </w:rPr>
-        <w:t xml:space="preserve">閘門——雖能在反轉下倖存，卻整批丟棄辨別性訊號：一條系統性低估自信但排名完美的通道，會因為與投票效用無關的理由而未通過</w:t>
+        <w:t xml:space="preserve">，見第三節）足以將信心加權基線從近乎完美壓到遠低於多數決基準線；但同一份證據若以正確的符號解讀，其實是近乎完美的訊號。另一種防禦性作法是在校準誤差過高時以二元閘門關閉信心通道，此法雖可在符號反轉下存活，卻會把仍具辨別力的訊號一併丟棄：一條系統性偏低但排序完全正確的信心通道，會因與投票效用無關的理由而未能通過</w:t>
       </w:r>
       <w:r>
         <w:t xml:space="preserve"> ECE </w:t>
@@ -786,21 +623,7 @@
         <w:rPr>
           <w:rFonts w:hint="eastAsia"/>
         </w:rPr>
-        <w:t xml:space="preserve">本文把問題歸結為估計一個純量：信心通道的</w:t>
-      </w:r>
-      <w:r>
-        <w:rPr>
-          <w:rFonts w:hint="eastAsia"/>
-          <w:b/>
-          <w:bCs/>
-        </w:rPr>
-        <w:t xml:space="preserve">帶符號</w:t>
-      </w:r>
-      <w:r>
-        <w:rPr>
-          <w:rFonts w:hint="eastAsia"/>
-        </w:rPr>
-        <w:t xml:space="preserve">題內辨別度，並將它——連同不確定性——映射為投票指數。本文貢獻如下：</w:t>
+        <w:t xml:space="preserve">本文將問題歸結為估計單一純量，即信心通道的帶符號題內辨別度，再連同其不確定性映射為投票指數。主要貢獻如下。</w:t>
       </w:r>
     </w:p>
     <w:p>
@@ -813,7 +636,7 @@
           <w:b/>
           <w:bCs/>
         </w:rPr>
-        <w:t xml:space="preserve">C1：帶符號、解析調節的信心加權。</w:t>
+        <w:t xml:space="preserve">C1：帶符號且解析推導的信心加權。</w:t>
       </w:r>
       <w:r>
         <w:t xml:space="preserve"> </w:t>
@@ -919,7 +742,7 @@
         <w:rPr>
           <w:rFonts w:hint="eastAsia"/>
         </w:rPr>
-        <w:t xml:space="preserve">是軌跡</w:t>
+        <w:t xml:space="preserve">為軌跡</w:t>
       </w:r>
       <w:r>
         <w:t xml:space="preserve"> </w:t>
@@ -945,7 +768,7 @@
         <w:rPr>
           <w:rFonts w:hint="eastAsia"/>
         </w:rPr>
-        <w:t xml:space="preserve">分數，而</w:t>
+        <w:t xml:space="preserve">分數；指數</w:t>
       </w:r>
       <w:r>
         <w:t xml:space="preserve"> </w:t>
@@ -962,21 +785,7 @@
         <w:rPr>
           <w:rFonts w:hint="eastAsia"/>
         </w:rPr>
-        <w:t xml:space="preserve">是</w:t>
-      </w:r>
-      <w:r>
-        <w:rPr>
-          <w:rFonts w:hint="eastAsia"/>
-          <w:b/>
-          <w:bCs/>
-        </w:rPr>
-        <w:t xml:space="preserve">推導</w:t>
-      </w:r>
-      <w:r>
-        <w:rPr>
-          <w:rFonts w:hint="eastAsia"/>
-        </w:rPr>
-        <w:t xml:space="preserve">而非網格搜尋所得：混合</w:t>
+        <w:t xml:space="preserve">並非網格搜尋所得，而是由統計量推導：先計算混合</w:t>
       </w:r>
       <w:r>
         <w:t xml:space="preserve"> van Elteren Somers’</w:t>
@@ -990,13 +799,10 @@
         </m:r>
       </m:oMath>
       <w:r>
-        <w:t xml:space="preserve"> </w:t>
-      </w:r>
-      <w:r>
-        <w:rPr>
-          <w:rFonts w:hint="eastAsia"/>
-        </w:rPr>
-        <w:t xml:space="preserve">統計量（等於</w:t>
+        <w:rPr>
+          <w:rFonts w:hint="eastAsia"/>
+        </w:rPr>
+        <w:t xml:space="preserve">（等於</w:t>
       </w:r>
       <w:r>
         <w:t xml:space="preserve"> </w:t>
@@ -1043,7 +849,7 @@
         <w:rPr>
           <w:rFonts w:hint="eastAsia"/>
         </w:rPr>
-        <w:t xml:space="preserve">）配精確</w:t>
+        <w:t xml:space="preserve">），配上精確的</w:t>
       </w:r>
       <w:r>
         <w:t xml:space="preserve"> tie </w:t>
@@ -1070,7 +876,7 @@
         <w:rPr>
           <w:rFonts w:hint="eastAsia"/>
         </w:rPr>
-        <w:t xml:space="preserve">收縮，再通過帶混合變異數校正的</w:t>
+        <w:t xml:space="preserve">收縮，最後通過含混合變異數校正的</w:t>
       </w:r>
       <w:r>
         <w:t xml:space="preserve"> Bayes </w:t>
@@ -1079,27 +885,16 @@
         <w:rPr>
           <w:rFonts w:hint="eastAsia"/>
         </w:rPr>
-        <w:t xml:space="preserve">判別連結。此構造帶有精確錨點：收縮死區內的投票與純</w:t>
-      </w:r>
-      <w:r>
-        <w:t xml:space="preserve"> SC</w:t>
-      </w:r>
-      <w:r>
-        <w:t xml:space="preserve"> </w:t>
-      </w:r>
-      <w:r>
-        <w:rPr>
-          <w:rFonts w:hint="eastAsia"/>
-          <w:b/>
-          <w:bCs/>
-        </w:rPr>
-        <w:t xml:space="preserve">位元級相同</w:t>
-      </w:r>
-      <w:r>
-        <w:rPr>
-          <w:rFonts w:hint="eastAsia"/>
-        </w:rPr>
-        <w:t xml:space="preserve">（共用程式碼路徑），而對數值特徵映射精確重現</w:t>
+        <w:t xml:space="preserve">判別連結。整個構造具有精確端點：收縮死區內的投票與純</w:t>
+      </w:r>
+      <w:r>
+        <w:t xml:space="preserve"> SC </w:t>
+      </w:r>
+      <w:r>
+        <w:rPr>
+          <w:rFonts w:hint="eastAsia"/>
+        </w:rPr>
+        <w:t xml:space="preserve">位元層級相同（兩者共用同一段程式碼），採用對數值特徵映射時則精確重現</w:t>
       </w:r>
       <w:r>
         <w:t xml:space="preserve"> </w:t>
@@ -1125,16 +920,7 @@
         <w:rPr>
           <w:rFonts w:hint="eastAsia"/>
         </w:rPr>
-        <w:t xml:space="preserve">只透過題內排名依賴信心，整個方法對信心尺度的一切嚴格單調失真不變；在單調壓縮下它勝過整個原始值權重家族的</w:t>
-      </w:r>
-      <w:r>
-        <w:t xml:space="preserve"> </w:t>
-      </w:r>
-      <w:r>
-        <w:rPr>
-          <w:rFonts w:hint="eastAsia"/>
-        </w:rPr>
-        <w:t xml:space="preserve">oracle（</w:t>
+        <w:t xml:space="preserve">僅透過題內排名依賴信心，任何嚴格單調的信心尺度失真都不影響投票；在單調壓縮情形下，本方法超越了整個原始值權重家族所能達到的最佳結果（</w:t>
       </w:r>
       <m:oMath>
         <m:r>
@@ -1184,30 +970,16 @@
         <w:rPr>
           <w:rFonts w:hint="eastAsia"/>
         </w:rPr>
-        <w:t xml:space="preserve">群眾外包一脈從跨標註者共變異估計可靠度</w:t>
-      </w:r>
-      <w:r>
-        <w:t xml:space="preserve"> </w:t>
-      </w:r>
-      <w:r>
-        <w:rPr>
-          <w:rFonts w:hint="eastAsia"/>
-        </w:rPr>
-        <w:t xml:space="preserve">[13][16]；來自單一模型的單一可交換信心通道並無此結構。本文從</w:t>
-      </w:r>
-      <w:r>
-        <w:rPr>
-          <w:rFonts w:hint="eastAsia"/>
-          <w:b/>
-          <w:bCs/>
-        </w:rPr>
-        <w:t xml:space="preserve">一致性偽標籤</w:t>
-      </w:r>
-      <w:r>
-        <w:rPr>
-          <w:rFonts w:hint="eastAsia"/>
-        </w:rPr>
-        <w:t xml:space="preserve">（每題去重加權多數決）估計帶符號辨別度，並證明類別條件雜訊衰減恆等式</w:t>
+        <w:t xml:space="preserve">群眾外包文獻由多位標註者之間的共變異估計可靠度</w:t>
+      </w:r>
+      <w:r>
+        <w:t xml:space="preserve"> </w:t>
+      </w:r>
+      <w:r>
+        <w:rPr>
+          <w:rFonts w:hint="eastAsia"/>
+        </w:rPr>
+        <w:t xml:space="preserve">[13][16]；單一模型的單一信心通道並無此結構可用。本文改從一致性偽標籤（每題的去重加權多數決）估計帶符號辨別度，並證明類別條件雜訊下的衰減恆等式</w:t>
       </w:r>
       <w:r>
         <w:t xml:space="preserve"> </w:t>
@@ -1302,7 +1074,7 @@
         <w:rPr>
           <w:rFonts w:hint="eastAsia"/>
         </w:rPr>
-        <w:t xml:space="preserve">：只要成對加權多數決錯誤率</w:t>
+        <w:t xml:space="preserve">：只要成對加權的多數決錯誤率</w:t>
       </w:r>
       <w:r>
         <w:t xml:space="preserve"> </w:t>
@@ -1349,39 +1121,25 @@
         <w:rPr>
           <w:rFonts w:hint="eastAsia"/>
         </w:rPr>
-        <w:t xml:space="preserve">，無標籤估計只會</w:t>
-      </w:r>
-      <w:r>
-        <w:rPr>
-          <w:rFonts w:hint="eastAsia"/>
-          <w:b/>
-          <w:bCs/>
-        </w:rPr>
-        <w:t xml:space="preserve">低估</w:t>
-      </w:r>
-      <w:r>
-        <w:rPr>
-          <w:rFonts w:hint="eastAsia"/>
-        </w:rPr>
-        <w:t xml:space="preserve">信任、絕不會弄錯符號。split-half</w:t>
-      </w:r>
-      <w:r>
-        <w:t xml:space="preserve"> </w:t>
-      </w:r>
-      <w:r>
-        <w:rPr>
-          <w:rFonts w:hint="eastAsia"/>
-        </w:rPr>
-        <w:t xml:space="preserve">一致性反演做保守的去衰減，符號感知警報在識別性受威脅時讓方法退回純</w:t>
-      </w:r>
-      <w:r>
-        <w:t xml:space="preserve"> </w:t>
-      </w:r>
-      <w:r>
-        <w:rPr>
-          <w:rFonts w:hint="eastAsia"/>
-        </w:rPr>
-        <w:t xml:space="preserve">SC。在耦合掃描上，無標籤變體與</w:t>
+        <w:t xml:space="preserve">，無標籤估計至多低估信任強度，不會判錯符號。方法另以</w:t>
+      </w:r>
+      <w:r>
+        <w:t xml:space="preserve"> split-half </w:t>
+      </w:r>
+      <w:r>
+        <w:rPr>
+          <w:rFonts w:hint="eastAsia"/>
+        </w:rPr>
+        <w:t xml:space="preserve">一致性反演進行保守的去衰減，並在識別性受威脅時由符號感知警報退回純</w:t>
+      </w:r>
+      <w:r>
+        <w:t xml:space="preserve"> </w:t>
+      </w:r>
+      <w:r>
+        <w:rPr>
+          <w:rFonts w:hint="eastAsia"/>
+        </w:rPr>
+        <w:t xml:space="preserve">SC。實驗中，無標籤變體與使用</w:t>
       </w:r>
       <w:r>
         <w:t xml:space="preserve"> 200 </w:t>
@@ -1390,7 +1148,7 @@
         <w:rPr>
           <w:rFonts w:hint="eastAsia"/>
         </w:rPr>
-        <w:t xml:space="preserve">標籤變體幾乎逐點吻合，包括負通道的完整恢復（第八節）。</w:t>
+        <w:t xml:space="preserve">筆標籤的變體在整條耦合掃描上幾乎逐點相同，包括負通道的完整恢復（第八節）。</w:t>
       </w:r>
     </w:p>
     <w:p>
@@ -1403,16 +1161,16 @@
           <w:b/>
           <w:bCs/>
         </w:rPr>
-        <w:t xml:space="preserve">C3：一個不可能性結果及其結構化出路。</w:t>
-      </w:r>
-      <w:r>
-        <w:t xml:space="preserve"> </w:t>
-      </w:r>
-      <w:r>
-        <w:rPr>
-          <w:rFonts w:hint="eastAsia"/>
-        </w:rPr>
-        <w:t xml:space="preserve">當逐題耦合</w:t>
+        <w:t xml:space="preserve">C3：不可能性結果與其結構化出路。</w:t>
+      </w:r>
+      <w:r>
+        <w:t xml:space="preserve"> </w:t>
+      </w:r>
+      <w:r>
+        <w:rPr>
+          <w:rFonts w:hint="eastAsia"/>
+        </w:rPr>
+        <w:t xml:space="preserve">當逐題耦合為</w:t>
       </w:r>
       <w:r>
         <w:t xml:space="preserve"> i.i.d. </w:t>
@@ -1421,7 +1179,7 @@
         <w:rPr>
           <w:rFonts w:hint="eastAsia"/>
         </w:rPr>
-        <w:t xml:space="preserve">且無可觀測協變量時，本文證明逐題無標籤自適應是封閉的：任何對題目自身一致性統計量的單調使用都塌縮為多數決增強；在恰好可以靠翻轉獲勝的多數決錯誤題目上，可觀測符號</w:t>
+        <w:t xml:space="preserve">且無可觀測協變量時，本文證明逐題無標籤自適應不可行：對題目自身一致性統計量的任何單調使用，都會塌縮為對多數決的增強；在多數決錯誤（亦即翻轉才可能獲勝）的題目上，可觀測符號有</w:t>
       </w:r>
       <w:r>
         <w:t xml:space="preserve"> </w:t>
@@ -1444,7 +1202,7 @@
         <w:rPr>
           <w:rFonts w:hint="eastAsia"/>
         </w:rPr>
-        <w:t xml:space="preserve">的時間與真值相反；且</w:t>
+        <w:t xml:space="preserve">的比例與真實符號相反；且</w:t>
       </w:r>
       <w:r>
         <w:t xml:space="preserve"> </w:t>
@@ -1546,7 +1304,7 @@
         <w:rPr>
           <w:rFonts w:hint="eastAsia"/>
         </w:rPr>
-        <w:t xml:space="preserve">兩個假設誘導出完全相同的可觀測分布。當異質性改由可觀測協變量索引（域相關校準）時，同一估計器按群組執行即可恢復各群組的帶符號耦合，以對</w:t>
+        <w:t xml:space="preserve">兩種情形產生完全相同的可觀測分布。反之，若異質性由可觀測協變量索引（例如不同領域各有其校準特性），同一估計器按群組執行即可恢復各群組的帶符號耦合，並在對</w:t>
       </w:r>
       <w:r>
         <w:t xml:space="preserve"> SC </w:t>
@@ -1555,16 +1313,7 @@
         <w:rPr>
           <w:rFonts w:hint="eastAsia"/>
         </w:rPr>
-        <w:t xml:space="preserve">零配對損失逼近逐題</w:t>
-      </w:r>
-      <w:r>
-        <w:t xml:space="preserve"> </w:t>
-      </w:r>
-      <w:r>
-        <w:rPr>
-          <w:rFonts w:hint="eastAsia"/>
-        </w:rPr>
-        <w:t xml:space="preserve">oracle（第六節）。</w:t>
+        <w:t xml:space="preserve">零配對損失的前提下逼近逐題最佳結果（第六節）。</w:t>
       </w:r>
     </w:p>
     <w:p>
@@ -1586,21 +1335,10 @@
         <w:rPr>
           <w:rFonts w:hint="eastAsia"/>
         </w:rPr>
-        <w:t xml:space="preserve">四項證偽準則在實作前即已固定，包括兩個以殺死本方法為目的而設計的基線：</w:t>
-      </w:r>
-      <w:r>
-        <w:rPr>
-          <w:rFonts w:hint="eastAsia"/>
-          <w:b/>
-          <w:bCs/>
-        </w:rPr>
-        <w:t xml:space="preserve">已發表的</w:t>
-      </w:r>
-      <w:r>
-        <w:t xml:space="preserve"> </w:t>
-      </w:r>
-      <w:r>
-        <w:t xml:space="preserve">dev </w:t>
+        <w:t xml:space="preserve">四項證偽準則於實作前即已固定，其中兩項的設計目的就是推翻本方法：已發表的</w:t>
+      </w:r>
+      <w:r>
+        <w:t xml:space="preserve"> dev </w:t>
       </w:r>
       <w:r>
         <w:rPr>
@@ -1615,27 +1353,25 @@
         <w:rPr>
           <w:rFonts w:hint="eastAsia"/>
         </w:rPr>
-        <w:t xml:space="preserve">協定（其調參溫度本身就是</w:t>
-      </w:r>
-      <w:r>
-        <w:t xml:space="preserve"> SC</w:t>
-      </w:r>
-      <m:oMath>
-        <m:r>
-          <m:rPr>
-            <m:sty m:val="p"/>
-          </m:rPr>
-          <m:t>↔</m:t>
-        </m:r>
-      </m:oMath>
-      <w:r>
-        <w:t xml:space="preserve">CISC </w:t>
-      </w:r>
-      <w:r>
-        <w:rPr>
-          <w:rFonts w:hint="eastAsia"/>
-        </w:rPr>
-        <w:t xml:space="preserve">的內插）與平凡的</w:t>
+        <w:t xml:space="preserve">協定（其調參溫度本身即為</w:t>
+      </w:r>
+      <w:r>
+        <w:t xml:space="preserve"> SC </w:t>
+      </w:r>
+      <w:r>
+        <w:rPr>
+          <w:rFonts w:hint="eastAsia"/>
+        </w:rPr>
+        <w:t xml:space="preserve">與</w:t>
+      </w:r>
+      <w:r>
+        <w:t xml:space="preserve"> CISC </w:t>
+      </w:r>
+      <w:r>
+        <w:rPr>
+          <w:rFonts w:hint="eastAsia"/>
+        </w:rPr>
+        <w:t xml:space="preserve">之間的內插），以及在</w:t>
       </w:r>
       <w:r>
         <w:t xml:space="preserve"> dev </w:t>
@@ -1644,7 +1380,7 @@
         <w:rPr>
           <w:rFonts w:hint="eastAsia"/>
         </w:rPr>
-        <w:t xml:space="preserve">選取帶符號指數網格。四項全數存活，且誠實邊際如實報告：對帶符號網格的淨優勢恰好集中在三格——單調失真、自信回音、以及網格根本無法執行的無標籤運作。</w:t>
+        <w:t xml:space="preserve">上選取帶符號指數的網格基線。四項準則全數通過，且各項邊際如實報告：相對帶符號網格的淨優勢僅集中於三種情形，即單調失真、自信回音，以及網格基線無法執行的無標籤運作。</w:t>
       </w:r>
     </w:p>
     <w:bookmarkEnd w:id="10"/>
@@ -1682,16 +1418,7 @@
         <w:rPr>
           <w:rFonts w:hint="eastAsia"/>
         </w:rPr>
-        <w:t xml:space="preserve">把取樣軌跡當作</w:t>
-      </w:r>
-      <w:r>
-        <w:t xml:space="preserve"> i.i.d. </w:t>
-      </w:r>
-      <w:r>
-        <w:rPr>
-          <w:rFonts w:hint="eastAsia"/>
-        </w:rPr>
-        <w:t xml:space="preserve">票。CISC</w:t>
+        <w:t xml:space="preserve">將取樣軌跡視為獨立同分布的票。CISC</w:t>
       </w:r>
       <w:r>
         <w:t xml:space="preserve"> [2] </w:t>
@@ -1700,7 +1427,7 @@
         <w:rPr>
           <w:rFonts w:hint="eastAsia"/>
         </w:rPr>
-        <w:t xml:space="preserve">以在標籤分割上調參的溫度做</w:t>
+        <w:t xml:space="preserve">以在標籤分割上調參的溫度執行</w:t>
       </w:r>
       <w:r>
         <w:t xml:space="preserve"> softmax </w:t>
@@ -1718,7 +1445,7 @@
         <w:rPr>
           <w:rFonts w:hint="eastAsia"/>
         </w:rPr>
-        <w:t xml:space="preserve">指標提出了同樣驅動本文的「辨別力對校準度」論點；排名校準一脈</w:t>
+        <w:t xml:space="preserve">指標提出的「辨別力重於校準度」論點與本文動機相同；排名校準文獻</w:t>
       </w:r>
       <w:r>
         <w:t xml:space="preserve"> [8] </w:t>
@@ -1727,7 +1454,7 @@
         <w:rPr>
           <w:rFonts w:hint="eastAsia"/>
         </w:rPr>
-        <w:t xml:space="preserve">獨立得到相同結論。加權變體</w:t>
+        <w:t xml:space="preserve">亦獨立得到相同結論。加權變體</w:t>
       </w:r>
       <w:r>
         <w:t xml:space="preserve"> [9][10] </w:t>
@@ -1736,7 +1463,7 @@
         <w:rPr>
           <w:rFonts w:hint="eastAsia"/>
         </w:rPr>
-        <w:t xml:space="preserve">與提早停止家族</w:t>
+        <w:t xml:space="preserve">與提早停止方法</w:t>
       </w:r>
       <w:r>
         <w:t xml:space="preserve"> [3][4] </w:t>
@@ -1745,7 +1472,7 @@
         <w:rPr>
           <w:rFonts w:hint="eastAsia"/>
         </w:rPr>
-        <w:t xml:space="preserve">改良預算；可靠度感知偽計數</w:t>
+        <w:t xml:space="preserve">著眼於預算效率；可靠度感知偽計數</w:t>
       </w:r>
       <w:r>
         <w:t xml:space="preserve"> [11] </w:t>
@@ -1763,7 +1490,7 @@
         <w:rPr>
           <w:rFonts w:hint="eastAsia"/>
         </w:rPr>
-        <w:t xml:space="preserve">做線上調整，但都只重新縮放正向信任。這些方法沒有一個能表示、更遑論估計負的信心—正確性關聯。因此本文的</w:t>
+        <w:t xml:space="preserve">可線上調整，但僅能縮放正向信任。上述方法皆無法表達（更遑論估計）負的信心與正確性關聯。基於此，本文的</w:t>
       </w:r>
       <w:r>
         <w:t xml:space="preserve"> dev </w:t>
@@ -1772,16 +1499,16 @@
         <w:rPr>
           <w:rFonts w:hint="eastAsia"/>
         </w:rPr>
-        <w:t xml:space="preserve">校準變體必須誠實定位：CISC</w:t>
-      </w:r>
-      <w:r>
-        <w:t xml:space="preserve"> </w:t>
-      </w:r>
-      <w:r>
-        <w:rPr>
-          <w:rFonts w:hint="eastAsia"/>
-        </w:rPr>
-        <w:t xml:space="preserve">的調參溫度已經是</w:t>
+        <w:t xml:space="preserve">校準變體須誠實定位：CISC</w:t>
+      </w:r>
+      <w:r>
+        <w:t xml:space="preserve"> </w:t>
+      </w:r>
+      <w:r>
+        <w:rPr>
+          <w:rFonts w:hint="eastAsia"/>
+        </w:rPr>
+        <w:t xml:space="preserve">的調參溫度已構成</w:t>
       </w:r>
       <w:r>
         <w:t xml:space="preserve"> dev </w:t>
@@ -1793,33 +1520,31 @@
         <w:t xml:space="preserve">校準的</w:t>
       </w:r>
       <w:r>
-        <w:t xml:space="preserve"> SC</w:t>
-      </w:r>
-      <m:oMath>
-        <m:r>
-          <m:rPr>
-            <m:sty m:val="p"/>
-          </m:rPr>
-          <m:t>↔</m:t>
-        </m:r>
-      </m:oMath>
-      <w:r>
-        <w:t xml:space="preserve">CISC </w:t>
-      </w:r>
-      <w:r>
-        <w:rPr>
-          <w:rFonts w:hint="eastAsia"/>
-        </w:rPr>
-        <w:t xml:space="preserve">內插，TACT-dev</w:t>
-      </w:r>
-      <w:r>
-        <w:t xml:space="preserve"> </w:t>
-      </w:r>
-      <w:r>
-        <w:rPr>
-          <w:rFonts w:hint="eastAsia"/>
-        </w:rPr>
-        <w:t xml:space="preserve">的新穎性在於符號、排名不變性與解析（免網格）映射，而非</w:t>
+        <w:t xml:space="preserve"> SC </w:t>
+      </w:r>
+      <w:r>
+        <w:rPr>
+          <w:rFonts w:hint="eastAsia"/>
+        </w:rPr>
+        <w:t xml:space="preserve">與</w:t>
+      </w:r>
+      <w:r>
+        <w:t xml:space="preserve"> CISC </w:t>
+      </w:r>
+      <w:r>
+        <w:rPr>
+          <w:rFonts w:hint="eastAsia"/>
+        </w:rPr>
+        <w:t xml:space="preserve">內插，故</w:t>
+      </w:r>
+      <w:r>
+        <w:t xml:space="preserve"> TACT-dev </w:t>
+      </w:r>
+      <w:r>
+        <w:rPr>
+          <w:rFonts w:hint="eastAsia"/>
+        </w:rPr>
+        <w:t xml:space="preserve">的新意在於符號處理、排名不變性與免網格的解析映射，而非</w:t>
       </w:r>
       <w:r>
         <w:t xml:space="preserve"> dev </w:t>
@@ -1850,16 +1575,16 @@
         <w:rPr>
           <w:rFonts w:hint="eastAsia"/>
         </w:rPr>
-        <w:t xml:space="preserve">從一致性估計工作者可靠度是經典問題</w:t>
-      </w:r>
-      <w:r>
-        <w:t xml:space="preserve"> </w:t>
-      </w:r>
-      <w:r>
-        <w:rPr>
-          <w:rFonts w:hint="eastAsia"/>
-        </w:rPr>
-        <w:t xml:space="preserve">[13][14][15]；頻譜元學習器</w:t>
+        <w:t xml:space="preserve">由一致性推估工作者可靠度是統計學的經典問題</w:t>
+      </w:r>
+      <w:r>
+        <w:t xml:space="preserve"> </w:t>
+      </w:r>
+      <w:r>
+        <w:rPr>
+          <w:rFonts w:hint="eastAsia"/>
+        </w:rPr>
+        <w:t xml:space="preserve">[13][14][15]；頻譜元學習</w:t>
       </w:r>
       <w:r>
         <w:t xml:space="preserve"> [16] </w:t>
@@ -1868,7 +1593,7 @@
         <w:rPr>
           <w:rFonts w:hint="eastAsia"/>
         </w:rPr>
-        <w:t xml:space="preserve">與近期</w:t>
+        <w:t xml:space="preserve">與近期的</w:t>
       </w:r>
       <w:r>
         <w:t xml:space="preserve"> LLM </w:t>
@@ -1877,7 +1602,7 @@
         <w:rPr>
           <w:rFonts w:hint="eastAsia"/>
         </w:rPr>
-        <w:t xml:space="preserve">集成工作</w:t>
+        <w:t xml:space="preserve">集成研究</w:t>
       </w:r>
       <w:r>
         <w:t xml:space="preserve"> [17][18] </w:t>
@@ -1886,21 +1611,7 @@
         <w:rPr>
           <w:rFonts w:hint="eastAsia"/>
         </w:rPr>
-        <w:t xml:space="preserve">利用</w:t>
-      </w:r>
-      <w:r>
-        <w:rPr>
-          <w:rFonts w:hint="eastAsia"/>
-          <w:b/>
-          <w:bCs/>
-        </w:rPr>
-        <w:t xml:space="preserve">多個</w:t>
-      </w:r>
-      <w:r>
-        <w:rPr>
-          <w:rFonts w:hint="eastAsia"/>
-        </w:rPr>
-        <w:t xml:space="preserve">預測器之間的共變異。本文的設定不同：單一模型的單一可交換通道、逐題投票結構、以及一致性代理在相關錯誤下的已知失效——本文以量化的衰減恆等式、保守去衰減與警報應對，而非提出無條件的主張。</w:t>
+        <w:t xml:space="preserve">均仰賴多個預測器之間的共變異。本文的設定不同：僅有單一模型的單一通道、逐題投票結構，且一致性代理在相關錯誤下的失效是已知現象。本文的因應方式是給出量化的衰減恆等式、保守的去衰減與警報機制，而非宣稱無條件保證。</w:t>
       </w:r>
     </w:p>
     <w:p>
@@ -1922,7 +1633,7 @@
         <w:rPr>
           <w:rFonts w:hint="eastAsia"/>
         </w:rPr>
-        <w:t xml:space="preserve">估計器組裝了經典零件：分層排名統計量</w:t>
+        <w:t xml:space="preserve">估計器由經典工具組成：分層排名統計量</w:t>
       </w:r>
       <w:r>
         <w:t xml:space="preserve"> [19]、James–Stein </w:t>
@@ -1943,13 +1654,22 @@
         <w:t xml:space="preserve">[20]、有效樣本數修正</w:t>
       </w:r>
       <w:r>
-        <w:t xml:space="preserve"> [21][22]、normal-scores </w:t>
-      </w:r>
-      <w:r>
-        <w:rPr>
-          <w:rFonts w:hint="eastAsia"/>
-        </w:rPr>
-        <w:t xml:space="preserve">判別分析。本文主張的是組裝方式及其錨點，而非零件本身。</w:t>
+        <w:t xml:space="preserve"> </w:t>
+      </w:r>
+      <w:r>
+        <w:rPr>
+          <w:rFonts w:hint="eastAsia"/>
+        </w:rPr>
+        <w:t xml:space="preserve">[21][22]，以及</w:t>
+      </w:r>
+      <w:r>
+        <w:t xml:space="preserve"> normal-scores </w:t>
+      </w:r>
+      <w:r>
+        <w:rPr>
+          <w:rFonts w:hint="eastAsia"/>
+        </w:rPr>
+        <w:t xml:space="preserve">判別分析。本文的貢獻在於組裝方式與其端點性質，而非個別工具。</w:t>
       </w:r>
     </w:p>
     <w:p>
@@ -1962,30 +1682,25 @@
           <w:b/>
           <w:bCs/>
         </w:rPr>
-        <w:t xml:space="preserve">誠實的姊妹結果。</w:t>
-      </w:r>
-      <w:r>
-        <w:t xml:space="preserve"> </w:t>
-      </w:r>
-      <w:r>
-        <w:rPr>
-          <w:rFonts w:hint="eastAsia"/>
-        </w:rPr>
-        <w:t xml:space="preserve">作者本人的前一個系統（RLEV-VoI，冗餘折扣投票配資訊價值停止）在相同的證偽紀律下評估並</w:t>
-      </w:r>
-      <w:r>
-        <w:rPr>
-          <w:rFonts w:hint="eastAsia"/>
-          <w:b/>
-          <w:bCs/>
-        </w:rPr>
-        <w:t xml:space="preserve">未能存活</w:t>
-      </w:r>
-      <w:r>
-        <w:rPr>
-          <w:rFonts w:hint="eastAsia"/>
-        </w:rPr>
-        <w:t xml:space="preserve">——一個簡單的去重基線全面支配了它——已作為負面結果報告。其屍檢分離出了本文研究的信心兩難。</w:t>
+        <w:t xml:space="preserve">先前的負面結果。</w:t>
+      </w:r>
+      <w:r>
+        <w:t xml:space="preserve"> </w:t>
+      </w:r>
+      <w:r>
+        <w:rPr>
+          <w:rFonts w:hint="eastAsia"/>
+        </w:rPr>
+        <w:t xml:space="preserve">筆者先前提出的系統</w:t>
+      </w:r>
+      <w:r>
+        <w:t xml:space="preserve"> </w:t>
+      </w:r>
+      <w:r>
+        <w:rPr>
+          <w:rFonts w:hint="eastAsia"/>
+        </w:rPr>
+        <w:t xml:space="preserve">RLEV-VoI（冗餘折扣投票搭配資訊價值停止準則）曾以相同的證偽紀律評估，結果未能通過：一個簡單的去重基線在所有情境全面勝出，因此筆者將該系統以負面結果發表。正是在分析那次失敗的過程中，筆者注意到了本文所研究的信心兩難。</w:t>
       </w:r>
     </w:p>
     <w:bookmarkEnd w:id="11"/>
@@ -2024,7 +1739,7 @@
         <w:rPr>
           <w:rFonts w:hint="eastAsia"/>
         </w:rPr>
-        <w:t xml:space="preserve">題目</w:t>
+        <w:t xml:space="preserve">設題目</w:t>
       </w:r>
       <w:r>
         <w:t xml:space="preserve"> </w:t>
@@ -2068,7 +1783,7 @@
         <w:rPr>
           <w:rFonts w:hint="eastAsia"/>
         </w:rPr>
-        <w:t xml:space="preserve">；題</w:t>
+        <w:t xml:space="preserve">，題</w:t>
       </w:r>
       <w:r>
         <w:t xml:space="preserve"> </w:t>
@@ -2352,7 +2067,7 @@
         <w:rPr>
           <w:rFonts w:hint="eastAsia"/>
         </w:rPr>
-        <w:t xml:space="preserve">在測試時不可觀測。純</w:t>
+        <w:t xml:space="preserve">於測試時不可觀測。純</w:t>
       </w:r>
       <w:r>
         <w:t xml:space="preserve"> SC </w:t>
@@ -2461,7 +2176,7 @@
         <w:rPr>
           <w:rFonts w:hint="eastAsia"/>
         </w:rPr>
-        <w:t xml:space="preserve">是答案</w:t>
+        <w:t xml:space="preserve">為答案</w:t>
       </w:r>
       <w:r>
         <w:t xml:space="preserve"> </w:t>
@@ -2478,7 +2193,7 @@
         <w:rPr>
           <w:rFonts w:hint="eastAsia"/>
         </w:rPr>
-        <w:t xml:space="preserve">的票數。CISC-power</w:t>
+        <w:t xml:space="preserve">的得票數。CISC-power</w:t>
       </w:r>
       <w:r>
         <w:t xml:space="preserve"> </w:t>
@@ -2513,7 +2228,7 @@
         <w:rPr>
           <w:rFonts w:hint="eastAsia"/>
         </w:rPr>
-        <w:t xml:space="preserve">用</w:t>
+        <w:t xml:space="preserve">依</w:t>
       </w:r>
       <w:r>
         <w:t xml:space="preserve"> </w:t>
@@ -2583,7 +2298,7 @@
         <w:rPr>
           <w:rFonts w:hint="eastAsia"/>
         </w:rPr>
-        <w:t xml:space="preserve">本文的合成</w:t>
+        <w:t xml:space="preserve">實驗採用的合成</w:t>
       </w:r>
       <w:r>
         <w:t xml:space="preserve"> oracle </w:t>
@@ -2592,7 +2307,7 @@
         <w:rPr>
           <w:rFonts w:hint="eastAsia"/>
         </w:rPr>
-        <w:t xml:space="preserve">逐題從帶潛在正確答案的叢集混合分布取樣軌跡，並按下式生成信心：</w:t>
+        <w:t xml:space="preserve">逐題自含潛在正確答案的叢集混合分布取樣軌跡，信心依下式生成：</w:t>
       </w:r>
     </w:p>
     <w:p>
@@ -2793,7 +2508,7 @@
         <w:rPr>
           <w:rFonts w:hint="eastAsia"/>
         </w:rPr>
-        <w:t xml:space="preserve">其中雜訊</w:t>
+        <w:t xml:space="preserve">其中</w:t>
       </w:r>
       <w:r>
         <w:t xml:space="preserve"> </w:t>
@@ -2850,13 +2565,13 @@
         </m:r>
       </m:oMath>
       <w:r>
-        <w:rPr>
-          <w:rFonts w:hint="eastAsia"/>
-        </w:rPr>
-        <w:t xml:space="preserve">、耦合</w:t>
-      </w:r>
-      <w:r>
-        <w:t xml:space="preserve"> </w:t>
+        <w:t xml:space="preserve"> </w:t>
+      </w:r>
+      <w:r>
+        <w:rPr>
+          <w:rFonts w:hint="eastAsia"/>
+        </w:rPr>
+        <w:t xml:space="preserve">為雜訊，</w:t>
       </w:r>
       <m:oMath>
         <m:r>
@@ -2900,10 +2615,13 @@
         </m:r>
       </m:oMath>
       <w:r>
-        <w:rPr>
-          <w:rFonts w:hint="eastAsia"/>
-        </w:rPr>
-        <w:t xml:space="preserve">。圖</w:t>
+        <w:t xml:space="preserve"> </w:t>
+      </w:r>
+      <w:r>
+        <w:rPr>
+          <w:rFonts w:hint="eastAsia"/>
+        </w:rPr>
+        <w:t xml:space="preserve">為耦合強度。圖</w:t>
       </w:r>
       <w:r>
         <w:t xml:space="preserve"> 1 </w:t>
@@ -2912,21 +2630,7 @@
         <w:rPr>
           <w:rFonts w:hint="eastAsia"/>
         </w:rPr>
-        <w:t xml:space="preserve">描繪了在本方法存在</w:t>
-      </w:r>
-      <w:r>
-        <w:rPr>
-          <w:rFonts w:hint="eastAsia"/>
-          <w:b/>
-          <w:bCs/>
-        </w:rPr>
-        <w:t xml:space="preserve">之前</w:t>
-      </w:r>
-      <w:r>
-        <w:rPr>
-          <w:rFonts w:hint="eastAsia"/>
-        </w:rPr>
-        <w:t xml:space="preserve">量測的基線版圖：無條件加權（CISC，</w:t>
+        <w:t xml:space="preserve">為本方法設計之前先行量測的基線結果：無條件加權（CISC，</w:t>
       </w:r>
       <m:oMath>
         <m:r>
@@ -2972,25 +2676,25 @@
         <w:rPr>
           <w:rFonts w:hint="eastAsia"/>
         </w:rPr>
-        <w:t xml:space="preserve">崩潰；ECE</w:t>
-      </w:r>
-      <w:r>
-        <w:t xml:space="preserve"> </w:t>
-      </w:r>
-      <w:r>
-        <w:rPr>
-          <w:rFonts w:hint="eastAsia"/>
-        </w:rPr>
-        <w:t xml:space="preserve">閘門在校準良好的對角線之外從不開啟；dev</w:t>
-      </w:r>
-      <w:r>
-        <w:t xml:space="preserve"> </w:t>
-      </w:r>
-      <w:r>
-        <w:rPr>
-          <w:rFonts w:hint="eastAsia"/>
-        </w:rPr>
-        <w:t xml:space="preserve">標籤上的符號校正</w:t>
+        <w:t xml:space="preserve">時崩潰；ECE</w:t>
+      </w:r>
+      <w:r>
+        <w:t xml:space="preserve"> </w:t>
+      </w:r>
+      <w:r>
+        <w:rPr>
+          <w:rFonts w:hint="eastAsia"/>
+        </w:rPr>
+        <w:t xml:space="preserve">閘門僅在校準良好時開啟；以</w:t>
+      </w:r>
+      <w:r>
+        <w:t xml:space="preserve"> dev </w:t>
+      </w:r>
+      <w:r>
+        <w:rPr>
+          <w:rFonts w:hint="eastAsia"/>
+        </w:rPr>
+        <w:t xml:space="preserve">標籤執行符號校正的</w:t>
       </w:r>
       <w:r>
         <w:t xml:space="preserve"> AUC </w:t>
@@ -2999,7 +2703,7 @@
         <w:rPr>
           <w:rFonts w:hint="eastAsia"/>
         </w:rPr>
-        <w:t xml:space="preserve">閘門幾乎吃滿同質掃描。這次預先量測固定了新方法可以正當主張獲勝的格子——信心尺度的單調失真、協變量異質性、小</w:t>
+        <w:t xml:space="preserve">閘門則幾乎吃滿整條同質掃描。這項預先量測界定了新方法能夠正當宣稱優勢的範圍，即信心尺度的單調失真、協變量異質性、小型</w:t>
       </w:r>
       <w:r>
         <w:t xml:space="preserve"> dev </w:t>
@@ -3008,7 +2712,7 @@
         <w:rPr>
           <w:rFonts w:hint="eastAsia"/>
         </w:rPr>
-        <w:t xml:space="preserve">set、無標籤運作——而評測恰好只對這些格子負責。</w:t>
+        <w:t xml:space="preserve">集與無標籤運作四種情形；後續評測亦以此為準。</w:t>
       </w:r>
     </w:p>
     <w:p>
@@ -3020,7 +2724,7 @@
           <wp:inline>
             <wp:extent cx="5334000" cy="3302000"/>
             <wp:effectExtent b="0" l="0" r="0" t="0"/>
-            <wp:docPr descr="圖 1——預先量測的問題陳述：固定 K=15 下各基線信心策略的準確率隨真實耦合 \kappa 的變化。平凡的符號校正 AUC 閘門（綠）幾乎吃滿同質掃描；任何新方法的空間（陰影）集中在中段，以及圖外的失真、異質性與無標籤格。" title="" id="14" name="Picture"/>
+            <wp:docPr descr="圖 1：預先量測的問題陳述。固定 K=15 下，各基線信心策略的準確率隨真實耦合 \kappa 的變化。符號校正 AUC 閘門（綠線）幾乎吃滿同質掃描；新方法的剩餘空間（陰影）集中於中段，以及本圖之外的失真、異質性與無標籤情形。" title="" id="14" name="Picture"/>
             <a:graphic>
               <a:graphicData uri="http://schemas.openxmlformats.org/drawingml/2006/picture">
                 <pic:pic>
@@ -3075,7 +2779,7 @@
         <w:rPr>
           <w:rFonts w:hint="eastAsia"/>
         </w:rPr>
-        <w:t xml:space="preserve">1——預先量測的問題陳述：固定</w:t>
+        <w:t xml:space="preserve">1：預先量測的問題陳述。固定</w:t>
       </w:r>
       <w:r>
         <w:t xml:space="preserve"> </w:t>
@@ -3101,7 +2805,7 @@
         <w:rPr>
           <w:rFonts w:hint="eastAsia"/>
         </w:rPr>
-        <w:t xml:space="preserve">下各基線信心策略的準確率隨真實耦合</w:t>
+        <w:t xml:space="preserve">下，各基線信心策略的準確率隨真實耦合</w:t>
       </w:r>
       <w:r>
         <w:t xml:space="preserve"> </w:t>
@@ -3118,7 +2822,7 @@
         <w:rPr>
           <w:rFonts w:hint="eastAsia"/>
         </w:rPr>
-        <w:t xml:space="preserve">的變化。平凡的符號校正</w:t>
+        <w:t xml:space="preserve">的變化。符號校正</w:t>
       </w:r>
       <w:r>
         <w:t xml:space="preserve"> AUC </w:t>
@@ -3127,7 +2831,7 @@
         <w:rPr>
           <w:rFonts w:hint="eastAsia"/>
         </w:rPr>
-        <w:t xml:space="preserve">閘門（綠）幾乎吃滿同質掃描；任何新方法的空間（陰影）集中在中段，以及圖外的失真、異質性與無標籤格。</w:t>
+        <w:t xml:space="preserve">閘門（綠線）幾乎吃滿同質掃描；新方法的剩餘空間（陰影）集中於中段，以及本圖之外的失真、異質性與無標籤情形。</w:t>
       </w:r>
     </w:p>
     <w:bookmarkEnd w:id="16"/>
@@ -3254,7 +2958,7 @@
         <w:rPr>
           <w:rFonts w:hint="eastAsia"/>
         </w:rPr>
-        <w:t xml:space="preserve">的中位秩（並列取平均），且</w:t>
+        <w:t xml:space="preserve">的中位秩（同分取平均），並定義</w:t>
       </w:r>
     </w:p>
     <w:p>
@@ -3518,7 +3222,7 @@
         <w:rPr>
           <w:rFonts w:hint="eastAsia"/>
         </w:rPr>
-        <w:t xml:space="preserve">是</w:t>
+        <w:t xml:space="preserve">為</w:t>
       </w:r>
       <w:r>
         <w:t xml:space="preserve"> </w:t>
@@ -3535,21 +3239,7 @@
         <w:rPr>
           <w:rFonts w:hint="eastAsia"/>
         </w:rPr>
-        <w:t xml:space="preserve">在題內的</w:t>
-      </w:r>
-      <w:r>
-        <w:rPr>
-          <w:rFonts w:hint="eastAsia"/>
-          <w:b/>
-          <w:bCs/>
-        </w:rPr>
-        <w:t xml:space="preserve">實現</w:t>
-      </w:r>
-      <w:r>
-        <w:rPr>
-          <w:rFonts w:hint="eastAsia"/>
-        </w:rPr>
-        <w:t xml:space="preserve">標準差（無並列時</w:t>
+        <w:t xml:space="preserve">在題內的實現標準差。此處不可改用閉式常數：無同分時</w:t>
       </w:r>
       <w:r>
         <w:t xml:space="preserve"> </w:t>
@@ -3575,7 +3265,7 @@
         <w:rPr>
           <w:rFonts w:hint="eastAsia"/>
         </w:rPr>
-        <w:t xml:space="preserve">的值是</w:t>
+        <w:t xml:space="preserve">的值約</w:t>
       </w:r>
       <w:r>
         <w:t xml:space="preserve"> </w:t>
@@ -3586,7 +3276,10 @@
         </m:r>
       </m:oMath>
       <w:r>
-        <w:t xml:space="preserve">、</w:t>
+        <w:rPr>
+          <w:rFonts w:hint="eastAsia"/>
+        </w:rPr>
+        <w:t xml:space="preserve">，</w:t>
       </w:r>
       <m:oMath>
         <m:r>
@@ -3609,7 +3302,7 @@
         <w:rPr>
           <w:rFonts w:hint="eastAsia"/>
         </w:rPr>
-        <w:t xml:space="preserve">是</w:t>
+        <w:t xml:space="preserve">時約</w:t>
       </w:r>
       <w:r>
         <w:t xml:space="preserve"> </w:t>
@@ -3623,7 +3316,7 @@
         <w:rPr>
           <w:rFonts w:hint="eastAsia"/>
         </w:rPr>
-        <w:t xml:space="preserve">；使用閉式解會在不同預算下悄悄重新縮放</w:t>
+        <w:t xml:space="preserve">，閉式常數會使</w:t>
       </w:r>
       <w:r>
         <w:t xml:space="preserve"> </w:t>
@@ -3634,10 +3327,13 @@
         </m:r>
       </m:oMath>
       <w:r>
-        <w:rPr>
-          <w:rFonts w:hint="eastAsia"/>
-        </w:rPr>
-        <w:t xml:space="preserve">），且若</w:t>
+        <w:t xml:space="preserve"> </w:t>
+      </w:r>
+      <w:r>
+        <w:rPr>
+          <w:rFonts w:hint="eastAsia"/>
+        </w:rPr>
+        <w:t xml:space="preserve">在不同預算下被悄悄重新縮放。若</w:t>
       </w:r>
       <w:r>
         <w:t xml:space="preserve"> </w:t>
@@ -3681,13 +3377,10 @@
         </m:sSup>
       </m:oMath>
       <w:r>
-        <w:t xml:space="preserve"> </w:t>
-      </w:r>
-      <w:r>
-        <w:rPr>
-          <w:rFonts w:hint="eastAsia"/>
-        </w:rPr>
-        <w:t xml:space="preserve">則</w:t>
+        <w:rPr>
+          <w:rFonts w:hint="eastAsia"/>
+        </w:rPr>
+        <w:t xml:space="preserve">（信心全數同分），則令</w:t>
       </w:r>
       <w:r>
         <w:t xml:space="preserve"> </w:t>
@@ -3710,7 +3403,7 @@
         <w:rPr>
           <w:rFonts w:hint="eastAsia"/>
         </w:rPr>
-        <w:t xml:space="preserve">（全並列的信心以純</w:t>
+        <w:t xml:space="preserve">，該題退回純</w:t>
       </w:r>
       <w:r>
         <w:t xml:space="preserve"> SC </w:t>
@@ -3719,7 +3412,7 @@
         <w:rPr>
           <w:rFonts w:hint="eastAsia"/>
         </w:rPr>
-        <w:t xml:space="preserve">投票）。投票為</w:t>
+        <w:t xml:space="preserve">投票。投票規則為</w:t>
       </w:r>
     </w:p>
     <w:p>
@@ -3916,36 +3609,16 @@
         <w:rPr>
           <w:rFonts w:hint="eastAsia"/>
         </w:rPr>
-        <w:t xml:space="preserve">時，實作</w:t>
-      </w:r>
-      <w:r>
-        <w:rPr>
-          <w:rFonts w:hint="eastAsia"/>
-          <w:b/>
-          <w:bCs/>
-        </w:rPr>
-        <w:t xml:space="preserve">直接呼叫</w:t>
-      </w:r>
-      <w:r>
-        <w:rPr>
-          <w:b/>
-          <w:bCs/>
-        </w:rPr>
+        <w:t xml:space="preserve">時，實作直接呼叫</w:t>
+      </w:r>
+      <w:r>
         <w:t xml:space="preserve"> SC </w:t>
       </w:r>
       <w:r>
         <w:rPr>
           <w:rFonts w:hint="eastAsia"/>
-          <w:b/>
-          <w:bCs/>
-        </w:rPr>
-        <w:t xml:space="preserve">常式本身</w:t>
-      </w:r>
-      <w:r>
-        <w:rPr>
-          <w:rFonts w:hint="eastAsia"/>
-        </w:rPr>
-        <w:t xml:space="preserve">，使零信任錨點是位元級精確而非僅分布相等。由於</w:t>
+        </w:rPr>
+        <w:t xml:space="preserve">常式本身，因此零信任端點為位元層級精確，而非僅在分布意義上相等。又因</w:t>
       </w:r>
       <w:r>
         <w:t xml:space="preserve"> </w:t>
@@ -3962,7 +3635,7 @@
         <w:rPr>
           <w:rFonts w:hint="eastAsia"/>
         </w:rPr>
-        <w:t xml:space="preserve">只透過題內排名依賴</w:t>
+        <w:t xml:space="preserve">僅透過題內排名依賴</w:t>
       </w:r>
       <w:r>
         <w:t xml:space="preserve"> </w:t>
@@ -3976,7 +3649,7 @@
         <w:rPr>
           <w:rFonts w:hint="eastAsia"/>
         </w:rPr>
-        <w:t xml:space="preserve">，信心尺度的一切嚴格單調失真都不改變投票結果。</w:t>
+        <w:t xml:space="preserve">，信心尺度的任何嚴格單調失真皆不改變投票結果。</w:t>
       </w:r>
     </w:p>
     <w:bookmarkEnd w:id="18"/>
@@ -4003,7 +3676,7 @@
         <w:rPr>
           <w:rFonts w:hint="eastAsia"/>
         </w:rPr>
-        <w:t xml:space="preserve">對具</w:t>
+        <w:t xml:space="preserve">對正標籤數</w:t>
       </w:r>
       <w:r>
         <w:t xml:space="preserve"> </w:t>
@@ -4028,13 +3701,10 @@
         </m:sSubSup>
       </m:oMath>
       <w:r>
-        <w:t xml:space="preserve"> </w:t>
-      </w:r>
-      <w:r>
-        <w:rPr>
-          <w:rFonts w:hint="eastAsia"/>
-        </w:rPr>
-        <w:t xml:space="preserve">個正標籤與</w:t>
+        <w:rPr>
+          <w:rFonts w:hint="eastAsia"/>
+        </w:rPr>
+        <w:t xml:space="preserve">、負標籤數</w:t>
       </w:r>
       <w:r>
         <w:t xml:space="preserve"> </w:t>
@@ -4065,7 +3735,7 @@
         <w:rPr>
           <w:rFonts w:hint="eastAsia"/>
         </w:rPr>
-        <w:t xml:space="preserve">個負標籤的題</w:t>
+        <w:t xml:space="preserve">的題</w:t>
       </w:r>
       <w:r>
         <w:t xml:space="preserve"> </w:t>
@@ -4088,7 +3758,7 @@
         <w:rPr>
           <w:rFonts w:hint="eastAsia"/>
         </w:rPr>
-        <w:t xml:space="preserve">用</w:t>
+        <w:t xml:space="preserve">情形以</w:t>
       </w:r>
       <w:r>
         <w:t xml:space="preserve"> </w:t>
@@ -4099,10 +3769,13 @@
         </m:r>
       </m:oMath>
       <w:r>
-        <w:rPr>
-          <w:rFonts w:hint="eastAsia"/>
-        </w:rPr>
-        <w:t xml:space="preserve">；無標籤用第五節的偽標籤），中位秩上的</w:t>
+        <w:t xml:space="preserve"> </w:t>
+      </w:r>
+      <w:r>
+        <w:rPr>
+          <w:rFonts w:hint="eastAsia"/>
+        </w:rPr>
+        <w:t xml:space="preserve">為標籤，無標籤情形以第五節的偽標籤代替），由中位秩上的</w:t>
       </w:r>
       <w:r>
         <w:t xml:space="preserve"> Mann–Whitney </w:t>
@@ -4111,7 +3784,7 @@
         <w:rPr>
           <w:rFonts w:hint="eastAsia"/>
         </w:rPr>
-        <w:t xml:space="preserve">統計量給出</w:t>
+        <w:t xml:space="preserve">統計量可得</w:t>
       </w:r>
     </w:p>
     <w:p>
@@ -4291,7 +3964,7 @@
         <w:rPr>
           <w:rFonts w:hint="eastAsia"/>
         </w:rPr>
-        <w:t xml:space="preserve">即</w:t>
+        <w:t xml:space="preserve">此即</w:t>
       </w:r>
       <w:r>
         <w:t xml:space="preserve"> CISC </w:t>
@@ -4356,7 +4029,7 @@
         <w:rPr>
           <w:rFonts w:hint="eastAsia"/>
         </w:rPr>
-        <w:t xml:space="preserve">。以</w:t>
+        <w:t xml:space="preserve">。跨題混合採</w:t>
       </w:r>
       <w:r>
         <w:t xml:space="preserve"> van Elteren </w:t>
@@ -4424,15 +4097,6 @@
           </m:sup>
         </m:sSubSup>
       </m:oMath>
-      <w:r>
-        <w:t xml:space="preserve"> </w:t>
-      </w:r>
-      <w:r>
-        <w:rPr>
-          <w:rFonts w:hint="eastAsia"/>
-        </w:rPr>
-        <w:t xml:space="preserve">混合</w:t>
-      </w:r>
       <w:r>
         <w:t xml:space="preserve"> </w:t>
       </w:r>
@@ -4564,7 +4228,7 @@
         <w:rPr>
           <w:rFonts w:hint="eastAsia"/>
         </w:rPr>
-        <w:t xml:space="preserve">在題內可交換性零假設下，</w:t>
+        <w:t xml:space="preserve">在題內可交換性的零假設下，</w:t>
       </w:r>
       <m:oMath>
         <m:sSub>
@@ -4587,7 +4251,7 @@
         <w:rPr>
           <w:rFonts w:hint="eastAsia"/>
         </w:rPr>
-        <w:t xml:space="preserve">有精確</w:t>
+        <w:t xml:space="preserve">的精確</w:t>
       </w:r>
       <w:r>
         <w:t xml:space="preserve"> tie </w:t>
@@ -4596,7 +4260,7 @@
         <w:rPr>
           <w:rFonts w:hint="eastAsia"/>
         </w:rPr>
-        <w:t xml:space="preserve">校正變異數</w:t>
+        <w:t xml:space="preserve">校正變異數為</w:t>
       </w:r>
       <w:r>
         <w:t xml:space="preserve"> </w:t>
@@ -4816,7 +4480,7 @@
         <w:rPr>
           <w:rFonts w:hint="eastAsia"/>
         </w:rPr>
-        <w:t xml:space="preserve">，得零假設標準誤</w:t>
+        <w:t xml:space="preserve">，由此得零假設標準誤</w:t>
       </w:r>
       <w:r>
         <w:t xml:space="preserve"> </w:t>
@@ -4848,10 +4512,16 @@
         <w:rPr>
           <w:rFonts w:hint="eastAsia"/>
         </w:rPr>
-        <w:t xml:space="preserve">；題間異質性由閉式的刪一題</w:t>
-      </w:r>
-      <w:r>
-        <w:t xml:space="preserve"> jackknife</w:t>
+        <w:t xml:space="preserve">；題間異質性另以閉式的刪一題</w:t>
+      </w:r>
+      <w:r>
+        <w:t xml:space="preserve"> jackknife </w:t>
+      </w:r>
+      <w:r>
+        <w:rPr>
+          <w:rFonts w:hint="eastAsia"/>
+        </w:rPr>
+        <w:t xml:space="preserve">標準誤</w:t>
       </w:r>
       <w:r>
         <w:t xml:space="preserve"> </w:t>
@@ -4886,7 +4556,7 @@
         <w:rPr>
           <w:rFonts w:hint="eastAsia"/>
         </w:rPr>
-        <w:t xml:space="preserve">捕捉。取保守的</w:t>
+        <w:t xml:space="preserve">捕捉。實際使用的標準誤取保守值：</w:t>
       </w:r>
     </w:p>
     <w:p>
@@ -5092,7 +4762,7 @@
         <w:rPr>
           <w:rFonts w:hint="eastAsia"/>
         </w:rPr>
-        <w:t xml:space="preserve">是成對泛函，</w:t>
+        <w:t xml:space="preserve">為成對泛函，</w:t>
       </w:r>
       <m:oMath>
         <m:r>
@@ -5132,7 +4802,7 @@
         <w:rPr>
           <w:rFonts w:hint="eastAsia"/>
         </w:rPr>
-        <w:t xml:space="preserve">不依賴</w:t>
+        <w:t xml:space="preserve">與</w:t>
       </w:r>
       <w:r>
         <w:t xml:space="preserve"> </w:t>
@@ -5152,10 +4822,13 @@
         </m:sSub>
       </m:oMath>
       <w:r>
-        <w:rPr>
-          <w:rFonts w:hint="eastAsia"/>
-        </w:rPr>
-        <w:t xml:space="preserve">：在</w:t>
+        <w:t xml:space="preserve"> </w:t>
+      </w:r>
+      <w:r>
+        <w:rPr>
+          <w:rFonts w:hint="eastAsia"/>
+        </w:rPr>
+        <w:t xml:space="preserve">無關；在</w:t>
       </w:r>
       <w:r>
         <w:t xml:space="preserve"> </w:t>
@@ -5181,7 +4854,7 @@
         <w:rPr>
           <w:rFonts w:hint="eastAsia"/>
         </w:rPr>
-        <w:t xml:space="preserve">估計的指數可直接遷移到</w:t>
+        <w:t xml:space="preserve">下估得的指數可直接用於</w:t>
       </w:r>
       <w:r>
         <w:t xml:space="preserve"> </w:t>
@@ -5207,7 +4880,7 @@
         <w:rPr>
           <w:rFonts w:hint="eastAsia"/>
         </w:rPr>
-        <w:t xml:space="preserve">的部署。</w:t>
+        <w:t xml:space="preserve">的部署情境。</w:t>
       </w:r>
     </w:p>
     <w:bookmarkEnd w:id="19"/>
@@ -5245,7 +4918,7 @@
         <w:rPr>
           <w:rFonts w:hint="eastAsia"/>
         </w:rPr>
-        <w:t xml:space="preserve">帶顯著性下限</w:t>
+        <w:t xml:space="preserve">採帶顯著性下限</w:t>
       </w:r>
       <w:r>
         <w:t xml:space="preserve"> </w:t>
@@ -5508,7 +5181,10 @@
         <w:rPr>
           <w:rFonts w:hint="eastAsia"/>
         </w:rPr>
-        <w:t xml:space="preserve">；</w:t>
+        <w:t xml:space="preserve">，取</w:t>
+      </w:r>
+      <w:r>
+        <w:t xml:space="preserve"> </w:t>
       </w:r>
       <m:oMath>
         <m:sSub>
@@ -5587,7 +5263,7 @@
         <w:rPr>
           <w:rFonts w:hint="eastAsia"/>
         </w:rPr>
-        <w:t xml:space="preserve">。取</w:t>
+        <w:t xml:space="preserve">。當</w:t>
       </w:r>
       <w:r>
         <w:t xml:space="preserve"> </w:t>
@@ -5613,7 +5289,7 @@
         <w:rPr>
           <w:rFonts w:hint="eastAsia"/>
         </w:rPr>
-        <w:t xml:space="preserve">時，上式恰是</w:t>
+        <w:t xml:space="preserve">時，上式恰為</w:t>
       </w:r>
       <w:r>
         <w:t xml:space="preserve"> </w:t>
@@ -5667,7 +5343,7 @@
         <w:rPr>
           <w:rFonts w:hint="eastAsia"/>
         </w:rPr>
-        <w:t xml:space="preserve">先驗配插入式</w:t>
+        <w:t xml:space="preserve">先驗搭配插入式估計</w:t>
       </w:r>
       <w:r>
         <w:t xml:space="preserve"> </w:t>
@@ -5779,7 +5455,7 @@
         <w:rPr>
           <w:rFonts w:hint="eastAsia"/>
         </w:rPr>
-        <w:t xml:space="preserve">的經驗</w:t>
+        <w:t xml:space="preserve">所得的經驗</w:t>
       </w:r>
       <w:r>
         <w:t xml:space="preserve"> Bayes </w:t>
@@ -5797,7 +5473,7 @@
         <w:rPr>
           <w:rFonts w:hint="eastAsia"/>
         </w:rPr>
-        <w:t xml:space="preserve">[20]。此映射是奇函數、連續、絕不超過</w:t>
+        <w:t xml:space="preserve">[20]。此映射為奇函數且連續，幅度不超過</w:t>
       </w:r>
       <w:r>
         <w:t xml:space="preserve"> </w:t>
@@ -5830,7 +5506,7 @@
         <w:rPr>
           <w:rFonts w:hint="eastAsia"/>
         </w:rPr>
-        <w:t xml:space="preserve">、對</w:t>
+        <w:t xml:space="preserve">，對</w:t>
       </w:r>
       <w:r>
         <w:t xml:space="preserve"> </w:t>
@@ -5983,27 +5659,10 @@
         </m:r>
       </m:oMath>
       <w:r>
-        <w:t xml:space="preserve"> </w:t>
-      </w:r>
-      <w:r>
-        <w:rPr>
-          <w:rFonts w:hint="eastAsia"/>
-        </w:rPr>
-        <w:t xml:space="preserve">且</w:t>
-      </w:r>
-      <w:r>
-        <w:rPr>
-          <w:rFonts w:hint="eastAsia"/>
-          <w:b/>
-          <w:bCs/>
-        </w:rPr>
-        <w:t xml:space="preserve">混合分布</w:t>
-      </w:r>
-      <w:r>
-        <w:rPr>
-          <w:rFonts w:hint="eastAsia"/>
-        </w:rPr>
-        <w:t xml:space="preserve">標準化為單位變異數——這正是</w:t>
+        <w:rPr>
+          <w:rFonts w:hint="eastAsia"/>
+        </w:rPr>
+        <w:t xml:space="preserve">，且混合分布已標準化為單位變異數（此即</w:t>
       </w:r>
       <w:r>
         <w:t xml:space="preserve"> 4.1 </w:t>
@@ -6012,7 +5671,7 @@
         <w:rPr>
           <w:rFonts w:hint="eastAsia"/>
         </w:rPr>
-        <w:t xml:space="preserve">節的標準化所強制——故</w:t>
+        <w:t xml:space="preserve">節標準化的效果），故</w:t>
       </w:r>
       <w:r>
         <w:t xml:space="preserve"> </w:t>
@@ -6244,10 +5903,10 @@
         <w:rPr>
           <w:rFonts w:hint="eastAsia"/>
         </w:rPr>
-        <w:t xml:space="preserve">為正確軌跡的基礎率。則</w:t>
-      </w:r>
-      <w:r>
-        <w:t xml:space="preserve"> Bayes </w:t>
+        <w:t xml:space="preserve">為正確軌跡的基礎率。在此模型下，Bayes</w:t>
+      </w:r>
+      <w:r>
+        <w:t xml:space="preserve"> </w:t>
       </w:r>
       <w:r>
         <w:rPr>
@@ -6394,7 +6053,7 @@
         <w:rPr>
           <w:rFonts w:hint="eastAsia"/>
         </w:rPr>
-        <w:t xml:space="preserve">上限</w:t>
+        <w:t xml:space="preserve">並以</w:t>
       </w:r>
       <w:r>
         <w:t xml:space="preserve"> </w:t>
@@ -6417,19 +6076,22 @@
         </m:sSub>
       </m:oMath>
       <w:r>
-        <w:rPr>
-          <w:rFonts w:hint="eastAsia"/>
-        </w:rPr>
-        <w:t xml:space="preserve">（dev</w:t>
-      </w:r>
-      <w:r>
-        <w:t xml:space="preserve"> </w:t>
-      </w:r>
-      <w:r>
-        <w:rPr>
-          <w:rFonts w:hint="eastAsia"/>
-        </w:rPr>
-        <w:t xml:space="preserve">為</w:t>
+        <w:t xml:space="preserve"> </w:t>
+      </w:r>
+      <w:r>
+        <w:rPr>
+          <w:rFonts w:hint="eastAsia"/>
+        </w:rPr>
+        <w:t xml:space="preserve">為上限（dev</w:t>
+      </w:r>
+      <w:r>
+        <w:t xml:space="preserve"> </w:t>
+      </w:r>
+      <w:r>
+        <w:rPr>
+          <w:rFonts w:hint="eastAsia"/>
+        </w:rPr>
+        <w:t xml:space="preserve">取</w:t>
       </w:r>
       <w:r>
         <w:t xml:space="preserve"> </w:t>
@@ -6443,7 +6105,7 @@
         <w:rPr>
           <w:rFonts w:hint="eastAsia"/>
         </w:rPr>
-        <w:t xml:space="preserve">、無標籤為</w:t>
+        <w:t xml:space="preserve">，無標籤取</w:t>
       </w:r>
       <w:r>
         <w:t xml:space="preserve"> </w:t>
@@ -6457,7 +6119,7 @@
         <w:rPr>
           <w:rFonts w:hint="eastAsia"/>
         </w:rPr>
-        <w:t xml:space="preserve">）。未校正的連結</w:t>
+        <w:t xml:space="preserve">）。若省略混合變異數校正而直接取</w:t>
       </w:r>
       <w:r>
         <w:t xml:space="preserve"> </w:t>
@@ -6477,13 +6139,10 @@
         </m:r>
       </m:oMath>
       <w:r>
-        <w:t xml:space="preserve"> </w:t>
-      </w:r>
-      <w:r>
-        <w:rPr>
-          <w:rFonts w:hint="eastAsia"/>
-        </w:rPr>
-        <w:t xml:space="preserve">在</w:t>
+        <w:rPr>
+          <w:rFonts w:hint="eastAsia"/>
+        </w:rPr>
+        <w:t xml:space="preserve">，在</w:t>
       </w:r>
       <w:r>
         <w:t xml:space="preserve"> </w:t>
@@ -6509,28 +6168,11 @@
         <w:rPr>
           <w:rFonts w:hint="eastAsia"/>
         </w:rPr>
-        <w:t xml:space="preserve">時對強通道低估權重達約</w:t>
-      </w:r>
-      <w:r>
-        <w:t xml:space="preserve"> </w:t>
-      </w:r>
-      <m:oMath>
-        <m:r>
-          <m:t>50</m:t>
-        </m:r>
-        <m:r>
-          <m:rPr>
-            <m:sty m:val="p"/>
-          </m:rPr>
-          <m:t>%</m:t>
-        </m:r>
-      </m:oMath>
-      <w:r>
-        <w:t xml:space="preserve">。</w:t>
+        <w:t xml:space="preserve">時會低估強通道的權重約五成。</w:t>
       </w:r>
     </w:p>
     <w:bookmarkEnd w:id="20"/>
-    <w:bookmarkStart w:id="21" w:name="錨點性質"/>
+    <w:bookmarkStart w:id="21" w:name="端點性質"/>
     <w:p>
       <w:pPr>
         <w:pStyle w:val="Heading3"/>
@@ -6542,7 +6184,7 @@
         <w:rPr>
           <w:rFonts w:hint="eastAsia"/>
         </w:rPr>
-        <w:t xml:space="preserve">錨點性質</w:t>
+        <w:t xml:space="preserve">端點性質</w:t>
       </w:r>
     </w:p>
     <w:p>
@@ -6570,14 +6212,14 @@
           <w:b/>
           <w:bCs/>
         </w:rPr>
-        <w:t xml:space="preserve">1（精確</w:t>
+        <w:t xml:space="preserve">1（SC</w:t>
       </w:r>
       <w:r>
         <w:rPr>
           <w:b/>
           <w:bCs/>
         </w:rPr>
-        <w:t xml:space="preserve"> SC </w:t>
+        <w:t xml:space="preserve"> </w:t>
       </w:r>
       <w:r>
         <w:rPr>
@@ -6585,7 +6227,7 @@
           <w:b/>
           <w:bCs/>
         </w:rPr>
-        <w:t xml:space="preserve">歸約）。</w:t>
+        <w:t xml:space="preserve">精確歸約）。</w:t>
       </w:r>
       <w:r>
         <w:t xml:space="preserve"> </w:t>
@@ -6611,16 +6253,16 @@
         <w:rPr>
           <w:rFonts w:hint="eastAsia"/>
         </w:rPr>
-        <w:t xml:space="preserve">時，投票在每個軌跡池上作為函數等於純</w:t>
-      </w:r>
-      <w:r>
-        <w:t xml:space="preserve"> </w:t>
-      </w:r>
-      <w:r>
-        <w:rPr>
-          <w:rFonts w:hint="eastAsia"/>
-        </w:rPr>
-        <w:t xml:space="preserve">SC，包括平手處理。在</w:t>
+        <w:t xml:space="preserve">時，投票在任何軌跡池上與純</w:t>
+      </w:r>
+      <w:r>
+        <w:t xml:space="preserve"> SC </w:t>
+      </w:r>
+      <w:r>
+        <w:rPr>
+          <w:rFonts w:hint="eastAsia"/>
+        </w:rPr>
+        <w:t xml:space="preserve">為同一函數，平手處理亦相同。在</w:t>
       </w:r>
       <w:r>
         <w:t xml:space="preserve"> </w:t>
@@ -6729,7 +6371,7 @@
         <w:rPr>
           <w:rFonts w:hint="eastAsia"/>
         </w:rPr>
-        <w:t xml:space="preserve">為</w:t>
+        <w:t xml:space="preserve">約</w:t>
       </w:r>
       <w:r>
         <w:t xml:space="preserve"> </w:t>
@@ -6749,7 +6391,7 @@
         <w:rPr>
           <w:rFonts w:hint="eastAsia"/>
         </w:rPr>
-        <w:t xml:space="preserve">、無標籤為</w:t>
+        <w:t xml:space="preserve">，無標籤約</w:t>
       </w:r>
       <w:r>
         <w:t xml:space="preserve"> </w:t>
@@ -6786,7 +6428,7 @@
         <w:rPr>
           <w:rFonts w:hint="eastAsia"/>
         </w:rPr>
-        <w:t xml:space="preserve">在死區邊界連續，因此偽陽性只施加一個無窮小的指數。</w:t>
+        <w:t xml:space="preserve">在死區邊界連續，因此偽陽性僅施加一個任意小的指數。</w:t>
       </w:r>
     </w:p>
     <w:p>
@@ -6814,14 +6456,14 @@
           <w:b/>
           <w:bCs/>
         </w:rPr>
-        <w:t xml:space="preserve">2（精確</w:t>
+        <w:t xml:space="preserve">2（CISC</w:t>
       </w:r>
       <w:r>
         <w:rPr>
           <w:b/>
           <w:bCs/>
         </w:rPr>
-        <w:t xml:space="preserve"> CISC </w:t>
+        <w:t xml:space="preserve"> </w:t>
       </w:r>
       <w:r>
         <w:rPr>
@@ -6829,7 +6471,7 @@
           <w:b/>
           <w:bCs/>
         </w:rPr>
-        <w:t xml:space="preserve">歸約）。</w:t>
+        <w:t xml:space="preserve">精確歸約）。</w:t>
       </w:r>
       <w:r>
         <w:t xml:space="preserve"> </w:t>
@@ -6939,10 +6581,13 @@
         </m:bar>
       </m:oMath>
       <w:r>
-        <w:rPr>
-          <w:rFonts w:hint="eastAsia"/>
-        </w:rPr>
-        <w:t xml:space="preserve">，權重等於</w:t>
+        <w:t xml:space="preserve"> </w:t>
+      </w:r>
+      <w:r>
+        <w:rPr>
+          <w:rFonts w:hint="eastAsia"/>
+        </w:rPr>
+        <w:t xml:space="preserve">時，權重等於</w:t>
       </w:r>
       <w:r>
         <w:t xml:space="preserve"> </w:t>
@@ -7029,16 +6674,16 @@
         <w:rPr>
           <w:rFonts w:hint="eastAsia"/>
         </w:rPr>
-        <w:t xml:space="preserve">為逐題常數）；故</w:t>
-      </w:r>
-      <w:r>
-        <w:t xml:space="preserve"> </w:t>
-      </w:r>
-      <w:r>
-        <w:rPr>
-          <w:rFonts w:hint="eastAsia"/>
-        </w:rPr>
-        <w:t xml:space="preserve">argmax、平手與正規化投票份額在每個池上都與</w:t>
+        <w:t xml:space="preserve">為逐題常數），故</w:t>
+      </w:r>
+      <w:r>
+        <w:t xml:space="preserve"> </w:t>
+      </w:r>
+      <w:r>
+        <w:rPr>
+          <w:rFonts w:hint="eastAsia"/>
+        </w:rPr>
+        <w:t xml:space="preserve">argmax、平手情形與正規化得票份額均與</w:t>
       </w:r>
       <w:r>
         <w:t xml:space="preserve"> CISC-power</w:t>
@@ -7161,7 +6806,7 @@
         <w:rPr>
           <w:rFonts w:hint="eastAsia"/>
         </w:rPr>
-        <w:t xml:space="preserve">連續、奇、對</w:t>
+        <w:t xml:space="preserve">連續、為奇函數、對</w:t>
       </w:r>
       <w:r>
         <w:t xml:space="preserve"> </w:t>
@@ -7305,25 +6950,25 @@
         <w:rPr>
           <w:rFonts w:hint="eastAsia"/>
         </w:rPr>
-        <w:t xml:space="preserve">證明皆為初等，並由釋出程式碼中的單元測試釘住（76</w:t>
-      </w:r>
-      <w:r>
-        <w:t xml:space="preserve"> </w:t>
-      </w:r>
-      <w:r>
-        <w:rPr>
-          <w:rFonts w:hint="eastAsia"/>
-        </w:rPr>
-        <w:t xml:space="preserve">項測試；置換驗證的零假設變異數、收縮式的</w:t>
-      </w:r>
-      <w:r>
-        <w:t xml:space="preserve"> EB </w:t>
-      </w:r>
-      <w:r>
-        <w:rPr>
-          <w:rFonts w:hint="eastAsia"/>
-        </w:rPr>
-        <w:t xml:space="preserve">恆等式、連結推導各有數值測試）。</w:t>
+        <w:t xml:space="preserve">以上命題的證明均為初等推導，並由公開程式碼中的單元測試驗證（共</w:t>
+      </w:r>
+      <w:r>
+        <w:t xml:space="preserve"> 76 </w:t>
+      </w:r>
+      <w:r>
+        <w:rPr>
+          <w:rFonts w:hint="eastAsia"/>
+        </w:rPr>
+        <w:t xml:space="preserve">項，其中零假設變異數以置換檢定驗證，收縮式的經驗</w:t>
+      </w:r>
+      <w:r>
+        <w:t xml:space="preserve"> Bayes </w:t>
+      </w:r>
+      <w:r>
+        <w:rPr>
+          <w:rFonts w:hint="eastAsia"/>
+        </w:rPr>
+        <w:t xml:space="preserve">恆等式與連結推導亦各有數值測試）。</w:t>
       </w:r>
     </w:p>
     <w:bookmarkEnd w:id="21"/>
@@ -7363,21 +7008,7 @@
         <w:rPr>
           <w:rFonts w:hint="eastAsia"/>
         </w:rPr>
-        <w:t xml:space="preserve">（i）</w:t>
-      </w:r>
-      <w:r>
-        <w:rPr>
-          <w:rFonts w:hint="eastAsia"/>
-          <w:b/>
-          <w:bCs/>
-        </w:rPr>
-        <w:t xml:space="preserve">去重</w:t>
-      </w:r>
-      <w:r>
-        <w:rPr>
-          <w:rFonts w:hint="eastAsia"/>
-        </w:rPr>
-        <w:t xml:space="preserve">：在字面相似度通道上以</w:t>
+        <w:t xml:space="preserve">估計流程分四步。第一步去重：在字面相似度通道上以門檻</w:t>
       </w:r>
       <w:r>
         <w:t xml:space="preserve"> </w:t>
@@ -7394,60 +7025,7 @@
         <w:rPr>
           <w:rFonts w:hint="eastAsia"/>
         </w:rPr>
-        <w:t xml:space="preserve">做單鏈結重複分群；每條軌跡在多數決判定與成對加權中取權重</w:t>
-      </w:r>
-      <w:r>
-        <w:t xml:space="preserve"> </w:t>
-      </w:r>
-      <m:oMath>
-        <m:r>
-          <m:t>1</m:t>
-        </m:r>
-        <m:r>
-          <m:rPr>
-            <m:sty m:val="p"/>
-          </m:rPr>
-          <m:t>/</m:t>
-        </m:r>
-        <m:r>
-          <m:rPr>
-            <m:sty m:val="p"/>
-          </m:rPr>
-          <m:t>|</m:t>
-        </m:r>
-        <m:r>
-          <m:rPr>
-            <m:nor/>
-            <m:sty m:val="p"/>
-          </m:rPr>
-          <m:t>群</m:t>
-        </m:r>
-        <m:r>
-          <m:rPr>
-            <m:sty m:val="p"/>
-          </m:rPr>
-          <m:t>|</m:t>
-        </m:r>
-      </m:oMath>
-      <w:r>
-        <w:rPr>
-          <w:rFonts w:hint="eastAsia"/>
-        </w:rPr>
-        <w:t xml:space="preserve">。（ii）</w:t>
-      </w:r>
-      <w:r>
-        <w:rPr>
-          <w:rFonts w:hint="eastAsia"/>
-          <w:b/>
-          <w:bCs/>
-        </w:rPr>
-        <w:t xml:space="preserve">偽標籤</w:t>
-      </w:r>
-      <w:r>
-        <w:rPr>
-          <w:rFonts w:hint="eastAsia"/>
-        </w:rPr>
-        <w:t xml:space="preserve">：</w:t>
+        <w:t xml:space="preserve">進行單鏈結分群，每條軌跡於多數決判定與成對加權中的權重為其所屬群大小的倒數。第二步偽標籤：</w:t>
       </w:r>
       <m:oMath>
         <m:sSub>
@@ -7539,7 +7117,10 @@
         <w:rPr>
           <w:rFonts w:hint="eastAsia"/>
         </w:rPr>
-        <w:t xml:space="preserve">，</w:t>
+        <w:t xml:space="preserve">，其中</w:t>
+      </w:r>
+      <w:r>
+        <w:t xml:space="preserve"> </w:t>
       </w:r>
       <m:oMath>
         <m:sSub>
@@ -7562,28 +7143,7 @@
         <w:rPr>
           <w:rFonts w:hint="eastAsia"/>
         </w:rPr>
-        <w:t xml:space="preserve">為去重加權多數。（iii）</w:t>
-      </w:r>
-      <w:r>
-        <w:rPr>
-          <w:b/>
-          <w:bCs/>
-        </w:rPr>
-        <w:t xml:space="preserve">margin </w:t>
-      </w:r>
-      <w:r>
-        <w:rPr>
-          <w:rFonts w:hint="eastAsia"/>
-          <w:b/>
-          <w:bCs/>
-        </w:rPr>
-        <w:t xml:space="preserve">閘門</w:t>
-      </w:r>
-      <w:r>
-        <w:rPr>
-          <w:rFonts w:hint="eastAsia"/>
-        </w:rPr>
-        <w:t xml:space="preserve">：保留去重加權</w:t>
+        <w:t xml:space="preserve">為去重加權多數。第三步</w:t>
       </w:r>
       <w:r>
         <w:t xml:space="preserve"> margin </w:t>
@@ -7592,30 +7152,16 @@
         <w:rPr>
           <w:rFonts w:hint="eastAsia"/>
         </w:rPr>
-        <w:t xml:space="preserve">前</w:t>
-      </w:r>
-      <w:r>
-        <w:t xml:space="preserve"> </w:t>
-      </w:r>
-      <m:oMath>
-        <m:r>
-          <m:t>60</m:t>
-        </m:r>
-        <m:r>
-          <m:rPr>
-            <m:sty m:val="p"/>
-          </m:rPr>
-          <m:t>%</m:t>
-        </m:r>
-      </m:oMath>
-      <w:r>
-        <w:t xml:space="preserve"> </w:t>
-      </w:r>
-      <w:r>
-        <w:rPr>
-          <w:rFonts w:hint="eastAsia"/>
-        </w:rPr>
-        <w:t xml:space="preserve">的題目。（iv）以</w:t>
+        <w:t xml:space="preserve">閘門：僅保留去重加權</w:t>
+      </w:r>
+      <w:r>
+        <w:t xml:space="preserve"> margin </w:t>
+      </w:r>
+      <w:r>
+        <w:rPr>
+          <w:rFonts w:hint="eastAsia"/>
+        </w:rPr>
+        <w:t xml:space="preserve">位居前六成的題目。第四步以</w:t>
       </w:r>
       <w:r>
         <w:t xml:space="preserve"> </w:t>
@@ -7665,7 +7211,7 @@
         <w:rPr>
           <w:rFonts w:hint="eastAsia"/>
         </w:rPr>
-        <w:t xml:space="preserve">節統計量，得</w:t>
+        <w:t xml:space="preserve">節的統計量，得</w:t>
       </w:r>
       <w:r>
         <w:t xml:space="preserve"> </w:t>
@@ -7860,7 +7406,7 @@
         <w:rPr>
           <w:rFonts w:hint="eastAsia"/>
         </w:rPr>
-        <w:t xml:space="preserve">獨立（類別條件雜訊），則</w:t>
+        <w:t xml:space="preserve">獨立（類別條件雜訊假設），則</w:t>
       </w:r>
       <w:r>
         <w:t xml:space="preserve"> </w:t>
@@ -7955,7 +7501,7 @@
         <w:rPr>
           <w:rFonts w:hint="eastAsia"/>
         </w:rPr>
-        <w:t xml:space="preserve">。特別地，只要</w:t>
+        <w:t xml:space="preserve">。因此只要</w:t>
       </w:r>
       <w:r>
         <w:t xml:space="preserve"> </w:t>
@@ -7991,13 +7537,10 @@
         </m:r>
       </m:oMath>
       <w:r>
-        <w:t xml:space="preserve"> </w:t>
-      </w:r>
-      <w:r>
-        <w:rPr>
-          <w:rFonts w:hint="eastAsia"/>
-        </w:rPr>
-        <w:t xml:space="preserve">就有</w:t>
+        <w:rPr>
+          <w:rFonts w:hint="eastAsia"/>
+        </w:rPr>
+        <w:t xml:space="preserve">，即有</w:t>
       </w:r>
       <w:r>
         <w:t xml:space="preserve"> </w:t>
@@ -8067,7 +7610,7 @@
         <w:rPr>
           <w:rFonts w:hint="eastAsia"/>
         </w:rPr>
-        <w:t xml:space="preserve">：無標籤估計只會低估信任，絕不會弄錯符號。</w:t>
+        <w:t xml:space="preserve">：無標籤估計至多低估信任，不會判錯符號。</w:t>
       </w:r>
     </w:p>
     <w:p>
@@ -8078,38 +7621,10 @@
         <w:rPr>
           <w:rFonts w:hint="eastAsia"/>
         </w:rPr>
-        <w:t xml:space="preserve">此恆等式恰在翻轉由信心</w:t>
-      </w:r>
-      <w:r>
-        <w:rPr>
-          <w:rFonts w:hint="eastAsia"/>
-          <w:b/>
-          <w:bCs/>
-        </w:rPr>
-        <w:t xml:space="preserve">造成</w:t>
-      </w:r>
-      <w:r>
-        <w:rPr>
-          <w:rFonts w:hint="eastAsia"/>
-        </w:rPr>
-        <w:t xml:space="preserve">時失效——自信回音。彼時</w:t>
-      </w:r>
-      <w:r>
-        <w:t xml:space="preserve"> </w:t>
-      </w:r>
-      <m:oMath>
-        <m:r>
-          <m:rPr>
-            <m:sty m:val="p"/>
-          </m:rPr>
-          <m:t>{</m:t>
-        </m:r>
-      </m:oMath>
-      <w:r>
-        <w:rPr>
-          <w:rFonts w:hint="eastAsia"/>
-        </w:rPr>
-        <w:t xml:space="preserve">多數對、</w:t>
+        <w:t xml:space="preserve">此恆等式在翻轉由信心本身造成時失效，典型情形即自信回音。此時「多數正確且</w:t>
+      </w:r>
+      <w:r>
+        <w:t xml:space="preserve"> </w:t>
       </w:r>
       <m:oMath>
         <m:r>
@@ -8124,38 +7639,15 @@
         <m:r>
           <m:t>0</m:t>
         </m:r>
-        <m:r>
-          <m:rPr>
-            <m:sty m:val="p"/>
-          </m:rPr>
-          <m:t>}</m:t>
-        </m:r>
-      </m:oMath>
-      <w:r>
-        <w:t xml:space="preserve"> </w:t>
-      </w:r>
-      <w:r>
-        <w:rPr>
-          <w:rFonts w:hint="eastAsia"/>
-        </w:rPr>
-        <w:t xml:space="preserve">與</w:t>
-      </w:r>
-      <w:r>
-        <w:t xml:space="preserve"> </w:t>
-      </w:r>
-      <m:oMath>
-        <m:r>
-          <m:rPr>
-            <m:sty m:val="p"/>
-          </m:rPr>
-          <m:t>{</m:t>
-        </m:r>
-      </m:oMath>
-      <w:r>
-        <w:rPr>
-          <w:rFonts w:hint="eastAsia"/>
-        </w:rPr>
-        <w:t xml:space="preserve">多數錯於自信回音、</w:t>
+      </m:oMath>
+      <w:r>
+        <w:rPr>
+          <w:rFonts w:hint="eastAsia"/>
+        </w:rPr>
+        <w:t xml:space="preserve">」與「多數因自信回音而錯誤且</w:t>
+      </w:r>
+      <w:r>
+        <w:t xml:space="preserve"> </w:t>
       </w:r>
       <m:oMath>
         <m:r>
@@ -8170,30 +7662,21 @@
         <m:r>
           <m:t>0</m:t>
         </m:r>
-        <m:r>
-          <m:rPr>
-            <m:sty m:val="p"/>
-          </m:rPr>
-          <m:t>}</m:t>
-        </m:r>
-      </m:oMath>
-      <w:r>
-        <w:t xml:space="preserve"> </w:t>
-      </w:r>
-      <w:r>
-        <w:rPr>
-          <w:rFonts w:hint="eastAsia"/>
-        </w:rPr>
-        <w:t xml:space="preserve">下的可觀測分布完全相同（[16]</w:t>
-      </w:r>
-      <w:r>
-        <w:t xml:space="preserve"> </w:t>
-      </w:r>
-      <w:r>
-        <w:rPr>
-          <w:rFonts w:hint="eastAsia"/>
-        </w:rPr>
-        <w:t xml:space="preserve">的雙根歧義在單通道情形的重述），因此任何無標籤保證必然是條件的；本文如實陳述而非粉飾。</w:t>
+      </m:oMath>
+      <w:r>
+        <w:rPr>
+          <w:rFonts w:hint="eastAsia"/>
+        </w:rPr>
+        <w:t xml:space="preserve">」兩種情形的可觀測分布完全相同（可視為</w:t>
+      </w:r>
+      <w:r>
+        <w:t xml:space="preserve"> [16] </w:t>
+      </w:r>
+      <w:r>
+        <w:rPr>
+          <w:rFonts w:hint="eastAsia"/>
+        </w:rPr>
+        <w:t xml:space="preserve">中雙根歧義在單通道情形的對應），因此任何無標籤保證必然附帶條件；本文如實陳述此限制。</w:t>
       </w:r>
     </w:p>
     <w:bookmarkEnd w:id="24"/>
@@ -8220,7 +7703,7 @@
         <w:rPr>
           <w:rFonts w:hint="eastAsia"/>
         </w:rPr>
-        <w:t xml:space="preserve">對</w:t>
+        <w:t xml:space="preserve">對每題進行</w:t>
       </w:r>
       <w:r>
         <w:t xml:space="preserve"> </w:t>
@@ -8246,7 +7729,7 @@
         <w:rPr>
           <w:rFonts w:hint="eastAsia"/>
         </w:rPr>
-        <w:t xml:space="preserve">次隨機對半分割的一致率</w:t>
+        <w:t xml:space="preserve">次隨機對半分割並計算兩半多數決的一致率</w:t>
       </w:r>
       <w:r>
         <w:t xml:space="preserve"> </w:t>
@@ -8260,7 +7743,7 @@
         <w:rPr>
           <w:rFonts w:hint="eastAsia"/>
         </w:rPr>
-        <w:t xml:space="preserve">，在具</w:t>
+        <w:t xml:space="preserve">。在含</w:t>
       </w:r>
       <w:r>
         <w:t xml:space="preserve"> </w:t>
@@ -8277,19 +7760,16 @@
         <w:rPr>
           <w:rFonts w:hint="eastAsia"/>
         </w:rPr>
-        <w:t xml:space="preserve">個有效錯誤選項（逆</w:t>
-      </w:r>
-      <w:r>
-        <w:t xml:space="preserve"> </w:t>
-      </w:r>
-      <w:r>
-        <w:rPr>
-          <w:rFonts w:hint="eastAsia"/>
-        </w:rPr>
-        <w:t xml:space="preserve">Simpson）的單硬幣模型下</w:t>
-      </w:r>
-      <w:r>
-        <w:t xml:space="preserve"> </w:t>
+        <w:t xml:space="preserve">個有效錯誤選項（以逆</w:t>
+      </w:r>
+      <w:r>
+        <w:t xml:space="preserve"> Simpson </w:t>
+      </w:r>
+      <w:r>
+        <w:rPr>
+          <w:rFonts w:hint="eastAsia"/>
+        </w:rPr>
+        <w:t xml:space="preserve">指數估計）的單硬幣模型下，</w:t>
       </w:r>
       <m:oMath>
         <m:r>
@@ -8505,7 +7985,7 @@
         <w:rPr>
           <w:rFonts w:hint="eastAsia"/>
         </w:rPr>
-        <w:t xml:space="preserve">；將</w:t>
+        <w:t xml:space="preserve">。去衰減時將</w:t>
       </w:r>
       <w:r>
         <w:t xml:space="preserve"> </w:t>
@@ -8567,38 +8047,7 @@
         <w:rPr>
           <w:rFonts w:hint="eastAsia"/>
         </w:rPr>
-        <w:t xml:space="preserve">的</w:t>
-      </w:r>
-      <w:r>
-        <w:rPr>
-          <w:rFonts w:hint="eastAsia"/>
-          <w:b/>
-          <w:bCs/>
-        </w:rPr>
-        <w:t xml:space="preserve">上</w:t>
-      </w:r>
-      <w:r>
-        <w:t xml:space="preserve"> </w:t>
-      </w:r>
-      <m:oMath>
-        <m:r>
-          <m:t>95</m:t>
-        </m:r>
-        <m:r>
-          <m:rPr>
-            <m:sty m:val="p"/>
-          </m:rPr>
-          <m:t>%</m:t>
-        </m:r>
-      </m:oMath>
-      <w:r>
-        <w:t xml:space="preserve"> </w:t>
-      </w:r>
-      <w:r>
-        <w:rPr>
-          <w:rFonts w:hint="eastAsia"/>
-        </w:rPr>
-        <w:t xml:space="preserve">自助法界（下限</w:t>
+        <w:t xml:space="preserve">的自助法上界（95%，下限</w:t>
       </w:r>
       <w:r>
         <w:t xml:space="preserve"> </w:t>
@@ -8612,7 +8061,7 @@
         <w:rPr>
           <w:rFonts w:hint="eastAsia"/>
         </w:rPr>
-        <w:t xml:space="preserve">），只可能低估膨脹。四個警報強制</w:t>
+        <w:t xml:space="preserve">）而非點估計，故僅可能低估放大倍率。另設四項警報，任一觸發即令</w:t>
       </w:r>
       <w:r>
         <w:t xml:space="preserve"> </w:t>
@@ -8644,18 +8093,12 @@
         <w:rPr>
           <w:rFonts w:hint="eastAsia"/>
         </w:rPr>
-        <w:t xml:space="preserve">比中位數</w:t>
-      </w:r>
-      <w:r>
-        <w:t xml:space="preserve"> </w:t>
-      </w:r>
-      <m:oMath>
-        <m:r>
-          <m:rPr>
-            <m:sty m:val="p"/>
-          </m:rPr>
-          <m:t>&lt;</m:t>
-        </m:r>
+        <w:t xml:space="preserve">比中位數低於</w:t>
+      </w:r>
+      <w:r>
+        <w:t xml:space="preserve"> </w:t>
+      </w:r>
+      <m:oMath>
         <m:r>
           <m:t>0.5</m:t>
         </m:r>
@@ -8664,7 +8107,7 @@
         <w:rPr>
           <w:rFonts w:hint="eastAsia"/>
         </w:rPr>
-        <w:t xml:space="preserve">）、符號感知</w:t>
+        <w:t xml:space="preserve">）、符號感知的</w:t>
       </w:r>
       <w:r>
         <w:t xml:space="preserve"> margin </w:t>
@@ -8673,25 +8116,25 @@
         <w:rPr>
           <w:rFonts w:hint="eastAsia"/>
         </w:rPr>
-        <w:t xml:space="preserve">去耦、split-half</w:t>
-      </w:r>
-      <w:r>
-        <w:t xml:space="preserve"> </w:t>
-      </w:r>
-      <w:r>
-        <w:rPr>
-          <w:rFonts w:hint="eastAsia"/>
-        </w:rPr>
-        <w:t xml:space="preserve">二次式的根歧義、有效題數不足。margin</w:t>
-      </w:r>
-      <w:r>
-        <w:t xml:space="preserve"> </w:t>
-      </w:r>
-      <w:r>
-        <w:rPr>
-          <w:rFonts w:hint="eastAsia"/>
-        </w:rPr>
-        <w:t xml:space="preserve">去耦警報必須以估計的信任方向為條件：符號天真的版本（「多數方平均</w:t>
+        <w:t xml:space="preserve">去耦檢定、split-half</w:t>
+      </w:r>
+      <w:r>
+        <w:t xml:space="preserve"> </w:t>
+      </w:r>
+      <w:r>
+        <w:rPr>
+          <w:rFonts w:hint="eastAsia"/>
+        </w:rPr>
+        <w:t xml:space="preserve">二次式的根歧義，以及有效題數不足。其中</w:t>
+      </w:r>
+      <w:r>
+        <w:t xml:space="preserve"> margin </w:t>
+      </w:r>
+      <w:r>
+        <w:rPr>
+          <w:rFonts w:hint="eastAsia"/>
+        </w:rPr>
+        <w:t xml:space="preserve">去耦警報必須以估計的信任方向為條件：若忽略符號、一律檢查「多數方的平均</w:t>
       </w:r>
       <w:r>
         <w:t xml:space="preserve"> </w:t>
@@ -8708,15 +8151,7 @@
         <w:rPr>
           <w:rFonts w:hint="eastAsia"/>
         </w:rPr>
-        <w:t xml:space="preserve">最高」）會在每一條良性反相關通道上誤觸發——這是作者實際踩到、診斷並修復的缺陷，且已由釋出測試釘住。最後在</w:t>
-      </w:r>
-      <w:r>
-        <w:rPr>
-          <w:rFonts w:hint="eastAsia"/>
-          <w:b/>
-          <w:bCs/>
-        </w:rPr>
-        <w:t xml:space="preserve">原始</w:t>
+        <w:t xml:space="preserve">是否最高」，則所有良性的負相關通道都會誤觸發。這個缺陷是筆者在開發過程中實際遭遇、診斷並修正的，相關行為已由公開測試固定。最後，顯著性閘門作用於原始統計量</w:t>
       </w:r>
       <w:r>
         <w:t xml:space="preserve"> </w:t>
@@ -8727,13 +8162,10 @@
         </m:r>
       </m:oMath>
       <w:r>
-        <w:t xml:space="preserve"> </w:t>
-      </w:r>
-      <w:r>
-        <w:rPr>
-          <w:rFonts w:hint="eastAsia"/>
-        </w:rPr>
-        <w:t xml:space="preserve">上做顯著性閘門（命題</w:t>
+        <w:rPr>
+          <w:rFonts w:hint="eastAsia"/>
+        </w:rPr>
+        <w:t xml:space="preserve">（命題</w:t>
       </w:r>
       <w:r>
         <w:t xml:space="preserve"> 4 </w:t>
@@ -8742,7 +8174,7 @@
         <w:rPr>
           <w:rFonts w:hint="eastAsia"/>
         </w:rPr>
-        <w:t xml:space="preserve">保證其符號無偏），在去衰減值上做調節。半無標籤模式僅從約</w:t>
+        <w:t xml:space="preserve">保證其符號無偏），調節則作用於去衰減後的數值。另提供半無標籤模式：僅自約</w:t>
       </w:r>
       <w:r>
         <w:t xml:space="preserve"> 50 </w:t>
@@ -8751,7 +8183,7 @@
         <w:rPr>
           <w:rFonts w:hint="eastAsia"/>
         </w:rPr>
-        <w:t xml:space="preserve">個</w:t>
+        <w:t xml:space="preserve">筆</w:t>
       </w:r>
       <w:r>
         <w:t xml:space="preserve"> dev </w:t>
@@ -8760,7 +8192,7 @@
         <w:rPr>
           <w:rFonts w:hint="eastAsia"/>
         </w:rPr>
-        <w:t xml:space="preserve">標籤取符號、將其送入管線並僅停用代理符號警報；以可忽略的標註成本買到對上述歧義的免疫。</w:t>
+        <w:t xml:space="preserve">標籤取符號並送入管線，同時僅停用代理符號警報，即可以極低的標註成本規避上述歧義。</w:t>
       </w:r>
     </w:p>
     <w:bookmarkEnd w:id="25"/>
@@ -8777,7 +8209,7 @@
         <w:t xml:space="preserve">六、異質性：不可能性與出路</w:t>
       </w:r>
     </w:p>
-    <w:bookmarkStart w:id="27" w:name="i.i.d.-耦合下逐題自適應是封閉的"/>
+    <w:bookmarkStart w:id="27" w:name="i.i.d.-耦合下逐題自適應不可行"/>
     <w:p>
       <w:pPr>
         <w:pStyle w:val="Heading3"/>
@@ -8789,7 +8221,7 @@
         <w:rPr>
           <w:rFonts w:hint="eastAsia"/>
         </w:rPr>
-        <w:t xml:space="preserve">耦合下逐題自適應是封閉的</w:t>
+        <w:t xml:space="preserve">耦合下逐題自適應不可行</w:t>
       </w:r>
     </w:p>
     <w:p>
@@ -8922,7 +8354,7 @@
         <w:rPr>
           <w:rFonts w:hint="eastAsia"/>
         </w:rPr>
-        <w:t xml:space="preserve">任何</w:t>
+        <w:t xml:space="preserve">對任何單調遞增的奇函數</w:t>
       </w:r>
       <w:r>
         <w:t xml:space="preserve"> </w:t>
@@ -8933,13 +8365,10 @@
         </m:r>
       </m:oMath>
       <w:r>
-        <w:t xml:space="preserve"> </w:t>
-      </w:r>
-      <w:r>
-        <w:rPr>
-          <w:rFonts w:hint="eastAsia"/>
-        </w:rPr>
-        <w:t xml:space="preserve">單調遞增且奇的逐題規則</w:t>
+        <w:rPr>
+          <w:rFonts w:hint="eastAsia"/>
+        </w:rPr>
+        <w:t xml:space="preserve">，逐題規則</w:t>
       </w:r>
       <w:r>
         <w:t xml:space="preserve"> </w:t>
@@ -9054,7 +8483,7 @@
         <w:rPr>
           <w:rFonts w:hint="eastAsia"/>
         </w:rPr>
-        <w:t xml:space="preserve">時上調自信軌跡權重，而它們與多數一致；</w:t>
+        <w:t xml:space="preserve">時上調自信軌跡的權重，而這些軌跡與多數方一致；</w:t>
       </w:r>
       <m:oMath>
         <m:sSubSup>
@@ -9098,7 +8527,7 @@
         <w:rPr>
           <w:rFonts w:hint="eastAsia"/>
         </w:rPr>
-        <w:t xml:space="preserve">時上調不自信軌跡權重，而那又是多數方。實證上此類規則與</w:t>
+        <w:t xml:space="preserve">時上調不自信軌跡的權重，而這些軌跡同樣屬於多數方。實驗中，此類規則與</w:t>
       </w:r>
       <w:r>
         <w:t xml:space="preserve"> SC </w:t>
@@ -9130,7 +8559,7 @@
         <w:rPr>
           <w:rFonts w:hint="eastAsia"/>
         </w:rPr>
-        <w:t xml:space="preserve">的題目上一致，殘餘翻轉為淨傷害（每</w:t>
+        <w:t xml:space="preserve">的題目上給出相同答案，其餘翻轉為淨損失（每</w:t>
       </w:r>
       <w:r>
         <w:t xml:space="preserve"> 400 </w:t>
@@ -9241,7 +8670,7 @@
         <w:rPr>
           <w:rFonts w:hint="eastAsia"/>
         </w:rPr>
-        <w:t xml:space="preserve">的多數決錯誤題目——恰好是翻轉可以獲勝的題目——上，一致性統計量的符號只有</w:t>
+        <w:t xml:space="preserve">且多數決錯誤的題目（即翻轉才可能獲勝的題目）上，一致性統計量的符號僅</w:t>
       </w:r>
       <w:r>
         <w:t xml:space="preserve"> </w:t>
@@ -9264,7 +8693,7 @@
         <w:rPr>
           <w:rFonts w:hint="eastAsia"/>
         </w:rPr>
-        <w:t xml:space="preserve">的時間與真符號一致。</w:t>
+        <w:t xml:space="preserve">與真實符號一致。</w:t>
       </w:r>
     </w:p>
     <w:p>
@@ -9336,7 +8765,7 @@
         <w:rPr>
           <w:rFonts w:hint="eastAsia"/>
         </w:rPr>
-        <w:t xml:space="preserve">，世界</w:t>
+        <w:t xml:space="preserve">，情形</w:t>
       </w:r>
       <w:r>
         <w:t xml:space="preserve"> </w:t>
@@ -9444,7 +8873,7 @@
         <w:rPr>
           <w:rFonts w:hint="eastAsia"/>
         </w:rPr>
-        <w:t xml:space="preserve">誘導相同的可觀測分布（構造性地，對兩種真值計算的</w:t>
+        <w:t xml:space="preserve">產生相同的可觀測分布；構造上，對兩種真值計算的</w:t>
       </w:r>
       <w:r>
         <w:t xml:space="preserve"> </w:t>
@@ -9526,7 +8955,7 @@
         <w:rPr>
           <w:rFonts w:hint="eastAsia"/>
         </w:rPr>
-        <w:t xml:space="preserve">）。任何無標籤方法都無法區分。</w:t>
+        <w:t xml:space="preserve">。無標籤方法無法區分二者。</w:t>
       </w:r>
     </w:p>
     <w:p>
@@ -9537,16 +8966,7 @@
         <w:rPr>
           <w:rFonts w:hint="eastAsia"/>
         </w:rPr>
-        <w:t xml:space="preserve">因此逐題</w:t>
-      </w:r>
-      <w:r>
-        <w:t xml:space="preserve"> </w:t>
-      </w:r>
-      <w:r>
-        <w:rPr>
-          <w:rFonts w:hint="eastAsia"/>
-        </w:rPr>
-        <w:t xml:space="preserve">oracle（本實驗中</w:t>
+        <w:t xml:space="preserve">因此逐題最佳結果（本實驗為</w:t>
       </w:r>
       <w:r>
         <w:t xml:space="preserve"> </w:t>
@@ -9560,30 +8980,16 @@
         <w:rPr>
           <w:rFonts w:hint="eastAsia"/>
         </w:rPr>
-        <w:t xml:space="preserve">）不可達，誠實的行為是退回全域估計——而</w:t>
-      </w:r>
-      <w:r>
-        <w:t xml:space="preserve"> TACT </w:t>
-      </w:r>
-      <w:r>
-        <w:rPr>
-          <w:rFonts w:hint="eastAsia"/>
-        </w:rPr>
-        <w:t xml:space="preserve">的死區</w:t>
-      </w:r>
-      <w:r>
-        <w:rPr>
-          <w:rFonts w:hint="eastAsia"/>
-          <w:b/>
-          <w:bCs/>
-        </w:rPr>
-        <w:t xml:space="preserve">精確地</w:t>
-      </w:r>
-      <w:r>
-        <w:rPr>
-          <w:rFonts w:hint="eastAsia"/>
-        </w:rPr>
-        <w:t xml:space="preserve">做到了這一點：在</w:t>
+        <w:t xml:space="preserve">）不可達成，合理的行為是退回全域估計。TACT</w:t>
+      </w:r>
+      <w:r>
+        <w:t xml:space="preserve"> </w:t>
+      </w:r>
+      <w:r>
+        <w:rPr>
+          <w:rFonts w:hint="eastAsia"/>
+        </w:rPr>
+        <w:t xml:space="preserve">的死區恰好如此：在</w:t>
       </w:r>
       <w:r>
         <w:t xml:space="preserve"> i.i.d. </w:t>
@@ -9592,16 +8998,16 @@
         <w:rPr>
           <w:rFonts w:hint="eastAsia"/>
         </w:rPr>
-        <w:t xml:space="preserve">格中每個變體都回傳位元級</w:t>
-      </w:r>
-      <w:r>
-        <w:t xml:space="preserve"> </w:t>
-      </w:r>
-      <w:r>
-        <w:rPr>
-          <w:rFonts w:hint="eastAsia"/>
-        </w:rPr>
-        <w:t xml:space="preserve">SC（零不一致配對）。</w:t>
+        <w:t xml:space="preserve">情境中，所有變體均回傳與</w:t>
+      </w:r>
+      <w:r>
+        <w:t xml:space="preserve"> SC </w:t>
+      </w:r>
+      <w:r>
+        <w:rPr>
+          <w:rFonts w:hint="eastAsia"/>
+        </w:rPr>
+        <w:t xml:space="preserve">位元層級相同的結果（不一致配對數為零）。</w:t>
       </w:r>
     </w:p>
     <w:bookmarkEnd w:id="27"/>
@@ -9622,7 +9028,7 @@
         <w:rPr>
           <w:rFonts w:hint="eastAsia"/>
         </w:rPr>
-        <w:t xml:space="preserve">真實異質性通常由可觀測協變量索引（領域、題型）。當</w:t>
+        <w:t xml:space="preserve">實務上的異質性多由可觀測協變量索引，例如領域或題型。當</w:t>
       </w:r>
       <w:r>
         <w:t xml:space="preserve"> </w:t>
@@ -9639,16 +9045,16 @@
         <w:rPr>
           <w:rFonts w:hint="eastAsia"/>
         </w:rPr>
-        <w:t xml:space="preserve">由群組標籤索引時，按群組執行估計器可讓每個群組都落在第四、五節的作業範圍內；dev</w:t>
-      </w:r>
-      <w:r>
-        <w:t xml:space="preserve"> </w:t>
-      </w:r>
-      <w:r>
-        <w:rPr>
-          <w:rFonts w:hint="eastAsia"/>
-        </w:rPr>
-        <w:t xml:space="preserve">少於</w:t>
+        <w:t xml:space="preserve">依群組標籤而定時，按群組執行估計器即可使每個群組落在第四、五節的作業範圍內；dev</w:t>
+      </w:r>
+      <w:r>
+        <w:t xml:space="preserve"> </w:t>
+      </w:r>
+      <w:r>
+        <w:rPr>
+          <w:rFonts w:hint="eastAsia"/>
+        </w:rPr>
+        <w:t xml:space="preserve">樣本少於</w:t>
       </w:r>
       <w:r>
         <w:t xml:space="preserve"> 30 </w:t>
@@ -9657,7 +9063,7 @@
         <w:rPr>
           <w:rFonts w:hint="eastAsia"/>
         </w:rPr>
-        <w:t xml:space="preserve">題（或無標籤少於</w:t>
+        <w:t xml:space="preserve">題（無標籤情形少於</w:t>
       </w:r>
       <w:r>
         <w:t xml:space="preserve"> 60 </w:t>
@@ -9666,16 +9072,25 @@
         <w:rPr>
           <w:rFonts w:hint="eastAsia"/>
         </w:rPr>
-        <w:t xml:space="preserve">題）的群組退回全域估計——由命題</w:t>
-      </w:r>
-      <w:r>
-        <w:t xml:space="preserve"> </w:t>
-      </w:r>
-      <w:r>
-        <w:rPr>
-          <w:rFonts w:hint="eastAsia"/>
-        </w:rPr>
-        <w:t xml:space="preserve">5–7，這不是妥協而是唯一站得住的預設。</w:t>
+        <w:t xml:space="preserve">題）的群組退回全域估計。由命題</w:t>
+      </w:r>
+      <w:r>
+        <w:t xml:space="preserve"> 5 </w:t>
+      </w:r>
+      <w:r>
+        <w:rPr>
+          <w:rFonts w:hint="eastAsia"/>
+        </w:rPr>
+        <w:t xml:space="preserve">至</w:t>
+      </w:r>
+      <w:r>
+        <w:t xml:space="preserve"> 7 </w:t>
+      </w:r>
+      <w:r>
+        <w:rPr>
+          <w:rFonts w:hint="eastAsia"/>
+        </w:rPr>
+        <w:t xml:space="preserve">可知，此退回並非便宜行事，而是唯一站得住腳的預設。</w:t>
       </w:r>
     </w:p>
     <w:bookmarkEnd w:id="28"/>
@@ -9758,7 +9173,7 @@
         <w:rPr>
           <w:rFonts w:hint="eastAsia"/>
         </w:rPr>
-        <w:t xml:space="preserve">條快取軌跡（答案、信心、兩個相似度通道）；所有方法重放相同的池（配對比較、精確</w:t>
+        <w:t xml:space="preserve">條快取軌跡，內容包括答案、信心與兩種相似度矩陣；所有方法重放相同的軌跡池，以配對方式比較並採精確</w:t>
       </w:r>
       <w:r>
         <w:t xml:space="preserve"> McNemar </w:t>
@@ -9767,7 +9182,7 @@
         <w:rPr>
           <w:rFonts w:hint="eastAsia"/>
         </w:rPr>
-        <w:t xml:space="preserve">檢定）。投票預算</w:t>
+        <w:t xml:space="preserve">檢定。投票預算</w:t>
       </w:r>
       <w:r>
         <w:t xml:space="preserve"> </w:t>
@@ -9790,7 +9205,7 @@
         <w:rPr>
           <w:rFonts w:hint="eastAsia"/>
         </w:rPr>
-        <w:t xml:space="preserve">；掃描每格</w:t>
+        <w:t xml:space="preserve">；掃描實驗每格</w:t>
       </w:r>
       <w:r>
         <w:t xml:space="preserve"> 400 </w:t>
@@ -9799,7 +9214,7 @@
         <w:rPr>
           <w:rFonts w:hint="eastAsia"/>
         </w:rPr>
-        <w:t xml:space="preserve">題、群組研究</w:t>
+        <w:t xml:space="preserve">題，群組研究</w:t>
       </w:r>
       <w:r>
         <w:t xml:space="preserve"> 600 </w:t>
@@ -9817,34 +9232,34 @@
         <w:rPr>
           <w:rFonts w:hint="eastAsia"/>
         </w:rPr>
-        <w:t xml:space="preserve">分割</w:t>
-      </w:r>
-      <w:r>
-        <w:t xml:space="preserve"> </w:t>
-      </w:r>
-      <w:r>
-        <w:rPr>
-          <w:rFonts w:hint="eastAsia"/>
-        </w:rPr>
-        <w:t xml:space="preserve">200（主要）與</w:t>
-      </w:r>
-      <w:r>
-        <w:t xml:space="preserve"> </w:t>
-      </w:r>
-      <w:r>
-        <w:rPr>
-          <w:rFonts w:hint="eastAsia"/>
-        </w:rPr>
-        <w:t xml:space="preserve">50（小</w:t>
-      </w:r>
-      <w:r>
-        <w:t xml:space="preserve"> </w:t>
-      </w:r>
-      <w:r>
-        <w:rPr>
-          <w:rFonts w:hint="eastAsia"/>
-        </w:rPr>
-        <w:t xml:space="preserve">dev）。</w:t>
+        <w:t xml:space="preserve">分割取</w:t>
+      </w:r>
+      <w:r>
+        <w:t xml:space="preserve"> 200 </w:t>
+      </w:r>
+      <w:r>
+        <w:rPr>
+          <w:rFonts w:hint="eastAsia"/>
+        </w:rPr>
+        <w:t xml:space="preserve">題（主要設定）與</w:t>
+      </w:r>
+      <w:r>
+        <w:t xml:space="preserve"> 50 </w:t>
+      </w:r>
+      <w:r>
+        <w:rPr>
+          <w:rFonts w:hint="eastAsia"/>
+        </w:rPr>
+        <w:t xml:space="preserve">題（小型</w:t>
+      </w:r>
+      <w:r>
+        <w:t xml:space="preserve"> dev </w:t>
+      </w:r>
+      <w:r>
+        <w:rPr>
+          <w:rFonts w:hint="eastAsia"/>
+        </w:rPr>
+        <w:t xml:space="preserve">設定）。</w:t>
       </w:r>
     </w:p>
     <w:p>
@@ -9857,7 +9272,16 @@
           <w:b/>
           <w:bCs/>
         </w:rPr>
-        <w:t xml:space="preserve">情境。</w:t>
+        <w:t xml:space="preserve">實驗情境。</w:t>
+      </w:r>
+      <w:r>
+        <w:t xml:space="preserve"> </w:t>
+      </w:r>
+      <w:r>
+        <w:rPr>
+          <w:rFonts w:hint="eastAsia"/>
+        </w:rPr>
+        <w:t xml:space="preserve">耦合掃描</w:t>
       </w:r>
       <w:r>
         <w:t xml:space="preserve"> </w:t>
@@ -9866,20 +9290,12 @@
         <m:r>
           <m:t>κ</m:t>
         </m:r>
-      </m:oMath>
-      <w:r>
-        <w:t xml:space="preserve"> </w:t>
-      </w:r>
-      <w:r>
-        <w:rPr>
-          <w:rFonts w:hint="eastAsia"/>
-        </w:rPr>
-        <w:t xml:space="preserve">掃描</w:t>
-      </w:r>
-      <w:r>
-        <w:t xml:space="preserve"> </w:t>
-      </w:r>
-      <m:oMath>
+        <m:r>
+          <m:rPr>
+            <m:sty m:val="p"/>
+          </m:rPr>
+          <m:t>∈</m:t>
+        </m:r>
         <m:r>
           <m:rPr>
             <m:sty m:val="p"/>
@@ -9933,7 +9349,7 @@
         <w:rPr>
           <w:rFonts w:hint="eastAsia"/>
         </w:rPr>
-        <w:t xml:space="preserve">；三種嚴格單調信心失真（向</w:t>
+        <w:t xml:space="preserve">；三種嚴格單調的信心失真（向</w:t>
       </w:r>
       <w:r>
         <w:t xml:space="preserve"> </w:t>
@@ -9959,7 +9375,7 @@
         <w:rPr>
           <w:rFonts w:hint="eastAsia"/>
         </w:rPr>
-        <w:t xml:space="preserve">sigmoid、四次冪）——構造上保排名，辨別力完好而校準度全毀；i.i.d.</w:t>
+        <w:t xml:space="preserve">sigmoid、四次冪），皆保排序而毀校準；i.i.d.</w:t>
       </w:r>
       <w:r>
         <w:t xml:space="preserve"> </w:t>
@@ -10034,7 +9450,21 @@
         <w:rPr>
           <w:rFonts w:hint="eastAsia"/>
         </w:rPr>
-        <w:t xml:space="preserve">）；協變量結構異質性（三群組</w:t>
+        <w:t xml:space="preserve">）；協變量結構異質性（三群組，</w:t>
+      </w:r>
+      <m:oMath>
+        <m:r>
+          <m:t>κ</m:t>
+        </m:r>
+      </m:oMath>
+      <w:r>
+        <w:t xml:space="preserve"> </w:t>
+      </w:r>
+      <w:r>
+        <w:rPr>
+          <w:rFonts w:hint="eastAsia"/>
+        </w:rPr>
+        <w:t xml:space="preserve">分別為</w:t>
       </w:r>
       <w:r>
         <w:t xml:space="preserve"> </w:t>
@@ -10078,7 +9508,7 @@
         <w:rPr>
           <w:rFonts w:hint="eastAsia"/>
         </w:rPr>
-        <w:t xml:space="preserve">）；自信回音毒化（錯誤叢集以信心</w:t>
+        <w:t xml:space="preserve">）；以及自信回音毒化（錯誤叢集以信心</w:t>
       </w:r>
       <w:r>
         <w:t xml:space="preserve"> </w:t>
@@ -10095,7 +9525,7 @@
         <w:rPr>
           <w:rFonts w:hint="eastAsia"/>
         </w:rPr>
-        <w:t xml:space="preserve">逐字回音）。</w:t>
+        <w:t xml:space="preserve">逐字重複）。</w:t>
       </w:r>
     </w:p>
     <w:p>
@@ -10170,20 +9600,7 @@
         <w:rPr>
           <w:rFonts w:hint="eastAsia"/>
         </w:rPr>
-        <w:t xml:space="preserve">）；</w:t>
-      </w:r>
-      <w:r>
-        <w:rPr>
-          <w:b/>
-          <w:bCs/>
-        </w:rPr>
-        <w:t xml:space="preserve">CISC-devT</w:t>
-      </w:r>
-      <w:r>
-        <w:rPr>
-          <w:rFonts w:hint="eastAsia"/>
-        </w:rPr>
-        <w:t xml:space="preserve">——已發表的</w:t>
+        <w:t xml:space="preserve">）；CISC-devT，即已發表的</w:t>
       </w:r>
       <w:r>
         <w:t xml:space="preserve"> dev </w:t>
@@ -10192,16 +9609,16 @@
         <w:rPr>
           <w:rFonts w:hint="eastAsia"/>
         </w:rPr>
-        <w:t xml:space="preserve">校準協定（dev</w:t>
-      </w:r>
-      <w:r>
-        <w:t xml:space="preserve"> </w:t>
-      </w:r>
-      <w:r>
-        <w:rPr>
-          <w:rFonts w:hint="eastAsia"/>
-        </w:rPr>
-        <w:t xml:space="preserve">上選取的正向網格）；二元</w:t>
+        <w:t xml:space="preserve">校準協定（於</w:t>
+      </w:r>
+      <w:r>
+        <w:t xml:space="preserve"> dev </w:t>
+      </w:r>
+      <w:r>
+        <w:rPr>
+          <w:rFonts w:hint="eastAsia"/>
+        </w:rPr>
+        <w:t xml:space="preserve">上選取正向網格）；二元</w:t>
       </w:r>
       <w:r>
         <w:t xml:space="preserve"> ECE </w:t>
@@ -10210,47 +9627,16 @@
         <w:rPr>
           <w:rFonts w:hint="eastAsia"/>
         </w:rPr>
-        <w:t xml:space="preserve">閘門；</w:t>
-      </w:r>
-      <w:r>
-        <w:rPr>
-          <w:b/>
-          <w:bCs/>
-        </w:rPr>
-        <w:t xml:space="preserve">SignGrid-dev</w:t>
-      </w:r>
-      <w:r>
-        <w:rPr>
-          <w:rFonts w:hint="eastAsia"/>
-        </w:rPr>
-        <w:t xml:space="preserve">——最強平凡基線（dev</w:t>
-      </w:r>
-      <w:r>
-        <w:t xml:space="preserve"> </w:t>
-      </w:r>
-      <w:r>
-        <w:rPr>
-          <w:rFonts w:hint="eastAsia"/>
-        </w:rPr>
-        <w:t xml:space="preserve">上選取的帶符號指數網格）；以及作為上包絡的帶符號固定指數測試集</w:t>
-      </w:r>
-      <w:r>
-        <w:t xml:space="preserve"> </w:t>
-      </w:r>
-      <w:r>
-        <w:rPr>
-          <w:rFonts w:hint="eastAsia"/>
-        </w:rPr>
-        <w:t xml:space="preserve">oracle。群組研究另加天真自我參照逐題法作為陰性對照，與逐題連結</w:t>
-      </w:r>
-      <w:r>
-        <w:t xml:space="preserve"> oracle </w:t>
-      </w:r>
-      <w:r>
-        <w:rPr>
-          <w:rFonts w:hint="eastAsia"/>
-        </w:rPr>
-        <w:t xml:space="preserve">作為天花板。</w:t>
+        <w:t xml:space="preserve">閘門；SignGrid-dev，最強的簡單基線（於</w:t>
+      </w:r>
+      <w:r>
+        <w:t xml:space="preserve"> dev </w:t>
+      </w:r>
+      <w:r>
+        <w:rPr>
+          <w:rFonts w:hint="eastAsia"/>
+        </w:rPr>
+        <w:t xml:space="preserve">上選取帶符號指數網格）；另以帶符號固定指數的測試集最佳值作為上包絡參考。群組研究加入自我參照的逐題方法作為陰性對照，並以逐題連結最佳值為理論上限。</w:t>
       </w:r>
     </w:p>
     <w:p>
@@ -10263,7 +9649,7 @@
           <w:b/>
           <w:bCs/>
         </w:rPr>
-        <w:t xml:space="preserve">預先登記的證偽準則。</w:t>
+        <w:t xml:space="preserve">證偽準則。</w:t>
       </w:r>
       <w:r>
         <w:t xml:space="preserve"> </w:t>
@@ -10336,16 +9722,16 @@
         <w:rPr>
           <w:rFonts w:hint="eastAsia"/>
         </w:rPr>
-        <w:t xml:space="preserve">CISC。F2：任一變體在掃描任一處顯著低於</w:t>
-      </w:r>
-      <w:r>
-        <w:t xml:space="preserve"> </w:t>
-      </w:r>
-      <w:r>
-        <w:rPr>
-          <w:rFonts w:hint="eastAsia"/>
-        </w:rPr>
-        <w:t xml:space="preserve">SC。F3：無標籤變體未能在掃描平均上勝過</w:t>
+        <w:t xml:space="preserve">CISC。F2：任一變體在掃描的任何位置顯著低於</w:t>
+      </w:r>
+      <w:r>
+        <w:t xml:space="preserve"> </w:t>
+      </w:r>
+      <w:r>
+        <w:rPr>
+          <w:rFonts w:hint="eastAsia"/>
+        </w:rPr>
+        <w:t xml:space="preserve">SC。F3：無標籤變體的掃描平均未能勝過</w:t>
       </w:r>
       <w:r>
         <w:t xml:space="preserve"> ECE </w:t>
@@ -10372,16 +9758,16 @@
         <w:rPr>
           <w:rFonts w:hint="eastAsia"/>
         </w:rPr>
-        <w:t xml:space="preserve">在所有格（含失真、異質性、小</w:t>
-      </w:r>
-      <w:r>
-        <w:t xml:space="preserve"> dev </w:t>
-      </w:r>
-      <w:r>
-        <w:rPr>
-          <w:rFonts w:hint="eastAsia"/>
-        </w:rPr>
-        <w:t xml:space="preserve">格）追平</w:t>
+        <w:t xml:space="preserve">在所有情境（含失真、異質性與小型</w:t>
+      </w:r>
+      <w:r>
+        <w:t xml:space="preserve"> </w:t>
+      </w:r>
+      <w:r>
+        <w:rPr>
+          <w:rFonts w:hint="eastAsia"/>
+        </w:rPr>
+        <w:t xml:space="preserve">dev）追平</w:t>
       </w:r>
       <w:r>
         <w:t xml:space="preserve"> TACT-dev。</w:t>
@@ -10485,7 +9871,7 @@
           <w:b/>
           <w:bCs/>
         </w:rPr>
-        <w:t xml:space="preserve">）。已發表協定在整個負半軸貼在</w:t>
+        <w:t xml:space="preserve">）。既有方法在整個負半軸停留在</w:t>
       </w:r>
       <w:r>
         <w:rPr>
@@ -10500,7 +9886,7 @@
           <w:b/>
           <w:bCs/>
         </w:rPr>
-        <w:t xml:space="preserve">地板上。</w:t>
+        <w:t xml:space="preserve">基準線。</w:t>
       </w:r>
     </w:p>
     <w:tbl>
@@ -11621,7 +11007,7 @@
           <wp:inline>
             <wp:extent cx="5334000" cy="3225209"/>
             <wp:effectExtent b="0" l="0" r="0" t="0"/>
-            <wp:docPr descr="圖 2——信心使用 frontier 上的主結果。TACT-dev 與完全無標籤的 TACT-LF 全程追蹤帶符號 oracle；CISC-devT 與 ECE 閘門在所有 \kappa&lt;0 貼在 SC 地板上。" title="" id="31" name="Picture"/>
+            <wp:docPr descr="圖 2：信心使用效率上的主要結果。TACT-dev 與無標籤的 TACT-LF 全程貼近帶符號最佳值；CISC-devT 與 ECE 閘門在 \kappa&lt;0 的整個區間停留在 SC 基準線。" title="" id="31" name="Picture"/>
             <a:graphic>
               <a:graphicData uri="http://schemas.openxmlformats.org/drawingml/2006/picture">
                 <pic:pic>
@@ -11676,25 +11062,16 @@
         <w:rPr>
           <w:rFonts w:hint="eastAsia"/>
         </w:rPr>
-        <w:t xml:space="preserve">2——信心使用</w:t>
-      </w:r>
-      <w:r>
-        <w:t xml:space="preserve"> frontier </w:t>
-      </w:r>
-      <w:r>
-        <w:rPr>
-          <w:rFonts w:hint="eastAsia"/>
-        </w:rPr>
-        <w:t xml:space="preserve">上的主結果。TACT-dev</w:t>
-      </w:r>
-      <w:r>
-        <w:t xml:space="preserve"> </w:t>
-      </w:r>
-      <w:r>
-        <w:rPr>
-          <w:rFonts w:hint="eastAsia"/>
-        </w:rPr>
-        <w:t xml:space="preserve">與完全無標籤的</w:t>
+        <w:t xml:space="preserve">2：信心使用效率上的主要結果。TACT-dev</w:t>
+      </w:r>
+      <w:r>
+        <w:t xml:space="preserve"> </w:t>
+      </w:r>
+      <w:r>
+        <w:rPr>
+          <w:rFonts w:hint="eastAsia"/>
+        </w:rPr>
+        <w:t xml:space="preserve">與無標籤的</w:t>
       </w:r>
       <w:r>
         <w:t xml:space="preserve"> TACT-LF </w:t>
@@ -11703,16 +11080,7 @@
         <w:rPr>
           <w:rFonts w:hint="eastAsia"/>
         </w:rPr>
-        <w:t xml:space="preserve">全程追蹤帶符號</w:t>
-      </w:r>
-      <w:r>
-        <w:t xml:space="preserve"> </w:t>
-      </w:r>
-      <w:r>
-        <w:rPr>
-          <w:rFonts w:hint="eastAsia"/>
-        </w:rPr>
-        <w:t xml:space="preserve">oracle；CISC-devT</w:t>
+        <w:t xml:space="preserve">全程貼近帶符號最佳值；CISC-devT</w:t>
       </w:r>
       <w:r>
         <w:t xml:space="preserve"> </w:t>
@@ -11730,7 +11098,7 @@
         <w:rPr>
           <w:rFonts w:hint="eastAsia"/>
         </w:rPr>
-        <w:t xml:space="preserve">閘門在所有</w:t>
+        <w:t xml:space="preserve">閘門在</w:t>
       </w:r>
       <w:r>
         <w:t xml:space="preserve"> </w:t>
@@ -11756,7 +11124,7 @@
         <w:rPr>
           <w:rFonts w:hint="eastAsia"/>
         </w:rPr>
-        <w:t xml:space="preserve">貼在</w:t>
+        <w:t xml:space="preserve">的整個區間停留在</w:t>
       </w:r>
       <w:r>
         <w:t xml:space="preserve"> SC </w:t>
@@ -11765,7 +11133,7 @@
         <w:rPr>
           <w:rFonts w:hint="eastAsia"/>
         </w:rPr>
-        <w:t xml:space="preserve">地板上。</w:t>
+        <w:t xml:space="preserve">基準線。</w:t>
       </w:r>
     </w:p>
     <w:bookmarkEnd w:id="33"/>
@@ -11822,7 +11190,7 @@
         <w:rPr>
           <w:rFonts w:hint="eastAsia"/>
         </w:rPr>
-        <w:t xml:space="preserve">給出掃描結果。三個觀察。第一，已發表協定在</w:t>
+        <w:t xml:space="preserve">為掃描結果，可歸納為三點。其一，既有方法在</w:t>
       </w:r>
       <w:r>
         <w:t xml:space="preserve"> </w:t>
@@ -11848,25 +11216,25 @@
         <w:rPr>
           <w:rFonts w:hint="eastAsia"/>
         </w:rPr>
-        <w:t xml:space="preserve">從未離開地板：CISC-devT</w:t>
-      </w:r>
-      <w:r>
-        <w:t xml:space="preserve"> </w:t>
-      </w:r>
-      <w:r>
-        <w:rPr>
-          <w:rFonts w:hint="eastAsia"/>
-        </w:rPr>
-        <w:t xml:space="preserve">的網格只有正向，ECE</w:t>
-      </w:r>
-      <w:r>
-        <w:t xml:space="preserve"> </w:t>
-      </w:r>
-      <w:r>
-        <w:rPr>
-          <w:rFonts w:hint="eastAsia"/>
-        </w:rPr>
-        <w:t xml:space="preserve">閘門從不開啟（掃描中</w:t>
+        <w:t xml:space="preserve">從未離開基準線：CISC-devT</w:t>
+      </w:r>
+      <w:r>
+        <w:t xml:space="preserve"> </w:t>
+      </w:r>
+      <w:r>
+        <w:rPr>
+          <w:rFonts w:hint="eastAsia"/>
+        </w:rPr>
+        <w:t xml:space="preserve">的網格僅含正向指數，ECE</w:t>
+      </w:r>
+      <w:r>
+        <w:t xml:space="preserve"> </w:t>
+      </w:r>
+      <w:r>
+        <w:rPr>
+          <w:rFonts w:hint="eastAsia"/>
+        </w:rPr>
+        <w:t xml:space="preserve">閘門則始終未開啟（掃描中</w:t>
       </w:r>
       <w:r>
         <w:t xml:space="preserve"> dev ECE </w:t>
@@ -11886,7 +11254,16 @@
         </m:r>
       </m:oMath>
       <w:r>
-        <w:t xml:space="preserve">–</w:t>
+        <w:t xml:space="preserve"> </w:t>
+      </w:r>
+      <w:r>
+        <w:rPr>
+          <w:rFonts w:hint="eastAsia"/>
+        </w:rPr>
+        <w:t xml:space="preserve">至</w:t>
+      </w:r>
+      <w:r>
+        <w:t xml:space="preserve"> </w:t>
       </w:r>
       <m:oMath>
         <m:r>
@@ -11897,7 +11274,7 @@
         <w:rPr>
           <w:rFonts w:hint="eastAsia"/>
         </w:rPr>
-        <w:t xml:space="preserve">，而極端處訊號的辨別力是完美的）。第二，無標籤變體與</w:t>
+        <w:t xml:space="preserve">，而通道在兩端的辨別力其實是完美的）。其二，無標籤變體與</w:t>
       </w:r>
       <w:r>
         <w:t xml:space="preserve"> 200 </w:t>
@@ -11906,7 +11283,7 @@
         <w:rPr>
           <w:rFonts w:hint="eastAsia"/>
         </w:rPr>
-        <w:t xml:space="preserve">標籤變體幾乎逐點吻合——在</w:t>
+        <w:t xml:space="preserve">標籤變體幾乎逐點相同；在</w:t>
       </w:r>
       <w:r>
         <w:t xml:space="preserve"> </w:t>
@@ -11938,7 +11315,7 @@
         <w:rPr>
           <w:rFonts w:hint="eastAsia"/>
         </w:rPr>
-        <w:t xml:space="preserve">原始一致性統計量為</w:t>
+        <w:t xml:space="preserve">處，原始一致性統計量為</w:t>
       </w:r>
       <w:r>
         <w:t xml:space="preserve"> </w:t>
@@ -12006,16 +11383,16 @@
         <w:rPr>
           <w:rFonts w:hint="eastAsia"/>
         </w:rPr>
-        <w:t xml:space="preserve">，CCN</w:t>
-      </w:r>
-      <w:r>
-        <w:t xml:space="preserve"> </w:t>
-      </w:r>
-      <w:r>
-        <w:rPr>
-          <w:rFonts w:hint="eastAsia"/>
-        </w:rPr>
-        <w:t xml:space="preserve">恆等式的符號保證如預測般成立，零標籤達到</w:t>
+        <w:t xml:space="preserve">，命題</w:t>
+      </w:r>
+      <w:r>
+        <w:t xml:space="preserve"> 4 </w:t>
+      </w:r>
+      <w:r>
+        <w:rPr>
+          <w:rFonts w:hint="eastAsia"/>
+        </w:rPr>
+        <w:t xml:space="preserve">的符號保證如預期成立，方法在零標籤下達到</w:t>
       </w:r>
       <w:r>
         <w:t xml:space="preserve"> </w:t>
@@ -12029,7 +11406,7 @@
         <w:rPr>
           <w:rFonts w:hint="eastAsia"/>
         </w:rPr>
-        <w:t xml:space="preserve">。第三，</w:t>
+        <w:t xml:space="preserve">。其三，</w:t>
       </w:r>
       <m:oMath>
         <m:r>
@@ -12052,7 +11429,7 @@
         <w:rPr>
           <w:rFonts w:hint="eastAsia"/>
         </w:rPr>
-        <w:t xml:space="preserve">時死區精確回傳</w:t>
+        <w:t xml:space="preserve">時死區使</w:t>
       </w:r>
       <w:r>
         <w:t xml:space="preserve"> </w:t>
@@ -12061,21 +11438,15 @@
         <m:r>
           <m:t>γ</m:t>
         </m:r>
-        <m:r>
-          <m:rPr>
-            <m:sty m:val="p"/>
-          </m:rPr>
-          <m:t>=</m:t>
-        </m:r>
-        <m:r>
-          <m:t>0</m:t>
-        </m:r>
-      </m:oMath>
-      <w:r>
-        <w:rPr>
-          <w:rFonts w:hint="eastAsia"/>
-        </w:rPr>
-        <w:t xml:space="preserve">，對</w:t>
+      </m:oMath>
+      <w:r>
+        <w:t xml:space="preserve"> </w:t>
+      </w:r>
+      <w:r>
+        <w:rPr>
+          <w:rFonts w:hint="eastAsia"/>
+        </w:rPr>
+        <w:t xml:space="preserve">精確為零，對</w:t>
       </w:r>
       <w:r>
         <w:t xml:space="preserve"> SC </w:t>
@@ -12084,7 +11455,7 @@
         <w:rPr>
           <w:rFonts w:hint="eastAsia"/>
         </w:rPr>
-        <w:t xml:space="preserve">的配對準確率差恆為零——「不劣於」被「完全相同」取代。</w:t>
+        <w:t xml:space="preserve">的配對準確率差恆等於零；「不劣於」在此被「完全相同」取代。</w:t>
       </w:r>
     </w:p>
     <w:p>
@@ -12141,7 +11512,7 @@
           <w:b/>
           <w:bCs/>
         </w:rPr>
-        <w:t xml:space="preserve">準確率）。「oracle」是原始值權重策略的測試集最佳；排名不變性在壓縮下勝過整個該家族。</w:t>
+        <w:t xml:space="preserve">準確率）。「oracle」為原始值權重策略在測試集上的最佳結果；單調壓縮下排名不變性勝過該家族全體。</w:t>
       </w:r>
     </w:p>
     <w:tbl>
@@ -12655,7 +12026,7 @@
         <w:rPr>
           <w:rFonts w:hint="eastAsia"/>
         </w:rPr>
-        <w:t xml:space="preserve">SC——命題</w:t>
+        <w:t xml:space="preserve">SC；此即命題</w:t>
       </w:r>
       <w:r>
         <w:t xml:space="preserve"> 4 </w:t>
@@ -12664,7 +12035,7 @@
         <w:rPr>
           <w:rFonts w:hint="eastAsia"/>
         </w:rPr>
-        <w:t xml:space="preserve">的條件保證按其陳述運作。</w:t>
+        <w:t xml:space="preserve">條件保證的預期行為。</w:t>
       </w:r>
     </w:p>
     <w:bookmarkEnd w:id="34"/>
@@ -12691,7 +12062,7 @@
         <w:rPr>
           <w:rFonts w:hint="eastAsia"/>
         </w:rPr>
-        <w:t xml:space="preserve">在單調壓縮下（表</w:t>
+        <w:t xml:space="preserve">單調壓縮下（表</w:t>
       </w:r>
       <w:r>
         <w:t xml:space="preserve"> </w:t>
@@ -12709,7 +12080,7 @@
         <w:rPr>
           <w:rFonts w:hint="eastAsia"/>
         </w:rPr>
-        <w:t xml:space="preserve">3），所有信心擠在</w:t>
+        <w:t xml:space="preserve">3），所有信心值集中於</w:t>
       </w:r>
       <w:r>
         <w:t xml:space="preserve"> </w:t>
@@ -12752,26 +12123,7 @@
         <w:rPr>
           <w:rFonts w:hint="eastAsia"/>
         </w:rPr>
-        <w:t xml:space="preserve">家族的權重都近乎均勻：即使原始值策略的</w:t>
-      </w:r>
-      <w:r>
-        <w:t xml:space="preserve"> </w:t>
-      </w:r>
-      <w:r>
-        <w:rPr>
-          <w:b/>
-          <w:bCs/>
-        </w:rPr>
-        <w:t xml:space="preserve">oracle</w:t>
-      </w:r>
-      <w:r>
-        <w:t xml:space="preserve"> </w:t>
-      </w:r>
-      <w:r>
-        <w:rPr>
-          <w:rFonts w:hint="eastAsia"/>
-        </w:rPr>
-        <w:t xml:space="preserve">也只到</w:t>
+        <w:t xml:space="preserve">形式的權重都近乎均勻，原始值策略即使取測試集最佳也僅達</w:t>
       </w:r>
       <w:r>
         <w:t xml:space="preserve"> </w:t>
@@ -12782,13 +12134,19 @@
         </m:r>
       </m:oMath>
       <w:r>
-        <w:t xml:space="preserve">。TACT </w:t>
-      </w:r>
-      <w:r>
-        <w:rPr>
-          <w:rFonts w:hint="eastAsia"/>
-        </w:rPr>
-        <w:t xml:space="preserve">的排名分數不受失真影響，兩個變體皆達</w:t>
+        <w:rPr>
+          <w:rFonts w:hint="eastAsia"/>
+        </w:rPr>
+        <w:t xml:space="preserve">；TACT</w:t>
+      </w:r>
+      <w:r>
+        <w:t xml:space="preserve"> </w:t>
+      </w:r>
+      <w:r>
+        <w:rPr>
+          <w:rFonts w:hint="eastAsia"/>
+        </w:rPr>
+        <w:t xml:space="preserve">的排名分數不受失真影響，兩個變體均達</w:t>
       </w:r>
       <w:r>
         <w:t xml:space="preserve"> </w:t>
@@ -12802,36 +12160,16 @@
         <w:rPr>
           <w:rFonts w:hint="eastAsia"/>
         </w:rPr>
-        <w:t xml:space="preserve">。在自信回音下，dev</w:t>
-      </w:r>
-      <w:r>
-        <w:t xml:space="preserve"> </w:t>
-      </w:r>
-      <w:r>
-        <w:rPr>
-          <w:rFonts w:hint="eastAsia"/>
-        </w:rPr>
-        <w:t xml:space="preserve">標籤揭露反轉（高信心</w:t>
-      </w:r>
-      <w:r>
-        <w:t xml:space="preserve"> </w:t>
-      </w:r>
-      <m:oMath>
-        <m:r>
-          <m:rPr>
-            <m:sty m:val="p"/>
-          </m:rPr>
-          <m:t>⇒</m:t>
-        </m:r>
-      </m:oMath>
-      <w:r>
-        <w:t xml:space="preserve"> </w:t>
-      </w:r>
-      <w:r>
-        <w:rPr>
-          <w:rFonts w:hint="eastAsia"/>
-        </w:rPr>
-        <w:t xml:space="preserve">錯誤），TACT-dev</w:t>
+        <w:t xml:space="preserve">。自信回音情境中，dev</w:t>
+      </w:r>
+      <w:r>
+        <w:t xml:space="preserve"> </w:t>
+      </w:r>
+      <w:r>
+        <w:rPr>
+          <w:rFonts w:hint="eastAsia"/>
+        </w:rPr>
+        <w:t xml:space="preserve">標籤揭露了反轉現象（信心高者反而錯誤），TACT-dev</w:t>
       </w:r>
       <w:r>
         <w:t xml:space="preserve"> </w:t>
@@ -12872,7 +12210,10 @@
         <w:rPr>
           <w:rFonts w:hint="eastAsia"/>
         </w:rPr>
-        <w:t xml:space="preserve">反制，是全場最佳（</w:t>
+        <w:t xml:space="preserve">反制，取得全場最佳的</w:t>
+      </w:r>
+      <w:r>
+        <w:t xml:space="preserve"> </w:t>
       </w:r>
       <m:oMath>
         <m:r>
@@ -12883,25 +12224,25 @@
         <w:rPr>
           <w:rFonts w:hint="eastAsia"/>
         </w:rPr>
-        <w:t xml:space="preserve">；SC</w:t>
-      </w:r>
-      <w:r>
-        <w:t xml:space="preserve"> </w:t>
-      </w:r>
-      <w:r>
-        <w:rPr>
-          <w:rFonts w:hint="eastAsia"/>
-        </w:rPr>
-        <w:t xml:space="preserve">地板的三倍）；無標籤時重複塌縮警報觸發、方法正確拒絕——由命題</w:t>
-      </w:r>
-      <w:r>
-        <w:t xml:space="preserve"> </w:t>
-      </w:r>
-      <w:r>
-        <w:rPr>
-          <w:rFonts w:hint="eastAsia"/>
-        </w:rPr>
-        <w:t xml:space="preserve">7，任何無標籤方法在此對符號的判斷都不可能勝過擲硬幣，假裝可以才是真正的失敗。</w:t>
+        <w:t xml:space="preserve">，為</w:t>
+      </w:r>
+      <w:r>
+        <w:t xml:space="preserve"> SC </w:t>
+      </w:r>
+      <w:r>
+        <w:rPr>
+          <w:rFonts w:hint="eastAsia"/>
+        </w:rPr>
+        <w:t xml:space="preserve">基準線的三倍；無標籤情形下重複塌縮警報觸發，方法拒絕行動。由命題</w:t>
+      </w:r>
+      <w:r>
+        <w:t xml:space="preserve"> 7 </w:t>
+      </w:r>
+      <w:r>
+        <w:rPr>
+          <w:rFonts w:hint="eastAsia"/>
+        </w:rPr>
+        <w:t xml:space="preserve">可知，無標籤方法在此對符號的任何判斷都不優於隨機，宣稱能夠判斷才是真正的錯誤。</w:t>
       </w:r>
     </w:p>
     <w:p>
@@ -12913,7 +12254,7 @@
           <wp:inline>
             <wp:extent cx="5334000" cy="2726266"/>
             <wp:effectExtent b="0" l="0" r="0" t="0"/>
-            <wp:docPr descr="圖 3——對抗情境。虛線：原始值權重的 oracle。左組長條：排名不變性在壓縮下勝過整個該家族；右側：有標籤變體反制自信回音，無標籤變體警報並拒絕。" title="" id="36" name="Picture"/>
+            <wp:docPr descr="圖 3：對抗情境。虛線為原始值權重的測試集最佳。左側各組顯示排名不變性在壓縮下勝過整個原始值家族；最右側顯示有標籤變體反制自信回音，無標籤變體則觸發警報並拒絕行動。" title="" id="36" name="Picture"/>
             <a:graphic>
               <a:graphicData uri="http://schemas.openxmlformats.org/drawingml/2006/picture">
                 <pic:pic>
@@ -12968,16 +12309,7 @@
         <w:rPr>
           <w:rFonts w:hint="eastAsia"/>
         </w:rPr>
-        <w:t xml:space="preserve">3——對抗情境。虛線：原始值權重的</w:t>
-      </w:r>
-      <w:r>
-        <w:t xml:space="preserve"> </w:t>
-      </w:r>
-      <w:r>
-        <w:rPr>
-          <w:rFonts w:hint="eastAsia"/>
-        </w:rPr>
-        <w:t xml:space="preserve">oracle。左組長條：排名不變性在壓縮下勝過整個該家族；右側：有標籤變體反制自信回音，無標籤變體警報並拒絕。</w:t>
+        <w:t xml:space="preserve">3：對抗情境。虛線為原始值權重的測試集最佳。左側各組顯示排名不變性在壓縮下勝過整個原始值家族；最右側顯示有標籤變體反制自信回音，無標籤變體則觸發警報並拒絕行動。</w:t>
       </w:r>
     </w:p>
     <w:bookmarkEnd w:id="38"/>
@@ -13022,7 +12354,7 @@
         <w:rPr>
           <w:rFonts w:hint="eastAsia"/>
         </w:rPr>
-        <w:t xml:space="preserve">給出群組研究。在協變量結構格中，逐群組</w:t>
+        <w:t xml:space="preserve">為群組研究結果。在協變量結構情境中，逐群組</w:t>
       </w:r>
       <w:r>
         <w:t xml:space="preserve"> TACT </w:t>
@@ -13031,7 +12363,16 @@
         <w:rPr>
           <w:rFonts w:hint="eastAsia"/>
         </w:rPr>
-        <w:t xml:space="preserve">恢復各群組的帶符號耦合——dev</w:t>
+        <w:t xml:space="preserve">恢復了各群組的帶符號耦合（dev</w:t>
+      </w:r>
+      <w:r>
+        <w:t xml:space="preserve"> </w:t>
+      </w:r>
+      <w:r>
+        <w:rPr>
+          <w:rFonts w:hint="eastAsia"/>
+        </w:rPr>
+        <w:t xml:space="preserve">為</w:t>
       </w:r>
       <w:r>
         <w:t xml:space="preserve"> </w:t>
@@ -13087,7 +12428,7 @@
         <w:rPr>
           <w:rFonts w:hint="eastAsia"/>
         </w:rPr>
-        <w:t xml:space="preserve">、無標籤</w:t>
+        <w:t xml:space="preserve">，無標籤為</w:t>
       </w:r>
       <w:r>
         <w:t xml:space="preserve"> </w:t>
@@ -13166,7 +12507,7 @@
         <w:rPr>
           <w:rFonts w:hint="eastAsia"/>
         </w:rPr>
-        <w:t xml:space="preserve">群組被正確死區化——並突破了可證明束縛所有全域策略的地板：無標籤變體達</w:t>
+        <w:t xml:space="preserve">的群組正確落入死區），並突破了束縛所有全域策略的基準線：無標籤變體達</w:t>
       </w:r>
       <w:r>
         <w:t xml:space="preserve"> </w:t>
@@ -13180,16 +12521,7 @@
         <w:rPr>
           <w:rFonts w:hint="eastAsia"/>
         </w:rPr>
-        <w:t xml:space="preserve">，距逐題連結</w:t>
-      </w:r>
-      <w:r>
-        <w:t xml:space="preserve"> oracle </w:t>
-      </w:r>
-      <w:r>
-        <w:rPr>
-          <w:rFonts w:hint="eastAsia"/>
-        </w:rPr>
-        <w:t xml:space="preserve">僅</w:t>
+        <w:t xml:space="preserve">，與逐題最佳值僅差</w:t>
       </w:r>
       <w:r>
         <w:t xml:space="preserve"> </w:t>
@@ -13203,7 +12535,16 @@
         <w:rPr>
           <w:rFonts w:hint="eastAsia"/>
         </w:rPr>
-        <w:t xml:space="preserve">，對</w:t>
+        <w:t xml:space="preserve">，且在</w:t>
+      </w:r>
+      <w:r>
+        <w:t xml:space="preserve"> 600 </w:t>
+      </w:r>
+      <w:r>
+        <w:rPr>
+          <w:rFonts w:hint="eastAsia"/>
+        </w:rPr>
+        <w:t xml:space="preserve">題中對</w:t>
       </w:r>
       <w:r>
         <w:t xml:space="preserve"> SC </w:t>
@@ -13212,30 +12553,7 @@
         <w:rPr>
           <w:rFonts w:hint="eastAsia"/>
         </w:rPr>
-        <w:t xml:space="preserve">在</w:t>
-      </w:r>
-      <w:r>
-        <w:t xml:space="preserve"> 600 </w:t>
-      </w:r>
-      <w:r>
-        <w:rPr>
-          <w:rFonts w:hint="eastAsia"/>
-        </w:rPr>
-        <w:t xml:space="preserve">題上</w:t>
-      </w:r>
-      <w:r>
-        <w:rPr>
-          <w:rFonts w:hint="eastAsia"/>
-          <w:b/>
-          <w:bCs/>
-        </w:rPr>
-        <w:t xml:space="preserve">零</w:t>
-      </w:r>
-      <w:r>
-        <w:rPr>
-          <w:rFonts w:hint="eastAsia"/>
-        </w:rPr>
-        <w:t xml:space="preserve">配對損失（</w:t>
+        <w:t xml:space="preserve">無任何配對損失（</w:t>
       </w:r>
       <m:oMath>
         <m:r>
@@ -13311,25 +12629,34 @@
         <w:rPr>
           <w:rFonts w:hint="eastAsia"/>
         </w:rPr>
-        <w:t xml:space="preserve">）。在</w:t>
-      </w:r>
-      <w:r>
-        <w:t xml:space="preserve"> i.i.d. </w:t>
-      </w:r>
-      <w:r>
-        <w:rPr>
-          <w:rFonts w:hint="eastAsia"/>
-        </w:rPr>
-        <w:t xml:space="preserve">格中，所有正當方法都以零不一致配對貼在地板上，天真自我參照對照略低於地板——命題</w:t>
-      </w:r>
-      <w:r>
-        <w:t xml:space="preserve"> 5–7 </w:t>
-      </w:r>
-      <w:r>
-        <w:rPr>
-          <w:rFonts w:hint="eastAsia"/>
-        </w:rPr>
-        <w:t xml:space="preserve">的實證面貌。有一個如實報告而非調參求得的觀察：無標籤變體在群組格中優於</w:t>
+        <w:t xml:space="preserve">）。i.i.d.</w:t>
+      </w:r>
+      <w:r>
+        <w:t xml:space="preserve"> </w:t>
+      </w:r>
+      <w:r>
+        <w:rPr>
+          <w:rFonts w:hint="eastAsia"/>
+        </w:rPr>
+        <w:t xml:space="preserve">情境中，所有正當方法都以零不一致配對停留在基準線，自我參照的陰性對照則略低於基準線；此即命題</w:t>
+      </w:r>
+      <w:r>
+        <w:t xml:space="preserve"> 5 </w:t>
+      </w:r>
+      <w:r>
+        <w:rPr>
+          <w:rFonts w:hint="eastAsia"/>
+        </w:rPr>
+        <w:t xml:space="preserve">至</w:t>
+      </w:r>
+      <w:r>
+        <w:t xml:space="preserve"> 7 </w:t>
+      </w:r>
+      <w:r>
+        <w:rPr>
+          <w:rFonts w:hint="eastAsia"/>
+        </w:rPr>
+        <w:t xml:space="preserve">的實證呈現。此外有一項如實報告的觀察：群組情境中無標籤變體優於</w:t>
       </w:r>
       <w:r>
         <w:t xml:space="preserve"> dev </w:t>
@@ -13366,7 +12693,7 @@
         <w:rPr>
           <w:rFonts w:hint="eastAsia"/>
         </w:rPr>
-        <w:t xml:space="preserve">），因為其較低的指數上限（</w:t>
+        <w:t xml:space="preserve">），原因是其較低的指數上限（</w:t>
       </w:r>
       <m:oMath>
         <m:r>
@@ -13415,12 +12742,20 @@
           </m:rPr>
           <m:t>|</m:t>
         </m:r>
-        <m:r>
-          <m:rPr>
-            <m:sty m:val="p"/>
-          </m:rPr>
-          <m:t>≈</m:t>
-        </m:r>
+      </m:oMath>
+      <w:r>
+        <w:t xml:space="preserve"> </w:t>
+      </w:r>
+      <w:r>
+        <w:rPr>
+          <w:rFonts w:hint="eastAsia"/>
+        </w:rPr>
+        <w:t xml:space="preserve">接近</w:t>
+      </w:r>
+      <w:r>
+        <w:t xml:space="preserve"> </w:t>
+      </w:r>
+      <m:oMath>
         <m:r>
           <m:t>1</m:t>
         </m:r>
@@ -13432,7 +12767,7 @@
         <w:rPr>
           <w:rFonts w:hint="eastAsia"/>
         </w:rPr>
-        <w:t xml:space="preserve">時正則化得更好；上限穩健性留作消融。</w:t>
+        <w:t xml:space="preserve">時發揮了較好的正則化效果；上限的穩健性留待後續消融實驗。</w:t>
       </w:r>
     </w:p>
     <w:p>
@@ -13568,7 +12903,7 @@
               <w:rPr>
                 <w:rFonts w:hint="eastAsia"/>
               </w:rPr>
-              <w:t xml:space="preserve">SC（地板）</w:t>
+              <w:t xml:space="preserve">SC（基準線）</w:t>
             </w:r>
           </w:p>
         </w:tc>
@@ -13737,7 +13072,7 @@
               <w:rPr>
                 <w:rFonts w:hint="eastAsia"/>
               </w:rPr>
-              <w:t xml:space="preserve">天真逐題（陰性對照）</w:t>
+              <w:t xml:space="preserve">自我參照逐題法（陰性對照）</w:t>
             </w:r>
           </w:p>
         </w:tc>
@@ -13777,16 +13112,7 @@
               <w:rPr>
                 <w:rFonts w:hint="eastAsia"/>
               </w:rPr>
-              <w:t xml:space="preserve">逐題連結</w:t>
-            </w:r>
-            <w:r>
-              <w:t xml:space="preserve"> </w:t>
-            </w:r>
-            <w:r>
-              <w:rPr>
-                <w:rFonts w:hint="eastAsia"/>
-              </w:rPr>
-              <w:t xml:space="preserve">oracle（天花板）</w:t>
+              <w:t xml:space="preserve">逐題連結最佳值（上限）</w:t>
             </w:r>
           </w:p>
         </w:tc>
@@ -13825,7 +13151,7 @@
           <wp:inline>
             <wp:extent cx="5334000" cy="2133600"/>
             <wp:effectExtent b="0" l="0" r="0" t="0"/>
-            <wp:docPr descr="圖 4——結構化對 i.i.d. 異質性。左：有可觀測協變量時，逐群組 TACT（無標籤）從 0.808 地板逼近逐題 oracle 且對 SC 零損失。右：可證明封閉的 i.i.d. 格——所有正當方法貼地板，陰性對照略低於地板。" title="" id="40" name="Picture"/>
+            <wp:docPr descr="圖 4：結構化與 i.i.d. 異質性的對照。左：具可觀測協變量時，逐群組 TACT（無標籤）自 0.808 基準線逼近逐題最佳值，且對 SC 零損失。右：可證明封閉的 i.i.d. 情境，所有正當方法停留在基準線，陰性對照略低於基準線。" title="" id="40" name="Picture"/>
             <a:graphic>
               <a:graphicData uri="http://schemas.openxmlformats.org/drawingml/2006/picture">
                 <pic:pic>
@@ -13880,7 +13206,7 @@
         <w:rPr>
           <w:rFonts w:hint="eastAsia"/>
         </w:rPr>
-        <w:t xml:space="preserve">4——結構化對</w:t>
+        <w:t xml:space="preserve">4：結構化與</w:t>
       </w:r>
       <w:r>
         <w:t xml:space="preserve"> i.i.d. </w:t>
@@ -13889,16 +13215,16 @@
         <w:rPr>
           <w:rFonts w:hint="eastAsia"/>
         </w:rPr>
-        <w:t xml:space="preserve">異質性。左：有可觀測協變量時，逐群組</w:t>
-      </w:r>
-      <w:r>
-        <w:t xml:space="preserve"> </w:t>
-      </w:r>
-      <w:r>
-        <w:rPr>
-          <w:rFonts w:hint="eastAsia"/>
-        </w:rPr>
-        <w:t xml:space="preserve">TACT（無標籤）從</w:t>
+        <w:t xml:space="preserve">異質性的對照。左：具可觀測協變量時，逐群組</w:t>
+      </w:r>
+      <w:r>
+        <w:t xml:space="preserve"> </w:t>
+      </w:r>
+      <w:r>
+        <w:rPr>
+          <w:rFonts w:hint="eastAsia"/>
+        </w:rPr>
+        <w:t xml:space="preserve">TACT（無標籤）自</w:t>
       </w:r>
       <w:r>
         <w:t xml:space="preserve"> 0.808 </w:t>
@@ -13907,16 +13233,7 @@
         <w:rPr>
           <w:rFonts w:hint="eastAsia"/>
         </w:rPr>
-        <w:t xml:space="preserve">地板逼近逐題</w:t>
-      </w:r>
-      <w:r>
-        <w:t xml:space="preserve"> oracle </w:t>
-      </w:r>
-      <w:r>
-        <w:rPr>
-          <w:rFonts w:hint="eastAsia"/>
-        </w:rPr>
-        <w:t xml:space="preserve">且對</w:t>
+        <w:t xml:space="preserve">基準線逼近逐題最佳值，且對</w:t>
       </w:r>
       <w:r>
         <w:t xml:space="preserve"> SC </w:t>
@@ -13934,11 +13251,11 @@
         <w:rPr>
           <w:rFonts w:hint="eastAsia"/>
         </w:rPr>
-        <w:t xml:space="preserve">格——所有正當方法貼地板，陰性對照略低於地板。</w:t>
+        <w:t xml:space="preserve">情境，所有正當方法停留在基準線，陰性對照略低於基準線。</w:t>
       </w:r>
     </w:p>
     <w:bookmarkEnd w:id="42"/>
-    <w:bookmarkStart w:id="43" w:name="小-dev-set-與證偽準則"/>
+    <w:bookmarkStart w:id="43" w:name="小型-dev-集與證偽結果"/>
     <w:p>
       <w:pPr>
         <w:pStyle w:val="Heading3"/>
@@ -13950,16 +13267,16 @@
         <w:rPr>
           <w:rFonts w:hint="eastAsia"/>
         </w:rPr>
-        <w:t xml:space="preserve">小</w:t>
-      </w:r>
-      <w:r>
-        <w:t xml:space="preserve"> dev set </w:t>
-      </w:r>
-      <w:r>
-        <w:rPr>
-          <w:rFonts w:hint="eastAsia"/>
-        </w:rPr>
-        <w:t xml:space="preserve">與證偽準則</w:t>
+        <w:t xml:space="preserve">小型</w:t>
+      </w:r>
+      <w:r>
+        <w:t xml:space="preserve"> dev </w:t>
+      </w:r>
+      <w:r>
+        <w:rPr>
+          <w:rFonts w:hint="eastAsia"/>
+        </w:rPr>
+        <w:t xml:space="preserve">集與證偽結果</w:t>
       </w:r>
     </w:p>
     <w:p>
@@ -13967,14 +13284,38 @@
         <w:pStyle w:val="FirstParagraph"/>
       </w:pPr>
       <w:r>
-        <w:t xml:space="preserve">dev</w:t>
-      </w:r>
-      <w:r>
-        <w:t xml:space="preserve"> </w:t>
-      </w:r>
-      <m:oMath>
-        <m:r>
-          <m:t>n</m:t>
+        <w:t xml:space="preserve">dev </w:t>
+      </w:r>
+      <w:r>
+        <w:rPr>
+          <w:rFonts w:hint="eastAsia"/>
+        </w:rPr>
+        <w:t xml:space="preserve">縮減至</w:t>
+      </w:r>
+      <w:r>
+        <w:t xml:space="preserve"> 50 </w:t>
+      </w:r>
+      <w:r>
+        <w:rPr>
+          <w:rFonts w:hint="eastAsia"/>
+        </w:rPr>
+        <w:t xml:space="preserve">題時結論不變（</w:t>
+      </w:r>
+      <m:oMath>
+        <m:r>
+          <m:rPr>
+            <m:sty m:val="p"/>
+          </m:rPr>
+          <m:t>|</m:t>
+        </m:r>
+        <m:r>
+          <m:t>κ</m:t>
+        </m:r>
+        <m:r>
+          <m:rPr>
+            <m:sty m:val="p"/>
+          </m:rPr>
+          <m:t>|</m:t>
         </m:r>
         <m:r>
           <m:rPr>
@@ -13983,25 +13324,95 @@
           <m:t>=</m:t>
         </m:r>
         <m:r>
-          <m:t>50</m:t>
-        </m:r>
-      </m:oMath>
-      <w:r>
-        <w:t xml:space="preserve"> </w:t>
-      </w:r>
-      <w:r>
-        <w:rPr>
-          <w:rFonts w:hint="eastAsia"/>
-        </w:rPr>
-        <w:t xml:space="preserve">時結論不變（</w:t>
-      </w:r>
-      <m:oMath>
-        <m:r>
-          <m:rPr>
-            <m:sty m:val="p"/>
-          </m:rPr>
-          <m:t>|</m:t>
-        </m:r>
+          <m:t>0.6</m:t>
+        </m:r>
+      </m:oMath>
+      <w:r>
+        <w:t xml:space="preserve"> </w:t>
+      </w:r>
+      <w:r>
+        <w:rPr>
+          <w:rFonts w:hint="eastAsia"/>
+        </w:rPr>
+        <w:t xml:space="preserve">仍為</w:t>
+      </w:r>
+      <w:r>
+        <w:t xml:space="preserve"> </w:t>
+      </w:r>
+      <m:oMath>
+        <m:r>
+          <m:t>1.000</m:t>
+        </m:r>
+      </m:oMath>
+      <w:r>
+        <w:rPr>
+          <w:rFonts w:hint="eastAsia"/>
+        </w:rPr>
+        <w:t xml:space="preserve">，</w:t>
+      </w:r>
+      <m:oMath>
+        <m:r>
+          <m:rPr>
+            <m:sty m:val="p"/>
+          </m:rPr>
+          <m:t>−</m:t>
+        </m:r>
+        <m:r>
+          <m:t>0.2</m:t>
+        </m:r>
+      </m:oMath>
+      <w:r>
+        <w:t xml:space="preserve"> </w:t>
+      </w:r>
+      <w:r>
+        <w:rPr>
+          <w:rFonts w:hint="eastAsia"/>
+        </w:rPr>
+        <w:t xml:space="preserve">仍為</w:t>
+      </w:r>
+      <w:r>
+        <w:t xml:space="preserve"> </w:t>
+      </w:r>
+      <m:oMath>
+        <m:r>
+          <m:t>0.978</m:t>
+        </m:r>
+      </m:oMath>
+      <w:r>
+        <w:rPr>
+          <w:rFonts w:hint="eastAsia"/>
+        </w:rPr>
+        <w:t xml:space="preserve">）：考慮標準誤的收縮使方法平滑退化，而非驟然失效。四項證偽準則全數通過：F1（</w:t>
+      </w:r>
+      <m:oMath>
+        <m:r>
+          <m:t>1.000</m:t>
+        </m:r>
+      </m:oMath>
+      <w:r>
+        <w:t xml:space="preserve"> </w:t>
+      </w:r>
+      <w:r>
+        <w:rPr>
+          <w:rFonts w:hint="eastAsia"/>
+        </w:rPr>
+        <w:t xml:space="preserve">對</w:t>
+      </w:r>
+      <w:r>
+        <w:t xml:space="preserve"> </w:t>
+      </w:r>
+      <m:oMath>
+        <m:r>
+          <m:t>1.000</m:t>
+        </m:r>
+      </m:oMath>
+      <w:r>
+        <w:rPr>
+          <w:rFonts w:hint="eastAsia"/>
+        </w:rPr>
+        <w:t xml:space="preserve">）、F2（</w:t>
+      </w:r>
+      <m:oMath>
         <m:r>
           <m:t>κ</m:t>
         </m:r>
@@ -14009,87 +13420,36 @@
           <m:rPr>
             <m:sty m:val="p"/>
           </m:rPr>
-          <m:t>|</m:t>
-        </m:r>
-        <m:r>
-          <m:rPr>
-            <m:sty m:val="p"/>
-          </m:rPr>
           <m:t>=</m:t>
         </m:r>
         <m:r>
-          <m:t>0.6</m:t>
-        </m:r>
-      </m:oMath>
-      <w:r>
-        <w:t xml:space="preserve"> </w:t>
-      </w:r>
-      <w:r>
-        <w:rPr>
-          <w:rFonts w:hint="eastAsia"/>
-        </w:rPr>
-        <w:t xml:space="preserve">仍</w:t>
-      </w:r>
-      <w:r>
-        <w:t xml:space="preserve"> </w:t>
-      </w:r>
-      <m:oMath>
-        <m:r>
-          <m:t>1.000</m:t>
-        </m:r>
-      </m:oMath>
-      <w:r>
-        <w:rPr>
-          <w:rFonts w:hint="eastAsia"/>
-        </w:rPr>
-        <w:t xml:space="preserve">；</w:t>
-      </w:r>
-      <m:oMath>
-        <m:r>
-          <m:rPr>
-            <m:sty m:val="p"/>
-          </m:rPr>
-          <m:t>−</m:t>
-        </m:r>
-        <m:r>
-          <m:t>0.2</m:t>
-        </m:r>
-      </m:oMath>
-      <w:r>
-        <w:t xml:space="preserve"> </w:t>
-      </w:r>
-      <w:r>
-        <w:rPr>
-          <w:rFonts w:hint="eastAsia"/>
-        </w:rPr>
-        <w:t xml:space="preserve">仍</w:t>
-      </w:r>
-      <w:r>
-        <w:t xml:space="preserve"> </w:t>
-      </w:r>
-      <m:oMath>
-        <m:r>
-          <m:t>0.978</m:t>
-        </m:r>
-      </m:oMath>
-      <w:r>
-        <w:rPr>
-          <w:rFonts w:hint="eastAsia"/>
-        </w:rPr>
-        <w:t xml:space="preserve">）：SE</w:t>
-      </w:r>
-      <w:r>
-        <w:t xml:space="preserve"> </w:t>
-      </w:r>
-      <w:r>
-        <w:rPr>
-          <w:rFonts w:hint="eastAsia"/>
-        </w:rPr>
-        <w:t xml:space="preserve">感知的收縮平滑退化而非災難性失效。四項證偽準則全數存活：F1（</w:t>
-      </w:r>
-      <m:oMath>
-        <m:r>
-          <m:t>1.000</m:t>
+          <m:t>0</m:t>
+        </m:r>
+      </m:oMath>
+      <w:r>
+        <w:t xml:space="preserve"> </w:t>
+      </w:r>
+      <w:r>
+        <w:rPr>
+          <w:rFonts w:hint="eastAsia"/>
+        </w:rPr>
+        <w:t xml:space="preserve">位元層級相同，其餘位置未顯著低於</w:t>
+      </w:r>
+      <w:r>
+        <w:t xml:space="preserve"> </w:t>
+      </w:r>
+      <w:r>
+        <w:rPr>
+          <w:rFonts w:hint="eastAsia"/>
+        </w:rPr>
+        <w:t xml:space="preserve">SC）、F3（掃描平均</w:t>
+      </w:r>
+      <w:r>
+        <w:t xml:space="preserve"> </w:t>
+      </w:r>
+      <m:oMath>
+        <m:r>
+          <m:t>0.954</m:t>
         </m:r>
       </m:oMath>
       <w:r>
@@ -14106,69 +13466,6 @@
       </w:r>
       <m:oMath>
         <m:r>
-          <m:t>1.000</m:t>
-        </m:r>
-      </m:oMath>
-      <w:r>
-        <w:rPr>
-          <w:rFonts w:hint="eastAsia"/>
-        </w:rPr>
-        <w:t xml:space="preserve">）、F2（</w:t>
-      </w:r>
-      <m:oMath>
-        <m:r>
-          <m:t>κ</m:t>
-        </m:r>
-        <m:r>
-          <m:rPr>
-            <m:sty m:val="p"/>
-          </m:rPr>
-          <m:t>=</m:t>
-        </m:r>
-        <m:r>
-          <m:t>0</m:t>
-        </m:r>
-      </m:oMath>
-      <w:r>
-        <w:t xml:space="preserve"> </w:t>
-      </w:r>
-      <w:r>
-        <w:rPr>
-          <w:rFonts w:hint="eastAsia"/>
-        </w:rPr>
-        <w:t xml:space="preserve">位元級相同；他處從未顯著低於</w:t>
-      </w:r>
-      <w:r>
-        <w:t xml:space="preserve"> </w:t>
-      </w:r>
-      <w:r>
-        <w:rPr>
-          <w:rFonts w:hint="eastAsia"/>
-        </w:rPr>
-        <w:t xml:space="preserve">SC）、F3（掃描平均</w:t>
-      </w:r>
-      <w:r>
-        <w:t xml:space="preserve"> </w:t>
-      </w:r>
-      <m:oMath>
-        <m:r>
-          <m:t>0.954</m:t>
-        </m:r>
-      </m:oMath>
-      <w:r>
-        <w:t xml:space="preserve"> </w:t>
-      </w:r>
-      <w:r>
-        <w:rPr>
-          <w:rFonts w:hint="eastAsia"/>
-        </w:rPr>
-        <w:t xml:space="preserve">對</w:t>
-      </w:r>
-      <w:r>
-        <w:t xml:space="preserve"> </w:t>
-      </w:r>
-      <m:oMath>
-        <m:r>
           <m:t>0.811</m:t>
         </m:r>
       </m:oMath>
@@ -14176,7 +13473,7 @@
         <w:rPr>
           <w:rFonts w:hint="eastAsia"/>
         </w:rPr>
-        <w:t xml:space="preserve">）、F4（失真與回音格是兩個網格基線都到不了的）。對</w:t>
+        <w:t xml:space="preserve">）、F4（失真與回音情境為兩個網格基線皆無法達到）。須說明的是，相對</w:t>
       </w:r>
       <w:r>
         <w:t xml:space="preserve"> SignGrid-dev </w:t>
@@ -14185,16 +13482,7 @@
         <w:rPr>
           <w:rFonts w:hint="eastAsia"/>
         </w:rPr>
-        <w:t xml:space="preserve">的誠實邊際在同質掃描上很窄——中段</w:t>
-      </w:r>
-      <w:r>
-        <w:t xml:space="preserve"> TACT </w:t>
-      </w:r>
-      <w:r>
-        <w:rPr>
-          <w:rFonts w:hint="eastAsia"/>
-        </w:rPr>
-        <w:t xml:space="preserve">甚至落後</w:t>
+        <w:t xml:space="preserve">的優勢在同質掃描上並不大，中段甚至落後</w:t>
       </w:r>
       <w:r>
         <w:t xml:space="preserve"> </w:t>
@@ -14205,7 +13493,16 @@
         </m:r>
       </m:oMath>
       <w:r>
-        <w:t xml:space="preserve">–</w:t>
+        <w:t xml:space="preserve"> </w:t>
+      </w:r>
+      <w:r>
+        <w:rPr>
+          <w:rFonts w:hint="eastAsia"/>
+        </w:rPr>
+        <w:t xml:space="preserve">至</w:t>
+      </w:r>
+      <w:r>
+        <w:t xml:space="preserve"> </w:t>
       </w:r>
       <m:oMath>
         <m:r>
@@ -14216,7 +13513,7 @@
         <w:rPr>
           <w:rFonts w:hint="eastAsia"/>
         </w:rPr>
-        <w:t xml:space="preserve">，這是收縮的刻意代價——淨優勢恰好集中在預先登記之處：失真（</w:t>
+        <w:t xml:space="preserve">，此為收縮的預期代價；淨優勢集中於事前登記的三種情形：失真（</w:t>
       </w:r>
       <m:oMath>
         <m:r>
@@ -14250,7 +13547,7 @@
         <w:rPr>
           <w:rFonts w:hint="eastAsia"/>
         </w:rPr>
-        <w:t xml:space="preserve">）、以及網格無法執行的無標籤運作。</w:t>
+        <w:t xml:space="preserve">），以及網格基線無法執行的無標籤運作。</w:t>
       </w:r>
     </w:p>
     <w:bookmarkEnd w:id="43"/>
@@ -14277,25 +13574,25 @@
           <w:b/>
           <w:bCs/>
         </w:rPr>
-        <w:t xml:space="preserve">證據顯示了什麼、沒顯示什麼。</w:t>
-      </w:r>
-      <w:r>
-        <w:t xml:space="preserve"> </w:t>
-      </w:r>
-      <w:r>
-        <w:rPr>
-          <w:rFonts w:hint="eastAsia"/>
-        </w:rPr>
-        <w:t xml:space="preserve">所有量化主張都在合成</w:t>
-      </w:r>
-      <w:r>
-        <w:t xml:space="preserve"> oracle </w:t>
-      </w:r>
-      <w:r>
-        <w:rPr>
-          <w:rFonts w:hint="eastAsia"/>
-        </w:rPr>
-        <w:t xml:space="preserve">上，其信心模型在同質格中正是估計器所測的耦合。本文以三種設計限制循環性：對抗情境（失真、異質性、回音）落在估計器的工作模型之外；機制恢復主張（</w:t>
+        <w:t xml:space="preserve">證據的範圍。</w:t>
+      </w:r>
+      <w:r>
+        <w:t xml:space="preserve"> </w:t>
+      </w:r>
+      <w:r>
+        <w:rPr>
+          <w:rFonts w:hint="eastAsia"/>
+        </w:rPr>
+        <w:t xml:space="preserve">本文所有量化結果均來自合成</w:t>
+      </w:r>
+      <w:r>
+        <w:t xml:space="preserve"> </w:t>
+      </w:r>
+      <w:r>
+        <w:rPr>
+          <w:rFonts w:hint="eastAsia"/>
+        </w:rPr>
+        <w:t xml:space="preserve">oracle，且其信心模型在同質情境中正是估計器所量測的耦合形式。為抑制循環論證，實驗設計採取三項措施：對抗情境（失真、異質性、回音）均落在估計器的工作模型之外；機制恢復（</w:t>
       </w:r>
       <m:oMath>
         <m:acc>
@@ -14330,16 +13627,16 @@
         <w:rPr>
           <w:rFonts w:hint="eastAsia"/>
         </w:rPr>
-        <w:t xml:space="preserve">？）與準確率主張分開報告；且預先量測的基線版圖（圖</w:t>
-      </w:r>
-      <w:r>
-        <w:t xml:space="preserve"> </w:t>
-      </w:r>
-      <w:r>
-        <w:rPr>
-          <w:rFonts w:hint="eastAsia"/>
-        </w:rPr>
-        <w:t xml:space="preserve">1）在方法存在前就固定了可獲勝的格子。真實</w:t>
+        <w:t xml:space="preserve">）與準確率屬於分開報告的兩類主張；基線能力範圍（圖</w:t>
+      </w:r>
+      <w:r>
+        <w:t xml:space="preserve"> </w:t>
+      </w:r>
+      <w:r>
+        <w:rPr>
+          <w:rFonts w:hint="eastAsia"/>
+        </w:rPr>
+        <w:t xml:space="preserve">1）於方法設計前即已量測並固定。真實</w:t>
       </w:r>
       <w:r>
         <w:t xml:space="preserve"> LLM </w:t>
@@ -14348,16 +13645,16 @@
         <w:rPr>
           <w:rFonts w:hint="eastAsia"/>
         </w:rPr>
-        <w:t xml:space="preserve">軌跡的驗證是剩餘的步驟；快取軌跡執行器已提交，且預測是可證偽的：若真實信心通道從不出現方向性失準或協變量結構，TACT</w:t>
-      </w:r>
-      <w:r>
-        <w:t xml:space="preserve"> </w:t>
-      </w:r>
-      <w:r>
-        <w:rPr>
-          <w:rFonts w:hint="eastAsia"/>
-        </w:rPr>
-        <w:t xml:space="preserve">的死區應使其在那裡與</w:t>
+        <w:t xml:space="preserve">軌跡上的驗證是尚待完成的步驟，快取軌跡的執行程式已隨程式碼提供，且預測本身可以被否證：若真實信心通道不存在方向性失準與協變量結構，TACT</w:t>
+      </w:r>
+      <w:r>
+        <w:t xml:space="preserve"> </w:t>
+      </w:r>
+      <w:r>
+        <w:rPr>
+          <w:rFonts w:hint="eastAsia"/>
+        </w:rPr>
+        <w:t xml:space="preserve">的死區將使其表現與</w:t>
       </w:r>
       <w:r>
         <w:t xml:space="preserve"> CISC-devT </w:t>
@@ -14366,7 +13663,7 @@
         <w:rPr>
           <w:rFonts w:hint="eastAsia"/>
         </w:rPr>
-        <w:t xml:space="preserve">操作上無法區分。</w:t>
+        <w:t xml:space="preserve">無法區分。</w:t>
       </w:r>
     </w:p>
     <w:p>
@@ -14379,34 +13676,34 @@
           <w:b/>
           <w:bCs/>
         </w:rPr>
-        <w:t xml:space="preserve">標籤充足時邊際很窄。</w:t>
-      </w:r>
-      <w:r>
-        <w:t xml:space="preserve"> </w:t>
-      </w:r>
-      <w:r>
-        <w:rPr>
-          <w:rFonts w:hint="eastAsia"/>
-        </w:rPr>
-        <w:t xml:space="preserve">當標籤充裕且信心尺度可信時，dev</w:t>
-      </w:r>
-      <w:r>
-        <w:t xml:space="preserve"> </w:t>
-      </w:r>
-      <w:r>
-        <w:rPr>
-          <w:rFonts w:hint="eastAsia"/>
-        </w:rPr>
-        <w:t xml:space="preserve">選取的帶符號網格能吃到大部分價值；TACT</w:t>
-      </w:r>
-      <w:r>
-        <w:t xml:space="preserve"> </w:t>
-      </w:r>
-      <w:r>
-        <w:rPr>
-          <w:rFonts w:hint="eastAsia"/>
-        </w:rPr>
-        <w:t xml:space="preserve">的價值主張立足於無標籤情境、失真的尺度、小</w:t>
+        <w:t xml:space="preserve">標籤充足時優勢有限。</w:t>
+      </w:r>
+      <w:r>
+        <w:t xml:space="preserve"> </w:t>
+      </w:r>
+      <w:r>
+        <w:rPr>
+          <w:rFonts w:hint="eastAsia"/>
+        </w:rPr>
+        <w:t xml:space="preserve">若標籤充裕且信心尺度可信，dev</w:t>
+      </w:r>
+      <w:r>
+        <w:t xml:space="preserve"> </w:t>
+      </w:r>
+      <w:r>
+        <w:rPr>
+          <w:rFonts w:hint="eastAsia"/>
+        </w:rPr>
+        <w:t xml:space="preserve">上選取的帶符號網格已能取得大部分效益；TACT</w:t>
+      </w:r>
+      <w:r>
+        <w:t xml:space="preserve"> </w:t>
+      </w:r>
+      <w:r>
+        <w:rPr>
+          <w:rFonts w:hint="eastAsia"/>
+        </w:rPr>
+        <w:t xml:space="preserve">的價值在於無標籤情境、失真的信心尺度、小型</w:t>
       </w:r>
       <w:r>
         <w:t xml:space="preserve"> dev </w:t>
@@ -14415,7 +13712,7 @@
         <w:rPr>
           <w:rFonts w:hint="eastAsia"/>
         </w:rPr>
-        <w:t xml:space="preserve">set，以及其錨點的精確性。</w:t>
+        <w:t xml:space="preserve">集，以及端點性質的精確性。</w:t>
       </w:r>
     </w:p>
     <w:p>
@@ -14428,7 +13725,7 @@
           <w:b/>
           <w:bCs/>
         </w:rPr>
-        <w:t xml:space="preserve">條件性的無標籤保證。</w:t>
+        <w:t xml:space="preserve">無標籤保證附帶條件。</w:t>
       </w:r>
       <w:r>
         <w:t xml:space="preserve"> </w:t>
@@ -14446,7 +13743,7 @@
         <w:rPr>
           <w:rFonts w:hint="eastAsia"/>
         </w:rPr>
-        <w:t xml:space="preserve">需要去重後</w:t>
+        <w:t xml:space="preserve">要求去重後</w:t>
       </w:r>
       <w:r>
         <w:t xml:space="preserve"> </w:t>
@@ -14485,16 +13782,16 @@
         <w:rPr>
           <w:rFonts w:hint="eastAsia"/>
         </w:rPr>
-        <w:t xml:space="preserve">，且自信回音的歧義是根本性的（命題</w:t>
-      </w:r>
-      <w:r>
-        <w:t xml:space="preserve"> </w:t>
-      </w:r>
-      <w:r>
-        <w:rPr>
-          <w:rFonts w:hint="eastAsia"/>
-        </w:rPr>
-        <w:t xml:space="preserve">7）；警報只能偵測逐字情形，改寫式回音會逃過——半無標籤模式是約</w:t>
+        <w:t xml:space="preserve">，且自信回音造成的歧義屬於根本限制（命題</w:t>
+      </w:r>
+      <w:r>
+        <w:t xml:space="preserve"> </w:t>
+      </w:r>
+      <w:r>
+        <w:rPr>
+          <w:rFonts w:hint="eastAsia"/>
+        </w:rPr>
+        <w:t xml:space="preserve">7）；警報僅能偵測逐字重複，改寫式的回音可以規避。半無標籤模式以約</w:t>
       </w:r>
       <w:r>
         <w:t xml:space="preserve"> 50 </w:t>
@@ -14503,7 +13800,7 @@
         <w:rPr>
           <w:rFonts w:hint="eastAsia"/>
         </w:rPr>
-        <w:t xml:space="preserve">個標籤的誠實修法。</w:t>
+        <w:t xml:space="preserve">筆標籤即可補上此缺口，是務實的解法。</w:t>
       </w:r>
     </w:p>
     <w:p>
@@ -14516,16 +13813,16 @@
           <w:b/>
           <w:bCs/>
         </w:rPr>
-        <w:t xml:space="preserve">每群組一個全域指數。</w:t>
-      </w:r>
-      <w:r>
-        <w:t xml:space="preserve"> </w:t>
-      </w:r>
-      <w:r>
-        <w:rPr>
-          <w:rFonts w:hint="eastAsia"/>
-        </w:rPr>
-        <w:t xml:space="preserve">群組內</w:t>
+        <w:t xml:space="preserve">每群組單一指數。</w:t>
+      </w:r>
+      <w:r>
+        <w:t xml:space="preserve"> </w:t>
+      </w:r>
+      <w:r>
+        <w:rPr>
+          <w:rFonts w:hint="eastAsia"/>
+        </w:rPr>
+        <w:t xml:space="preserve">群組之內</w:t>
       </w:r>
       <w:r>
         <w:t xml:space="preserve"> TACT </w:t>
@@ -14534,16 +13831,25 @@
         <w:rPr>
           <w:rFonts w:hint="eastAsia"/>
         </w:rPr>
-        <w:t xml:space="preserve">只出一個指數；群組內的逐題變異依命題</w:t>
-      </w:r>
-      <w:r>
-        <w:t xml:space="preserve"> 5–7 </w:t>
-      </w:r>
-      <w:r>
-        <w:rPr>
-          <w:rFonts w:hint="eastAsia"/>
-        </w:rPr>
-        <w:t xml:space="preserve">不可利用，除非存在更多協變量。</w:t>
+        <w:t xml:space="preserve">僅輸出一個指數；由命題</w:t>
+      </w:r>
+      <w:r>
+        <w:t xml:space="preserve"> 5 </w:t>
+      </w:r>
+      <w:r>
+        <w:rPr>
+          <w:rFonts w:hint="eastAsia"/>
+        </w:rPr>
+        <w:t xml:space="preserve">至</w:t>
+      </w:r>
+      <w:r>
+        <w:t xml:space="preserve"> </w:t>
+      </w:r>
+      <w:r>
+        <w:rPr>
+          <w:rFonts w:hint="eastAsia"/>
+        </w:rPr>
+        <w:t xml:space="preserve">7，群組內的逐題變異在缺乏進一步協變量時無法利用。</w:t>
       </w:r>
     </w:p>
     <w:bookmarkEnd w:id="45"/>
@@ -14570,16 +13876,16 @@
         <w:rPr>
           <w:rFonts w:hint="eastAsia"/>
         </w:rPr>
-        <w:t xml:space="preserve">把「該信任這個模型的信心多少？」變成一個被量測的、帶符號的、不確定性感知的量，兩端有精確退路——證據缺席時是純自我一致性、證據滿格時是</w:t>
-      </w:r>
-      <w:r>
-        <w:t xml:space="preserve"> </w:t>
-      </w:r>
-      <w:r>
-        <w:rPr>
-          <w:rFonts w:hint="eastAsia"/>
-        </w:rPr>
-        <w:t xml:space="preserve">CISC——並證明長期在此方法家族中無法表示的「符號」可以在陳述並測試過的條件下零標籤恢復。隨附的不可能性結果劃出任何未來逐題方法必須尊重的邊界；而這套已經殺死過作者自己一個系統的證偽協定，或許是更可攜的貢獻。</w:t>
+        <w:t xml:space="preserve">將「該信任模型的信心到什麼程度」轉化為可量測、帶符號、考慮不確定性的量，並在兩端提供精確的退路：證據不足時即為純自我一致性，證據充分時即為</w:t>
+      </w:r>
+      <w:r>
+        <w:t xml:space="preserve"> </w:t>
+      </w:r>
+      <w:r>
+        <w:rPr>
+          <w:rFonts w:hint="eastAsia"/>
+        </w:rPr>
+        <w:t xml:space="preserve">CISC。本文證明了長期無法在此類方法中表達的「符號」，可以在明確陳述並經測試的條件下以零標籤恢復。隨附的不可能性結果為未來的逐題方法劃出必須尊重的界線；而這套曾經否決筆者自己先前系統的證偽協定，或許是本文最具可攜性的貢獻。</w:t>
       </w:r>
     </w:p>
     <w:bookmarkEnd w:id="46"/>

--- a/paper/tact_zh.docx
+++ b/paper/tact_zh.docx
@@ -538,7 +538,7 @@
         <w:rPr>
           <w:rFonts w:hint="eastAsia"/>
         </w:rPr>
-        <w:t xml:space="preserve">然而這類改良存在一項結構性弱點，就筆者所知尚無已發表方法處理。現有加權方案，包括</w:t>
+        <w:t xml:space="preserve">然而這類改良存在一項結構性弱點，就我所知尚無已發表方法處理。現有加權方案，包括</w:t>
       </w:r>
       <w:r>
         <w:t xml:space="preserve"> CISC </w:t>
@@ -1691,16 +1691,16 @@
         <w:rPr>
           <w:rFonts w:hint="eastAsia"/>
         </w:rPr>
-        <w:t xml:space="preserve">筆者先前提出的系統</w:t>
-      </w:r>
-      <w:r>
-        <w:t xml:space="preserve"> </w:t>
-      </w:r>
-      <w:r>
-        <w:rPr>
-          <w:rFonts w:hint="eastAsia"/>
-        </w:rPr>
-        <w:t xml:space="preserve">RLEV-VoI（冗餘折扣投票搭配資訊價值停止準則）曾以相同的證偽紀律評估，結果未能通過：一個簡單的去重基線在所有情境全面勝出，因此筆者將該系統以負面結果發表。正是在分析那次失敗的過程中，筆者注意到了本文所研究的信心兩難。</w:t>
+        <w:t xml:space="preserve">我先前提出的系統</w:t>
+      </w:r>
+      <w:r>
+        <w:t xml:space="preserve"> </w:t>
+      </w:r>
+      <w:r>
+        <w:rPr>
+          <w:rFonts w:hint="eastAsia"/>
+        </w:rPr>
+        <w:t xml:space="preserve">RLEV-VoI（冗餘折扣投票搭配資訊價值停止準則）曾以相同的證偽紀律評估，結果未能通過：一個簡單的去重基線在所有情境全面勝出，因此我將該系統以負面結果發表。正是在分析那次失敗的過程中，我注意到了本文所研究的信心兩難。</w:t>
       </w:r>
     </w:p>
     <w:bookmarkEnd w:id="11"/>
@@ -8151,7 +8151,7 @@
         <w:rPr>
           <w:rFonts w:hint="eastAsia"/>
         </w:rPr>
-        <w:t xml:space="preserve">是否最高」，則所有良性的負相關通道都會誤觸發。這個缺陷是筆者在開發過程中實際遭遇、診斷並修正的，相關行為已由公開測試固定。最後，顯著性閘門作用於原始統計量</w:t>
+        <w:t xml:space="preserve">是否最高」，則所有良性的負相關通道都會誤觸發。這個缺陷是我在開發過程中實際遭遇、診斷並修正的，相關行為已由公開測試固定。最後，顯著性閘門作用於原始統計量</w:t>
       </w:r>
       <w:r>
         <w:t xml:space="preserve"> </w:t>
@@ -13885,7 +13885,7 @@
         <w:rPr>
           <w:rFonts w:hint="eastAsia"/>
         </w:rPr>
-        <w:t xml:space="preserve">CISC。本文證明了長期無法在此類方法中表達的「符號」，可以在明確陳述並經測試的條件下以零標籤恢復。隨附的不可能性結果為未來的逐題方法劃出必須尊重的界線；而這套曾經否決筆者自己先前系統的證偽協定，或許是本文最具可攜性的貢獻。</w:t>
+        <w:t xml:space="preserve">CISC。本文證明了長期無法在此類方法中表達的「符號」，可以在明確陳述並經測試的條件下以零標籤恢復。隨附的不可能性結果為未來的逐題方法劃出必須尊重的界線；而這套曾經否決我自己先前系統的證偽協定，或許是本文最具可攜性的貢獻。</w:t>
       </w:r>
     </w:p>
     <w:bookmarkEnd w:id="46"/>

--- a/paper/tact_zh.docx
+++ b/paper/tact_zh.docx
@@ -2,7 +2,7 @@
 <file path=word/document.xml><?xml version="1.0" encoding="utf-8"?>
 <w:document xmlns:w="http://schemas.openxmlformats.org/wordprocessingml/2006/main" xmlns:m="http://schemas.openxmlformats.org/officeDocument/2006/math" xmlns:r="http://schemas.openxmlformats.org/officeDocument/2006/relationships" xmlns:o="urn:schemas-microsoft-com:office:office" xmlns:v="urn:schemas-microsoft-com:vml" xmlns:w10="urn:schemas-microsoft-com:office:word" xmlns:a="http://schemas.openxmlformats.org/drawingml/2006/main" xmlns:pic="http://schemas.openxmlformats.org/drawingml/2006/picture" xmlns:wp="http://schemas.openxmlformats.org/drawingml/2006/wordprocessingDrawing">
   <w:body>
-    <w:bookmarkStart w:id="48" w:name="tact面向大型語言模型自我一致性投票的信任錨定信心調節"/>
+    <w:bookmarkStart w:id="49" w:name="tact面向大型語言模型自我一致性投票的信任錨定信心調節"/>
     <w:p>
       <w:pPr>
         <w:pStyle w:val="Heading1"/>
@@ -11137,7 +11137,7 @@
       </w:r>
     </w:p>
     <w:bookmarkEnd w:id="33"/>
-    <w:bookmarkStart w:id="44" w:name="八結果"/>
+    <w:bookmarkStart w:id="45" w:name="八結果"/>
     <w:p>
       <w:pPr>
         <w:pStyle w:val="Heading2"/>
@@ -13551,17 +13551,19 @@
       </w:r>
     </w:p>
     <w:bookmarkEnd w:id="43"/>
-    <w:bookmarkEnd w:id="44"/>
-    <w:bookmarkStart w:id="45" w:name="九討論與限制"/>
+    <w:bookmarkStart w:id="44" w:name="真實軌跡的初步驗證"/>
     <w:p>
       <w:pPr>
-        <w:pStyle w:val="Heading2"/>
+        <w:pStyle w:val="Heading3"/>
       </w:pPr>
       <w:r>
-        <w:rPr>
-          <w:rFonts w:hint="eastAsia"/>
-        </w:rPr>
-        <w:t xml:space="preserve">九、討論與限制</w:t>
+        <w:t xml:space="preserve">8.5 </w:t>
+      </w:r>
+      <w:r>
+        <w:rPr>
+          <w:rFonts w:hint="eastAsia"/>
+        </w:rPr>
+        <w:t xml:space="preserve">真實軌跡的初步驗證</w:t>
       </w:r>
     </w:p>
     <w:p>
@@ -13571,28 +13573,175 @@
       <w:r>
         <w:rPr>
           <w:rFonts w:hint="eastAsia"/>
-          <w:b/>
-          <w:bCs/>
-        </w:rPr>
-        <w:t xml:space="preserve">證據的範圍。</w:t>
-      </w:r>
-      <w:r>
-        <w:t xml:space="preserve"> </w:t>
-      </w:r>
-      <w:r>
-        <w:rPr>
-          <w:rFonts w:hint="eastAsia"/>
-        </w:rPr>
-        <w:t xml:space="preserve">本文所有量化結果均來自合成</w:t>
-      </w:r>
-      <w:r>
-        <w:t xml:space="preserve"> </w:t>
-      </w:r>
-      <w:r>
-        <w:rPr>
-          <w:rFonts w:hint="eastAsia"/>
-        </w:rPr>
-        <w:t xml:space="preserve">oracle，且其信心模型在同質情境中正是估計器所量測的耦合形式。為抑制循環論證，實驗設計採取三項措施：對抗情境（失真、異質性、回音）均落在估計器的工作模型之外；機制恢復（</w:t>
+        </w:rPr>
+        <w:t xml:space="preserve">以</w:t>
+      </w:r>
+      <w:r>
+        <w:t xml:space="preserve"> Claude Haiku 4.5 </w:t>
+      </w:r>
+      <w:r>
+        <w:rPr>
+          <w:rFonts w:hint="eastAsia"/>
+        </w:rPr>
+        <w:t xml:space="preserve">為凍結模型進行了第一次真實軌跡驗證：100</w:t>
+      </w:r>
+      <w:r>
+        <w:t xml:space="preserve"> </w:t>
+      </w:r>
+      <w:r>
+        <w:rPr>
+          <w:rFonts w:hint="eastAsia"/>
+        </w:rPr>
+        <w:t xml:space="preserve">題（GSM8K</w:t>
+      </w:r>
+      <w:r>
+        <w:t xml:space="preserve"> </w:t>
+      </w:r>
+      <w:r>
+        <w:rPr>
+          <w:rFonts w:hint="eastAsia"/>
+        </w:rPr>
+        <w:t xml:space="preserve">數學題與</w:t>
+      </w:r>
+      <w:r>
+        <w:t xml:space="preserve"> CommonsenseQA </w:t>
+      </w:r>
+      <w:r>
+        <w:rPr>
+          <w:rFonts w:hint="eastAsia"/>
+        </w:rPr>
+        <w:t xml:space="preserve">常識題各</w:t>
+      </w:r>
+      <w:r>
+        <w:t xml:space="preserve"> 50 </w:t>
+      </w:r>
+      <w:r>
+        <w:rPr>
+          <w:rFonts w:hint="eastAsia"/>
+        </w:rPr>
+        <w:t xml:space="preserve">題），每題取</w:t>
+      </w:r>
+      <w:r>
+        <w:t xml:space="preserve"> 3 </w:t>
+      </w:r>
+      <w:r>
+        <w:rPr>
+          <w:rFonts w:hint="eastAsia"/>
+        </w:rPr>
+        <w:t xml:space="preserve">至</w:t>
+      </w:r>
+      <w:r>
+        <w:t xml:space="preserve"> 5 </w:t>
+      </w:r>
+      <w:r>
+        <w:rPr>
+          <w:rFonts w:hint="eastAsia"/>
+        </w:rPr>
+        <w:t xml:space="preserve">條獨立思維鏈與口頭信心，於</w:t>
+      </w:r>
+      <w:r>
+        <w:t xml:space="preserve"> </w:t>
+      </w:r>
+      <m:oMath>
+        <m:r>
+          <m:t>K</m:t>
+        </m:r>
+        <m:r>
+          <m:rPr>
+            <m:sty m:val="p"/>
+          </m:rPr>
+          <m:t>=</m:t>
+        </m:r>
+        <m:r>
+          <m:t>3</m:t>
+        </m:r>
+      </m:oMath>
+      <w:r>
+        <w:t xml:space="preserve">、40/60 </w:t>
+      </w:r>
+      <w:r>
+        <w:rPr>
+          <w:rFonts w:hint="eastAsia"/>
+        </w:rPr>
+        <w:t xml:space="preserve">的</w:t>
+      </w:r>
+      <w:r>
+        <w:t xml:space="preserve"> dev/test </w:t>
+      </w:r>
+      <w:r>
+        <w:rPr>
+          <w:rFonts w:hint="eastAsia"/>
+        </w:rPr>
+        <w:t xml:space="preserve">分割下評測。結果有三項觀察。其一，真實軌跡的口頭信心高度集中，兩個數值（</w:t>
+      </w:r>
+      <m:oMath>
+        <m:r>
+          <m:t>0.99</m:t>
+        </m:r>
+      </m:oMath>
+      <w:r>
+        <w:t xml:space="preserve"> </w:t>
+      </w:r>
+      <w:r>
+        <w:rPr>
+          <w:rFonts w:hint="eastAsia"/>
+        </w:rPr>
+        <w:t xml:space="preserve">與</w:t>
+      </w:r>
+      <w:r>
+        <w:t xml:space="preserve"> </w:t>
+      </w:r>
+      <m:oMath>
+        <m:r>
+          <m:t>0.95</m:t>
+        </m:r>
+      </m:oMath>
+      <w:r>
+        <w:rPr>
+          <w:rFonts w:hint="eastAsia"/>
+        </w:rPr>
+        <w:t xml:space="preserve">）便涵蓋多數回報，恰好觸發</w:t>
+      </w:r>
+      <w:r>
+        <w:t xml:space="preserve"> 4.1 </w:t>
+      </w:r>
+      <w:r>
+        <w:rPr>
+          <w:rFonts w:hint="eastAsia"/>
+        </w:rPr>
+        <w:t xml:space="preserve">節設計的同分安全路徑。其二，在這些基準上信心通道測不到題內辨別訊號：GSM8K</w:t>
+      </w:r>
+      <w:r>
+        <w:t xml:space="preserve"> </w:t>
+      </w:r>
+      <w:r>
+        <w:rPr>
+          <w:rFonts w:hint="eastAsia"/>
+        </w:rPr>
+        <w:t xml:space="preserve">的軌跡正確率達</w:t>
+      </w:r>
+      <w:r>
+        <w:t xml:space="preserve"> </w:t>
+      </w:r>
+      <m:oMath>
+        <m:r>
+          <m:t>96</m:t>
+        </m:r>
+        <m:r>
+          <m:rPr>
+            <m:sty m:val="p"/>
+          </m:rPr>
+          <m:t>%</m:t>
+        </m:r>
+      </m:oMath>
+      <w:r>
+        <w:rPr>
+          <w:rFonts w:hint="eastAsia"/>
+        </w:rPr>
+        <w:t xml:space="preserve">，幾乎沒有題目同時含有正確與錯誤軌跡；其餘可用題目的混合統計量為</w:t>
+      </w:r>
+      <w:r>
+        <w:t xml:space="preserve"> </w:t>
       </w:r>
       <m:oMath>
         <m:acc>
@@ -13605,6 +13754,253 @@
             </m:r>
           </m:e>
         </m:acc>
+        <m:r>
+          <m:rPr>
+            <m:sty m:val="p"/>
+          </m:rPr>
+          <m:t>=</m:t>
+        </m:r>
+        <m:r>
+          <m:rPr>
+            <m:sty m:val="p"/>
+          </m:rPr>
+          <m:t>−</m:t>
+        </m:r>
+        <m:r>
+          <m:t>0.16</m:t>
+        </m:r>
+      </m:oMath>
+      <w:r>
+        <w:t xml:space="preserve">、</w:t>
+      </w:r>
+      <m:oMath>
+        <m:r>
+          <m:rPr>
+            <m:sty m:val="p"/>
+          </m:rPr>
+          <m:t>S</m:t>
+        </m:r>
+        <m:r>
+          <m:rPr>
+            <m:sty m:val="p"/>
+          </m:rPr>
+          <m:t>E</m:t>
+        </m:r>
+        <m:r>
+          <m:rPr>
+            <m:sty m:val="p"/>
+          </m:rPr>
+          <m:t>=</m:t>
+        </m:r>
+        <m:r>
+          <m:t>0.33</m:t>
+        </m:r>
+      </m:oMath>
+      <w:r>
+        <w:rPr>
+          <w:rFonts w:hint="eastAsia"/>
+        </w:rPr>
+        <w:t xml:space="preserve">（</w:t>
+      </w:r>
+      <m:oMath>
+        <m:r>
+          <m:t>z</m:t>
+        </m:r>
+        <m:r>
+          <m:rPr>
+            <m:sty m:val="p"/>
+          </m:rPr>
+          <m:t>=</m:t>
+        </m:r>
+        <m:r>
+          <m:rPr>
+            <m:sty m:val="p"/>
+          </m:rPr>
+          <m:t>−</m:t>
+        </m:r>
+        <m:r>
+          <m:t>0.48</m:t>
+        </m:r>
+      </m:oMath>
+      <w:r>
+        <w:rPr>
+          <w:rFonts w:hint="eastAsia"/>
+        </w:rPr>
+        <w:t xml:space="preserve">），深居死區之內。其三，TACT</w:t>
+      </w:r>
+      <w:r>
+        <w:t xml:space="preserve"> </w:t>
+      </w:r>
+      <w:r>
+        <w:rPr>
+          <w:rFonts w:hint="eastAsia"/>
+        </w:rPr>
+        <w:t xml:space="preserve">因此回傳</w:t>
+      </w:r>
+      <w:r>
+        <w:t xml:space="preserve"> </w:t>
+      </w:r>
+      <m:oMath>
+        <m:r>
+          <m:t>γ</m:t>
+        </m:r>
+        <m:r>
+          <m:rPr>
+            <m:sty m:val="p"/>
+          </m:rPr>
+          <m:t>=</m:t>
+        </m:r>
+        <m:r>
+          <m:t>0</m:t>
+        </m:r>
+      </m:oMath>
+      <w:r>
+        <w:rPr>
+          <w:rFonts w:hint="eastAsia"/>
+        </w:rPr>
+        <w:t xml:space="preserve">，在全部測試題上與</w:t>
+      </w:r>
+      <w:r>
+        <w:t xml:space="preserve"> SC </w:t>
+      </w:r>
+      <w:r>
+        <w:rPr>
+          <w:rFonts w:hint="eastAsia"/>
+        </w:rPr>
+        <w:t xml:space="preserve">位元層級相同（不一致配對</w:t>
+      </w:r>
+      <w:r>
+        <w:t xml:space="preserve"> </w:t>
+      </w:r>
+      <m:oMath>
+        <m:r>
+          <m:rPr>
+            <m:sty m:val="p"/>
+          </m:rPr>
+          <m:t>+</m:t>
+        </m:r>
+        <m:r>
+          <m:t>0</m:t>
+        </m:r>
+        <m:r>
+          <m:rPr>
+            <m:sty m:val="p"/>
+          </m:rPr>
+          <m:t>/</m:t>
+        </m:r>
+        <m:r>
+          <m:rPr>
+            <m:sty m:val="p"/>
+          </m:rPr>
+          <m:t>−</m:t>
+        </m:r>
+        <m:r>
+          <m:t>0</m:t>
+        </m:r>
+      </m:oMath>
+      <w:r>
+        <w:rPr>
+          <w:rFonts w:hint="eastAsia"/>
+        </w:rPr>
+        <w:t xml:space="preserve">）——第九節預先登記的零方向預測獲得證實：通道沒有訊號時，方法的代價恰好為零。此結果同時界定了這些基準所能檢驗的範圍：題內辨別需要模型真正不確定的題目，因此在強模型上要暴露非零耦合，需要更難的題庫與更多的每題重複取樣。上述結論受規模限制：每題</w:t>
+      </w:r>
+      <w:r>
+        <w:t xml:space="preserve"> 3 </w:t>
+      </w:r>
+      <w:r>
+        <w:rPr>
+          <w:rFonts w:hint="eastAsia"/>
+        </w:rPr>
+        <w:t xml:space="preserve">至</w:t>
+      </w:r>
+      <w:r>
+        <w:t xml:space="preserve"> 5 </w:t>
+      </w:r>
+      <w:r>
+        <w:rPr>
+          <w:rFonts w:hint="eastAsia"/>
+        </w:rPr>
+        <w:t xml:space="preserve">條軌跡、</w:t>
+      </w:r>
+      <m:oMath>
+        <m:r>
+          <m:t>K</m:t>
+        </m:r>
+        <m:r>
+          <m:rPr>
+            <m:sty m:val="p"/>
+          </m:rPr>
+          <m:t>=</m:t>
+        </m:r>
+        <m:r>
+          <m:t>3</m:t>
+        </m:r>
+      </m:oMath>
+      <w:r>
+        <w:t xml:space="preserve"> </w:t>
+      </w:r>
+      <w:r>
+        <w:rPr>
+          <w:rFonts w:hint="eastAsia"/>
+        </w:rPr>
+        <w:t xml:space="preserve">投票、單一模型、取樣尚未完整。</w:t>
+      </w:r>
+    </w:p>
+    <w:bookmarkEnd w:id="44"/>
+    <w:bookmarkEnd w:id="45"/>
+    <w:bookmarkStart w:id="46" w:name="九討論與限制"/>
+    <w:p>
+      <w:pPr>
+        <w:pStyle w:val="Heading2"/>
+      </w:pPr>
+      <w:r>
+        <w:rPr>
+          <w:rFonts w:hint="eastAsia"/>
+        </w:rPr>
+        <w:t xml:space="preserve">九、討論與限制</w:t>
+      </w:r>
+    </w:p>
+    <w:p>
+      <w:pPr>
+        <w:pStyle w:val="FirstParagraph"/>
+      </w:pPr>
+      <w:r>
+        <w:rPr>
+          <w:rFonts w:hint="eastAsia"/>
+          <w:b/>
+          <w:bCs/>
+        </w:rPr>
+        <w:t xml:space="preserve">證據的範圍。</w:t>
+      </w:r>
+      <w:r>
+        <w:t xml:space="preserve"> </w:t>
+      </w:r>
+      <w:r>
+        <w:rPr>
+          <w:rFonts w:hint="eastAsia"/>
+        </w:rPr>
+        <w:t xml:space="preserve">本文所有量化結果均來自合成</w:t>
+      </w:r>
+      <w:r>
+        <w:t xml:space="preserve"> </w:t>
+      </w:r>
+      <w:r>
+        <w:rPr>
+          <w:rFonts w:hint="eastAsia"/>
+        </w:rPr>
+        <w:t xml:space="preserve">oracle，且其信心模型在同質情境中正是估計器所量測的耦合形式。為抑制循環論證，實驗設計採取三項措施：對抗情境（失真、異質性、回音）均落在估計器的工作模型之外；機制恢復（</w:t>
+      </w:r>
+      <m:oMath>
+        <m:acc>
+          <m:accPr>
+            <m:chr m:val="̂"/>
+          </m:accPr>
+          <m:e>
+            <m:r>
+              <m:t>D</m:t>
+            </m:r>
+          </m:e>
+        </m:acc>
       </m:oMath>
       <w:r>
         <w:t xml:space="preserve"> </w:t>
@@ -13852,8 +14248,8 @@
         <w:t xml:space="preserve">7，群組內的逐題變異在缺乏進一步協變量時無法利用。</w:t>
       </w:r>
     </w:p>
-    <w:bookmarkEnd w:id="45"/>
-    <w:bookmarkStart w:id="46" w:name="十結論"/>
+    <w:bookmarkEnd w:id="46"/>
+    <w:bookmarkStart w:id="47" w:name="十結論"/>
     <w:p>
       <w:pPr>
         <w:pStyle w:val="Heading2"/>
@@ -13888,8 +14284,8 @@
         <w:t xml:space="preserve">CISC。本文證明了長期無法在此類方法中表達的「符號」，可以在明確陳述並經測試的條件下以零標籤恢復。隨附的不可能性結果為未來的逐題方法劃出必須尊重的界線；而這套曾經否決我自己先前系統的證偽協定，或許是本文最具可攜性的貢獻。</w:t>
       </w:r>
     </w:p>
-    <w:bookmarkEnd w:id="46"/>
-    <w:bookmarkStart w:id="47" w:name="參考文獻"/>
+    <w:bookmarkEnd w:id="47"/>
+    <w:bookmarkStart w:id="48" w:name="參考文獻"/>
     <w:p>
       <w:pPr>
         <w:pStyle w:val="Heading2"/>
@@ -13985,7 +14381,7 @@
         <w:pStyle w:val="BodyText"/>
       </w:pPr>
       <w:r>
-        <w:t xml:space="preserve">[3] A. M. Aggarwal, A. Madaan, Y. Yang, and Mausam,</w:t>
+        <w:t xml:space="preserve">[3] P. Aggarwal, A. Madaan, Y. Yang, and Mausam,</w:t>
       </w:r>
       <w:r>
         <w:t xml:space="preserve"> </w:t>
@@ -14010,7 +14406,7 @@
         <w:t xml:space="preserve">Proc. EMNLP</w:t>
       </w:r>
       <w:r>
-        <w:t xml:space="preserve">, 2023.</w:t>
+        <w:t xml:space="preserve">, 2023, pp. 12375–12396.</w:t>
       </w:r>
     </w:p>
     <w:p>
@@ -14189,7 +14585,19 @@
         <w:pStyle w:val="BodyText"/>
       </w:pPr>
       <w:r>
-        <w:t xml:space="preserve">[8] X. Huang</w:t>
+        <w:t xml:space="preserve">[8] X. Huang, S. Li, M. Yu, M. Sesia, H. Hassani, I. Lee, O. Bastani, and E. Dobriban,</w:t>
+      </w:r>
+      <w:r>
+        <w:t xml:space="preserve"> </w:t>
+      </w:r>
+      <w:r>
+        <w:t xml:space="preserve">“Uncertainty in language models: Assessment through rank-calibration,”</w:t>
+      </w:r>
+      <w:r>
+        <w:t xml:space="preserve"> </w:t>
+      </w:r>
+      <w:r>
+        <w:t xml:space="preserve">in</w:t>
       </w:r>
       <w:r>
         <w:t xml:space="preserve"> </w:t>
@@ -14199,22 +14607,10 @@
           <w:i/>
           <w:iCs/>
         </w:rPr>
-        <w:t xml:space="preserve">et al.</w:t>
-      </w:r>
-      <w:r>
-        <w:t xml:space="preserve">,</w:t>
-      </w:r>
-      <w:r>
-        <w:t xml:space="preserve"> </w:t>
-      </w:r>
-      <w:r>
-        <w:t xml:space="preserve">“Uncertainty in language models: Assessment through rank-calibration,”</w:t>
-      </w:r>
-      <w:r>
-        <w:t xml:space="preserve"> </w:t>
-      </w:r>
-      <w:r>
-        <w:t xml:space="preserve">arXiv:2404.03163, 2024.</w:t>
+        <w:t xml:space="preserve">Proc. EMNLP</w:t>
+      </w:r>
+      <w:r>
+        <w:t xml:space="preserve">, 2024, pp. 284–312.</w:t>
       </w:r>
     </w:p>
     <w:p>
@@ -14268,7 +14664,19 @@
         <w:pStyle w:val="BodyText"/>
       </w:pPr>
       <w:r>
-        <w:t xml:space="preserve">[10] Z. Kang</w:t>
+        <w:t xml:space="preserve">[10] Z. Kang, X. Zhao, and D. Song,</w:t>
+      </w:r>
+      <w:r>
+        <w:t xml:space="preserve"> </w:t>
+      </w:r>
+      <w:r>
+        <w:t xml:space="preserve">“Scalable best-of-N selection for large language models via self-certainty,”</w:t>
+      </w:r>
+      <w:r>
+        <w:t xml:space="preserve"> </w:t>
+      </w:r>
+      <w:r>
+        <w:t xml:space="preserve">in</w:t>
       </w:r>
       <w:r>
         <w:t xml:space="preserve"> </w:t>
@@ -14278,22 +14686,10 @@
           <w:i/>
           <w:iCs/>
         </w:rPr>
-        <w:t xml:space="preserve">et al.</w:t>
-      </w:r>
-      <w:r>
-        <w:t xml:space="preserve">,</w:t>
-      </w:r>
-      <w:r>
-        <w:t xml:space="preserve"> </w:t>
-      </w:r>
-      <w:r>
-        <w:t xml:space="preserve">“Scalable best-of-N selection for large language models via self-certainty,”</w:t>
-      </w:r>
-      <w:r>
-        <w:t xml:space="preserve"> </w:t>
-      </w:r>
-      <w:r>
-        <w:t xml:space="preserve">arXiv:2502.18581, 2025.</w:t>
+        <w:t xml:space="preserve">Proc. NeurIPS</w:t>
+      </w:r>
+      <w:r>
+        <w:t xml:space="preserve">, 2025, arXiv:2502.18581.</w:t>
       </w:r>
     </w:p>
     <w:p>
@@ -14301,7 +14697,19 @@
         <w:pStyle w:val="BodyText"/>
       </w:pPr>
       <w:r>
-        <w:t xml:space="preserve">[11] J. Kim</w:t>
+        <w:t xml:space="preserve">[11] J. Kim, N. Yang, K. Min, and K. Jung,</w:t>
+      </w:r>
+      <w:r>
+        <w:t xml:space="preserve"> </w:t>
+      </w:r>
+      <w:r>
+        <w:t xml:space="preserve">“Reliability-aware adaptive self-consistency for efficient sampling in LLM reasoning,”</w:t>
+      </w:r>
+      <w:r>
+        <w:t xml:space="preserve"> </w:t>
+      </w:r>
+      <w:r>
+        <w:t xml:space="preserve">in</w:t>
       </w:r>
       <w:r>
         <w:t xml:space="preserve"> </w:t>
@@ -14311,22 +14719,10 @@
           <w:i/>
           <w:iCs/>
         </w:rPr>
-        <w:t xml:space="preserve">et al.</w:t>
-      </w:r>
-      <w:r>
-        <w:t xml:space="preserve">,</w:t>
-      </w:r>
-      <w:r>
-        <w:t xml:space="preserve"> </w:t>
-      </w:r>
-      <w:r>
-        <w:t xml:space="preserve">“Reliability-aware adaptive self-consistency,”</w:t>
-      </w:r>
-      <w:r>
-        <w:t xml:space="preserve"> </w:t>
-      </w:r>
-      <w:r>
-        <w:t xml:space="preserve">arXiv:2601.02970, 2026.</w:t>
+        <w:t xml:space="preserve">Findings of ACL</w:t>
+      </w:r>
+      <w:r>
+        <w:t xml:space="preserve">, 2026, pp. 21575–21590.</w:t>
       </w:r>
     </w:p>
     <w:p>
@@ -14500,13 +14896,13 @@
         <w:pStyle w:val="BodyText"/>
       </w:pPr>
       <w:r>
-        <w:t xml:space="preserve">[17] Anonymous,</w:t>
-      </w:r>
-      <w:r>
-        <w:t xml:space="preserve"> </w:t>
-      </w:r>
-      <w:r>
-        <w:t xml:space="preserve">“FUSE: Label-free reliability estimation for ensembles of LLM verifiers,”</w:t>
+        <w:t xml:space="preserve">[17] J. Lee, V. Ma, S. Zhao, Y. Nair, A. Spector, R. Cohen, and E. J. Candès,</w:t>
+      </w:r>
+      <w:r>
+        <w:t xml:space="preserve"> </w:t>
+      </w:r>
+      <w:r>
+        <w:t xml:space="preserve">“FUSE: Ensembling verifiers with zero labeled data,”</w:t>
       </w:r>
       <w:r>
         <w:t xml:space="preserve"> </w:t>
@@ -14520,19 +14916,34 @@
         <w:pStyle w:val="BodyText"/>
       </w:pPr>
       <w:r>
-        <w:t xml:space="preserve">[18] Anonymous,</w:t>
-      </w:r>
-      <w:r>
-        <w:t xml:space="preserve"> </w:t>
-      </w:r>
-      <w:r>
-        <w:t xml:space="preserve">“Beyond majority voting: Unsupervised reliability weighting of multiple LLMs,”</w:t>
-      </w:r>
-      <w:r>
-        <w:t xml:space="preserve"> </w:t>
-      </w:r>
-      <w:r>
-        <w:t xml:space="preserve">arXiv:2510.01499, 2025.</w:t>
+        <w:t xml:space="preserve">[18] R. Ai, Y. Pan, D. Simchi-Levi, M. Tambe, and H. Xu,</w:t>
+      </w:r>
+      <w:r>
+        <w:t xml:space="preserve"> </w:t>
+      </w:r>
+      <w:r>
+        <w:t xml:space="preserve">“Beyond majority voting: LLM aggregation by leveraging higher-order information,”</w:t>
+      </w:r>
+      <w:r>
+        <w:t xml:space="preserve"> </w:t>
+      </w:r>
+      <w:r>
+        <w:t xml:space="preserve">arXiv:2510.01499, </w:t>
+      </w:r>
+      <w:r>
+        <w:rPr>
+          <w:rFonts w:hint="eastAsia"/>
+        </w:rPr>
+        <w:t xml:space="preserve">2025（已獲</w:t>
+      </w:r>
+      <w:r>
+        <w:t xml:space="preserve"> ICML 2026 </w:t>
+      </w:r>
+      <w:r>
+        <w:rPr>
+          <w:rFonts w:hint="eastAsia"/>
+        </w:rPr>
+        <w:t xml:space="preserve">接受）.</w:t>
       </w:r>
     </w:p>
     <w:p>
@@ -14546,7 +14957,7 @@
         <w:t xml:space="preserve"> </w:t>
       </w:r>
       <w:r>
-        <w:t xml:space="preserve">“On the combination of independent two sample tests of Wilcoxon,”</w:t>
+        <w:t xml:space="preserve">“On the combination of independent two-sample tests of Wilcoxon,”</w:t>
       </w:r>
       <w:r>
         <w:t xml:space="preserve"> </w:t>
@@ -14681,7 +15092,19 @@
         <w:pStyle w:val="BodyText"/>
       </w:pPr>
       <w:r>
-        <w:t xml:space="preserve">[24] G. Wan</w:t>
+        <w:t xml:space="preserve">[24] G. Wan, Y. Wu, J. Chen, and S. Li,</w:t>
+      </w:r>
+      <w:r>
+        <w:t xml:space="preserve"> </w:t>
+      </w:r>
+      <w:r>
+        <w:t xml:space="preserve">“Reasoning aware self-consistency: Leveraging reasoning paths for efficient LLM sampling,”</w:t>
+      </w:r>
+      <w:r>
+        <w:t xml:space="preserve"> </w:t>
+      </w:r>
+      <w:r>
+        <w:t xml:space="preserve">in</w:t>
       </w:r>
       <w:r>
         <w:t xml:space="preserve"> </w:t>
@@ -14691,26 +15114,14 @@
           <w:i/>
           <w:iCs/>
         </w:rPr>
-        <w:t xml:space="preserve">et al.</w:t>
-      </w:r>
-      <w:r>
-        <w:t xml:space="preserve">,</w:t>
-      </w:r>
-      <w:r>
-        <w:t xml:space="preserve"> </w:t>
-      </w:r>
-      <w:r>
-        <w:t xml:space="preserve">“Reasoning-aware self-consistency: Leveraging reasoning paths for efficient LLM sampling,”</w:t>
-      </w:r>
-      <w:r>
-        <w:t xml:space="preserve"> </w:t>
-      </w:r>
-      <w:r>
-        <w:t xml:space="preserve">arXiv:2408.17017, 2024.</w:t>
+        <w:t xml:space="preserve">Proc. NAACL</w:t>
+      </w:r>
+      <w:r>
+        <w:t xml:space="preserve">, 2025, pp. 3613–3635.</w:t>
       </w:r>
     </w:p>
-    <w:bookmarkEnd w:id="47"/>
     <w:bookmarkEnd w:id="48"/>
+    <w:bookmarkEnd w:id="49"/>
     <w:sectPr>
       <w:footnotePr>
         <w:numRestart w:val="eachSect"/>

--- a/paper/tact_zh.docx
+++ b/paper/tact_zh.docx
@@ -13551,7 +13551,7 @@
       </w:r>
     </w:p>
     <w:bookmarkEnd w:id="43"/>
-    <w:bookmarkStart w:id="44" w:name="真實軌跡的初步驗證"/>
+    <w:bookmarkStart w:id="44" w:name="真實軌跡驗證"/>
     <w:p>
       <w:pPr>
         <w:pStyle w:val="Heading3"/>
@@ -13563,7 +13563,7 @@
         <w:rPr>
           <w:rFonts w:hint="eastAsia"/>
         </w:rPr>
-        <w:t xml:space="preserve">真實軌跡的初步驗證</w:t>
+        <w:t xml:space="preserve">真實軌跡驗證</w:t>
       </w:r>
     </w:p>
     <w:p>
@@ -13583,7 +13583,7 @@
         <w:rPr>
           <w:rFonts w:hint="eastAsia"/>
         </w:rPr>
-        <w:t xml:space="preserve">為凍結模型進行了第一次真實軌跡驗證：100</w:t>
+        <w:t xml:space="preserve">為凍結模型進行真實軌跡驗證：100</w:t>
       </w:r>
       <w:r>
         <w:t xml:space="preserve"> </w:t>
@@ -13601,7 +13601,7 @@
         <w:rPr>
           <w:rFonts w:hint="eastAsia"/>
         </w:rPr>
-        <w:t xml:space="preserve">數學題與</w:t>
+        <w:t xml:space="preserve">與</w:t>
       </w:r>
       <w:r>
         <w:t xml:space="preserve"> CommonsenseQA </w:t>
@@ -13610,7 +13610,7 @@
         <w:rPr>
           <w:rFonts w:hint="eastAsia"/>
         </w:rPr>
-        <w:t xml:space="preserve">常識題各</w:t>
+        <w:t xml:space="preserve">各</w:t>
       </w:r>
       <w:r>
         <w:t xml:space="preserve"> 50 </w:t>
@@ -13619,25 +13619,35 @@
         <w:rPr>
           <w:rFonts w:hint="eastAsia"/>
         </w:rPr>
-        <w:t xml:space="preserve">題），每題取</w:t>
-      </w:r>
-      <w:r>
-        <w:t xml:space="preserve"> 3 </w:t>
-      </w:r>
-      <w:r>
-        <w:rPr>
-          <w:rFonts w:hint="eastAsia"/>
-        </w:rPr>
-        <w:t xml:space="preserve">至</w:t>
-      </w:r>
-      <w:r>
-        <w:t xml:space="preserve"> 5 </w:t>
-      </w:r>
-      <w:r>
-        <w:rPr>
-          <w:rFonts w:hint="eastAsia"/>
-        </w:rPr>
-        <w:t xml:space="preserve">條獨立思維鏈與口頭信心，於</w:t>
+        <w:t xml:space="preserve">題），每題</w:t>
+      </w:r>
+      <w:r>
+        <w:t xml:space="preserve"> </w:t>
+      </w:r>
+      <w:r>
+        <w:rPr>
+          <w:b/>
+          <w:bCs/>
+        </w:rPr>
+        <w:t xml:space="preserve">12</w:t>
+      </w:r>
+      <w:r>
+        <w:t xml:space="preserve"> </w:t>
+      </w:r>
+      <w:r>
+        <w:rPr>
+          <w:rFonts w:hint="eastAsia"/>
+        </w:rPr>
+        <w:t xml:space="preserve">條獨立思維鏈與口頭信心（共</w:t>
+      </w:r>
+      <w:r>
+        <w:t xml:space="preserve"> 1,200 </w:t>
+      </w:r>
+      <w:r>
+        <w:rPr>
+          <w:rFonts w:hint="eastAsia"/>
+        </w:rPr>
+        <w:t xml:space="preserve">條軌跡），於</w:t>
       </w:r>
       <w:r>
         <w:t xml:space="preserve"> </w:t>
@@ -13653,7 +13663,7 @@
           <m:t>=</m:t>
         </m:r>
         <m:r>
-          <m:t>3</m:t>
+          <m:t>12</m:t>
         </m:r>
       </m:oMath>
       <w:r>
@@ -13672,73 +13682,142 @@
         <w:rPr>
           <w:rFonts w:hint="eastAsia"/>
         </w:rPr>
-        <w:t xml:space="preserve">分割下評測。結果有三項觀察。其一，真實軌跡的口頭信心高度集中，兩個數值（</w:t>
-      </w:r>
-      <m:oMath>
-        <m:r>
-          <m:t>0.99</m:t>
-        </m:r>
-      </m:oMath>
-      <w:r>
-        <w:t xml:space="preserve"> </w:t>
-      </w:r>
-      <w:r>
-        <w:rPr>
-          <w:rFonts w:hint="eastAsia"/>
-        </w:rPr>
-        <w:t xml:space="preserve">與</w:t>
-      </w:r>
-      <w:r>
-        <w:t xml:space="preserve"> </w:t>
-      </w:r>
-      <m:oMath>
-        <m:r>
-          <m:t>0.95</m:t>
-        </m:r>
-      </m:oMath>
-      <w:r>
-        <w:rPr>
-          <w:rFonts w:hint="eastAsia"/>
-        </w:rPr>
-        <w:t xml:space="preserve">）便涵蓋多數回報，恰好觸發</w:t>
-      </w:r>
-      <w:r>
-        <w:t xml:space="preserve"> 4.1 </w:t>
-      </w:r>
-      <w:r>
-        <w:rPr>
-          <w:rFonts w:hint="eastAsia"/>
-        </w:rPr>
-        <w:t xml:space="preserve">節設計的同分安全路徑。其二，在這些基準上信心通道測不到題內辨別訊號：GSM8K</w:t>
-      </w:r>
-      <w:r>
-        <w:t xml:space="preserve"> </w:t>
-      </w:r>
-      <w:r>
-        <w:rPr>
-          <w:rFonts w:hint="eastAsia"/>
-        </w:rPr>
-        <w:t xml:space="preserve">的軌跡正確率達</w:t>
-      </w:r>
-      <w:r>
-        <w:t xml:space="preserve"> </w:t>
-      </w:r>
-      <m:oMath>
-        <m:r>
-          <m:t>96</m:t>
-        </m:r>
-        <m:r>
-          <m:rPr>
-            <m:sty m:val="p"/>
-          </m:rPr>
-          <m:t>%</m:t>
-        </m:r>
-      </m:oMath>
-      <w:r>
-        <w:rPr>
-          <w:rFonts w:hint="eastAsia"/>
-        </w:rPr>
-        <w:t xml:space="preserve">，幾乎沒有題目同時含有正確與錯誤軌跡；其餘可用題目的混合統計量為</w:t>
+        <w:t xml:space="preserve">分割下評測。結果有四項發現。</w:t>
+      </w:r>
+    </w:p>
+    <w:p>
+      <w:pPr>
+        <w:pStyle w:val="BodyText"/>
+      </w:pPr>
+      <w:r>
+        <w:rPr>
+          <w:rFonts w:hint="eastAsia"/>
+          <w:b/>
+          <w:bCs/>
+        </w:rPr>
+        <w:t xml:space="preserve">（a）校準與辨別的區分在真實資料上反轉，而</w:t>
+      </w:r>
+      <w:r>
+        <w:rPr>
+          <w:b/>
+          <w:bCs/>
+        </w:rPr>
+        <w:t xml:space="preserve"> TACT </w:t>
+      </w:r>
+      <w:r>
+        <w:rPr>
+          <w:rFonts w:hint="eastAsia"/>
+          <w:b/>
+          <w:bCs/>
+        </w:rPr>
+        <w:t xml:space="preserve">讀對了。</w:t>
+      </w:r>
+      <w:r>
+        <w:t xml:space="preserve"> </w:t>
+      </w:r>
+      <w:r>
+        <w:rPr>
+          <w:rFonts w:hint="eastAsia"/>
+        </w:rPr>
+        <w:t xml:space="preserve">此通道在傳統意義上</w:t>
+      </w:r>
+      <w:r>
+        <w:rPr>
+          <w:rFonts w:hint="eastAsia"/>
+          <w:b/>
+          <w:bCs/>
+        </w:rPr>
+        <w:t xml:space="preserve">校準極佳</w:t>
+      </w:r>
+      <w:r>
+        <w:rPr>
+          <w:rFonts w:hint="eastAsia"/>
+        </w:rPr>
+        <w:t xml:space="preserve">：</w:t>
+      </w:r>
+      <m:oMath>
+        <m:r>
+          <m:rPr>
+            <m:sty m:val="p"/>
+          </m:rPr>
+          <m:t>E</m:t>
+        </m:r>
+        <m:r>
+          <m:rPr>
+            <m:sty m:val="p"/>
+          </m:rPr>
+          <m:t>C</m:t>
+        </m:r>
+        <m:r>
+          <m:rPr>
+            <m:sty m:val="p"/>
+          </m:rPr>
+          <m:t>E</m:t>
+        </m:r>
+        <m:r>
+          <m:rPr>
+            <m:sty m:val="p"/>
+          </m:rPr>
+          <m:t>=</m:t>
+        </m:r>
+        <m:r>
+          <m:t>0.016</m:t>
+        </m:r>
+      </m:oMath>
+      <w:r>
+        <w:rPr>
+          <w:rFonts w:hint="eastAsia"/>
+        </w:rPr>
+        <w:t xml:space="preserve">，遠低於</w:t>
+      </w:r>
+      <w:r>
+        <w:t xml:space="preserve"> </w:t>
+      </w:r>
+      <m:oMath>
+        <m:r>
+          <m:t>0.10</m:t>
+        </m:r>
+      </m:oMath>
+      <w:r>
+        <w:t xml:space="preserve"> </w:t>
+      </w:r>
+      <w:r>
+        <w:rPr>
+          <w:rFonts w:hint="eastAsia"/>
+        </w:rPr>
+        <w:t xml:space="preserve">的閘門，因此二元</w:t>
+      </w:r>
+      <w:r>
+        <w:t xml:space="preserve"> ECE </w:t>
+      </w:r>
+      <w:r>
+        <w:rPr>
+          <w:rFonts w:hint="eastAsia"/>
+        </w:rPr>
+        <w:t xml:space="preserve">閘門會</w:t>
+      </w:r>
+      <w:r>
+        <w:rPr>
+          <w:rFonts w:hint="eastAsia"/>
+          <w:b/>
+          <w:bCs/>
+        </w:rPr>
+        <w:t xml:space="preserve">開啟</w:t>
+      </w:r>
+      <w:r>
+        <w:rPr>
+          <w:rFonts w:hint="eastAsia"/>
+        </w:rPr>
+        <w:t xml:space="preserve">並把通道交給</w:t>
+      </w:r>
+      <w:r>
+        <w:t xml:space="preserve"> CISC </w:t>
+      </w:r>
+      <w:r>
+        <w:rPr>
+          <w:rFonts w:hint="eastAsia"/>
+        </w:rPr>
+        <w:t xml:space="preserve">使用。然而實測的題內辨別度為</w:t>
       </w:r>
       <w:r>
         <w:t xml:space="preserve"> </w:t>
@@ -13767,7 +13846,7 @@
           <m:t>−</m:t>
         </m:r>
         <m:r>
-          <m:t>0.16</m:t>
+          <m:t>0.219</m:t>
         </m:r>
       </m:oMath>
       <w:r>
@@ -13793,7 +13872,7 @@
           <m:t>=</m:t>
         </m:r>
         <m:r>
-          <m:t>0.33</m:t>
+          <m:t>0.176</m:t>
         </m:r>
       </m:oMath>
       <w:r>
@@ -13819,23 +13898,180 @@
           <m:t>−</m:t>
         </m:r>
         <m:r>
-          <m:t>0.48</m:t>
-        </m:r>
-      </m:oMath>
-      <w:r>
-        <w:rPr>
-          <w:rFonts w:hint="eastAsia"/>
-        </w:rPr>
-        <w:t xml:space="preserve">），深居死區之內。其三，TACT</w:t>
-      </w:r>
-      <w:r>
-        <w:t xml:space="preserve"> </w:t>
-      </w:r>
-      <w:r>
-        <w:rPr>
-          <w:rFonts w:hint="eastAsia"/>
-        </w:rPr>
-        <w:t xml:space="preserve">因此回傳</w:t>
+          <m:t>1.24</m:t>
+        </m:r>
+      </m:oMath>
+      <w:r>
+        <w:rPr>
+          <w:rFonts w:hint="eastAsia"/>
+        </w:rPr>
+        <w:t xml:space="preserve">）：沒有可用訊號，而僅有的一點傾向還指向</w:t>
+      </w:r>
+      <w:r>
+        <w:rPr>
+          <w:rFonts w:hint="eastAsia"/>
+          <w:b/>
+          <w:bCs/>
+        </w:rPr>
+        <w:t xml:space="preserve">錯誤方向</w:t>
+      </w:r>
+      <w:r>
+        <w:rPr>
+          <w:rFonts w:hint="eastAsia"/>
+        </w:rPr>
+        <w:t xml:space="preserve">（數學</w:t>
+      </w:r>
+      <w:r>
+        <w:t xml:space="preserve"> </w:t>
+      </w:r>
+      <m:oMath>
+        <m:r>
+          <m:rPr>
+            <m:sty m:val="p"/>
+          </m:rPr>
+          <m:t>−</m:t>
+        </m:r>
+        <m:r>
+          <m:t>0.515</m:t>
+        </m:r>
+      </m:oMath>
+      <w:r>
+        <w:rPr>
+          <w:rFonts w:hint="eastAsia"/>
+        </w:rPr>
+        <w:t xml:space="preserve">、常識</w:t>
+      </w:r>
+      <w:r>
+        <w:t xml:space="preserve"> </w:t>
+      </w:r>
+      <m:oMath>
+        <m:r>
+          <m:rPr>
+            <m:sty m:val="p"/>
+          </m:rPr>
+          <m:t>−</m:t>
+        </m:r>
+        <m:r>
+          <m:t>0.173</m:t>
+        </m:r>
+      </m:oMath>
+      <w:r>
+        <w:rPr>
+          <w:rFonts w:hint="eastAsia"/>
+        </w:rPr>
+        <w:t xml:space="preserve">，兩組皆為負）。這與合成情境恰成鏡像——在那裡</w:t>
+      </w:r>
+      <w:r>
+        <w:t xml:space="preserve"> ECE </w:t>
+      </w:r>
+      <w:r>
+        <w:rPr>
+          <w:rFonts w:hint="eastAsia"/>
+        </w:rPr>
+        <w:t xml:space="preserve">錯誤地</w:t>
+      </w:r>
+      <w:r>
+        <w:rPr>
+          <w:rFonts w:hint="eastAsia"/>
+          <w:b/>
+          <w:bCs/>
+        </w:rPr>
+        <w:t xml:space="preserve">關閉</w:t>
+      </w:r>
+      <w:r>
+        <w:rPr>
+          <w:rFonts w:hint="eastAsia"/>
+        </w:rPr>
+        <w:t xml:space="preserve">了一條具辨別力的通道（第三節），在真實資料上它卻錯誤地</w:t>
+      </w:r>
+      <w:r>
+        <w:rPr>
+          <w:rFonts w:hint="eastAsia"/>
+          <w:b/>
+          <w:bCs/>
+        </w:rPr>
+        <w:t xml:space="preserve">開啟</w:t>
+      </w:r>
+      <w:r>
+        <w:rPr>
+          <w:rFonts w:hint="eastAsia"/>
+        </w:rPr>
+        <w:t xml:space="preserve">了一條不具辨別力的通道。校準度在兩個方向上都無法反映投票效用，而帶符號的辨別度統計量正是區分兩者的依據。</w:t>
+      </w:r>
+    </w:p>
+    <w:p>
+      <w:pPr>
+        <w:pStyle w:val="BodyText"/>
+      </w:pPr>
+      <w:r>
+        <w:rPr>
+          <w:rFonts w:hint="eastAsia"/>
+          <w:b/>
+          <w:bCs/>
+        </w:rPr>
+        <w:t xml:space="preserve">（b）死區觸發，且代價恰好為零。</w:t>
+      </w:r>
+      <w:r>
+        <w:t xml:space="preserve"> </w:t>
+      </w:r>
+      <w:r>
+        <w:rPr>
+          <w:rFonts w:hint="eastAsia"/>
+        </w:rPr>
+        <w:t xml:space="preserve">由於</w:t>
+      </w:r>
+      <w:r>
+        <w:t xml:space="preserve"> </w:t>
+      </w:r>
+      <m:oMath>
+        <m:r>
+          <m:rPr>
+            <m:sty m:val="p"/>
+          </m:rPr>
+          <m:t>|</m:t>
+        </m:r>
+        <m:r>
+          <m:t>z</m:t>
+        </m:r>
+        <m:r>
+          <m:rPr>
+            <m:sty m:val="p"/>
+          </m:rPr>
+          <m:t>|</m:t>
+        </m:r>
+        <m:r>
+          <m:rPr>
+            <m:sty m:val="p"/>
+          </m:rPr>
+          <m:t>&lt;</m:t>
+        </m:r>
+        <m:r>
+          <m:t>ν</m:t>
+        </m:r>
+      </m:oMath>
+      <w:r>
+        <w:rPr>
+          <w:rFonts w:hint="eastAsia"/>
+        </w:rPr>
+        <w:t xml:space="preserve">，TACT-dev、TACT-LF</w:t>
+      </w:r>
+      <w:r>
+        <w:t xml:space="preserve"> </w:t>
+      </w:r>
+      <w:r>
+        <w:rPr>
+          <w:rFonts w:hint="eastAsia"/>
+        </w:rPr>
+        <w:t xml:space="preserve">與</w:t>
+      </w:r>
+      <w:r>
+        <w:t xml:space="preserve"> TACT-group </w:t>
+      </w:r>
+      <w:r>
+        <w:rPr>
+          <w:rFonts w:hint="eastAsia"/>
+        </w:rPr>
+        <w:t xml:space="preserve">一律回傳</w:t>
       </w:r>
       <w:r>
         <w:t xml:space="preserve"> </w:t>
@@ -13902,25 +14138,211 @@
         <w:rPr>
           <w:rFonts w:hint="eastAsia"/>
         </w:rPr>
-        <w:t xml:space="preserve">）——第九節預先登記的零方向預測獲得證實：通道沒有訊號時，方法的代價恰好為零。此結果同時界定了這些基準所能檢驗的範圍：題內辨別需要模型真正不確定的題目，因此在強模型上要暴露非零耦合，需要更難的題庫與更多的每題重複取樣。上述結論受規模限制：每題</w:t>
-      </w:r>
-      <w:r>
-        <w:t xml:space="preserve"> 3 </w:t>
-      </w:r>
-      <w:r>
-        <w:rPr>
-          <w:rFonts w:hint="eastAsia"/>
-        </w:rPr>
-        <w:t xml:space="preserve">至</w:t>
-      </w:r>
-      <w:r>
-        <w:t xml:space="preserve"> 5 </w:t>
-      </w:r>
-      <w:r>
-        <w:rPr>
-          <w:rFonts w:hint="eastAsia"/>
-        </w:rPr>
-        <w:t xml:space="preserve">條軌跡、</w:t>
+        <w:t xml:space="preserve">，</w:t>
+      </w:r>
+      <m:oMath>
+        <m:r>
+          <m:t>p</m:t>
+        </m:r>
+        <m:r>
+          <m:rPr>
+            <m:sty m:val="p"/>
+          </m:rPr>
+          <m:t>=</m:t>
+        </m:r>
+        <m:r>
+          <m:t>1</m:t>
+        </m:r>
+      </m:oMath>
+      <w:r>
+        <w:rPr>
+          <w:rFonts w:hint="eastAsia"/>
+        </w:rPr>
+        <w:t xml:space="preserve">），所有方法同為</w:t>
+      </w:r>
+      <w:r>
+        <w:t xml:space="preserve"> </w:t>
+      </w:r>
+      <m:oMath>
+        <m:r>
+          <m:t>0.917</m:t>
+        </m:r>
+      </m:oMath>
+      <w:r>
+        <w:rPr>
+          <w:rFonts w:hint="eastAsia"/>
+        </w:rPr>
+        <w:t xml:space="preserve">。這證實了第九節預先登記的零方向預測：通道沒有訊號時，方法不收取任何代價。</w:t>
+      </w:r>
+    </w:p>
+    <w:p>
+      <w:pPr>
+        <w:pStyle w:val="BodyText"/>
+      </w:pPr>
+      <w:r>
+        <w:rPr>
+          <w:rFonts w:hint="eastAsia"/>
+          <w:b/>
+          <w:bCs/>
+        </w:rPr>
+        <w:t xml:space="preserve">（c）真正的限制是基準飽和，而非估計器。</w:t>
+      </w:r>
+      <w:r>
+        <w:t xml:space="preserve"> </w:t>
+      </w:r>
+      <w:r>
+        <w:rPr>
+          <w:rFonts w:hint="eastAsia"/>
+        </w:rPr>
+        <w:t xml:space="preserve">軌跡層級準確率在</w:t>
+      </w:r>
+      <w:r>
+        <w:t xml:space="preserve"> GSM8K </w:t>
+      </w:r>
+      <w:r>
+        <w:rPr>
+          <w:rFonts w:hint="eastAsia"/>
+        </w:rPr>
+        <w:t xml:space="preserve">為</w:t>
+      </w:r>
+      <w:r>
+        <w:t xml:space="preserve"> </w:t>
+      </w:r>
+      <m:oMath>
+        <m:r>
+          <m:t>0.958</m:t>
+        </m:r>
+      </m:oMath>
+      <w:r>
+        <w:t xml:space="preserve">、CommonsenseQA </w:t>
+      </w:r>
+      <w:r>
+        <w:rPr>
+          <w:rFonts w:hint="eastAsia"/>
+        </w:rPr>
+        <w:t xml:space="preserve">為</w:t>
+      </w:r>
+      <w:r>
+        <w:t xml:space="preserve"> </w:t>
+      </w:r>
+      <m:oMath>
+        <m:r>
+          <m:t>0.847</m:t>
+        </m:r>
+      </m:oMath>
+      <w:r>
+        <w:rPr>
+          <w:rFonts w:hint="eastAsia"/>
+        </w:rPr>
+        <w:t xml:space="preserve">，因此</w:t>
+      </w:r>
+      <w:r>
+        <w:t xml:space="preserve"> 100 </w:t>
+      </w:r>
+      <w:r>
+        <w:rPr>
+          <w:rFonts w:hint="eastAsia"/>
+        </w:rPr>
+        <w:t xml:space="preserve">題中僅有</w:t>
+      </w:r>
+      <w:r>
+        <w:t xml:space="preserve"> 12 </w:t>
+      </w:r>
+      <w:r>
+        <w:rPr>
+          <w:rFonts w:hint="eastAsia"/>
+        </w:rPr>
+        <w:t xml:space="preserve">題同時含有正確與錯誤軌跡——而這是題內秩統計量唯一能利用的題目。估計器並非設計上功效不足，是基準本身沒有讓模型面臨足夠的真實不確定性。要在強模型上暴露非零耦合，需要更難的題庫，而非每題更多軌跡。</w:t>
+      </w:r>
+    </w:p>
+    <w:p>
+      <w:pPr>
+        <w:pStyle w:val="BodyText"/>
+      </w:pPr>
+      <w:r>
+        <w:rPr>
+          <w:rFonts w:hint="eastAsia"/>
+          <w:b/>
+          <w:bCs/>
+        </w:rPr>
+        <w:t xml:space="preserve">（d）口頭信心高度集中。</w:t>
+      </w:r>
+      <w:r>
+        <w:t xml:space="preserve"> </w:t>
+      </w:r>
+      <w:r>
+        <w:rPr>
+          <w:rFonts w:hint="eastAsia"/>
+        </w:rPr>
+        <w:t xml:space="preserve">兩個數值（</w:t>
+      </w:r>
+      <m:oMath>
+        <m:r>
+          <m:t>0.99</m:t>
+        </m:r>
+      </m:oMath>
+      <w:r>
+        <w:t xml:space="preserve"> </w:t>
+      </w:r>
+      <w:r>
+        <w:rPr>
+          <w:rFonts w:hint="eastAsia"/>
+        </w:rPr>
+        <w:t xml:space="preserve">與</w:t>
+      </w:r>
+      <w:r>
+        <w:t xml:space="preserve"> </w:t>
+      </w:r>
+      <m:oMath>
+        <m:r>
+          <m:t>0.95</m:t>
+        </m:r>
+      </m:oMath>
+      <w:r>
+        <w:rPr>
+          <w:rFonts w:hint="eastAsia"/>
+        </w:rPr>
+        <w:t xml:space="preserve">）占全部回報的</w:t>
+      </w:r>
+      <w:r>
+        <w:t xml:space="preserve"> </w:t>
+      </w:r>
+      <m:oMath>
+        <m:r>
+          <m:t>49</m:t>
+        </m:r>
+        <m:r>
+          <m:rPr>
+            <m:sty m:val="p"/>
+          </m:rPr>
+          <m:t>%</m:t>
+        </m:r>
+      </m:oMath>
+      <w:r>
+        <w:rPr>
+          <w:rFonts w:hint="eastAsia"/>
+        </w:rPr>
+        <w:t xml:space="preserve">，在許多題目上觸發了</w:t>
+      </w:r>
+      <w:r>
+        <w:t xml:space="preserve"> 4.1 </w:t>
+      </w:r>
+      <w:r>
+        <w:rPr>
+          <w:rFonts w:hint="eastAsia"/>
+        </w:rPr>
+        <w:t xml:space="preserve">節的同分安全路徑。</w:t>
+      </w:r>
+    </w:p>
+    <w:p>
+      <w:pPr>
+        <w:pStyle w:val="BodyText"/>
+      </w:pPr>
+      <w:r>
+        <w:rPr>
+          <w:rFonts w:hint="eastAsia"/>
+        </w:rPr>
+        <w:t xml:space="preserve">適用範圍：單一模型、兩個基準、</w:t>
       </w:r>
       <m:oMath>
         <m:r>
@@ -13933,17 +14355,34 @@
           <m:t>=</m:t>
         </m:r>
         <m:r>
-          <m:t>3</m:t>
-        </m:r>
-      </m:oMath>
-      <w:r>
-        <w:t xml:space="preserve"> </w:t>
-      </w:r>
-      <w:r>
-        <w:rPr>
-          <w:rFonts w:hint="eastAsia"/>
-        </w:rPr>
-        <w:t xml:space="preserve">投票、單一模型、取樣尚未完整。</w:t>
+          <m:t>12</m:t>
+        </m:r>
+      </m:oMath>
+      <w:r>
+        <w:rPr>
+          <w:rFonts w:hint="eastAsia"/>
+        </w:rPr>
+        <w:t xml:space="preserve">。此結果乾淨地證實了零方向預測與校準—辨別論點，但</w:t>
+      </w:r>
+      <w:r>
+        <w:rPr>
+          <w:rFonts w:hint="eastAsia"/>
+          <w:b/>
+          <w:bCs/>
+        </w:rPr>
+        <w:t xml:space="preserve">並非</w:t>
+      </w:r>
+      <w:r>
+        <w:t xml:space="preserve"> </w:t>
+      </w:r>
+      <w:r>
+        <w:t xml:space="preserve">TACT </w:t>
+      </w:r>
+      <w:r>
+        <w:rPr>
+          <w:rFonts w:hint="eastAsia"/>
+        </w:rPr>
+        <w:t xml:space="preserve">在真實軌跡上提升準確率的證據；後者仍待一個「通道具資訊量且模型確實不確定」的基準來檢驗。</w:t>
       </w:r>
     </w:p>
     <w:bookmarkEnd w:id="44"/>

--- a/paper/tact_zh.docx
+++ b/paper/tact_zh.docx
@@ -2,7 +2,7 @@
 <file path=word/document.xml><?xml version="1.0" encoding="utf-8"?>
 <w:document xmlns:w="http://schemas.openxmlformats.org/wordprocessingml/2006/main" xmlns:m="http://schemas.openxmlformats.org/officeDocument/2006/math" xmlns:r="http://schemas.openxmlformats.org/officeDocument/2006/relationships" xmlns:o="urn:schemas-microsoft-com:office:office" xmlns:v="urn:schemas-microsoft-com:vml" xmlns:w10="urn:schemas-microsoft-com:office:word" xmlns:a="http://schemas.openxmlformats.org/drawingml/2006/main" xmlns:pic="http://schemas.openxmlformats.org/drawingml/2006/picture" xmlns:wp="http://schemas.openxmlformats.org/drawingml/2006/wordprocessingDrawing">
   <w:body>
-    <w:bookmarkStart w:id="49" w:name="tact面向大型語言模型自我一致性投票的信任錨定信心調節"/>
+    <w:bookmarkStart w:id="50" w:name="tact面向大型語言模型自我一致性投票的信任錨定信心調節"/>
     <w:p>
       <w:pPr>
         <w:pStyle w:val="Heading1"/>
@@ -11137,7 +11137,7 @@
       </w:r>
     </w:p>
     <w:bookmarkEnd w:id="33"/>
-    <w:bookmarkStart w:id="45" w:name="八結果"/>
+    <w:bookmarkStart w:id="46" w:name="八結果"/>
     <w:p>
       <w:pPr>
         <w:pStyle w:val="Heading2"/>
@@ -13551,7 +13551,7 @@
       </w:r>
     </w:p>
     <w:bookmarkEnd w:id="43"/>
-    <w:bookmarkStart w:id="44" w:name="真實軌跡驗證"/>
+    <w:bookmarkStart w:id="44" w:name="實作的驗證"/>
     <w:p>
       <w:pPr>
         <w:pStyle w:val="Heading3"/>
@@ -13563,7 +13563,7 @@
         <w:rPr>
           <w:rFonts w:hint="eastAsia"/>
         </w:rPr>
-        <w:t xml:space="preserve">真實軌跡驗證</w:t>
+        <w:t xml:space="preserve">實作的驗證</w:t>
       </w:r>
     </w:p>
     <w:p>
@@ -13574,6 +13574,969 @@
         <w:rPr>
           <w:rFonts w:hint="eastAsia"/>
         </w:rPr>
+        <w:t xml:space="preserve">本文第四至六節的每一項主張都是數學性質而非經驗趨勢，因此公開程式碼為每一項配置可執行的測試：TACT</w:t>
+      </w:r>
+      <w:r>
+        <w:t xml:space="preserve"> </w:t>
+      </w:r>
+      <w:r>
+        <w:rPr>
+          <w:rFonts w:hint="eastAsia"/>
+        </w:rPr>
+        <w:t xml:space="preserve">共</w:t>
+      </w:r>
+      <w:r>
+        <w:t xml:space="preserve"> 76 </w:t>
+      </w:r>
+      <w:r>
+        <w:rPr>
+          <w:rFonts w:hint="eastAsia"/>
+        </w:rPr>
+        <w:t xml:space="preserve">項（含後續工作為</w:t>
+      </w:r>
+      <w:r>
+        <w:t xml:space="preserve"> 84 </w:t>
+      </w:r>
+      <w:r>
+        <w:rPr>
+          <w:rFonts w:hint="eastAsia"/>
+        </w:rPr>
+        <w:t xml:space="preserve">項），執行時間</w:t>
+      </w:r>
+      <w:r>
+        <w:t xml:space="preserve"> 14 </w:t>
+      </w:r>
+      <w:r>
+        <w:rPr>
+          <w:rFonts w:hint="eastAsia"/>
+        </w:rPr>
+        <w:t xml:space="preserve">秒。下表列出命題與測試的對應——若性質不再成立，對應測試即失敗。</w:t>
+      </w:r>
+    </w:p>
+    <w:tbl>
+      <w:tblPr>
+        <w:tblStyle w:val="Table"/>
+        <w:tblW w:type="pct" w:w="5000"/>
+        <w:tblLayout w:type="fixed"/>
+        <w:tblLook w:firstRow="1" w:lastRow="0" w:firstColumn="0" w:lastColumn="0" w:noHBand="0" w:noVBand="0" w:val="0020"/>
+      </w:tblPr>
+      <w:tblGrid>
+        <w:gridCol w:w="2640"/>
+        <w:gridCol w:w="2640"/>
+        <w:gridCol w:w="2640"/>
+      </w:tblGrid>
+      <w:tr>
+        <w:trPr>
+          <w:tblHeader w:val="on"/>
+        </w:trPr>
+        <w:tc>
+          <w:tcPr/>
+          <w:p>
+            <w:pPr>
+              <w:pStyle w:val="Compact"/>
+            </w:pPr>
+            <w:r>
+              <w:rPr>
+                <w:rFonts w:hint="eastAsia"/>
+              </w:rPr>
+              <w:t xml:space="preserve">主張</w:t>
+            </w:r>
+          </w:p>
+        </w:tc>
+        <w:tc>
+          <w:tcPr/>
+          <w:p>
+            <w:pPr>
+              <w:pStyle w:val="Compact"/>
+            </w:pPr>
+            <w:r>
+              <w:rPr>
+                <w:rFonts w:hint="eastAsia"/>
+              </w:rPr>
+              <w:t xml:space="preserve">測試</w:t>
+            </w:r>
+          </w:p>
+        </w:tc>
+        <w:tc>
+          <w:tcPr/>
+          <w:p>
+            <w:pPr>
+              <w:pStyle w:val="Compact"/>
+            </w:pPr>
+            <w:r>
+              <w:rPr>
+                <w:rFonts w:hint="eastAsia"/>
+              </w:rPr>
+              <w:t xml:space="preserve">證據</w:t>
+            </w:r>
+          </w:p>
+        </w:tc>
+      </w:tr>
+      <w:tr>
+        <w:tc>
+          <w:tcPr/>
+          <w:p>
+            <w:pPr>
+              <w:pStyle w:val="Compact"/>
+            </w:pPr>
+            <w:r>
+              <w:rPr>
+                <w:rFonts w:hint="eastAsia"/>
+              </w:rPr>
+              <w:t xml:space="preserve">命題</w:t>
+            </w:r>
+            <w:r>
+              <w:t xml:space="preserve"> </w:t>
+            </w:r>
+            <w:r>
+              <w:rPr>
+                <w:rFonts w:hint="eastAsia"/>
+              </w:rPr>
+              <w:t xml:space="preserve">1（精確</w:t>
+            </w:r>
+            <w:r>
+              <w:t xml:space="preserve"> </w:t>
+            </w:r>
+            <w:r>
+              <w:rPr>
+                <w:rFonts w:hint="eastAsia"/>
+              </w:rPr>
+              <w:t xml:space="preserve">SC）</w:t>
+            </w:r>
+          </w:p>
+        </w:tc>
+        <w:tc>
+          <w:tcPr/>
+          <w:p>
+            <w:pPr>
+              <w:pStyle w:val="Compact"/>
+            </w:pPr>
+            <w:r>
+              <w:rPr>
+                <w:rStyle w:val="VerbatimChar"/>
+              </w:rPr>
+              <w:t xml:space="preserve">gamma_zero_is_bitwise_sc</w:t>
+            </w:r>
+          </w:p>
+        </w:tc>
+        <w:tc>
+          <w:tcPr/>
+          <w:p>
+            <w:pPr>
+              <w:pStyle w:val="Compact"/>
+            </w:pPr>
+            <w:r>
+              <w:t xml:space="preserve">200 </w:t>
+            </w:r>
+            <w:r>
+              <w:rPr>
+                <w:rFonts w:hint="eastAsia"/>
+              </w:rPr>
+              <w:t xml:space="preserve">個隨機池，含平手處理完全相同</w:t>
+            </w:r>
+          </w:p>
+        </w:tc>
+      </w:tr>
+      <w:tr>
+        <w:tc>
+          <w:tcPr/>
+          <w:p>
+            <w:pPr>
+              <w:pStyle w:val="Compact"/>
+            </w:pPr>
+            <w:r>
+              <w:rPr>
+                <w:rFonts w:hint="eastAsia"/>
+              </w:rPr>
+              <w:t xml:space="preserve">死區觸發率</w:t>
+            </w:r>
+          </w:p>
+        </w:tc>
+        <w:tc>
+          <w:tcPr/>
+          <w:p>
+            <w:pPr>
+              <w:pStyle w:val="Compact"/>
+            </w:pPr>
+            <w:r>
+              <w:rPr>
+                <w:rStyle w:val="VerbatimChar"/>
+              </w:rPr>
+              <w:t xml:space="preserve">dead_zone_probability</w:t>
+            </w:r>
+          </w:p>
+        </w:tc>
+        <w:tc>
+          <w:tcPr/>
+          <w:p>
+            <w:pPr>
+              <w:pStyle w:val="Compact"/>
+            </w:pPr>
+            <m:oMath>
+              <m:r>
+                <m:t>D</m:t>
+              </m:r>
+              <m:r>
+                <m:rPr>
+                  <m:sty m:val="p"/>
+                </m:rPr>
+                <m:t>=</m:t>
+              </m:r>
+              <m:r>
+                <m:t>0</m:t>
+              </m:r>
+            </m:oMath>
+            <w:r>
+              <w:t xml:space="preserve"> </w:t>
+            </w:r>
+            <w:r>
+              <w:rPr>
+                <w:rFonts w:hint="eastAsia"/>
+              </w:rPr>
+              <w:t xml:space="preserve">下</w:t>
+            </w:r>
+            <w:r>
+              <w:t xml:space="preserve"> </w:t>
+            </w:r>
+            <w:r>
+              <w:rPr>
+                <w:rFonts w:hint="eastAsia"/>
+              </w:rPr>
+              <w:t xml:space="preserve">&gt;70%，300</w:t>
+            </w:r>
+            <w:r>
+              <w:t xml:space="preserve"> </w:t>
+            </w:r>
+            <w:r>
+              <w:rPr>
+                <w:rFonts w:hint="eastAsia"/>
+              </w:rPr>
+              <w:t xml:space="preserve">次試驗</w:t>
+            </w:r>
+          </w:p>
+        </w:tc>
+      </w:tr>
+      <w:tr>
+        <w:tc>
+          <w:tcPr/>
+          <w:p>
+            <w:pPr>
+              <w:pStyle w:val="Compact"/>
+            </w:pPr>
+            <w:r>
+              <w:rPr>
+                <w:rFonts w:hint="eastAsia"/>
+              </w:rPr>
+              <w:t xml:space="preserve">命題</w:t>
+            </w:r>
+            <w:r>
+              <w:t xml:space="preserve"> </w:t>
+            </w:r>
+            <w:r>
+              <w:rPr>
+                <w:rFonts w:hint="eastAsia"/>
+              </w:rPr>
+              <w:t xml:space="preserve">2（精確</w:t>
+            </w:r>
+            <w:r>
+              <w:t xml:space="preserve"> </w:t>
+            </w:r>
+            <w:r>
+              <w:rPr>
+                <w:rFonts w:hint="eastAsia"/>
+              </w:rPr>
+              <w:t xml:space="preserve">CISC）</w:t>
+            </w:r>
+          </w:p>
+        </w:tc>
+        <w:tc>
+          <w:tcPr/>
+          <w:p>
+            <w:pPr>
+              <w:pStyle w:val="Compact"/>
+            </w:pPr>
+            <w:r>
+              <w:rPr>
+                <w:rStyle w:val="VerbatimChar"/>
+              </w:rPr>
+              <w:t xml:space="preserve">logval_phi_reproduces_cisc</w:t>
+            </w:r>
+          </w:p>
+        </w:tc>
+        <w:tc>
+          <w:tcPr/>
+          <w:p>
+            <w:pPr>
+              <w:pStyle w:val="Compact"/>
+            </w:pPr>
+            <w:r>
+              <w:t xml:space="preserve">100 </w:t>
+            </w:r>
+            <w:r>
+              <w:rPr>
+                <w:rFonts w:hint="eastAsia"/>
+              </w:rPr>
+              <w:t xml:space="preserve">個池，得票份額完全一致</w:t>
+            </w:r>
+          </w:p>
+        </w:tc>
+      </w:tr>
+      <w:tr>
+        <w:tc>
+          <w:tcPr/>
+          <w:p>
+            <w:pPr>
+              <w:pStyle w:val="Compact"/>
+            </w:pPr>
+            <w:r>
+              <w:rPr>
+                <w:rFonts w:hint="eastAsia"/>
+              </w:rPr>
+              <w:t xml:space="preserve">排名不變性</w:t>
+            </w:r>
+          </w:p>
+        </w:tc>
+        <w:tc>
+          <w:tcPr/>
+          <w:p>
+            <w:pPr>
+              <w:pStyle w:val="Compact"/>
+            </w:pPr>
+            <w:r>
+              <w:rPr>
+                <w:rStyle w:val="VerbatimChar"/>
+              </w:rPr>
+              <w:t xml:space="preserve">monotone_invariance</w:t>
+            </w:r>
+          </w:p>
+        </w:tc>
+        <w:tc>
+          <w:tcPr/>
+          <w:p>
+            <w:pPr>
+              <w:pStyle w:val="Compact"/>
+            </w:pPr>
+            <w:r>
+              <w:t xml:space="preserve">3 </w:t>
+            </w:r>
+            <w:r>
+              <w:rPr>
+                <w:rFonts w:hint="eastAsia"/>
+              </w:rPr>
+              <w:t xml:space="preserve">種失真</w:t>
+            </w:r>
+            <w:r>
+              <w:t xml:space="preserve"> × 100 </w:t>
+            </w:r>
+            <w:r>
+              <w:rPr>
+                <w:rFonts w:hint="eastAsia"/>
+              </w:rPr>
+              <w:t xml:space="preserve">個池</w:t>
+            </w:r>
+          </w:p>
+        </w:tc>
+      </w:tr>
+      <w:tr>
+        <w:tc>
+          <w:tcPr/>
+          <w:p>
+            <w:pPr>
+              <w:pStyle w:val="Compact"/>
+            </w:pPr>
+            <w:r>
+              <w:rPr>
+                <w:rFonts w:hint="eastAsia"/>
+              </w:rPr>
+              <w:t xml:space="preserve">零假設變異數</w:t>
+            </w:r>
+          </w:p>
+        </w:tc>
+        <w:tc>
+          <w:tcPr/>
+          <w:p>
+            <w:pPr>
+              <w:pStyle w:val="Compact"/>
+            </w:pPr>
+            <w:r>
+              <w:rPr>
+                <w:rStyle w:val="VerbatimChar"/>
+              </w:rPr>
+              <w:t xml:space="preserve">null_variance_matches_permutation</w:t>
+            </w:r>
+          </w:p>
+        </w:tc>
+        <w:tc>
+          <w:tcPr/>
+          <w:p>
+            <w:pPr>
+              <w:pStyle w:val="Compact"/>
+            </w:pPr>
+            <w:r>
+              <w:t xml:space="preserve">3,000 </w:t>
+            </w:r>
+            <w:r>
+              <w:rPr>
+                <w:rFonts w:hint="eastAsia"/>
+              </w:rPr>
+              <w:t xml:space="preserve">次置換抽樣，10%</w:t>
+            </w:r>
+            <w:r>
+              <w:t xml:space="preserve"> </w:t>
+            </w:r>
+            <w:r>
+              <w:rPr>
+                <w:rFonts w:hint="eastAsia"/>
+              </w:rPr>
+              <w:t xml:space="preserve">容差</w:t>
+            </w:r>
+          </w:p>
+        </w:tc>
+      </w:tr>
+      <w:tr>
+        <w:tc>
+          <w:tcPr/>
+          <w:p>
+            <w:pPr>
+              <w:pStyle w:val="Compact"/>
+            </w:pPr>
+            <w:r>
+              <w:t xml:space="preserve">JS–EB </w:t>
+            </w:r>
+            <w:r>
+              <w:rPr>
+                <w:rFonts w:hint="eastAsia"/>
+              </w:rPr>
+              <w:t xml:space="preserve">恆等式</w:t>
+            </w:r>
+          </w:p>
+        </w:tc>
+        <w:tc>
+          <w:tcPr/>
+          <w:p>
+            <w:pPr>
+              <w:pStyle w:val="Compact"/>
+            </w:pPr>
+            <w:r>
+              <w:rPr>
+                <w:rStyle w:val="VerbatimChar"/>
+              </w:rPr>
+              <w:t xml:space="preserve">js_eb_identity</w:t>
+            </w:r>
+          </w:p>
+        </w:tc>
+        <w:tc>
+          <w:tcPr/>
+          <w:p>
+            <w:pPr>
+              <w:pStyle w:val="Compact"/>
+            </w:pPr>
+            <w:r>
+              <w:rPr>
+                <w:rFonts w:hint="eastAsia"/>
+              </w:rPr>
+              <w:t xml:space="preserve">精確至</w:t>
+            </w:r>
+            <w:r>
+              <w:t xml:space="preserve"> </w:t>
+            </w:r>
+            <m:oMath>
+              <m:sSup>
+                <m:e>
+                  <m:r>
+                    <m:t>10</m:t>
+                  </m:r>
+                </m:e>
+                <m:sup>
+                  <m:r>
+                    <m:rPr>
+                      <m:sty m:val="p"/>
+                    </m:rPr>
+                    <m:t>−</m:t>
+                  </m:r>
+                  <m:r>
+                    <m:t>12</m:t>
+                  </m:r>
+                </m:sup>
+              </m:sSup>
+            </m:oMath>
+          </w:p>
+        </w:tc>
+      </w:tr>
+      <w:tr>
+        <w:tc>
+          <w:tcPr/>
+          <w:p>
+            <w:pPr>
+              <w:pStyle w:val="Compact"/>
+            </w:pPr>
+            <w:r>
+              <w:rPr>
+                <w:rFonts w:hint="eastAsia"/>
+              </w:rPr>
+              <w:t xml:space="preserve">連結式</w:t>
+            </w:r>
+          </w:p>
+        </w:tc>
+        <w:tc>
+          <w:tcPr/>
+          <w:p>
+            <w:pPr>
+              <w:pStyle w:val="Compact"/>
+            </w:pPr>
+            <w:r>
+              <w:rPr>
+                <w:rStyle w:val="VerbatimChar"/>
+              </w:rPr>
+              <w:t xml:space="preserve">link_values_and_mixture_correction</w:t>
+            </w:r>
+          </w:p>
+        </w:tc>
+        <w:tc>
+          <w:tcPr/>
+          <w:p>
+            <w:pPr>
+              <w:pStyle w:val="Compact"/>
+            </w:pPr>
+            <w:r>
+              <w:rPr>
+                <w:rFonts w:hint="eastAsia"/>
+              </w:rPr>
+              <w:t xml:space="preserve">對照閉式，相對誤差</w:t>
+            </w:r>
+            <w:r>
+              <w:t xml:space="preserve"> </w:t>
+            </w:r>
+            <m:oMath>
+              <m:sSup>
+                <m:e>
+                  <m:r>
+                    <m:t>10</m:t>
+                  </m:r>
+                </m:e>
+                <m:sup>
+                  <m:r>
+                    <m:rPr>
+                      <m:sty m:val="p"/>
+                    </m:rPr>
+                    <m:t>−</m:t>
+                  </m:r>
+                  <m:r>
+                    <m:t>9</m:t>
+                  </m:r>
+                </m:sup>
+              </m:sSup>
+            </m:oMath>
+          </w:p>
+        </w:tc>
+      </w:tr>
+      <w:tr>
+        <w:tc>
+          <w:tcPr/>
+          <w:p>
+            <w:pPr>
+              <w:pStyle w:val="Compact"/>
+            </w:pPr>
+            <w:r>
+              <w:rPr>
+                <w:rFonts w:hint="eastAsia"/>
+              </w:rPr>
+              <w:t xml:space="preserve">命題</w:t>
+            </w:r>
+            <w:r>
+              <w:t xml:space="preserve"> </w:t>
+            </w:r>
+            <w:r>
+              <w:rPr>
+                <w:rFonts w:hint="eastAsia"/>
+              </w:rPr>
+              <w:t xml:space="preserve">4（衰減）</w:t>
+            </w:r>
+          </w:p>
+        </w:tc>
+        <w:tc>
+          <w:tcPr/>
+          <w:p>
+            <w:pPr>
+              <w:pStyle w:val="Compact"/>
+            </w:pPr>
+            <w:r>
+              <w:rPr>
+                <w:rStyle w:val="VerbatimChar"/>
+              </w:rPr>
+              <w:t xml:space="preserve">poisoning_attenuation_linear</w:t>
+            </w:r>
+          </w:p>
+        </w:tc>
+        <w:tc>
+          <w:tcPr/>
+          <w:p>
+            <w:pPr>
+              <w:pStyle w:val="Compact"/>
+            </w:pPr>
+            <m:oMath>
+              <m:r>
+                <m:t>ρ</m:t>
+              </m:r>
+              <m:r>
+                <m:rPr>
+                  <m:sty m:val="p"/>
+                </m:rPr>
+                <m:t>∈</m:t>
+              </m:r>
+              <m:r>
+                <m:rPr>
+                  <m:sty m:val="p"/>
+                </m:rPr>
+                <m:t>{</m:t>
+              </m:r>
+              <m:r>
+                <m:t>.1</m:t>
+              </m:r>
+              <m:r>
+                <m:rPr>
+                  <m:sty m:val="p"/>
+                </m:rPr>
+                <m:t>,</m:t>
+              </m:r>
+              <m:r>
+                <m:t>.25</m:t>
+              </m:r>
+              <m:r>
+                <m:rPr>
+                  <m:sty m:val="p"/>
+                </m:rPr>
+                <m:t>,</m:t>
+              </m:r>
+              <m:r>
+                <m:t>.4</m:t>
+              </m:r>
+              <m:r>
+                <m:rPr>
+                  <m:sty m:val="p"/>
+                </m:rPr>
+                <m:t>}</m:t>
+              </m:r>
+            </m:oMath>
+            <w:r>
+              <w:rPr>
+                <w:rFonts w:hint="eastAsia"/>
+              </w:rPr>
+              <w:t xml:space="preserve">，絕對誤差</w:t>
+            </w:r>
+            <w:r>
+              <w:t xml:space="preserve"> .06</w:t>
+            </w:r>
+          </w:p>
+        </w:tc>
+      </w:tr>
+      <w:tr>
+        <w:tc>
+          <w:tcPr/>
+          <w:p>
+            <w:pPr>
+              <w:pStyle w:val="Compact"/>
+            </w:pPr>
+            <w:r>
+              <w:rPr>
+                <w:rFonts w:hint="eastAsia"/>
+              </w:rPr>
+              <w:t xml:space="preserve">命題</w:t>
+            </w:r>
+            <w:r>
+              <w:t xml:space="preserve"> 5–7</w:t>
+            </w:r>
+          </w:p>
+        </w:tc>
+        <w:tc>
+          <w:tcPr/>
+          <w:p>
+            <w:pPr>
+              <w:pStyle w:val="Compact"/>
+            </w:pPr>
+            <w:r>
+              <w:rPr>
+                <w:rStyle w:val="VerbatimChar"/>
+              </w:rPr>
+              <w:t xml:space="preserve">test_tact_group.py</w:t>
+            </w:r>
+          </w:p>
+        </w:tc>
+        <w:tc>
+          <w:tcPr/>
+          <w:p>
+            <w:pPr>
+              <w:pStyle w:val="Compact"/>
+            </w:pPr>
+            <w:r>
+              <w:t xml:space="preserve">97.5% </w:t>
+            </w:r>
+            <w:r>
+              <w:rPr>
+                <w:rFonts w:hint="eastAsia"/>
+              </w:rPr>
+              <w:t xml:space="preserve">與</w:t>
+            </w:r>
+            <w:r>
+              <w:t xml:space="preserve"> SC </w:t>
+            </w:r>
+            <w:r>
+              <w:rPr>
+                <w:rFonts w:hint="eastAsia"/>
+              </w:rPr>
+              <w:t xml:space="preserve">一致；符號僅</w:t>
+            </w:r>
+            <w:r>
+              <w:t xml:space="preserve"> 4% </w:t>
+            </w:r>
+            <w:r>
+              <w:rPr>
+                <w:rFonts w:hint="eastAsia"/>
+              </w:rPr>
+              <w:t xml:space="preserve">相符</w:t>
+            </w:r>
+          </w:p>
+        </w:tc>
+      </w:tr>
+      <w:tr>
+        <w:tc>
+          <w:tcPr/>
+          <w:p>
+            <w:pPr>
+              <w:pStyle w:val="Compact"/>
+            </w:pPr>
+            <w:r>
+              <w:rPr>
+                <w:rFonts w:hint="eastAsia"/>
+              </w:rPr>
+              <w:t xml:space="preserve">估計量置換不變性</w:t>
+            </w:r>
+          </w:p>
+        </w:tc>
+        <w:tc>
+          <w:tcPr/>
+          <w:p>
+            <w:pPr>
+              <w:pStyle w:val="Compact"/>
+            </w:pPr>
+            <w:r>
+              <w:rPr>
+                <w:rStyle w:val="VerbatimChar"/>
+              </w:rPr>
+              <w:t xml:space="preserve">estimator_is_permutation_invariant</w:t>
+            </w:r>
+          </w:p>
+        </w:tc>
+        <w:tc>
+          <w:tcPr/>
+          <w:p>
+            <w:pPr>
+              <w:pStyle w:val="Compact"/>
+            </w:pPr>
+            <w:r>
+              <w:rPr>
+                <w:rFonts w:hint="eastAsia"/>
+              </w:rPr>
+              <w:t xml:space="preserve">繞過快取的迴歸測試</w:t>
+            </w:r>
+          </w:p>
+        </w:tc>
+      </w:tr>
+      <w:tr>
+        <w:tc>
+          <w:tcPr/>
+          <w:p>
+            <w:pPr>
+              <w:pStyle w:val="Compact"/>
+            </w:pPr>
+            <w:r>
+              <w:rPr>
+                <w:rFonts w:hint="eastAsia"/>
+              </w:rPr>
+              <w:t xml:space="preserve">已否決：Kish</w:t>
+            </w:r>
+            <w:r>
+              <w:t xml:space="preserve"> ESS</w:t>
+            </w:r>
+          </w:p>
+        </w:tc>
+        <w:tc>
+          <w:tcPr/>
+          <w:p>
+            <w:pPr>
+              <w:pStyle w:val="Compact"/>
+            </w:pPr>
+            <w:r>
+              <w:rPr>
+                <w:rStyle w:val="VerbatimChar"/>
+              </w:rPr>
+              <w:t xml:space="preserve">kish_fails_T2_T3</w:t>
+            </w:r>
+          </w:p>
+        </w:tc>
+        <w:tc>
+          <w:tcPr/>
+          <w:p>
+            <w:pPr>
+              <w:pStyle w:val="Compact"/>
+            </w:pPr>
+            <w:r>
+              <w:rPr>
+                <w:rFonts w:hint="eastAsia"/>
+                <w:b/>
+                <w:bCs/>
+              </w:rPr>
+              <w:t xml:space="preserve">斷言其失敗</w:t>
+            </w:r>
+          </w:p>
+        </w:tc>
+      </w:tr>
+      <w:tr>
+        <w:tc>
+          <w:tcPr/>
+          <w:p>
+            <w:pPr>
+              <w:pStyle w:val="Compact"/>
+            </w:pPr>
+            <w:r>
+              <w:rPr>
+                <w:rFonts w:hint="eastAsia"/>
+              </w:rPr>
+              <w:t xml:space="preserve">已否決：預設下的</w:t>
+            </w:r>
+            <w:r>
+              <w:t xml:space="preserve"> SAFE </w:t>
+            </w:r>
+            <w:r>
+              <w:rPr>
+                <w:rFonts w:hint="eastAsia"/>
+              </w:rPr>
+              <w:t xml:space="preserve">保證</w:t>
+            </w:r>
+          </w:p>
+        </w:tc>
+        <w:tc>
+          <w:tcPr/>
+          <w:p>
+            <w:pPr>
+              <w:pStyle w:val="Compact"/>
+            </w:pPr>
+            <w:r>
+              <w:rPr>
+                <w:rStyle w:val="VerbatimChar"/>
+              </w:rPr>
+              <w:t xml:space="preserve">frozen_default_breaks_guarantee</w:t>
+            </w:r>
+          </w:p>
+        </w:tc>
+        <w:tc>
+          <w:tcPr/>
+          <w:p>
+            <w:pPr>
+              <w:pStyle w:val="Compact"/>
+            </w:pPr>
+            <w:r>
+              <w:rPr>
+                <w:rFonts w:hint="eastAsia"/>
+                <w:b/>
+                <w:bCs/>
+              </w:rPr>
+              <w:t xml:space="preserve">斷言其違反</w:t>
+            </w:r>
+          </w:p>
+        </w:tc>
+      </w:tr>
+    </w:tbl>
+    <w:p>
+      <w:pPr>
+        <w:pStyle w:val="BodyText"/>
+      </w:pPr>
+      <w:r>
+        <w:rPr>
+          <w:rFonts w:hint="eastAsia"/>
+        </w:rPr>
+        <w:t xml:space="preserve">其中兩項值得說明。置換不變性測試是在一次缺陷之後補上的：當時快取鍵讓</w:t>
+      </w:r>
+      <w:r>
+        <w:rPr>
+          <w:rFonts w:hint="eastAsia"/>
+          <w:b/>
+          <w:bCs/>
+        </w:rPr>
+        <w:t xml:space="preserve">測試本身</w:t>
+      </w:r>
+      <w:r>
+        <w:rPr>
+          <w:rFonts w:hint="eastAsia"/>
+        </w:rPr>
+        <w:t xml:space="preserve">通過，而估計量實際上具有高達</w:t>
+      </w:r>
+      <w:r>
+        <w:t xml:space="preserve"> 0.10 </w:t>
+      </w:r>
+      <w:r>
+        <w:rPr>
+          <w:rFonts w:hint="eastAsia"/>
+        </w:rPr>
+        <w:t xml:space="preserve">的順序依賴；現行版本直接呼叫內部常式以繞過快取。最後兩列則是</w:t>
+      </w:r>
+      <w:r>
+        <w:rPr>
+          <w:rFonts w:hint="eastAsia"/>
+          <w:b/>
+          <w:bCs/>
+        </w:rPr>
+        <w:t xml:space="preserve">反向測試</w:t>
+      </w:r>
+      <w:r>
+        <w:rPr>
+          <w:rFonts w:hint="eastAsia"/>
+        </w:rPr>
+        <w:t xml:space="preserve">，斷言已否決方案（Kish</w:t>
+      </w:r>
+      <w:r>
+        <w:t xml:space="preserve"> </w:t>
+      </w:r>
+      <w:r>
+        <w:rPr>
+          <w:rFonts w:hint="eastAsia"/>
+        </w:rPr>
+        <w:t xml:space="preserve">有效樣本數公式，以及「出貨預設遵守</w:t>
+      </w:r>
+      <w:r>
+        <w:t xml:space="preserve"> SAFE </w:t>
+      </w:r>
+      <w:r>
+        <w:rPr>
+          <w:rFonts w:hint="eastAsia"/>
+        </w:rPr>
+        <w:t xml:space="preserve">停止保證」的說法）確實失敗，以防後續修改悄悄將其復原。</w:t>
+      </w:r>
+    </w:p>
+    <w:bookmarkEnd w:id="44"/>
+    <w:bookmarkStart w:id="45" w:name="真實軌跡驗證"/>
+    <w:p>
+      <w:pPr>
+        <w:pStyle w:val="Heading3"/>
+      </w:pPr>
+      <w:r>
+        <w:t xml:space="preserve">8.5 </w:t>
+      </w:r>
+      <w:r>
+        <w:rPr>
+          <w:rFonts w:hint="eastAsia"/>
+        </w:rPr>
+        <w:t xml:space="preserve">真實軌跡驗證</w:t>
+      </w:r>
+    </w:p>
+    <w:p>
+      <w:pPr>
+        <w:pStyle w:val="FirstParagraph"/>
+      </w:pPr>
+      <w:r>
+        <w:rPr>
+          <w:rFonts w:hint="eastAsia"/>
+        </w:rPr>
         <w:t xml:space="preserve">以</w:t>
       </w:r>
       <w:r>
@@ -14385,9 +15348,9 @@
         <w:t xml:space="preserve">在真實軌跡上提升準確率的證據；後者仍待一個「通道具資訊量且模型確實不確定」的基準來檢驗。</w:t>
       </w:r>
     </w:p>
-    <w:bookmarkEnd w:id="44"/>
     <w:bookmarkEnd w:id="45"/>
-    <w:bookmarkStart w:id="46" w:name="九討論與限制"/>
+    <w:bookmarkEnd w:id="46"/>
+    <w:bookmarkStart w:id="47" w:name="九討論與限制"/>
     <w:p>
       <w:pPr>
         <w:pStyle w:val="Heading2"/>
@@ -14687,8 +15650,8 @@
         <w:t xml:space="preserve">7，群組內的逐題變異在缺乏進一步協變量時無法利用。</w:t>
       </w:r>
     </w:p>
-    <w:bookmarkEnd w:id="46"/>
-    <w:bookmarkStart w:id="47" w:name="十結論"/>
+    <w:bookmarkEnd w:id="47"/>
+    <w:bookmarkStart w:id="48" w:name="十結論"/>
     <w:p>
       <w:pPr>
         <w:pStyle w:val="Heading2"/>
@@ -14723,8 +15686,8 @@
         <w:t xml:space="preserve">CISC。本文證明了長期無法在此類方法中表達的「符號」，可以在明確陳述並經測試的條件下以零標籤恢復。隨附的不可能性結果為未來的逐題方法劃出必須尊重的界線；而這套曾經否決我自己先前系統的證偽協定，或許是本文最具可攜性的貢獻。</w:t>
       </w:r>
     </w:p>
-    <w:bookmarkEnd w:id="47"/>
-    <w:bookmarkStart w:id="48" w:name="參考文獻"/>
+    <w:bookmarkEnd w:id="48"/>
+    <w:bookmarkStart w:id="49" w:name="參考文獻"/>
     <w:p>
       <w:pPr>
         <w:pStyle w:val="Heading2"/>
@@ -15559,8 +16522,8 @@
         <w:t xml:space="preserve">, 2025, pp. 3613–3635.</w:t>
       </w:r>
     </w:p>
-    <w:bookmarkEnd w:id="48"/>
     <w:bookmarkEnd w:id="49"/>
+    <w:bookmarkEnd w:id="50"/>
     <w:sectPr>
       <w:footnotePr>
         <w:numRestart w:val="eachSect"/>

--- a/paper/tact_zh.docx
+++ b/paper/tact_zh.docx
@@ -15523,7 +15523,7 @@
           <w:b/>
           <w:bCs/>
         </w:rPr>
-        <w:t xml:space="preserve">無標籤保證附帶條件。</w:t>
+        <w:t xml:space="preserve">無標籤保證附帶條件，以及越界之後的後果。</w:t>
       </w:r>
       <w:r>
         <w:t xml:space="preserve"> </w:t>
@@ -15589,7 +15589,162 @@
         <w:rPr>
           <w:rFonts w:hint="eastAsia"/>
         </w:rPr>
-        <w:t xml:space="preserve">7）；警報僅能偵測逐字重複，改寫式的回音可以規避。半無標籤模式以約</w:t>
+        <w:t xml:space="preserve">7）。後續工作實測了越過該邊界的後果，情況比「低估信任」嚴重得多：在</w:t>
+      </w:r>
+      <w:r>
+        <w:rPr>
+          <w:rFonts w:hint="eastAsia"/>
+          <w:b/>
+          <w:bCs/>
+        </w:rPr>
+        <w:t xml:space="preserve">改寫式</w:t>
+      </w:r>
+      <w:r>
+        <w:rPr>
+          <w:rFonts w:hint="eastAsia"/>
+        </w:rPr>
+        <w:t xml:space="preserve">錯誤多數情境中（主導的錯誤叢集語意緊密但不含逐字特徵，去重無從著手），多數決在多數題目上是錯的、</w:t>
+      </w:r>
+      <m:oMath>
+        <m:acc>
+          <m:accPr>
+            <m:chr m:val="‾"/>
+          </m:accPr>
+          <m:e>
+            <m:r>
+              <m:t>ρ</m:t>
+            </m:r>
+          </m:e>
+        </m:acc>
+        <m:r>
+          <m:rPr>
+            <m:sty m:val="p"/>
+          </m:rPr>
+          <m:t>&gt;</m:t>
+        </m:r>
+        <m:r>
+          <m:t>1</m:t>
+        </m:r>
+        <m:r>
+          <m:rPr>
+            <m:sty m:val="p"/>
+          </m:rPr>
+          <m:t>/</m:t>
+        </m:r>
+        <m:r>
+          <m:t>2</m:t>
+        </m:r>
+      </m:oMath>
+      <w:r>
+        <w:rPr>
+          <w:rFonts w:hint="eastAsia"/>
+        </w:rPr>
+        <w:t xml:space="preserve">，此時</w:t>
+      </w:r>
+      <w:r>
+        <w:t xml:space="preserve"> TACT-LF </w:t>
+      </w:r>
+      <w:r>
+        <w:rPr>
+          <w:rFonts w:hint="eastAsia"/>
+        </w:rPr>
+        <w:t xml:space="preserve">並非收縮向</w:t>
+      </w:r>
+      <w:r>
+        <w:t xml:space="preserve"> </w:t>
+      </w:r>
+      <w:r>
+        <w:rPr>
+          <w:rFonts w:hint="eastAsia"/>
+        </w:rPr>
+        <w:t xml:space="preserve">SC，而是</w:t>
+      </w:r>
+      <w:r>
+        <w:rPr>
+          <w:rFonts w:hint="eastAsia"/>
+          <w:b/>
+          <w:bCs/>
+        </w:rPr>
+        <w:t xml:space="preserve">判錯符號</w:t>
+      </w:r>
+      <w:r>
+        <w:rPr>
+          <w:rFonts w:hint="eastAsia"/>
+        </w:rPr>
+        <w:t xml:space="preserve">、在</w:t>
+      </w:r>
+      <w:r>
+        <w:t xml:space="preserve"> </w:t>
+      </w:r>
+      <m:oMath>
+        <m:r>
+          <m:t>γ</m:t>
+        </m:r>
+        <m:r>
+          <m:rPr>
+            <m:sty m:val="p"/>
+          </m:rPr>
+          <m:t>=</m:t>
+        </m:r>
+        <m:r>
+          <m:rPr>
+            <m:sty m:val="p"/>
+          </m:rPr>
+          <m:t>−</m:t>
+        </m:r>
+        <m:r>
+          <m:t>2.0</m:t>
+        </m:r>
+      </m:oMath>
+      <w:r>
+        <w:t xml:space="preserve"> </w:t>
+      </w:r>
+      <w:r>
+        <w:rPr>
+          <w:rFonts w:hint="eastAsia"/>
+        </w:rPr>
+        <w:t xml:space="preserve">觸頂，準確率歸零（SC</w:t>
+      </w:r>
+      <w:r>
+        <w:t xml:space="preserve"> </w:t>
+      </w:r>
+      <w:r>
+        <w:rPr>
+          <w:rFonts w:hint="eastAsia"/>
+        </w:rPr>
+        <w:t xml:space="preserve">地板為</w:t>
+      </w:r>
+      <w:r>
+        <w:t xml:space="preserve"> </w:t>
+      </w:r>
+      <w:r>
+        <w:rPr>
+          <w:rFonts w:hint="eastAsia"/>
+        </w:rPr>
+        <w:t xml:space="preserve">0.340）。四個警報</w:t>
+      </w:r>
+      <w:r>
+        <w:rPr>
+          <w:rFonts w:hint="eastAsia"/>
+          <w:b/>
+          <w:bCs/>
+        </w:rPr>
+        <w:t xml:space="preserve">全部沒有觸發</w:t>
+      </w:r>
+      <w:r>
+        <w:rPr>
+          <w:rFonts w:hint="eastAsia"/>
+        </w:rPr>
+        <w:t xml:space="preserve">，因為</w:t>
+      </w:r>
+      <w:r>
+        <w:t xml:space="preserve"> E1 </w:t>
+      </w:r>
+      <w:r>
+        <w:rPr>
+          <w:rFonts w:hint="eastAsia"/>
+        </w:rPr>
+        <w:t xml:space="preserve">依賴逐字重複，而此情境按構造不存在逐字重複。這是本方法最尖銳的未防護失效模式：保證是條件性的，該條件在無標籤下不可觀測，而現有診斷偵測不到它被違反。因此在「系統性錯誤多數」有可能出現的場合，實務上應將半無標籤模式（以約</w:t>
       </w:r>
       <w:r>
         <w:t xml:space="preserve"> 50 </w:t>
@@ -15598,7 +15753,21 @@
         <w:rPr>
           <w:rFonts w:hint="eastAsia"/>
         </w:rPr>
-        <w:t xml:space="preserve">筆標籤即可補上此缺口，是務實的解法。</w:t>
+        <w:t xml:space="preserve">筆標籤取符號）視為</w:t>
+      </w:r>
+      <w:r>
+        <w:rPr>
+          <w:rFonts w:hint="eastAsia"/>
+          <w:b/>
+          <w:bCs/>
+        </w:rPr>
+        <w:t xml:space="preserve">預設</w:t>
+      </w:r>
+      <w:r>
+        <w:rPr>
+          <w:rFonts w:hint="eastAsia"/>
+        </w:rPr>
+        <w:t xml:space="preserve">，而非可選的增強。</w:t>
       </w:r>
     </w:p>
     <w:p>

--- a/paper/tact_zh.docx
+++ b/paper/tact_zh.docx
@@ -2,7 +2,7 @@
 <file path=word/document.xml><?xml version="1.0" encoding="utf-8"?>
 <w:document xmlns:w="http://schemas.openxmlformats.org/wordprocessingml/2006/main" xmlns:m="http://schemas.openxmlformats.org/officeDocument/2006/math" xmlns:r="http://schemas.openxmlformats.org/officeDocument/2006/relationships" xmlns:o="urn:schemas-microsoft-com:office:office" xmlns:v="urn:schemas-microsoft-com:vml" xmlns:w10="urn:schemas-microsoft-com:office:word" xmlns:a="http://schemas.openxmlformats.org/drawingml/2006/main" xmlns:pic="http://schemas.openxmlformats.org/drawingml/2006/picture" xmlns:wp="http://schemas.openxmlformats.org/drawingml/2006/wordprocessingDrawing">
   <w:body>
-    <w:bookmarkStart w:id="50" w:name="tact面向大型語言模型自我一致性投票的信任錨定信心調節"/>
+    <w:bookmarkStart w:id="51" w:name="tact面向大型語言模型自我一致性投票的信任錨定信心調節"/>
     <w:p>
       <w:pPr>
         <w:pStyle w:val="Heading1"/>
@@ -15856,7 +15856,7 @@
       </w:r>
     </w:p>
     <w:bookmarkEnd w:id="48"/>
-    <w:bookmarkStart w:id="49" w:name="參考文獻"/>
+    <w:bookmarkStart w:id="50" w:name="參考文獻"/>
     <w:p>
       <w:pPr>
         <w:pStyle w:val="Heading2"/>
@@ -16691,8 +16691,261 @@
         <w:t xml:space="preserve">, 2025, pp. 3613–3635.</w:t>
       </w:r>
     </w:p>
+    <w:bookmarkStart w:id="49" w:name="薄窗本輪新增"/>
+    <w:p>
+      <w:pPr>
+        <w:pStyle w:val="Heading3"/>
+      </w:pPr>
+      <w:r>
+        <w:rPr>
+          <w:rFonts w:hint="eastAsia"/>
+        </w:rPr>
+        <w:t xml:space="preserve">薄窗（本輪新增）</w:t>
+      </w:r>
+    </w:p>
+    <w:p>
+      <w:pPr>
+        <w:pStyle w:val="FirstParagraph"/>
+      </w:pPr>
+      <w:r>
+        <w:rPr>
+          <w:rFonts w:hint="eastAsia"/>
+        </w:rPr>
+        <w:t xml:space="preserve">跨三個基質（GSM8K/CSQA、MATH</w:t>
+      </w:r>
+      <w:r>
+        <w:t xml:space="preserve"> </w:t>
+      </w:r>
+      <w:r>
+        <w:rPr>
+          <w:rFonts w:hint="eastAsia"/>
+        </w:rPr>
+        <w:t xml:space="preserve">level-5、AIME/AMC，共</w:t>
+      </w:r>
+      <w:r>
+        <w:t xml:space="preserve"> 268 </w:t>
+      </w:r>
+      <w:r>
+        <w:rPr>
+          <w:rFonts w:hint="eastAsia"/>
+        </w:rPr>
+        <w:t xml:space="preserve">題）的量測給這一</w:t>
+      </w:r>
+      <w:r>
+        <w:t xml:space="preserve"> </w:t>
+      </w:r>
+      <w:r>
+        <w:rPr>
+          <w:rFonts w:hint="eastAsia"/>
+        </w:rPr>
+        <w:t xml:space="preserve">類方法畫出了結構性邊界。任何無標籤聚合方法能作用的分層——多數決錯、</w:t>
+      </w:r>
+      <w:r>
+        <w:t xml:space="preserve"> </w:t>
+      </w:r>
+      <w:r>
+        <w:rPr>
+          <w:rFonts w:hint="eastAsia"/>
+        </w:rPr>
+        <w:t xml:space="preserve">且正解在池內、且訊號可分——在</w:t>
+      </w:r>
+      <w:r>
+        <w:rPr>
+          <w:rFonts w:hint="eastAsia"/>
+          <w:b/>
+          <w:bCs/>
+        </w:rPr>
+        <w:t xml:space="preserve">每一個</w:t>
+      </w:r>
+      <w:r>
+        <w:rPr>
+          <w:rFonts w:hint="eastAsia"/>
+        </w:rPr>
+        <w:t xml:space="preserve">難度上都只佔題目的</w:t>
+      </w:r>
+      <w:r>
+        <w:t xml:space="preserve"> </w:t>
+      </w:r>
+      <w:r>
+        <w:rPr>
+          <w:rFonts w:hint="eastAsia"/>
+        </w:rPr>
+        <w:t xml:space="preserve">2–5%：題目</w:t>
+      </w:r>
+      <w:r>
+        <w:t xml:space="preserve"> </w:t>
+      </w:r>
+      <w:r>
+        <w:rPr>
+          <w:rFonts w:hint="eastAsia"/>
+        </w:rPr>
+        <w:t xml:space="preserve">變難時直接從「飽和」跳到「能力受限」（AIME</w:t>
+      </w:r>
+      <w:r>
+        <w:t xml:space="preserve"> </w:t>
+      </w:r>
+      <w:r>
+        <w:rPr>
+          <w:rFonts w:hint="eastAsia"/>
+        </w:rPr>
+        <w:t xml:space="preserve">上多數決錯的</w:t>
+      </w:r>
+      <w:r>
+        <w:t xml:space="preserve"> 6 </w:t>
+      </w:r>
+      <w:r>
+        <w:rPr>
+          <w:rFonts w:hint="eastAsia"/>
+        </w:rPr>
+        <w:t xml:space="preserve">題，16</w:t>
+      </w:r>
+      <w:r>
+        <w:t xml:space="preserve"> </w:t>
+      </w:r>
+      <w:r>
+        <w:rPr>
+          <w:rFonts w:hint="eastAsia"/>
+        </w:rPr>
+        <w:t xml:space="preserve">次採樣</w:t>
+      </w:r>
+      <w:r>
+        <w:t xml:space="preserve"> </w:t>
+      </w:r>
+      <w:r>
+        <w:rPr>
+          <w:rFonts w:hint="eastAsia"/>
+        </w:rPr>
+        <w:t xml:space="preserve">中正解一次都沒出現），中間的可作用帶不會變寬。把全部</w:t>
+      </w:r>
+      <w:r>
+        <w:t xml:space="preserve"> 16 </w:t>
+      </w:r>
+      <w:r>
+        <w:rPr>
+          <w:rFonts w:hint="eastAsia"/>
+        </w:rPr>
+        <w:t xml:space="preserve">個決定性題按</w:t>
+      </w:r>
+      <w:r>
+        <w:t xml:space="preserve"> </w:t>
+      </w:r>
+      <w:r>
+        <w:rPr>
+          <w:rFonts w:hint="eastAsia"/>
+        </w:rPr>
+        <w:t xml:space="preserve">錯誤形態分類：7</w:t>
+      </w:r>
+      <w:r>
+        <w:t xml:space="preserve"> </w:t>
+      </w:r>
+      <w:r>
+        <w:rPr>
+          <w:rFonts w:hint="eastAsia"/>
+        </w:rPr>
+        <w:t xml:space="preserve">題是穩定的錯（緊密錯誤叢集——雙世界不可識別的機制），</w:t>
+      </w:r>
+      <w:r>
+        <w:t xml:space="preserve"> </w:t>
+      </w:r>
+      <w:r>
+        <w:t xml:space="preserve">9 </w:t>
+      </w:r>
+      <w:r>
+        <w:rPr>
+          <w:rFonts w:hint="eastAsia"/>
+        </w:rPr>
+        <w:t xml:space="preserve">題是散射的錯（6–8</w:t>
+      </w:r>
+      <w:r>
+        <w:t xml:space="preserve"> </w:t>
+      </w:r>
+      <w:r>
+        <w:rPr>
+          <w:rFonts w:hint="eastAsia"/>
+        </w:rPr>
+        <w:t xml:space="preserve">個不同答案——多樣性已飽和的能力牆）。在這個帳目下，</w:t>
+      </w:r>
+      <w:r>
+        <w:t xml:space="preserve"> </w:t>
+      </w:r>
+      <w:r>
+        <w:rPr>
+          <w:rFonts w:hint="eastAsia"/>
+        </w:rPr>
+        <w:t xml:space="preserve">棄權不是保守的折衷，而是</w:t>
+      </w:r>
+      <w:r>
+        <w:rPr>
+          <w:rFonts w:hint="eastAsia"/>
+          <w:b/>
+          <w:bCs/>
+        </w:rPr>
+        <w:t xml:space="preserve">唯一</w:t>
+      </w:r>
+      <w:r>
+        <w:rPr>
+          <w:rFonts w:hint="eastAsia"/>
+        </w:rPr>
+        <w:t xml:space="preserve">正確的預設：確認基質上「硬要動手」的</w:t>
+      </w:r>
+      <w:r>
+        <w:t xml:space="preserve"> </w:t>
+      </w:r>
+      <w:r>
+        <w:rPr>
+          <w:rFonts w:hint="eastAsia"/>
+        </w:rPr>
+        <w:t xml:space="preserve">最大實測效果是負的（best-conf</w:t>
+      </w:r>
+      <w:r>
+        <w:t xml:space="preserve"> </w:t>
+      </w:r>
+      <w:r>
+        <w:rPr>
+          <w:rFonts w:hint="eastAsia"/>
+        </w:rPr>
+        <w:t xml:space="preserve">基線輸</w:t>
+      </w:r>
+      <w:r>
+        <w:t xml:space="preserve"> 4.5 </w:t>
+      </w:r>
+      <w:r>
+        <w:rPr>
+          <w:rFonts w:hint="eastAsia"/>
+        </w:rPr>
+        <w:t xml:space="preserve">分，而我的方法的死區把它精確</w:t>
+      </w:r>
+      <w:r>
+        <w:t xml:space="preserve"> </w:t>
+      </w:r>
+      <w:r>
+        <w:rPr>
+          <w:rFonts w:hint="eastAsia"/>
+        </w:rPr>
+        <w:t xml:space="preserve">釘在</w:t>
+      </w:r>
+      <w:r>
+        <w:t xml:space="preserve"> SC </w:t>
+      </w:r>
+      <w:r>
+        <w:rPr>
+          <w:rFonts w:hint="eastAsia"/>
+        </w:rPr>
+        <w:t xml:space="preserve">地板上）。窗口只在外部錨便宜的地方變寬（可執行測試、代回驗算）</w:t>
+      </w:r>
+      <w:r>
+        <w:t xml:space="preserve"> </w:t>
+      </w:r>
+      <w:r>
+        <w:rPr>
+          <w:rFonts w:hint="eastAsia"/>
+        </w:rPr>
+        <w:t xml:space="preserve">——這也是本計畫的下一步。</w:t>
+      </w:r>
+    </w:p>
     <w:bookmarkEnd w:id="49"/>
     <w:bookmarkEnd w:id="50"/>
+    <w:bookmarkEnd w:id="51"/>
     <w:sectPr>
       <w:footnotePr>
         <w:numRestart w:val="eachSect"/>

--- a/paper/tact_zh.docx
+++ b/paper/tact_zh.docx
@@ -2,7 +2,7 @@
 <file path=word/document.xml><?xml version="1.0" encoding="utf-8"?>
 <w:document xmlns:w="http://schemas.openxmlformats.org/wordprocessingml/2006/main" xmlns:m="http://schemas.openxmlformats.org/officeDocument/2006/math" xmlns:r="http://schemas.openxmlformats.org/officeDocument/2006/relationships" xmlns:o="urn:schemas-microsoft-com:office:office" xmlns:v="urn:schemas-microsoft-com:vml" xmlns:w10="urn:schemas-microsoft-com:office:word" xmlns:a="http://schemas.openxmlformats.org/drawingml/2006/main" xmlns:pic="http://schemas.openxmlformats.org/drawingml/2006/picture" xmlns:wp="http://schemas.openxmlformats.org/drawingml/2006/wordprocessingDrawing">
   <w:body>
-    <w:bookmarkStart w:id="51" w:name="tact面向大型語言模型自我一致性投票的信任錨定信心調節"/>
+    <w:bookmarkStart w:id="40" w:name="tact面向大型語言模型自我一致性投票的信任錨定信心調節"/>
     <w:p>
       <w:pPr>
         <w:pStyle w:val="Heading1"/>
@@ -1704,7 +1704,7 @@
       </w:r>
     </w:p>
     <w:bookmarkEnd w:id="11"/>
-    <w:bookmarkStart w:id="17" w:name="三問題設定"/>
+    <w:bookmarkStart w:id="14" w:name="三問題設定"/>
     <w:p>
       <w:pPr>
         <w:pStyle w:val="Heading2"/>
@@ -2275,7 +2275,7 @@
       </w:r>
     </w:p>
     <w:bookmarkEnd w:id="12"/>
-    <w:bookmarkStart w:id="16" w:name="信心兩難"/>
+    <w:bookmarkStart w:id="13" w:name="信心兩難"/>
     <w:p>
       <w:pPr>
         <w:pStyle w:val="Heading3"/>
@@ -2715,53 +2715,95 @@
         <w:t xml:space="preserve">集與無標籤運作四種情形；後續評測亦以此為準。</w:t>
       </w:r>
     </w:p>
-    <w:p>
-      <w:pPr>
-        <w:pStyle w:val="CaptionedFigure"/>
-      </w:pPr>
-      <w:r>
-        <w:drawing>
-          <wp:inline>
-            <wp:extent cx="5334000" cy="3302000"/>
-            <wp:effectExtent b="0" l="0" r="0" t="0"/>
-            <wp:docPr descr="圖 1：預先量測的問題陳述。固定 K=15 下，各基線信心策略的準確率隨真實耦合 \kappa 的變化。符號校正 AUC 閘門（綠線）幾乎吃滿同質掃描；新方法的剩餘空間（陰影）集中於中段，以及本圖之外的失真、異質性與無標籤情形。" title="" id="14" name="Picture"/>
-            <a:graphic>
-              <a:graphicData uri="http://schemas.openxmlformats.org/drawingml/2006/picture">
-                <pic:pic>
-                  <pic:nvPicPr>
-                    <pic:cNvPr descr="figs/kappa_sweep.png" id="15" name="Picture"/>
-                    <pic:cNvPicPr>
-                      <a:picLocks noChangeArrowheads="1" noChangeAspect="1"/>
-                    </pic:cNvPicPr>
-                  </pic:nvPicPr>
-                  <pic:blipFill>
-                    <a:blip r:embed="rId13"/>
-                    <a:stretch>
-                      <a:fillRect/>
-                    </a:stretch>
-                  </pic:blipFill>
-                  <pic:spPr bwMode="auto">
-                    <a:xfrm>
-                      <a:off x="0" y="0"/>
-                      <a:ext cx="5334000" cy="3302000"/>
-                    </a:xfrm>
-                    <a:prstGeom prst="rect">
-                      <a:avLst/>
-                    </a:prstGeom>
-                    <a:noFill/>
-                    <a:ln w="9525">
-                      <a:noFill/>
-                      <a:headEnd/>
-                      <a:tailEnd/>
-                    </a:ln>
-                  </pic:spPr>
-                </pic:pic>
-              </a:graphicData>
-            </a:graphic>
-          </wp:inline>
-        </w:drawing>
-      </w:r>
-    </w:p>
+    <w:tbl>
+      <w:tblPr>
+        <w:tblStyle w:val="FigureTable"/>
+        <w:tblW w:type="auto" w:w="0"/>
+        <w:jc w:val="center"/>
+        <w:tblLook w:firstRow="0" w:lastRow="0" w:firstColumn="0" w:lastColumn="0"/>
+      </w:tblPr>
+      <w:tblGrid>
+        <w:gridCol w:w="7920"/>
+      </w:tblGrid>
+      <w:tr>
+        <w:tc>
+          <w:tcPr/>
+          <w:p>
+            <w:pPr>
+              <w:pStyle w:val="Compact"/>
+              <w:jc w:val="center"/>
+            </w:pPr>
+            <w:r>
+              <w:rPr>
+                <w:rFonts w:hint="eastAsia"/>
+              </w:rPr>
+              <w:t xml:space="preserve">圖</w:t>
+            </w:r>
+            <w:r>
+              <w:t xml:space="preserve"> </w:t>
+            </w:r>
+            <w:r>
+              <w:rPr>
+                <w:rFonts w:hint="eastAsia"/>
+              </w:rPr>
+              <w:t xml:space="preserve">1：預先量測的問題陳述。固定</w:t>
+            </w:r>
+            <w:r>
+              <w:t xml:space="preserve"> </w:t>
+            </w:r>
+            <m:oMath>
+              <m:r>
+                <m:t>K</m:t>
+              </m:r>
+              <m:r>
+                <m:rPr>
+                  <m:sty m:val="p"/>
+                </m:rPr>
+                <m:t>=</m:t>
+              </m:r>
+              <m:r>
+                <m:t>15</m:t>
+              </m:r>
+            </m:oMath>
+            <w:r>
+              <w:t xml:space="preserve"> </w:t>
+            </w:r>
+            <w:r>
+              <w:rPr>
+                <w:rFonts w:hint="eastAsia"/>
+              </w:rPr>
+              <w:t xml:space="preserve">下，各基線信心策略的準確率隨真實耦合</w:t>
+            </w:r>
+            <w:r>
+              <w:t xml:space="preserve"> </w:t>
+            </w:r>
+            <m:oMath>
+              <m:r>
+                <m:t>κ</m:t>
+              </m:r>
+            </m:oMath>
+            <w:r>
+              <w:t xml:space="preserve"> </w:t>
+            </w:r>
+            <w:r>
+              <w:rPr>
+                <w:rFonts w:hint="eastAsia"/>
+              </w:rPr>
+              <w:t xml:space="preserve">的變化。符號校正</w:t>
+            </w:r>
+            <w:r>
+              <w:t xml:space="preserve"> AUC </w:t>
+            </w:r>
+            <w:r>
+              <w:rPr>
+                <w:rFonts w:hint="eastAsia"/>
+              </w:rPr>
+              <w:t xml:space="preserve">閘門（綠線）幾乎吃滿同質掃描；新方法的剩餘空間（陰影）集中於中段，以及本圖之外的失真、異質性與無標籤情形。</w:t>
+            </w:r>
+          </w:p>
+        </w:tc>
+      </w:tr>
+    </w:tbl>
     <w:p>
       <w:pPr>
         <w:pStyle w:val="ImageCaption"/>
@@ -2834,9 +2876,9 @@
         <w:t xml:space="preserve">閘門（綠線）幾乎吃滿同質掃描；新方法的剩餘空間（陰影）集中於中段，以及本圖之外的失真、異質性與無標籤情形。</w:t>
       </w:r>
     </w:p>
-    <w:bookmarkEnd w:id="16"/>
-    <w:bookmarkEnd w:id="17"/>
-    <w:bookmarkStart w:id="22" w:name="四tact"/>
+    <w:bookmarkEnd w:id="13"/>
+    <w:bookmarkEnd w:id="14"/>
+    <w:bookmarkStart w:id="19" w:name="四tact"/>
     <w:p>
       <w:pPr>
         <w:pStyle w:val="Heading2"/>
@@ -2848,7 +2890,7 @@
         <w:t xml:space="preserve">四、TACT</w:t>
       </w:r>
     </w:p>
-    <w:bookmarkStart w:id="18" w:name="投票家族"/>
+    <w:bookmarkStart w:id="15" w:name="投票家族"/>
     <w:p>
       <w:pPr>
         <w:pStyle w:val="Heading3"/>
@@ -3652,8 +3694,8 @@
         <w:t xml:space="preserve">，信心尺度的任何嚴格單調失真皆不改變投票結果。</w:t>
       </w:r>
     </w:p>
-    <w:bookmarkEnd w:id="18"/>
-    <w:bookmarkStart w:id="19" w:name="可靠度統計量"/>
+    <w:bookmarkEnd w:id="15"/>
+    <w:bookmarkStart w:id="16" w:name="可靠度統計量"/>
     <w:p>
       <w:pPr>
         <w:pStyle w:val="Heading3"/>
@@ -4883,8 +4925,8 @@
         <w:t xml:space="preserve">的部署情境。</w:t>
       </w:r>
     </w:p>
-    <w:bookmarkEnd w:id="19"/>
-    <w:bookmarkStart w:id="20" w:name="調節映射"/>
+    <w:bookmarkEnd w:id="16"/>
+    <w:bookmarkStart w:id="17" w:name="調節映射"/>
     <w:p>
       <w:pPr>
         <w:pStyle w:val="Heading3"/>
@@ -6171,8 +6213,8 @@
         <w:t xml:space="preserve">時會低估強通道的權重約五成。</w:t>
       </w:r>
     </w:p>
-    <w:bookmarkEnd w:id="20"/>
-    <w:bookmarkStart w:id="21" w:name="端點性質"/>
+    <w:bookmarkEnd w:id="17"/>
+    <w:bookmarkStart w:id="18" w:name="端點性質"/>
     <w:p>
       <w:pPr>
         <w:pStyle w:val="Heading3"/>
@@ -6971,9 +7013,9 @@
         <w:t xml:space="preserve">恆等式與連結推導亦各有數值測試）。</w:t>
       </w:r>
     </w:p>
-    <w:bookmarkEnd w:id="21"/>
-    <w:bookmarkEnd w:id="22"/>
-    <w:bookmarkStart w:id="26" w:name="五無標籤估計"/>
+    <w:bookmarkEnd w:id="18"/>
+    <w:bookmarkEnd w:id="19"/>
+    <w:bookmarkStart w:id="23" w:name="五無標籤估計"/>
     <w:p>
       <w:pPr>
         <w:pStyle w:val="Heading2"/>
@@ -6985,7 +7027,7 @@
         <w:t xml:space="preserve">五、無標籤估計</w:t>
       </w:r>
     </w:p>
-    <w:bookmarkStart w:id="23" w:name="管線"/>
+    <w:bookmarkStart w:id="20" w:name="管線"/>
     <w:p>
       <w:pPr>
         <w:pStyle w:val="Heading3"/>
@@ -7298,8 +7340,8 @@
         <w:t xml:space="preserve">。</w:t>
       </w:r>
     </w:p>
-    <w:bookmarkEnd w:id="23"/>
-    <w:bookmarkStart w:id="24" w:name="符號一致性及其邊界"/>
+    <w:bookmarkEnd w:id="20"/>
+    <w:bookmarkStart w:id="21" w:name="符號一致性及其邊界"/>
     <w:p>
       <w:pPr>
         <w:pStyle w:val="Heading3"/>
@@ -7679,8 +7721,8 @@
         <w:t xml:space="preserve">中雙根歧義在單通道情形的對應），因此任何無標籤保證必然附帶條件；本文如實陳述此限制。</w:t>
       </w:r>
     </w:p>
-    <w:bookmarkEnd w:id="24"/>
-    <w:bookmarkStart w:id="25" w:name="去衰減與警報"/>
+    <w:bookmarkEnd w:id="21"/>
+    <w:bookmarkStart w:id="22" w:name="去衰減與警報"/>
     <w:p>
       <w:pPr>
         <w:pStyle w:val="Heading3"/>
@@ -8195,9 +8237,9 @@
         <w:t xml:space="preserve">標籤取符號並送入管線，同時僅停用代理符號警報，即可以極低的標註成本規避上述歧義。</w:t>
       </w:r>
     </w:p>
-    <w:bookmarkEnd w:id="25"/>
-    <w:bookmarkEnd w:id="26"/>
-    <w:bookmarkStart w:id="29" w:name="六異質性不可能性與出路"/>
+    <w:bookmarkEnd w:id="22"/>
+    <w:bookmarkEnd w:id="23"/>
+    <w:bookmarkStart w:id="26" w:name="六異質性不可能性與出路"/>
     <w:p>
       <w:pPr>
         <w:pStyle w:val="Heading2"/>
@@ -8209,7 +8251,7 @@
         <w:t xml:space="preserve">六、異質性：不可能性與出路</w:t>
       </w:r>
     </w:p>
-    <w:bookmarkStart w:id="27" w:name="i.i.d.-耦合下逐題自適應不可行"/>
+    <w:bookmarkStart w:id="24" w:name="i.i.d.-耦合下逐題自適應不可行"/>
     <w:p>
       <w:pPr>
         <w:pStyle w:val="Heading3"/>
@@ -9010,8 +9052,8 @@
         <w:t xml:space="preserve">位元層級相同的結果（不一致配對數為零）。</w:t>
       </w:r>
     </w:p>
-    <w:bookmarkEnd w:id="27"/>
-    <w:bookmarkStart w:id="28" w:name="tact-group"/>
+    <w:bookmarkEnd w:id="24"/>
+    <w:bookmarkStart w:id="25" w:name="tact-group"/>
     <w:p>
       <w:pPr>
         <w:pStyle w:val="Heading3"/>
@@ -9093,9 +9135,9 @@
         <w:t xml:space="preserve">可知，此退回並非便宜行事，而是唯一站得住腳的預設。</w:t>
       </w:r>
     </w:p>
-    <w:bookmarkEnd w:id="28"/>
-    <w:bookmarkEnd w:id="29"/>
-    <w:bookmarkStart w:id="33" w:name="七實驗設定"/>
+    <w:bookmarkEnd w:id="25"/>
+    <w:bookmarkEnd w:id="26"/>
+    <w:bookmarkStart w:id="27" w:name="七實驗設定"/>
     <w:p>
       <w:pPr>
         <w:pStyle w:val="Heading2"/>
@@ -10998,53 +11040,114 @@
         </w:tc>
       </w:tr>
     </w:tbl>
-    <w:p>
-      <w:pPr>
-        <w:pStyle w:val="CaptionedFigure"/>
-      </w:pPr>
-      <w:r>
-        <w:drawing>
-          <wp:inline>
-            <wp:extent cx="5334000" cy="3225209"/>
-            <wp:effectExtent b="0" l="0" r="0" t="0"/>
-            <wp:docPr descr="圖 2：信心使用效率上的主要結果。TACT-dev 與無標籤的 TACT-LF 全程貼近帶符號最佳值；CISC-devT 與 ECE 閘門在 \kappa&lt;0 的整個區間停留在 SC 基準線。" title="" id="31" name="Picture"/>
-            <a:graphic>
-              <a:graphicData uri="http://schemas.openxmlformats.org/drawingml/2006/picture">
-                <pic:pic>
-                  <pic:nvPicPr>
-                    <pic:cNvPr descr="figs/tact_sweep.png" id="32" name="Picture"/>
-                    <pic:cNvPicPr>
-                      <a:picLocks noChangeArrowheads="1" noChangeAspect="1"/>
-                    </pic:cNvPicPr>
-                  </pic:nvPicPr>
-                  <pic:blipFill>
-                    <a:blip r:embed="rId30"/>
-                    <a:stretch>
-                      <a:fillRect/>
-                    </a:stretch>
-                  </pic:blipFill>
-                  <pic:spPr bwMode="auto">
-                    <a:xfrm>
-                      <a:off x="0" y="0"/>
-                      <a:ext cx="5334000" cy="3225209"/>
-                    </a:xfrm>
-                    <a:prstGeom prst="rect">
-                      <a:avLst/>
-                    </a:prstGeom>
-                    <a:noFill/>
-                    <a:ln w="9525">
-                      <a:noFill/>
-                      <a:headEnd/>
-                      <a:tailEnd/>
-                    </a:ln>
-                  </pic:spPr>
-                </pic:pic>
-              </a:graphicData>
-            </a:graphic>
-          </wp:inline>
-        </w:drawing>
-      </w:r>
-    </w:p>
+    <w:tbl>
+      <w:tblPr>
+        <w:tblStyle w:val="FigureTable"/>
+        <w:tblW w:type="auto" w:w="0"/>
+        <w:jc w:val="center"/>
+        <w:tblLook w:firstRow="0" w:lastRow="0" w:firstColumn="0" w:lastColumn="0"/>
+      </w:tblPr>
+      <w:tblGrid>
+        <w:gridCol w:w="7920"/>
+      </w:tblGrid>
+      <w:tr>
+        <w:tc>
+          <w:tcPr/>
+          <w:p>
+            <w:pPr>
+              <w:pStyle w:val="Compact"/>
+              <w:jc w:val="center"/>
+            </w:pPr>
+            <w:r>
+              <w:rPr>
+                <w:rFonts w:hint="eastAsia"/>
+              </w:rPr>
+              <w:t xml:space="preserve">圖</w:t>
+            </w:r>
+            <w:r>
+              <w:t xml:space="preserve"> </w:t>
+            </w:r>
+            <w:r>
+              <w:rPr>
+                <w:rFonts w:hint="eastAsia"/>
+              </w:rPr>
+              <w:t xml:space="preserve">2：信心使用效率上的主要結果。TACT-dev</w:t>
+            </w:r>
+            <w:r>
+              <w:t xml:space="preserve"> </w:t>
+            </w:r>
+            <w:r>
+              <w:rPr>
+                <w:rFonts w:hint="eastAsia"/>
+              </w:rPr>
+              <w:t xml:space="preserve">與無標籤的</w:t>
+            </w:r>
+            <w:r>
+              <w:t xml:space="preserve"> TACT-LF </w:t>
+            </w:r>
+            <w:r>
+              <w:rPr>
+                <w:rFonts w:hint="eastAsia"/>
+              </w:rPr>
+              <w:t xml:space="preserve">全程貼近帶符號最佳值；CISC-devT</w:t>
+            </w:r>
+            <w:r>
+              <w:t xml:space="preserve"> </w:t>
+            </w:r>
+            <w:r>
+              <w:rPr>
+                <w:rFonts w:hint="eastAsia"/>
+              </w:rPr>
+              <w:t xml:space="preserve">與</w:t>
+            </w:r>
+            <w:r>
+              <w:t xml:space="preserve"> ECE </w:t>
+            </w:r>
+            <w:r>
+              <w:rPr>
+                <w:rFonts w:hint="eastAsia"/>
+              </w:rPr>
+              <w:t xml:space="preserve">閘門在</w:t>
+            </w:r>
+            <w:r>
+              <w:t xml:space="preserve"> </w:t>
+            </w:r>
+            <m:oMath>
+              <m:r>
+                <m:t>κ</m:t>
+              </m:r>
+              <m:r>
+                <m:rPr>
+                  <m:sty m:val="p"/>
+                </m:rPr>
+                <m:t>&lt;</m:t>
+              </m:r>
+              <m:r>
+                <m:t>0</m:t>
+              </m:r>
+            </m:oMath>
+            <w:r>
+              <w:t xml:space="preserve"> </w:t>
+            </w:r>
+            <w:r>
+              <w:rPr>
+                <w:rFonts w:hint="eastAsia"/>
+              </w:rPr>
+              <w:t xml:space="preserve">的整個區間停留在</w:t>
+            </w:r>
+            <w:r>
+              <w:t xml:space="preserve"> SC </w:t>
+            </w:r>
+            <w:r>
+              <w:rPr>
+                <w:rFonts w:hint="eastAsia"/>
+              </w:rPr>
+              <w:t xml:space="preserve">基準線。</w:t>
+            </w:r>
+          </w:p>
+        </w:tc>
+      </w:tr>
+    </w:tbl>
     <w:p>
       <w:pPr>
         <w:pStyle w:val="ImageCaption"/>
@@ -11136,8 +11239,8 @@
         <w:t xml:space="preserve">基準線。</w:t>
       </w:r>
     </w:p>
-    <w:bookmarkEnd w:id="33"/>
-    <w:bookmarkStart w:id="46" w:name="八結果"/>
+    <w:bookmarkEnd w:id="27"/>
+    <w:bookmarkStart w:id="34" w:name="八結果"/>
     <w:p>
       <w:pPr>
         <w:pStyle w:val="Heading2"/>
@@ -11149,7 +11252,7 @@
         <w:t xml:space="preserve">八、結果</w:t>
       </w:r>
     </w:p>
-    <w:bookmarkStart w:id="34" w:name="帶符號恢復有標籤與無標籤"/>
+    <w:bookmarkStart w:id="28" w:name="帶符號恢復有標籤與無標籤"/>
     <w:p>
       <w:pPr>
         <w:pStyle w:val="Heading3"/>
@@ -12038,8 +12141,8 @@
         <w:t xml:space="preserve">條件保證的預期行為。</w:t>
       </w:r>
     </w:p>
-    <w:bookmarkEnd w:id="34"/>
-    <w:bookmarkStart w:id="38" w:name="原始值失效處的排名不變性"/>
+    <w:bookmarkEnd w:id="28"/>
+    <w:bookmarkStart w:id="29" w:name="原始值失效處的排名不變性"/>
     <w:p>
       <w:pPr>
         <w:pStyle w:val="Heading3"/>
@@ -12245,53 +12348,43 @@
         <w:t xml:space="preserve">可知，無標籤方法在此對符號的任何判斷都不優於隨機，宣稱能夠判斷才是真正的錯誤。</w:t>
       </w:r>
     </w:p>
-    <w:p>
-      <w:pPr>
-        <w:pStyle w:val="CaptionedFigure"/>
-      </w:pPr>
-      <w:r>
-        <w:drawing>
-          <wp:inline>
-            <wp:extent cx="5334000" cy="2726266"/>
-            <wp:effectExtent b="0" l="0" r="0" t="0"/>
-            <wp:docPr descr="圖 3：對抗情境。虛線為原始值權重的測試集最佳。左側各組顯示排名不變性在壓縮下勝過整個原始值家族；最右側顯示有標籤變體反制自信回音，無標籤變體則觸發警報並拒絕行動。" title="" id="36" name="Picture"/>
-            <a:graphic>
-              <a:graphicData uri="http://schemas.openxmlformats.org/drawingml/2006/picture">
-                <pic:pic>
-                  <pic:nvPicPr>
-                    <pic:cNvPr descr="figs/tact_adversarial.png" id="37" name="Picture"/>
-                    <pic:cNvPicPr>
-                      <a:picLocks noChangeArrowheads="1" noChangeAspect="1"/>
-                    </pic:cNvPicPr>
-                  </pic:nvPicPr>
-                  <pic:blipFill>
-                    <a:blip r:embed="rId35"/>
-                    <a:stretch>
-                      <a:fillRect/>
-                    </a:stretch>
-                  </pic:blipFill>
-                  <pic:spPr bwMode="auto">
-                    <a:xfrm>
-                      <a:off x="0" y="0"/>
-                      <a:ext cx="5334000" cy="2726266"/>
-                    </a:xfrm>
-                    <a:prstGeom prst="rect">
-                      <a:avLst/>
-                    </a:prstGeom>
-                    <a:noFill/>
-                    <a:ln w="9525">
-                      <a:noFill/>
-                      <a:headEnd/>
-                      <a:tailEnd/>
-                    </a:ln>
-                  </pic:spPr>
-                </pic:pic>
-              </a:graphicData>
-            </a:graphic>
-          </wp:inline>
-        </w:drawing>
-      </w:r>
-    </w:p>
+    <w:tbl>
+      <w:tblPr>
+        <w:tblStyle w:val="FigureTable"/>
+        <w:tblW w:type="auto" w:w="0"/>
+        <w:jc w:val="center"/>
+        <w:tblLook w:firstRow="0" w:lastRow="0" w:firstColumn="0" w:lastColumn="0"/>
+      </w:tblPr>
+      <w:tblGrid>
+        <w:gridCol w:w="7920"/>
+      </w:tblGrid>
+      <w:tr>
+        <w:tc>
+          <w:tcPr/>
+          <w:p>
+            <w:pPr>
+              <w:pStyle w:val="Compact"/>
+              <w:jc w:val="center"/>
+            </w:pPr>
+            <w:r>
+              <w:rPr>
+                <w:rFonts w:hint="eastAsia"/>
+              </w:rPr>
+              <w:t xml:space="preserve">圖</w:t>
+            </w:r>
+            <w:r>
+              <w:t xml:space="preserve"> </w:t>
+            </w:r>
+            <w:r>
+              <w:rPr>
+                <w:rFonts w:hint="eastAsia"/>
+              </w:rPr>
+              <w:t xml:space="preserve">3：對抗情境。虛線為原始值權重的測試集最佳。左側各組顯示排名不變性在壓縮下勝過整個原始值家族；最右側顯示有標籤變體反制自信回音，無標籤變體則觸發警報並拒絕行動。</w:t>
+            </w:r>
+          </w:p>
+        </w:tc>
+      </w:tr>
+    </w:tbl>
     <w:p>
       <w:pPr>
         <w:pStyle w:val="ImageCaption"/>
@@ -12312,8 +12405,8 @@
         <w:t xml:space="preserve">3：對抗情境。虛線為原始值權重的測試集最佳。左側各組顯示排名不變性在壓縮下勝過整個原始值家族；最右側顯示有標籤變體反制自信回音，無標籤變體則觸發警報並拒絕行動。</w:t>
       </w:r>
     </w:p>
-    <w:bookmarkEnd w:id="38"/>
-    <w:bookmarkStart w:id="42" w:name="異質性"/>
+    <w:bookmarkEnd w:id="29"/>
+    <w:bookmarkStart w:id="30" w:name="異質性"/>
     <w:p>
       <w:pPr>
         <w:pStyle w:val="Heading3"/>
@@ -13142,53 +13235,88 @@
         </w:tc>
       </w:tr>
     </w:tbl>
-    <w:p>
-      <w:pPr>
-        <w:pStyle w:val="CaptionedFigure"/>
-      </w:pPr>
-      <w:r>
-        <w:drawing>
-          <wp:inline>
-            <wp:extent cx="5334000" cy="2133600"/>
-            <wp:effectExtent b="0" l="0" r="0" t="0"/>
-            <wp:docPr descr="圖 4：結構化與 i.i.d. 異質性的對照。左：具可觀測協變量時，逐群組 TACT（無標籤）自 0.808 基準線逼近逐題最佳值，且對 SC 零損失。右：可證明封閉的 i.i.d. 情境，所有正當方法停留在基準線，陰性對照略低於基準線。" title="" id="40" name="Picture"/>
-            <a:graphic>
-              <a:graphicData uri="http://schemas.openxmlformats.org/drawingml/2006/picture">
-                <pic:pic>
-                  <pic:nvPicPr>
-                    <pic:cNvPr descr="figs/group_eval.png" id="41" name="Picture"/>
-                    <pic:cNvPicPr>
-                      <a:picLocks noChangeArrowheads="1" noChangeAspect="1"/>
-                    </pic:cNvPicPr>
-                  </pic:nvPicPr>
-                  <pic:blipFill>
-                    <a:blip r:embed="rId39"/>
-                    <a:stretch>
-                      <a:fillRect/>
-                    </a:stretch>
-                  </pic:blipFill>
-                  <pic:spPr bwMode="auto">
-                    <a:xfrm>
-                      <a:off x="0" y="0"/>
-                      <a:ext cx="5334000" cy="2133600"/>
-                    </a:xfrm>
-                    <a:prstGeom prst="rect">
-                      <a:avLst/>
-                    </a:prstGeom>
-                    <a:noFill/>
-                    <a:ln w="9525">
-                      <a:noFill/>
-                      <a:headEnd/>
-                      <a:tailEnd/>
-                    </a:ln>
-                  </pic:spPr>
-                </pic:pic>
-              </a:graphicData>
-            </a:graphic>
-          </wp:inline>
-        </w:drawing>
-      </w:r>
-    </w:p>
+    <w:tbl>
+      <w:tblPr>
+        <w:tblStyle w:val="FigureTable"/>
+        <w:tblW w:type="auto" w:w="0"/>
+        <w:jc w:val="center"/>
+        <w:tblLook w:firstRow="0" w:lastRow="0" w:firstColumn="0" w:lastColumn="0"/>
+      </w:tblPr>
+      <w:tblGrid>
+        <w:gridCol w:w="7920"/>
+      </w:tblGrid>
+      <w:tr>
+        <w:tc>
+          <w:tcPr/>
+          <w:p>
+            <w:pPr>
+              <w:pStyle w:val="Compact"/>
+              <w:jc w:val="center"/>
+            </w:pPr>
+            <w:r>
+              <w:rPr>
+                <w:rFonts w:hint="eastAsia"/>
+              </w:rPr>
+              <w:t xml:space="preserve">圖</w:t>
+            </w:r>
+            <w:r>
+              <w:t xml:space="preserve"> </w:t>
+            </w:r>
+            <w:r>
+              <w:rPr>
+                <w:rFonts w:hint="eastAsia"/>
+              </w:rPr>
+              <w:t xml:space="preserve">4：結構化與</w:t>
+            </w:r>
+            <w:r>
+              <w:t xml:space="preserve"> i.i.d. </w:t>
+            </w:r>
+            <w:r>
+              <w:rPr>
+                <w:rFonts w:hint="eastAsia"/>
+              </w:rPr>
+              <w:t xml:space="preserve">異質性的對照。左：具可觀測協變量時，逐群組</w:t>
+            </w:r>
+            <w:r>
+              <w:t xml:space="preserve"> </w:t>
+            </w:r>
+            <w:r>
+              <w:rPr>
+                <w:rFonts w:hint="eastAsia"/>
+              </w:rPr>
+              <w:t xml:space="preserve">TACT（無標籤）自</w:t>
+            </w:r>
+            <w:r>
+              <w:t xml:space="preserve"> 0.808 </w:t>
+            </w:r>
+            <w:r>
+              <w:rPr>
+                <w:rFonts w:hint="eastAsia"/>
+              </w:rPr>
+              <w:t xml:space="preserve">基準線逼近逐題最佳值，且對</w:t>
+            </w:r>
+            <w:r>
+              <w:t xml:space="preserve"> SC </w:t>
+            </w:r>
+            <w:r>
+              <w:rPr>
+                <w:rFonts w:hint="eastAsia"/>
+              </w:rPr>
+              <w:t xml:space="preserve">零損失。右：可證明封閉的</w:t>
+            </w:r>
+            <w:r>
+              <w:t xml:space="preserve"> i.i.d. </w:t>
+            </w:r>
+            <w:r>
+              <w:rPr>
+                <w:rFonts w:hint="eastAsia"/>
+              </w:rPr>
+              <w:t xml:space="preserve">情境，所有正當方法停留在基準線，陰性對照略低於基準線。</w:t>
+            </w:r>
+          </w:p>
+        </w:tc>
+      </w:tr>
+    </w:tbl>
     <w:p>
       <w:pPr>
         <w:pStyle w:val="ImageCaption"/>
@@ -13254,8 +13382,8 @@
         <w:t xml:space="preserve">情境，所有正當方法停留在基準線，陰性對照略低於基準線。</w:t>
       </w:r>
     </w:p>
-    <w:bookmarkEnd w:id="42"/>
-    <w:bookmarkStart w:id="43" w:name="小型-dev-集與證偽結果"/>
+    <w:bookmarkEnd w:id="30"/>
+    <w:bookmarkStart w:id="31" w:name="小型-dev-集與證偽結果"/>
     <w:p>
       <w:pPr>
         <w:pStyle w:val="Heading3"/>
@@ -13550,8 +13678,8 @@
         <w:t xml:space="preserve">），以及網格基線無法執行的無標籤運作。</w:t>
       </w:r>
     </w:p>
-    <w:bookmarkEnd w:id="43"/>
-    <w:bookmarkStart w:id="44" w:name="實作的驗證"/>
+    <w:bookmarkEnd w:id="31"/>
+    <w:bookmarkStart w:id="32" w:name="實作的驗證"/>
     <w:p>
       <w:pPr>
         <w:pStyle w:val="Heading3"/>
@@ -14513,8 +14641,8 @@
         <w:t xml:space="preserve">停止保證」的說法）確實失敗，以防後續修改悄悄將其復原。</w:t>
       </w:r>
     </w:p>
-    <w:bookmarkEnd w:id="44"/>
-    <w:bookmarkStart w:id="45" w:name="真實軌跡驗證"/>
+    <w:bookmarkEnd w:id="32"/>
+    <w:bookmarkStart w:id="33" w:name="真實軌跡驗證"/>
     <w:p>
       <w:pPr>
         <w:pStyle w:val="Heading3"/>
@@ -15348,9 +15476,9 @@
         <w:t xml:space="preserve">在真實軌跡上提升準確率的證據；後者仍待一個「通道具資訊量且模型確實不確定」的基準來檢驗。</w:t>
       </w:r>
     </w:p>
-    <w:bookmarkEnd w:id="45"/>
-    <w:bookmarkEnd w:id="46"/>
-    <w:bookmarkStart w:id="47" w:name="九討論與限制"/>
+    <w:bookmarkEnd w:id="33"/>
+    <w:bookmarkEnd w:id="34"/>
+    <w:bookmarkStart w:id="35" w:name="九討論與限制"/>
     <w:p>
       <w:pPr>
         <w:pStyle w:val="Heading2"/>
@@ -15819,8 +15947,8 @@
         <w:t xml:space="preserve">7，群組內的逐題變異在缺乏進一步協變量時無法利用。</w:t>
       </w:r>
     </w:p>
-    <w:bookmarkEnd w:id="47"/>
-    <w:bookmarkStart w:id="48" w:name="十結論"/>
+    <w:bookmarkEnd w:id="35"/>
+    <w:bookmarkStart w:id="36" w:name="十結論"/>
     <w:p>
       <w:pPr>
         <w:pStyle w:val="Heading2"/>
@@ -15855,8 +15983,8 @@
         <w:t xml:space="preserve">CISC。本文證明了長期無法在此類方法中表達的「符號」，可以在明確陳述並經測試的條件下以零標籤恢復。隨附的不可能性結果為未來的逐題方法劃出必須尊重的界線；而這套曾經否決我自己先前系統的證偽協定，或許是本文最具可攜性的貢獻。</w:t>
       </w:r>
     </w:p>
-    <w:bookmarkEnd w:id="48"/>
-    <w:bookmarkStart w:id="50" w:name="參考文獻"/>
+    <w:bookmarkEnd w:id="36"/>
+    <w:bookmarkStart w:id="39" w:name="參考文獻"/>
     <w:p>
       <w:pPr>
         <w:pStyle w:val="Heading2"/>
@@ -16691,7 +16819,7 @@
         <w:t xml:space="preserve">, 2025, pp. 3613–3635.</w:t>
       </w:r>
     </w:p>
-    <w:bookmarkStart w:id="49" w:name="薄窗本輪新增"/>
+    <w:bookmarkStart w:id="37" w:name="薄窗本輪新增"/>
     <w:p>
       <w:pPr>
         <w:pStyle w:val="Heading3"/>
@@ -16943,9 +17071,1049 @@
         <w:t xml:space="preserve">——這也是本計畫的下一步。</w:t>
       </w:r>
     </w:p>
-    <w:bookmarkEnd w:id="49"/>
-    <w:bookmarkEnd w:id="50"/>
-    <w:bookmarkEnd w:id="51"/>
+    <w:bookmarkEnd w:id="37"/>
+    <w:bookmarkStart w:id="38" w:name="tact-的單一公式本輪新增"/>
+    <w:p>
+      <w:pPr>
+        <w:pStyle w:val="Heading3"/>
+      </w:pPr>
+      <w:r>
+        <w:t xml:space="preserve">TACT </w:t>
+      </w:r>
+      <w:r>
+        <w:rPr>
+          <w:rFonts w:hint="eastAsia"/>
+        </w:rPr>
+        <w:t xml:space="preserve">的單一公式（本輪新增）</w:t>
+      </w:r>
+    </w:p>
+    <w:p>
+      <w:pPr>
+        <w:pStyle w:val="FirstParagraph"/>
+      </w:pPr>
+      <w:r>
+        <w:rPr>
+          <w:rFonts w:hint="eastAsia"/>
+        </w:rPr>
+        <w:t xml:space="preserve">兩處代數化簡讓整條</w:t>
+      </w:r>
+      <w:r>
+        <w:t xml:space="preserve"> pipeline </w:t>
+      </w:r>
+      <w:r>
+        <w:rPr>
+          <w:rFonts w:hint="eastAsia"/>
+        </w:rPr>
+        <w:t xml:space="preserve">收成一個式子。把</w:t>
+      </w:r>
+      <w:r>
+        <w:t xml:space="preserve"> </w:t>
+      </w:r>
+      <m:oMath>
+        <m:acc>
+          <m:accPr>
+            <m:chr m:val="̂"/>
+          </m:accPr>
+          <m:e>
+            <m:r>
+              <m:t>D</m:t>
+            </m:r>
+          </m:e>
+        </m:acc>
+      </m:oMath>
+      <w:r>
+        <w:t xml:space="preserve"> </w:t>
+      </w:r>
+      <w:r>
+        <w:rPr>
+          <w:rFonts w:hint="eastAsia"/>
+        </w:rPr>
+        <w:t xml:space="preserve">從收縮式中提出來，</w:t>
+      </w:r>
+      <w:r>
+        <w:t xml:space="preserve"> </w:t>
+      </w:r>
+      <w:r>
+        <w:t xml:space="preserve">James–Stein </w:t>
+      </w:r>
+      <w:r>
+        <w:rPr>
+          <w:rFonts w:hint="eastAsia"/>
+        </w:rPr>
+        <w:t xml:space="preserve">就變成合併</w:t>
+      </w:r>
+      <w:r>
+        <w:t xml:space="preserve"> z </w:t>
+      </w:r>
+      <w:r>
+        <w:rPr>
+          <w:rFonts w:hint="eastAsia"/>
+        </w:rPr>
+        <w:t xml:space="preserve">統計量</w:t>
+      </w:r>
+      <w:r>
+        <w:t xml:space="preserve"> </w:t>
+      </w:r>
+      <m:oMath>
+        <m:r>
+          <m:t>ζ</m:t>
+        </m:r>
+        <m:r>
+          <m:rPr>
+            <m:sty m:val="p"/>
+          </m:rPr>
+          <m:t>=</m:t>
+        </m:r>
+        <m:acc>
+          <m:accPr>
+            <m:chr m:val="̂"/>
+          </m:accPr>
+          <m:e>
+            <m:r>
+              <m:t>D</m:t>
+            </m:r>
+          </m:e>
+        </m:acc>
+        <m:r>
+          <m:rPr>
+            <m:sty m:val="p"/>
+          </m:rPr>
+          <m:t>/</m:t>
+        </m:r>
+        <m:r>
+          <m:rPr>
+            <m:sty m:val="p"/>
+          </m:rPr>
+          <m:t>S</m:t>
+        </m:r>
+        <m:r>
+          <m:rPr>
+            <m:sty m:val="p"/>
+          </m:rPr>
+          <m:t>E</m:t>
+        </m:r>
+      </m:oMath>
+      <w:r>
+        <w:t xml:space="preserve"> </w:t>
+      </w:r>
+      <w:r>
+        <w:rPr>
+          <w:rFonts w:hint="eastAsia"/>
+        </w:rPr>
+        <w:t xml:space="preserve">的純乘法增益；</w:t>
+      </w:r>
+      <w:r>
+        <w:t xml:space="preserve"> </w:t>
+      </w:r>
+      <w:r>
+        <w:rPr>
+          <w:rFonts w:hint="eastAsia"/>
+        </w:rPr>
+        <w:t xml:space="preserve">把</w:t>
+      </w:r>
+      <w:r>
+        <w:t xml:space="preserve"> </w:t>
+      </w:r>
+      <m:oMath>
+        <m:r>
+          <m:t>u</m:t>
+        </m:r>
+        <m:r>
+          <m:rPr>
+            <m:sty m:val="p"/>
+          </m:rPr>
+          <m:t>=</m:t>
+        </m:r>
+        <m:rad>
+          <m:radPr>
+            <m:degHide m:val="on"/>
+          </m:radPr>
+          <m:deg/>
+          <m:e>
+            <m:r>
+              <m:t>2</m:t>
+            </m:r>
+          </m:e>
+        </m:rad>
+        <m:r>
+          <m:t> </m:t>
+        </m:r>
+        <m:r>
+          <m:t>z</m:t>
+        </m:r>
+      </m:oMath>
+      <w:r>
+        <w:t xml:space="preserve"> </w:t>
+      </w:r>
+      <w:r>
+        <w:rPr>
+          <w:rFonts w:hint="eastAsia"/>
+        </w:rPr>
+        <w:t xml:space="preserve">代進連結函數，巢狀根號消失。TACT</w:t>
+      </w:r>
+      <w:r>
+        <w:t xml:space="preserve"> </w:t>
+      </w:r>
+      <w:r>
+        <w:rPr>
+          <w:rFonts w:hint="eastAsia"/>
+        </w:rPr>
+        <w:t xml:space="preserve">即：</w:t>
+      </w:r>
+    </w:p>
+    <w:p>
+      <w:pPr>
+        <w:pStyle w:val="BodyText"/>
+      </w:pPr>
+      <m:oMathPara>
+        <m:oMathParaPr>
+          <m:jc m:val="center"/>
+        </m:oMathParaPr>
+        <m:oMath>
+          <m:sSub>
+            <m:e>
+              <m:acc>
+                <m:accPr>
+                  <m:chr m:val="̂"/>
+                </m:accPr>
+                <m:e>
+                  <m:r>
+                    <m:t>a</m:t>
+                  </m:r>
+                </m:e>
+              </m:acc>
+            </m:e>
+            <m:sub>
+              <m:r>
+                <m:t>q</m:t>
+              </m:r>
+            </m:sub>
+          </m:sSub>
+          <m:r>
+            <m:rPr>
+              <m:sty m:val="p"/>
+            </m:rPr>
+            <m:t>=</m:t>
+          </m:r>
+          <m:r>
+            <m:rPr>
+              <m:sty m:val="p"/>
+            </m:rPr>
+            <m:t>arg</m:t>
+          </m:r>
+          <m:limLow>
+            <m:e>
+              <m:r>
+                <m:rPr>
+                  <m:sty m:val="p"/>
+                </m:rPr>
+                <m:t>max</m:t>
+              </m:r>
+            </m:e>
+            <m:lim>
+              <m:r>
+                <m:t>A</m:t>
+              </m:r>
+            </m:lim>
+          </m:limLow>
+          <m:nary>
+            <m:naryPr>
+              <m:chr m:val="∑"/>
+              <m:limLoc m:val="undOvr"/>
+              <m:subHide m:val="off"/>
+              <m:supHide m:val="on"/>
+            </m:naryPr>
+            <m:sub>
+              <m:r>
+                <m:t>i</m:t>
+              </m:r>
+              <m:r>
+                <m:rPr>
+                  <m:sty m:val="p"/>
+                </m:rPr>
+                <m:t>:</m:t>
+              </m:r>
+              <m:sSub>
+                <m:e>
+                  <m:r>
+                    <m:t>a</m:t>
+                  </m:r>
+                </m:e>
+                <m:sub>
+                  <m:r>
+                    <m:t>q</m:t>
+                  </m:r>
+                  <m:r>
+                    <m:rPr>
+                      <m:sty m:val="p"/>
+                    </m:rPr>
+                    <m:t>,</m:t>
+                  </m:r>
+                  <m:r>
+                    <m:t>i</m:t>
+                  </m:r>
+                </m:sub>
+              </m:sSub>
+              <m:r>
+                <m:rPr>
+                  <m:sty m:val="p"/>
+                </m:rPr>
+                <m:t>=</m:t>
+              </m:r>
+              <m:r>
+                <m:t>A</m:t>
+              </m:r>
+            </m:sub>
+            <m:sup>
+              <m:r>
+                <m:t>​</m:t>
+              </m:r>
+            </m:sup>
+            <m:e>
+              <m:r>
+                <m:rPr>
+                  <m:sty m:val="p"/>
+                </m:rPr>
+                <m:t>exp</m:t>
+              </m:r>
+            </m:e>
+          </m:nary>
+          <m:r>
+            <m:rPr>
+              <m:sty m:val="p"/>
+            </m:rPr>
+            <m:t>(</m:t>
+          </m:r>
+          <m:r>
+            <m:t>γ</m:t>
+          </m:r>
+          <m:sSub>
+            <m:e>
+              <m:r>
+                <m:t>φ</m:t>
+              </m:r>
+            </m:e>
+            <m:sub>
+              <m:r>
+                <m:t>q</m:t>
+              </m:r>
+              <m:r>
+                <m:rPr>
+                  <m:sty m:val="p"/>
+                </m:rPr>
+                <m:t>,</m:t>
+              </m:r>
+              <m:r>
+                <m:t>i</m:t>
+              </m:r>
+            </m:sub>
+          </m:sSub>
+          <m:r>
+            <m:rPr>
+              <m:sty m:val="p"/>
+            </m:rPr>
+            <m:t>)</m:t>
+          </m:r>
+          <m:r>
+            <m:rPr>
+              <m:sty m:val="p"/>
+            </m:rPr>
+            <m:t>,</m:t>
+          </m:r>
+          <m:r>
+            <m:t>  </m:t>
+          </m:r>
+          <m:r>
+            <m:t>γ</m:t>
+          </m:r>
+          <m:r>
+            <m:rPr>
+              <m:sty m:val="p"/>
+            </m:rPr>
+            <m:t>=</m:t>
+          </m:r>
+          <m:r>
+            <m:rPr>
+              <m:sty m:val="p"/>
+            </m:rPr>
+            <m:t>[</m:t>
+          </m:r>
+          <m:r>
+            <m:t>z</m:t>
+          </m:r>
+          <m:rad>
+            <m:radPr>
+              <m:degHide m:val="on"/>
+            </m:radPr>
+            <m:deg/>
+            <m:e>
+              <m:r>
+                <m:t>2</m:t>
+              </m:r>
+              <m:r>
+                <m:rPr>
+                  <m:sty m:val="p"/>
+                </m:rPr>
+                <m:t>+</m:t>
+              </m:r>
+              <m:r>
+                <m:t>4</m:t>
+              </m:r>
+              <m:acc>
+                <m:accPr>
+                  <m:chr m:val="‾"/>
+                </m:accPr>
+                <m:e>
+                  <m:r>
+                    <m:t>p</m:t>
+                  </m:r>
+                </m:e>
+              </m:acc>
+              <m:r>
+                <m:rPr>
+                  <m:sty m:val="p"/>
+                </m:rPr>
+                <m:t>(</m:t>
+              </m:r>
+              <m:r>
+                <m:t>1</m:t>
+              </m:r>
+              <m:r>
+                <m:rPr>
+                  <m:sty m:val="p"/>
+                </m:rPr>
+                <m:t>−</m:t>
+              </m:r>
+              <m:acc>
+                <m:accPr>
+                  <m:chr m:val="‾"/>
+                </m:accPr>
+                <m:e>
+                  <m:r>
+                    <m:t>p</m:t>
+                  </m:r>
+                </m:e>
+              </m:acc>
+              <m:r>
+                <m:rPr>
+                  <m:sty m:val="p"/>
+                </m:rPr>
+                <m:t>)</m:t>
+              </m:r>
+              <m:sSup>
+                <m:e>
+                  <m:r>
+                    <m:t>z</m:t>
+                  </m:r>
+                </m:e>
+                <m:sup>
+                  <m:r>
+                    <m:t>2</m:t>
+                  </m:r>
+                </m:sup>
+              </m:sSup>
+            </m:e>
+          </m:rad>
+          <m:sSubSup>
+            <m:e>
+              <m:r>
+                <m:rPr>
+                  <m:sty m:val="p"/>
+                </m:rPr>
+                <m:t>]</m:t>
+              </m:r>
+            </m:e>
+            <m:sub>
+              <m:r>
+                <m:rPr>
+                  <m:sty m:val="p"/>
+                </m:rPr>
+                <m:t>−</m:t>
+              </m:r>
+              <m:sSub>
+                <m:e>
+                  <m:r>
+                    <m:t>γ</m:t>
+                  </m:r>
+                </m:e>
+                <m:sub>
+                  <m:r>
+                    <m:rPr>
+                      <m:sty m:val="p"/>
+                    </m:rPr>
+                    <m:t>max</m:t>
+                  </m:r>
+                </m:sub>
+              </m:sSub>
+            </m:sub>
+            <m:sup>
+              <m:sSub>
+                <m:e>
+                  <m:r>
+                    <m:t>γ</m:t>
+                  </m:r>
+                </m:e>
+                <m:sub>
+                  <m:r>
+                    <m:rPr>
+                      <m:sty m:val="p"/>
+                    </m:rPr>
+                    <m:t>max</m:t>
+                  </m:r>
+                </m:sub>
+              </m:sSub>
+            </m:sup>
+          </m:sSubSup>
+        </m:oMath>
+      </m:oMathPara>
+    </w:p>
+    <w:p>
+      <w:pPr>
+        <w:pStyle w:val="FirstParagraph"/>
+      </w:pPr>
+      <m:oMathPara>
+        <m:oMathParaPr>
+          <m:jc m:val="center"/>
+        </m:oMathParaPr>
+        <m:oMath>
+          <m:r>
+            <m:t>z</m:t>
+          </m:r>
+          <m:r>
+            <m:rPr>
+              <m:sty m:val="p"/>
+            </m:rPr>
+            <m:t>=</m:t>
+          </m:r>
+          <m:sSup>
+            <m:e>
+              <m:r>
+                <m:rPr>
+                  <m:sty m:val="p"/>
+                </m:rPr>
+                <m:t>Φ</m:t>
+              </m:r>
+            </m:e>
+            <m:sup>
+              <m:r>
+                <m:rPr>
+                  <m:sty m:val="p"/>
+                </m:rPr>
+                <m:t>−</m:t>
+              </m:r>
+              <m:r>
+                <m:t>1</m:t>
+              </m:r>
+            </m:sup>
+          </m:sSup>
+          <m:d>
+            <m:dPr>
+              <m:begChr m:val="("/>
+              <m:sepChr m:val=""/>
+              <m:endChr m:val=")"/>
+              <m:grow/>
+            </m:dPr>
+            <m:e>
+              <m:f>
+                <m:fPr>
+                  <m:type m:val="lin"/>
+                </m:fPr>
+                <m:num>
+                  <m:r>
+                    <m:t>1</m:t>
+                  </m:r>
+                </m:num>
+                <m:den>
+                  <m:r>
+                    <m:t>2</m:t>
+                  </m:r>
+                </m:den>
+              </m:f>
+              <m:d>
+                <m:dPr>
+                  <m:begChr m:val="["/>
+                  <m:sepChr m:val=""/>
+                  <m:endChr m:val="]"/>
+                  <m:grow/>
+                </m:dPr>
+                <m:e>
+                  <m:r>
+                    <m:t>1</m:t>
+                  </m:r>
+                  <m:r>
+                    <m:rPr>
+                      <m:sty m:val="p"/>
+                    </m:rPr>
+                    <m:t>+</m:t>
+                  </m:r>
+                  <m:acc>
+                    <m:accPr>
+                      <m:chr m:val="̂"/>
+                    </m:accPr>
+                    <m:e>
+                      <m:r>
+                        <m:t>D</m:t>
+                      </m:r>
+                    </m:e>
+                  </m:acc>
+                  <m:r>
+                    <m:rPr>
+                      <m:sty m:val="p"/>
+                    </m:rPr>
+                    <m:t>(</m:t>
+                  </m:r>
+                  <m:r>
+                    <m:t>1</m:t>
+                  </m:r>
+                  <m:r>
+                    <m:rPr>
+                      <m:sty m:val="p"/>
+                    </m:rPr>
+                    <m:t>−</m:t>
+                  </m:r>
+                  <m:sSup>
+                    <m:e>
+                      <m:r>
+                        <m:t>ν</m:t>
+                      </m:r>
+                    </m:e>
+                    <m:sup>
+                      <m:r>
+                        <m:t>2</m:t>
+                      </m:r>
+                    </m:sup>
+                  </m:sSup>
+                  <m:r>
+                    <m:rPr>
+                      <m:sty m:val="p"/>
+                    </m:rPr>
+                    <m:t>/</m:t>
+                  </m:r>
+                  <m:sSup>
+                    <m:e>
+                      <m:r>
+                        <m:t>ζ</m:t>
+                      </m:r>
+                    </m:e>
+                    <m:sup>
+                      <m:r>
+                        <m:t>2</m:t>
+                      </m:r>
+                    </m:sup>
+                  </m:sSup>
+                  <m:sSub>
+                    <m:e>
+                      <m:r>
+                        <m:rPr>
+                          <m:sty m:val="p"/>
+                        </m:rPr>
+                        <m:t>)</m:t>
+                      </m:r>
+                    </m:e>
+                    <m:sub>
+                      <m:r>
+                        <m:rPr>
+                          <m:sty m:val="p"/>
+                        </m:rPr>
+                        <m:t>+</m:t>
+                      </m:r>
+                    </m:sub>
+                  </m:sSub>
+                </m:e>
+              </m:d>
+            </m:e>
+          </m:d>
+          <m:r>
+            <m:rPr>
+              <m:sty m:val="p"/>
+            </m:rPr>
+            <m:t>,</m:t>
+          </m:r>
+          <m:r>
+            <m:t>  </m:t>
+          </m:r>
+          <m:r>
+            <m:t>ζ</m:t>
+          </m:r>
+          <m:r>
+            <m:rPr>
+              <m:sty m:val="p"/>
+            </m:rPr>
+            <m:t>=</m:t>
+          </m:r>
+          <m:acc>
+            <m:accPr>
+              <m:chr m:val="̂"/>
+            </m:accPr>
+            <m:e>
+              <m:r>
+                <m:t>D</m:t>
+              </m:r>
+            </m:e>
+          </m:acc>
+          <m:r>
+            <m:rPr>
+              <m:sty m:val="p"/>
+            </m:rPr>
+            <m:t>/</m:t>
+          </m:r>
+          <m:r>
+            <m:rPr>
+              <m:sty m:val="p"/>
+            </m:rPr>
+            <m:t>S</m:t>
+          </m:r>
+          <m:r>
+            <m:rPr>
+              <m:sty m:val="p"/>
+            </m:rPr>
+            <m:t>E</m:t>
+          </m:r>
+        </m:oMath>
+      </m:oMathPara>
+    </w:p>
+    <w:p>
+      <w:pPr>
+        <w:pStyle w:val="FirstParagraph"/>
+      </w:pPr>
+      <w:r>
+        <w:rPr>
+          <w:rFonts w:hint="eastAsia"/>
+        </w:rPr>
+        <w:t xml:space="preserve">在預設</w:t>
+      </w:r>
+      <w:r>
+        <w:t xml:space="preserve"> </w:t>
+      </w:r>
+      <m:oMath>
+        <m:acc>
+          <m:accPr>
+            <m:chr m:val="‾"/>
+          </m:accPr>
+          <m:e>
+            <m:r>
+              <m:t>p</m:t>
+            </m:r>
+          </m:e>
+        </m:acc>
+        <m:r>
+          <m:rPr>
+            <m:sty m:val="p"/>
+          </m:rPr>
+          <m:t>=</m:t>
+        </m:r>
+        <m:r>
+          <m:t>1</m:t>
+        </m:r>
+        <m:r>
+          <m:rPr>
+            <m:sty m:val="p"/>
+          </m:rPr>
+          <m:t>/</m:t>
+        </m:r>
+        <m:r>
+          <m:t>2</m:t>
+        </m:r>
+      </m:oMath>
+      <w:r>
+        <w:t xml:space="preserve"> </w:t>
+      </w:r>
+      <w:r>
+        <w:rPr>
+          <w:rFonts w:hint="eastAsia"/>
+        </w:rPr>
+        <w:t xml:space="preserve">下，指數恰為</w:t>
+      </w:r>
+    </w:p>
+    <w:p>
+      <w:pPr>
+        <w:pStyle w:val="BodyText"/>
+      </w:pPr>
+      <m:oMathPara>
+        <m:oMathParaPr>
+          <m:jc m:val="center"/>
+        </m:oMathParaPr>
+        <m:oMath>
+          <m:r>
+            <m:t>γ</m:t>
+          </m:r>
+          <m:r>
+            <m:rPr>
+              <m:sty m:val="p"/>
+            </m:rPr>
+            <m:t>=</m:t>
+          </m:r>
+          <m:r>
+            <m:t>z</m:t>
+          </m:r>
+          <m:rad>
+            <m:radPr>
+              <m:degHide m:val="on"/>
+            </m:radPr>
+            <m:deg/>
+            <m:e>
+              <m:r>
+                <m:t>2</m:t>
+              </m:r>
+              <m:r>
+                <m:rPr>
+                  <m:sty m:val="p"/>
+                </m:rPr>
+                <m:t>+</m:t>
+              </m:r>
+              <m:sSup>
+                <m:e>
+                  <m:r>
+                    <m:t>z</m:t>
+                  </m:r>
+                </m:e>
+                <m:sup>
+                  <m:r>
+                    <m:t>2</m:t>
+                  </m:r>
+                </m:sup>
+              </m:sSup>
+            </m:e>
+          </m:rad>
+          <m:r>
+            <m:rPr>
+              <m:sty m:val="p"/>
+            </m:rPr>
+            <m:t>,</m:t>
+          </m:r>
+          <m:r>
+            <m:t>  </m:t>
+          </m:r>
+          <m:r>
+            <m:t>z</m:t>
+          </m:r>
+          <m:r>
+            <m:rPr>
+              <m:sty m:val="p"/>
+            </m:rPr>
+            <m:t>=</m:t>
+          </m:r>
+          <m:sSup>
+            <m:e>
+              <m:r>
+                <m:rPr>
+                  <m:sty m:val="p"/>
+                </m:rPr>
+                <m:t>Φ</m:t>
+              </m:r>
+            </m:e>
+            <m:sup>
+              <m:r>
+                <m:rPr>
+                  <m:sty m:val="p"/>
+                </m:rPr>
+                <m:t>−</m:t>
+              </m:r>
+              <m:r>
+                <m:t>1</m:t>
+              </m:r>
+            </m:sup>
+          </m:sSup>
+          <m:r>
+            <m:rPr>
+              <m:sty m:val="p"/>
+            </m:rPr>
+            <m:t>(</m:t>
+          </m:r>
+          <m:acc>
+            <m:accPr>
+              <m:chr m:val="̂"/>
+            </m:accPr>
+            <m:e>
+              <m:r>
+                <m:rPr>
+                  <m:sty m:val="p"/>
+                </m:rPr>
+                <m:t>A</m:t>
+              </m:r>
+              <m:r>
+                <m:rPr>
+                  <m:sty m:val="p"/>
+                </m:rPr>
+                <m:t>U</m:t>
+              </m:r>
+              <m:r>
+                <m:rPr>
+                  <m:sty m:val="p"/>
+                </m:rPr>
+                <m:t>C</m:t>
+              </m:r>
+            </m:e>
+          </m:acc>
+          <m:r>
+            <m:rPr>
+              <m:sty m:val="p"/>
+            </m:rPr>
+            <m:t>)</m:t>
+          </m:r>
+        </m:oMath>
+      </m:oMathPara>
+    </w:p>
+    <w:p>
+      <w:pPr>
+        <w:pStyle w:val="FirstParagraph"/>
+      </w:pPr>
+      <w:r>
+        <w:rPr>
+          <w:rFonts w:hint="eastAsia"/>
+        </w:rPr>
+        <w:t xml:space="preserve">——一個</w:t>
+      </w:r>
+      <w:r>
+        <w:t xml:space="preserve"> </w:t>
+      </w:r>
+      <w:r>
+        <w:rPr>
+          <w:rFonts w:hint="eastAsia"/>
+        </w:rPr>
+        <w:t xml:space="preserve">probit、一個平方根，全式沒有任何調校常數（</w:t>
+      </w:r>
+      <m:oMath>
+        <m:r>
+          <m:t>ν</m:t>
+        </m:r>
+      </m:oMath>
+      <w:r>
+        <w:t xml:space="preserve"> </w:t>
+      </w:r>
+      <w:r>
+        <w:rPr>
+          <w:rFonts w:hint="eastAsia"/>
+        </w:rPr>
+        <w:t xml:space="preserve">是顯著水準、</w:t>
+      </w:r>
+      <w:r>
+        <w:t xml:space="preserve"> </w:t>
+      </w:r>
+      <m:oMath>
+        <m:sSub>
+          <m:e>
+            <m:r>
+              <m:t>γ</m:t>
+            </m:r>
+          </m:e>
+          <m:sub>
+            <m:r>
+              <m:rPr>
+                <m:sty m:val="p"/>
+              </m:rPr>
+              <m:t>max</m:t>
+            </m:r>
+          </m:sub>
+        </m:sSub>
+      </m:oMath>
+      <w:r>
+        <w:t xml:space="preserve"> </w:t>
+      </w:r>
+      <w:r>
+        <w:rPr>
+          <w:rFonts w:hint="eastAsia"/>
+        </w:rPr>
+        <w:t xml:space="preserve">是截斷，兩者都在看資料前就固定）。死區現在是單一條件</w:t>
+      </w:r>
+      <w:r>
+        <w:t xml:space="preserve"> </w:t>
+      </w:r>
+      <m:oMath>
+        <m:r>
+          <m:rPr>
+            <m:sty m:val="p"/>
+          </m:rPr>
+          <m:t>|</m:t>
+        </m:r>
+        <m:r>
+          <m:t>ζ</m:t>
+        </m:r>
+        <m:r>
+          <m:rPr>
+            <m:sty m:val="p"/>
+          </m:rPr>
+          <m:t>|</m:t>
+        </m:r>
+        <m:r>
+          <m:rPr>
+            <m:sty m:val="p"/>
+          </m:rPr>
+          <m:t>≤</m:t>
+        </m:r>
+        <m:r>
+          <m:t>ν</m:t>
+        </m:r>
+      </m:oMath>
+      <w:r>
+        <w:rPr>
+          <w:rFonts w:hint="eastAsia"/>
+        </w:rPr>
+        <w:t xml:space="preserve">，在其上</w:t>
+      </w:r>
+      <w:r>
+        <w:t xml:space="preserve"> </w:t>
+      </w:r>
+      <m:oMath>
+        <m:r>
+          <m:t>γ</m:t>
+        </m:r>
+      </m:oMath>
+      <w:r>
+        <w:t xml:space="preserve"> </w:t>
+      </w:r>
+      <w:r>
+        <w:rPr>
+          <w:rFonts w:hint="eastAsia"/>
+        </w:rPr>
+        <w:t xml:space="preserve">恆為</w:t>
+      </w:r>
+      <w:r>
+        <w:t xml:space="preserve"> </w:t>
+      </w:r>
+      <w:r>
+        <w:rPr>
+          <w:rFonts w:hint="eastAsia"/>
+        </w:rPr>
+        <w:t xml:space="preserve">0，投票位元等同</w:t>
+      </w:r>
+      <w:r>
+        <w:t xml:space="preserve"> SC。</w:t>
+      </w:r>
+      <w:r>
+        <w:t xml:space="preserve"> </w:t>
+      </w:r>
+      <w:r>
+        <w:rPr>
+          <w:rFonts w:hint="eastAsia"/>
+        </w:rPr>
+        <w:t xml:space="preserve">此式已對現行實作在含所有邊界的隨機輸入上驗證等價</w:t>
+      </w:r>
+      <w:r>
+        <w:t xml:space="preserve"> </w:t>
+      </w:r>
+      <w:r>
+        <w:rPr>
+          <w:rFonts w:hint="eastAsia"/>
+        </w:rPr>
+        <w:t xml:space="preserve">（</w:t>
+      </w:r>
+      <w:r>
+        <w:rPr>
+          <w:rStyle w:val="VerbatimChar"/>
+        </w:rPr>
+        <w:t xml:space="preserve">tests/test_formula.py</w:t>
+      </w:r>
+      <w:r>
+        <w:rPr>
+          <w:rFonts w:hint="eastAsia"/>
+        </w:rPr>
+        <w:t xml:space="preserve">）。</w:t>
+      </w:r>
+    </w:p>
+    <w:bookmarkEnd w:id="38"/>
+    <w:bookmarkEnd w:id="39"/>
+    <w:bookmarkEnd w:id="40"/>
     <w:sectPr>
       <w:footnotePr>
         <w:numRestart w:val="eachSect"/>

--- a/paper/tact_zh.docx
+++ b/paper/tact_zh.docx
@@ -2,7 +2,7 @@
 <file path=word/document.xml><?xml version="1.0" encoding="utf-8"?>
 <w:document xmlns:w="http://schemas.openxmlformats.org/wordprocessingml/2006/main" xmlns:m="http://schemas.openxmlformats.org/officeDocument/2006/math" xmlns:r="http://schemas.openxmlformats.org/officeDocument/2006/relationships" xmlns:o="urn:schemas-microsoft-com:office:office" xmlns:v="urn:schemas-microsoft-com:vml" xmlns:w10="urn:schemas-microsoft-com:office:word" xmlns:a="http://schemas.openxmlformats.org/drawingml/2006/main" xmlns:pic="http://schemas.openxmlformats.org/drawingml/2006/picture" xmlns:wp="http://schemas.openxmlformats.org/drawingml/2006/wordprocessingDrawing">
   <w:body>
-    <w:bookmarkStart w:id="53" w:name="tact面向大型語言模型自我一致性投票的信任錨定信心調節"/>
+    <w:bookmarkStart w:id="76" w:name="tact面向大型語言模型自我一致性投票的信任錨定信心調節"/>
     <w:p>
       <w:pPr>
         <w:pStyle w:val="Heading1"/>
@@ -583,8 +583,16 @@
         <w:rPr>
           <w:rFonts w:hint="eastAsia"/>
         </w:rPr>
-        <w:t xml:space="preserve">SC）[1]</w:t>
-      </w:r>
+        <w:t xml:space="preserve">SC）</w:t>
+      </w:r>
+      <w:hyperlink w:anchor="ref1">
+        <w:r>
+          <w:rPr>
+            <w:rStyle w:val="Hyperlink"/>
+          </w:rPr>
+          <w:t xml:space="preserve">[1]</w:t>
+        </w:r>
+      </w:hyperlink>
       <w:r>
         <w:t xml:space="preserve"> </w:t>
       </w:r>
@@ -597,11 +605,27 @@
       <w:r>
         <w:t xml:space="preserve"> </w:t>
       </w:r>
-      <w:r>
-        <w:rPr>
-          <w:rFonts w:hint="eastAsia"/>
-        </w:rPr>
-        <w:t xml:space="preserve">[6][7]、由</w:t>
+      <w:hyperlink w:anchor="ref6">
+        <w:r>
+          <w:rPr>
+            <w:rStyle w:val="Hyperlink"/>
+          </w:rPr>
+          <w:t xml:space="preserve">[6]</w:t>
+        </w:r>
+      </w:hyperlink>
+      <w:hyperlink w:anchor="ref7">
+        <w:r>
+          <w:rPr>
+            <w:rStyle w:val="Hyperlink"/>
+          </w:rPr>
+          <w:t xml:space="preserve">[7]</w:t>
+        </w:r>
+      </w:hyperlink>
+      <w:r>
+        <w:rPr>
+          <w:rFonts w:hint="eastAsia"/>
+        </w:rPr>
+        <w:t xml:space="preserve">、由</w:t>
       </w:r>
       <w:r>
         <w:t xml:space="preserve"> token </w:t>
@@ -651,14 +675,33 @@
       <w:r>
         <w:t xml:space="preserve"> </w:t>
       </w:r>
-      <w:r>
-        <w:rPr>
-          <w:rFonts w:hint="eastAsia"/>
-        </w:rPr>
-        <w:t xml:space="preserve">[5]），以信心加權投票是自然的改良方向。CISC</w:t>
-      </w:r>
-      <w:r>
-        <w:t xml:space="preserve"> [2] </w:t>
+      <w:hyperlink w:anchor="ref5">
+        <w:r>
+          <w:rPr>
+            <w:rStyle w:val="Hyperlink"/>
+          </w:rPr>
+          <w:t xml:space="preserve">[5]</w:t>
+        </w:r>
+      </w:hyperlink>
+      <w:r>
+        <w:rPr>
+          <w:rFonts w:hint="eastAsia"/>
+        </w:rPr>
+        <w:t xml:space="preserve">），以信心加權投票是自然的改良方向。CISC</w:t>
+      </w:r>
+      <w:r>
+        <w:t xml:space="preserve"> </w:t>
+      </w:r>
+      <w:hyperlink w:anchor="ref2">
+        <w:r>
+          <w:rPr>
+            <w:rStyle w:val="Hyperlink"/>
+          </w:rPr>
+          <w:t xml:space="preserve">[2]</w:t>
+        </w:r>
+      </w:hyperlink>
+      <w:r>
+        <w:t xml:space="preserve"> </w:t>
       </w:r>
       <w:r>
         <w:rPr>
@@ -714,7 +757,18 @@
         <w:t xml:space="preserve">權重、可靠度感知偽計數</w:t>
       </w:r>
       <w:r>
-        <w:t xml:space="preserve"> [11] </w:t>
+        <w:t xml:space="preserve"> </w:t>
+      </w:r>
+      <w:hyperlink w:anchor="ref11">
+        <w:r>
+          <w:rPr>
+            <w:rStyle w:val="Hyperlink"/>
+          </w:rPr>
+          <w:t xml:space="preserve">[11]</w:t>
+        </w:r>
+      </w:hyperlink>
+      <w:r>
+        <w:t xml:space="preserve"> </w:t>
       </w:r>
       <w:r>
         <w:rPr>
@@ -725,11 +779,19 @@
       <w:r>
         <w:t xml:space="preserve"> </w:t>
       </w:r>
-      <w:r>
-        <w:rPr>
-          <w:rFonts w:hint="eastAsia"/>
-        </w:rPr>
-        <w:t xml:space="preserve">[12]，皆為信心的單調遞增函數；換言之，方法只能決定「上調權重的幅度」，卻無法表達「信心可能與正確性反相關」。方向性失準並非罕見情形：強化微調已知會扭曲口頭信心，分布位移也可能使原本有效的訊號反轉。本文實驗顯示，一條簡單的負相關通道（</w:t>
+      <w:hyperlink w:anchor="ref12">
+        <w:r>
+          <w:rPr>
+            <w:rStyle w:val="Hyperlink"/>
+          </w:rPr>
+          <w:t xml:space="preserve">[12]</w:t>
+        </w:r>
+      </w:hyperlink>
+      <w:r>
+        <w:rPr>
+          <w:rFonts w:hint="eastAsia"/>
+        </w:rPr>
+        <w:t xml:space="preserve">，皆為信心的單調遞增函數；換言之，方法只能決定「上調權重的幅度」，卻無法表達「信心可能與正確性反相關」。方向性失準並非罕見情形：強化微調已知會扭曲口頭信心，分布位移也可能使原本有效的訊號反轉。本文實驗顯示，一條簡單的負相關通道（</w:t>
       </w:r>
       <m:oMath>
         <m:r>
@@ -767,7 +829,26 @@
         <w:t xml:space="preserve">閘門</w:t>
       </w:r>
       <w:r>
-        <w:t xml:space="preserve"> [2][8]。</w:t>
+        <w:t xml:space="preserve"> </w:t>
+      </w:r>
+      <w:hyperlink w:anchor="ref2">
+        <w:r>
+          <w:rPr>
+            <w:rStyle w:val="Hyperlink"/>
+          </w:rPr>
+          <w:t xml:space="preserve">[2]</w:t>
+        </w:r>
+      </w:hyperlink>
+      <w:hyperlink w:anchor="ref8">
+        <w:r>
+          <w:rPr>
+            <w:rStyle w:val="Hyperlink"/>
+          </w:rPr>
+          <w:t xml:space="preserve">[8]</w:t>
+        </w:r>
+      </w:hyperlink>
+      <w:r>
+        <w:t xml:space="preserve">。</w:t>
       </w:r>
     </w:p>
     <w:p>
@@ -1130,11 +1211,27 @@
       <w:r>
         <w:t xml:space="preserve"> </w:t>
       </w:r>
-      <w:r>
-        <w:rPr>
-          <w:rFonts w:hint="eastAsia"/>
-        </w:rPr>
-        <w:t xml:space="preserve">[13][16]；單一模型的單一信心通道並無此結構可用。本文改從一致性偽標籤（每題的去重加權多數決）估計帶符號辨別度，並證明類別條件雜訊下的衰減恆等式</w:t>
+      <w:hyperlink w:anchor="ref13">
+        <w:r>
+          <w:rPr>
+            <w:rStyle w:val="Hyperlink"/>
+          </w:rPr>
+          <w:t xml:space="preserve">[13]</w:t>
+        </w:r>
+      </w:hyperlink>
+      <w:hyperlink w:anchor="ref16">
+        <w:r>
+          <w:rPr>
+            <w:rStyle w:val="Hyperlink"/>
+          </w:rPr>
+          <w:t xml:space="preserve">[16]</w:t>
+        </w:r>
+      </w:hyperlink>
+      <w:r>
+        <w:rPr>
+          <w:rFonts w:hint="eastAsia"/>
+        </w:rPr>
+        <w:t xml:space="preserve">；單一模型的單一信心通道並無此結構可用。本文改從一致性偽標籤（每題的去重加權多數決）估計帶符號辨別度，並證明類別條件雜訊下的衰減恆等式</w:t>
       </w:r>
       <w:r>
         <w:t xml:space="preserve"> </w:t>
@@ -1567,7 +1664,21 @@
         <w:t xml:space="preserve"> </w:t>
       </w:r>
       <w:r>
-        <w:t xml:space="preserve">SC [1] </w:t>
+        <w:t xml:space="preserve">SC</w:t>
+      </w:r>
+      <w:r>
+        <w:t xml:space="preserve"> </w:t>
+      </w:r>
+      <w:hyperlink w:anchor="ref1">
+        <w:r>
+          <w:rPr>
+            <w:rStyle w:val="Hyperlink"/>
+          </w:rPr>
+          <w:t xml:space="preserve">[1]</w:t>
+        </w:r>
+      </w:hyperlink>
+      <w:r>
+        <w:t xml:space="preserve"> </w:t>
       </w:r>
       <w:r>
         <w:rPr>
@@ -1576,7 +1687,18 @@
         <w:t xml:space="preserve">將取樣軌跡視為獨立同分布的票。CISC</w:t>
       </w:r>
       <w:r>
-        <w:t xml:space="preserve"> [2] </w:t>
+        <w:t xml:space="preserve"> </w:t>
+      </w:r>
+      <w:hyperlink w:anchor="ref2">
+        <w:r>
+          <w:rPr>
+            <w:rStyle w:val="Hyperlink"/>
+          </w:rPr>
+          <w:t xml:space="preserve">[2]</w:t>
+        </w:r>
+      </w:hyperlink>
+      <w:r>
+        <w:t xml:space="preserve"> </w:t>
       </w:r>
       <w:r>
         <w:rPr>
@@ -1603,7 +1725,18 @@
         <w:t xml:space="preserve">指標提出的「辨別力重於校準度」論點與本文動機相同；排名校準文獻</w:t>
       </w:r>
       <w:r>
-        <w:t xml:space="preserve"> [8] </w:t>
+        <w:t xml:space="preserve"> </w:t>
+      </w:r>
+      <w:hyperlink w:anchor="ref8">
+        <w:r>
+          <w:rPr>
+            <w:rStyle w:val="Hyperlink"/>
+          </w:rPr>
+          <w:t xml:space="preserve">[8]</w:t>
+        </w:r>
+      </w:hyperlink>
+      <w:r>
+        <w:t xml:space="preserve"> </w:t>
       </w:r>
       <w:r>
         <w:rPr>
@@ -1612,7 +1745,26 @@
         <w:t xml:space="preserve">亦獨立得到相同結論。加權變體</w:t>
       </w:r>
       <w:r>
-        <w:t xml:space="preserve"> [9][10] </w:t>
+        <w:t xml:space="preserve"> </w:t>
+      </w:r>
+      <w:hyperlink w:anchor="ref9">
+        <w:r>
+          <w:rPr>
+            <w:rStyle w:val="Hyperlink"/>
+          </w:rPr>
+          <w:t xml:space="preserve">[9]</w:t>
+        </w:r>
+      </w:hyperlink>
+      <w:hyperlink w:anchor="ref10">
+        <w:r>
+          <w:rPr>
+            <w:rStyle w:val="Hyperlink"/>
+          </w:rPr>
+          <w:t xml:space="preserve">[10]</w:t>
+        </w:r>
+      </w:hyperlink>
+      <w:r>
+        <w:t xml:space="preserve"> </w:t>
       </w:r>
       <w:r>
         <w:rPr>
@@ -1621,7 +1773,26 @@
         <w:t xml:space="preserve">與提早停止方法</w:t>
       </w:r>
       <w:r>
-        <w:t xml:space="preserve"> [3][4] </w:t>
+        <w:t xml:space="preserve"> </w:t>
+      </w:r>
+      <w:hyperlink w:anchor="ref3">
+        <w:r>
+          <w:rPr>
+            <w:rStyle w:val="Hyperlink"/>
+          </w:rPr>
+          <w:t xml:space="preserve">[3]</w:t>
+        </w:r>
+      </w:hyperlink>
+      <w:hyperlink w:anchor="ref4">
+        <w:r>
+          <w:rPr>
+            <w:rStyle w:val="Hyperlink"/>
+          </w:rPr>
+          <w:t xml:space="preserve">[4]</w:t>
+        </w:r>
+      </w:hyperlink>
+      <w:r>
+        <w:t xml:space="preserve"> </w:t>
       </w:r>
       <w:r>
         <w:rPr>
@@ -1630,7 +1801,18 @@
         <w:t xml:space="preserve">著眼於預算效率；可靠度感知偽計數</w:t>
       </w:r>
       <w:r>
-        <w:t xml:space="preserve"> [11] </w:t>
+        <w:t xml:space="preserve"> </w:t>
+      </w:r>
+      <w:hyperlink w:anchor="ref11">
+        <w:r>
+          <w:rPr>
+            <w:rStyle w:val="Hyperlink"/>
+          </w:rPr>
+          <w:t xml:space="preserve">[11]</w:t>
+        </w:r>
+      </w:hyperlink>
+      <w:r>
+        <w:t xml:space="preserve"> </w:t>
       </w:r>
       <w:r>
         <w:rPr>
@@ -1639,7 +1821,18 @@
         <w:t xml:space="preserve">與暖啟動門檻過濾</w:t>
       </w:r>
       <w:r>
-        <w:t xml:space="preserve"> [12] </w:t>
+        <w:t xml:space="preserve"> </w:t>
+      </w:r>
+      <w:hyperlink w:anchor="ref12">
+        <w:r>
+          <w:rPr>
+            <w:rStyle w:val="Hyperlink"/>
+          </w:rPr>
+          <w:t xml:space="preserve">[12]</w:t>
+        </w:r>
+      </w:hyperlink>
+      <w:r>
+        <w:t xml:space="preserve"> </w:t>
       </w:r>
       <w:r>
         <w:rPr>
@@ -1735,14 +1928,49 @@
       <w:r>
         <w:t xml:space="preserve"> </w:t>
       </w:r>
-      <w:r>
-        <w:rPr>
-          <w:rFonts w:hint="eastAsia"/>
-        </w:rPr>
-        <w:t xml:space="preserve">[13][14][15]；頻譜元學習</w:t>
-      </w:r>
-      <w:r>
-        <w:t xml:space="preserve"> [16] </w:t>
+      <w:hyperlink w:anchor="ref13">
+        <w:r>
+          <w:rPr>
+            <w:rStyle w:val="Hyperlink"/>
+          </w:rPr>
+          <w:t xml:space="preserve">[13]</w:t>
+        </w:r>
+      </w:hyperlink>
+      <w:hyperlink w:anchor="ref14">
+        <w:r>
+          <w:rPr>
+            <w:rStyle w:val="Hyperlink"/>
+          </w:rPr>
+          <w:t xml:space="preserve">[14]</w:t>
+        </w:r>
+      </w:hyperlink>
+      <w:hyperlink w:anchor="ref15">
+        <w:r>
+          <w:rPr>
+            <w:rStyle w:val="Hyperlink"/>
+          </w:rPr>
+          <w:t xml:space="preserve">[15]</w:t>
+        </w:r>
+      </w:hyperlink>
+      <w:r>
+        <w:rPr>
+          <w:rFonts w:hint="eastAsia"/>
+        </w:rPr>
+        <w:t xml:space="preserve">；頻譜元學習</w:t>
+      </w:r>
+      <w:r>
+        <w:t xml:space="preserve"> </w:t>
+      </w:r>
+      <w:hyperlink w:anchor="ref16">
+        <w:r>
+          <w:rPr>
+            <w:rStyle w:val="Hyperlink"/>
+          </w:rPr>
+          <w:t xml:space="preserve">[16]</w:t>
+        </w:r>
+      </w:hyperlink>
+      <w:r>
+        <w:t xml:space="preserve"> </w:t>
       </w:r>
       <w:r>
         <w:rPr>
@@ -1760,7 +1988,26 @@
         <w:t xml:space="preserve">集成研究</w:t>
       </w:r>
       <w:r>
-        <w:t xml:space="preserve"> [17][18] </w:t>
+        <w:t xml:space="preserve"> </w:t>
+      </w:r>
+      <w:hyperlink w:anchor="ref17">
+        <w:r>
+          <w:rPr>
+            <w:rStyle w:val="Hyperlink"/>
+          </w:rPr>
+          <w:t xml:space="preserve">[17]</w:t>
+        </w:r>
+      </w:hyperlink>
+      <w:hyperlink w:anchor="ref18">
+        <w:r>
+          <w:rPr>
+            <w:rStyle w:val="Hyperlink"/>
+          </w:rPr>
+          <w:t xml:space="preserve">[18]</w:t>
+        </w:r>
+      </w:hyperlink>
+      <w:r>
+        <w:t xml:space="preserve"> </w:t>
       </w:r>
       <w:r>
         <w:rPr>
@@ -1791,7 +2038,18 @@
         <w:t xml:space="preserve">估計器由經典工具組成：分層排名統計量</w:t>
       </w:r>
       <w:r>
-        <w:t xml:space="preserve"> [19]、James–Stein </w:t>
+        <w:t xml:space="preserve"> </w:t>
+      </w:r>
+      <w:hyperlink w:anchor="ref19">
+        <w:r>
+          <w:rPr>
+            <w:rStyle w:val="Hyperlink"/>
+          </w:rPr>
+          <w:t xml:space="preserve">[19]</w:t>
+        </w:r>
+      </w:hyperlink>
+      <w:r>
+        <w:t xml:space="preserve">、James–Stein </w:t>
       </w:r>
       <w:r>
         <w:rPr>
@@ -1802,20 +2060,44 @@
       <w:r>
         <w:t xml:space="preserve"> </w:t>
       </w:r>
-      <w:r>
-        <w:rPr>
-          <w:rFonts w:hint="eastAsia"/>
-        </w:rPr>
-        <w:t xml:space="preserve">[20]、有效樣本數修正</w:t>
-      </w:r>
-      <w:r>
-        <w:t xml:space="preserve"> </w:t>
-      </w:r>
-      <w:r>
-        <w:rPr>
-          <w:rFonts w:hint="eastAsia"/>
-        </w:rPr>
-        <w:t xml:space="preserve">[21][22]，以及</w:t>
+      <w:hyperlink w:anchor="ref20">
+        <w:r>
+          <w:rPr>
+            <w:rStyle w:val="Hyperlink"/>
+          </w:rPr>
+          <w:t xml:space="preserve">[20]</w:t>
+        </w:r>
+      </w:hyperlink>
+      <w:r>
+        <w:rPr>
+          <w:rFonts w:hint="eastAsia"/>
+        </w:rPr>
+        <w:t xml:space="preserve">、有效樣本數修正</w:t>
+      </w:r>
+      <w:r>
+        <w:t xml:space="preserve"> </w:t>
+      </w:r>
+      <w:hyperlink w:anchor="ref21">
+        <w:r>
+          <w:rPr>
+            <w:rStyle w:val="Hyperlink"/>
+          </w:rPr>
+          <w:t xml:space="preserve">[21]</w:t>
+        </w:r>
+      </w:hyperlink>
+      <w:hyperlink w:anchor="ref22">
+        <w:r>
+          <w:rPr>
+            <w:rStyle w:val="Hyperlink"/>
+          </w:rPr>
+          <w:t xml:space="preserve">[22]</w:t>
+        </w:r>
+      </w:hyperlink>
+      <w:r>
+        <w:rPr>
+          <w:rFonts w:hint="eastAsia"/>
+        </w:rPr>
+        <w:t xml:space="preserve">，以及</w:t>
       </w:r>
       <w:r>
         <w:t xml:space="preserve"> normal-scores </w:t>
@@ -4255,11 +4537,19 @@
       <w:r>
         <w:t xml:space="preserve"> </w:t>
       </w:r>
-      <w:r>
-        <w:rPr>
-          <w:rFonts w:hint="eastAsia"/>
-        </w:rPr>
-        <w:t xml:space="preserve">[19]：</w:t>
+      <w:hyperlink w:anchor="ref19">
+        <w:r>
+          <w:rPr>
+            <w:rStyle w:val="Hyperlink"/>
+          </w:rPr>
+          <w:t xml:space="preserve">[19]</w:t>
+        </w:r>
+      </w:hyperlink>
+      <w:r>
+        <w:rPr>
+          <w:rFonts w:hint="eastAsia"/>
+        </w:rPr>
+        <w:t xml:space="preserve">：</w:t>
       </w:r>
     </w:p>
     <w:p>
@@ -5624,11 +5914,19 @@
       <w:r>
         <w:t xml:space="preserve"> </w:t>
       </w:r>
-      <w:r>
-        <w:rPr>
-          <w:rFonts w:hint="eastAsia"/>
-        </w:rPr>
-        <w:t xml:space="preserve">[20]。此映射為奇函數且連續，幅度不超過</w:t>
+      <w:hyperlink w:anchor="ref20">
+        <w:r>
+          <w:rPr>
+            <w:rStyle w:val="Hyperlink"/>
+          </w:rPr>
+          <w:t xml:space="preserve">[20]</w:t>
+        </w:r>
+      </w:hyperlink>
+      <w:r>
+        <w:rPr>
+          <w:rFonts w:hint="eastAsia"/>
+        </w:rPr>
+        <w:t xml:space="preserve">。此映射為奇函數且連續，幅度不超過</w:t>
       </w:r>
       <w:r>
         <w:t xml:space="preserve"> </w:t>
@@ -8865,7 +9163,18 @@
         <w:t xml:space="preserve">」兩種情形的可觀測分布完全相同（可視為</w:t>
       </w:r>
       <w:r>
-        <w:t xml:space="preserve"> [16] </w:t>
+        <w:t xml:space="preserve"> </w:t>
+      </w:r>
+      <w:hyperlink w:anchor="ref16">
+        <w:r>
+          <w:rPr>
+            <w:rStyle w:val="Hyperlink"/>
+          </w:rPr>
+          <w:t xml:space="preserve">[16]</w:t>
+        </w:r>
+      </w:hyperlink>
+      <w:r>
+        <w:t xml:space="preserve"> </w:t>
       </w:r>
       <w:r>
         <w:rPr>
@@ -18718,7 +19027,7 @@
       </w:r>
     </w:p>
     <w:bookmarkEnd w:id="51"/>
-    <w:bookmarkStart w:id="52" w:name="參考文獻"/>
+    <w:bookmarkStart w:id="75" w:name="參考文獻"/>
     <w:p>
       <w:pPr>
         <w:pStyle w:val="Heading2"/>
@@ -18735,7 +19044,17 @@
         <w:pStyle w:val="FirstParagraph"/>
       </w:pPr>
       <w:r>
-        <w:t xml:space="preserve">[1] X. Wang, J. Wei, D. Schuurmans, Q. Le, E. Chi, S. Narang, A. Chowdhery, and D. Zhou,</w:t>
+        <w:rPr>
+          <w:b/>
+          <w:bCs/>
+        </w:rPr>
+        <w:t xml:space="preserve">[1]</w:t>
+      </w:r>
+      <w:r>
+        <w:t xml:space="preserve"> </w:t>
+      </w:r>
+      <w:r>
+        <w:t xml:space="preserve">X. Wang, J. Wei, D. Schuurmans, Q. Le, E. Chi, S. Narang, A. Chowdhery, and D. Zhou,</w:t>
       </w:r>
       <w:r>
         <w:t xml:space="preserve"> </w:t>
@@ -18760,15 +19079,36 @@
         <w:t xml:space="preserve">Proc. ICLR</w:t>
       </w:r>
       <w:r>
-        <w:t xml:space="preserve">, 2023.</w:t>
-      </w:r>
+        <w:t xml:space="preserve">, 2023. ·</w:t>
+      </w:r>
+      <w:r>
+        <w:t xml:space="preserve"> </w:t>
+      </w:r>
+      <w:hyperlink r:id="rId52">
+        <w:r>
+          <w:rPr>
+            <w:rStyle w:val="Hyperlink"/>
+          </w:rPr>
+          <w:t xml:space="preserve">PDF</w:t>
+        </w:r>
+      </w:hyperlink>
     </w:p>
     <w:p>
       <w:pPr>
         <w:pStyle w:val="BodyText"/>
       </w:pPr>
       <w:r>
-        <w:t xml:space="preserve">[2] A. Taubenfeld</w:t>
+        <w:rPr>
+          <w:b/>
+          <w:bCs/>
+        </w:rPr>
+        <w:t xml:space="preserve">[2]</w:t>
+      </w:r>
+      <w:r>
+        <w:t xml:space="preserve"> </w:t>
+      </w:r>
+      <w:r>
+        <w:t xml:space="preserve">A. Taubenfeld</w:t>
       </w:r>
       <w:r>
         <w:t xml:space="preserve"> </w:t>
@@ -18806,15 +19146,36 @@
         <w:t xml:space="preserve">Findings of ACL</w:t>
       </w:r>
       <w:r>
-        <w:t xml:space="preserve">, 2025, arXiv:2502.06233.</w:t>
-      </w:r>
+        <w:t xml:space="preserve">, 2025, arXiv:2502.06233. ·</w:t>
+      </w:r>
+      <w:r>
+        <w:t xml:space="preserve"> </w:t>
+      </w:r>
+      <w:hyperlink r:id="rId53">
+        <w:r>
+          <w:rPr>
+            <w:rStyle w:val="Hyperlink"/>
+          </w:rPr>
+          <w:t xml:space="preserve">PDF</w:t>
+        </w:r>
+      </w:hyperlink>
     </w:p>
     <w:p>
       <w:pPr>
         <w:pStyle w:val="BodyText"/>
       </w:pPr>
       <w:r>
-        <w:t xml:space="preserve">[3] P. Aggarwal, A. Madaan, Y. Yang, and Mausam,</w:t>
+        <w:rPr>
+          <w:b/>
+          <w:bCs/>
+        </w:rPr>
+        <w:t xml:space="preserve">[3]</w:t>
+      </w:r>
+      <w:r>
+        <w:t xml:space="preserve"> </w:t>
+      </w:r>
+      <w:r>
+        <w:t xml:space="preserve">P. Aggarwal, A. Madaan, Y. Yang, and Mausam,</w:t>
       </w:r>
       <w:r>
         <w:t xml:space="preserve"> </w:t>
@@ -18839,15 +19200,36 @@
         <w:t xml:space="preserve">Proc. EMNLP</w:t>
       </w:r>
       <w:r>
-        <w:t xml:space="preserve">, 2023, pp. 12375–12396.</w:t>
-      </w:r>
+        <w:t xml:space="preserve">, 2023, pp. 12375–12396. ·</w:t>
+      </w:r>
+      <w:r>
+        <w:t xml:space="preserve"> </w:t>
+      </w:r>
+      <w:hyperlink r:id="rId54">
+        <w:r>
+          <w:rPr>
+            <w:rStyle w:val="Hyperlink"/>
+          </w:rPr>
+          <w:t xml:space="preserve">PDF</w:t>
+        </w:r>
+      </w:hyperlink>
     </w:p>
     <w:p>
       <w:pPr>
         <w:pStyle w:val="BodyText"/>
       </w:pPr>
       <w:r>
-        <w:t xml:space="preserve">[4] Y. Li</w:t>
+        <w:rPr>
+          <w:b/>
+          <w:bCs/>
+        </w:rPr>
+        <w:t xml:space="preserve">[4]</w:t>
+      </w:r>
+      <w:r>
+        <w:t xml:space="preserve"> </w:t>
+      </w:r>
+      <w:r>
+        <w:t xml:space="preserve">Y. Li</w:t>
       </w:r>
       <w:r>
         <w:t xml:space="preserve"> </w:t>
@@ -18885,15 +19267,36 @@
         <w:t xml:space="preserve">Proc. ICLR</w:t>
       </w:r>
       <w:r>
-        <w:t xml:space="preserve">, 2024.</w:t>
-      </w:r>
+        <w:t xml:space="preserve">, 2024. ·</w:t>
+      </w:r>
+      <w:r>
+        <w:t xml:space="preserve"> </w:t>
+      </w:r>
+      <w:hyperlink r:id="rId55">
+        <w:r>
+          <w:rPr>
+            <w:rStyle w:val="Hyperlink"/>
+          </w:rPr>
+          <w:t xml:space="preserve">PDF</w:t>
+        </w:r>
+      </w:hyperlink>
     </w:p>
     <w:p>
       <w:pPr>
         <w:pStyle w:val="BodyText"/>
       </w:pPr>
       <w:r>
-        <w:t xml:space="preserve">[5] S. Kadavath</w:t>
+        <w:rPr>
+          <w:b/>
+          <w:bCs/>
+        </w:rPr>
+        <w:t xml:space="preserve">[5]</w:t>
+      </w:r>
+      <w:r>
+        <w:t xml:space="preserve"> </w:t>
+      </w:r>
+      <w:r>
+        <w:t xml:space="preserve">S. Kadavath</w:t>
       </w:r>
       <w:r>
         <w:t xml:space="preserve"> </w:t>
@@ -18918,15 +19321,36 @@
         <w:t xml:space="preserve"> </w:t>
       </w:r>
       <w:r>
-        <w:t xml:space="preserve">arXiv:2207.05221, 2022.</w:t>
-      </w:r>
+        <w:t xml:space="preserve">arXiv:2207.05221, 2022. ·</w:t>
+      </w:r>
+      <w:r>
+        <w:t xml:space="preserve"> </w:t>
+      </w:r>
+      <w:hyperlink r:id="rId56">
+        <w:r>
+          <w:rPr>
+            <w:rStyle w:val="Hyperlink"/>
+          </w:rPr>
+          <w:t xml:space="preserve">PDF</w:t>
+        </w:r>
+      </w:hyperlink>
     </w:p>
     <w:p>
       <w:pPr>
         <w:pStyle w:val="BodyText"/>
       </w:pPr>
       <w:r>
-        <w:t xml:space="preserve">[6] K. Tian</w:t>
+        <w:rPr>
+          <w:b/>
+          <w:bCs/>
+        </w:rPr>
+        <w:t xml:space="preserve">[6]</w:t>
+      </w:r>
+      <w:r>
+        <w:t xml:space="preserve"> </w:t>
+      </w:r>
+      <w:r>
+        <w:t xml:space="preserve">K. Tian</w:t>
       </w:r>
       <w:r>
         <w:t xml:space="preserve"> </w:t>
@@ -18964,15 +19388,36 @@
         <w:t xml:space="preserve">Proc. EMNLP</w:t>
       </w:r>
       <w:r>
-        <w:t xml:space="preserve">, 2023.</w:t>
-      </w:r>
+        <w:t xml:space="preserve">, 2023. ·</w:t>
+      </w:r>
+      <w:r>
+        <w:t xml:space="preserve"> </w:t>
+      </w:r>
+      <w:hyperlink r:id="rId57">
+        <w:r>
+          <w:rPr>
+            <w:rStyle w:val="Hyperlink"/>
+          </w:rPr>
+          <w:t xml:space="preserve">PDF</w:t>
+        </w:r>
+      </w:hyperlink>
     </w:p>
     <w:p>
       <w:pPr>
         <w:pStyle w:val="BodyText"/>
       </w:pPr>
       <w:r>
-        <w:t xml:space="preserve">[7] M. Xiong</w:t>
+        <w:rPr>
+          <w:b/>
+          <w:bCs/>
+        </w:rPr>
+        <w:t xml:space="preserve">[7]</w:t>
+      </w:r>
+      <w:r>
+        <w:t xml:space="preserve"> </w:t>
+      </w:r>
+      <w:r>
+        <w:t xml:space="preserve">M. Xiong</w:t>
       </w:r>
       <w:r>
         <w:t xml:space="preserve"> </w:t>
@@ -19010,15 +19455,36 @@
         <w:t xml:space="preserve">Proc. ICLR</w:t>
       </w:r>
       <w:r>
-        <w:t xml:space="preserve">, 2024.</w:t>
-      </w:r>
+        <w:t xml:space="preserve">, 2024. ·</w:t>
+      </w:r>
+      <w:r>
+        <w:t xml:space="preserve"> </w:t>
+      </w:r>
+      <w:hyperlink r:id="rId58">
+        <w:r>
+          <w:rPr>
+            <w:rStyle w:val="Hyperlink"/>
+          </w:rPr>
+          <w:t xml:space="preserve">PDF</w:t>
+        </w:r>
+      </w:hyperlink>
     </w:p>
     <w:p>
       <w:pPr>
         <w:pStyle w:val="BodyText"/>
       </w:pPr>
       <w:r>
-        <w:t xml:space="preserve">[8] X. Huang, S. Li, M. Yu, M. Sesia, H. Hassani, I. Lee, O. Bastani, and E. Dobriban,</w:t>
+        <w:rPr>
+          <w:b/>
+          <w:bCs/>
+        </w:rPr>
+        <w:t xml:space="preserve">[8]</w:t>
+      </w:r>
+      <w:r>
+        <w:t xml:space="preserve"> </w:t>
+      </w:r>
+      <w:r>
+        <w:t xml:space="preserve">X. Huang, S. Li, M. Yu, M. Sesia, H. Hassani, I. Lee, O. Bastani, and E. Dobriban,</w:t>
       </w:r>
       <w:r>
         <w:t xml:space="preserve"> </w:t>
@@ -19043,15 +19509,36 @@
         <w:t xml:space="preserve">Proc. EMNLP</w:t>
       </w:r>
       <w:r>
-        <w:t xml:space="preserve">, 2024, pp. 284–312.</w:t>
-      </w:r>
+        <w:t xml:space="preserve">, 2024, pp. 284–312. ·</w:t>
+      </w:r>
+      <w:r>
+        <w:t xml:space="preserve"> </w:t>
+      </w:r>
+      <w:hyperlink r:id="rId59">
+        <w:r>
+          <w:rPr>
+            <w:rStyle w:val="Hyperlink"/>
+          </w:rPr>
+          <w:t xml:space="preserve">PDF</w:t>
+        </w:r>
+      </w:hyperlink>
     </w:p>
     <w:p>
       <w:pPr>
         <w:pStyle w:val="BodyText"/>
       </w:pPr>
       <w:r>
-        <w:t xml:space="preserve">[9] Y. Li</w:t>
+        <w:rPr>
+          <w:b/>
+          <w:bCs/>
+        </w:rPr>
+        <w:t xml:space="preserve">[9]</w:t>
+      </w:r>
+      <w:r>
+        <w:t xml:space="preserve"> </w:t>
+      </w:r>
+      <w:r>
+        <w:t xml:space="preserve">Y. Li</w:t>
       </w:r>
       <w:r>
         <w:t xml:space="preserve"> </w:t>
@@ -19089,15 +19576,36 @@
         <w:t xml:space="preserve">Proc. ACL</w:t>
       </w:r>
       <w:r>
-        <w:t xml:space="preserve">, 2023.</w:t>
-      </w:r>
+        <w:t xml:space="preserve">, 2023. ·</w:t>
+      </w:r>
+      <w:r>
+        <w:t xml:space="preserve"> </w:t>
+      </w:r>
+      <w:hyperlink r:id="rId60">
+        <w:r>
+          <w:rPr>
+            <w:rStyle w:val="Hyperlink"/>
+          </w:rPr>
+          <w:t xml:space="preserve">PDF</w:t>
+        </w:r>
+      </w:hyperlink>
     </w:p>
     <w:p>
       <w:pPr>
         <w:pStyle w:val="BodyText"/>
       </w:pPr>
       <w:r>
-        <w:t xml:space="preserve">[10] Z. Kang, X. Zhao, and D. Song,</w:t>
+        <w:rPr>
+          <w:b/>
+          <w:bCs/>
+        </w:rPr>
+        <w:t xml:space="preserve">[10]</w:t>
+      </w:r>
+      <w:r>
+        <w:t xml:space="preserve"> </w:t>
+      </w:r>
+      <w:r>
+        <w:t xml:space="preserve">Z. Kang, X. Zhao, and D. Song,</w:t>
       </w:r>
       <w:r>
         <w:t xml:space="preserve"> </w:t>
@@ -19122,15 +19630,36 @@
         <w:t xml:space="preserve">Proc. NeurIPS</w:t>
       </w:r>
       <w:r>
-        <w:t xml:space="preserve">, 2025, arXiv:2502.18581.</w:t>
-      </w:r>
+        <w:t xml:space="preserve">, 2025, arXiv:2502.18581. ·</w:t>
+      </w:r>
+      <w:r>
+        <w:t xml:space="preserve"> </w:t>
+      </w:r>
+      <w:hyperlink r:id="rId61">
+        <w:r>
+          <w:rPr>
+            <w:rStyle w:val="Hyperlink"/>
+          </w:rPr>
+          <w:t xml:space="preserve">PDF</w:t>
+        </w:r>
+      </w:hyperlink>
     </w:p>
     <w:p>
       <w:pPr>
         <w:pStyle w:val="BodyText"/>
       </w:pPr>
       <w:r>
-        <w:t xml:space="preserve">[11] J. Kim, N. Yang, K. Min, and K. Jung,</w:t>
+        <w:rPr>
+          <w:b/>
+          <w:bCs/>
+        </w:rPr>
+        <w:t xml:space="preserve">[11]</w:t>
+      </w:r>
+      <w:r>
+        <w:t xml:space="preserve"> </w:t>
+      </w:r>
+      <w:r>
+        <w:t xml:space="preserve">J. Kim, N. Yang, K. Min, and K. Jung,</w:t>
       </w:r>
       <w:r>
         <w:t xml:space="preserve"> </w:t>
@@ -19155,15 +19684,36 @@
         <w:t xml:space="preserve">Findings of ACL</w:t>
       </w:r>
       <w:r>
-        <w:t xml:space="preserve">, 2026, pp. 21575–21590.</w:t>
-      </w:r>
+        <w:t xml:space="preserve">, 2026, pp. 21575–21590. ·</w:t>
+      </w:r>
+      <w:r>
+        <w:t xml:space="preserve"> </w:t>
+      </w:r>
+      <w:hyperlink r:id="rId62">
+        <w:r>
+          <w:rPr>
+            <w:rStyle w:val="Hyperlink"/>
+          </w:rPr>
+          <w:t xml:space="preserve">PDF</w:t>
+        </w:r>
+      </w:hyperlink>
     </w:p>
     <w:p>
       <w:pPr>
         <w:pStyle w:val="BodyText"/>
       </w:pPr>
       <w:r>
-        <w:t xml:space="preserve">[12] Y. Fu</w:t>
+        <w:rPr>
+          <w:b/>
+          <w:bCs/>
+        </w:rPr>
+        <w:t xml:space="preserve">[12]</w:t>
+      </w:r>
+      <w:r>
+        <w:t xml:space="preserve"> </w:t>
+      </w:r>
+      <w:r>
+        <w:t xml:space="preserve">Y. Fu</w:t>
       </w:r>
       <w:r>
         <w:t xml:space="preserve"> </w:t>
@@ -19188,15 +19738,36 @@
         <w:t xml:space="preserve"> </w:t>
       </w:r>
       <w:r>
-        <w:t xml:space="preserve">arXiv:2508.15260, 2025.</w:t>
-      </w:r>
+        <w:t xml:space="preserve">arXiv:2508.15260, 2025. ·</w:t>
+      </w:r>
+      <w:r>
+        <w:t xml:space="preserve"> </w:t>
+      </w:r>
+      <w:hyperlink r:id="rId63">
+        <w:r>
+          <w:rPr>
+            <w:rStyle w:val="Hyperlink"/>
+          </w:rPr>
+          <w:t xml:space="preserve">PDF</w:t>
+        </w:r>
+      </w:hyperlink>
     </w:p>
     <w:p>
       <w:pPr>
         <w:pStyle w:val="BodyText"/>
       </w:pPr>
       <w:r>
-        <w:t xml:space="preserve">[13] A. P. Dawid and A. M. Skene,</w:t>
+        <w:rPr>
+          <w:b/>
+          <w:bCs/>
+        </w:rPr>
+        <w:t xml:space="preserve">[13]</w:t>
+      </w:r>
+      <w:r>
+        <w:t xml:space="preserve"> </w:t>
+      </w:r>
+      <w:r>
+        <w:t xml:space="preserve">A. P. Dawid and A. M. Skene,</w:t>
       </w:r>
       <w:r>
         <w:t xml:space="preserve"> </w:t>
@@ -19215,15 +19786,36 @@
         <w:t xml:space="preserve">J. Roy. Statist. Soc. C</w:t>
       </w:r>
       <w:r>
-        <w:t xml:space="preserve">, vol. 28, no. 1, pp. 20–28, 1979.</w:t>
-      </w:r>
+        <w:t xml:space="preserve">, vol. 28, no. 1, pp. 20–28, 1979. ·</w:t>
+      </w:r>
+      <w:r>
+        <w:t xml:space="preserve"> </w:t>
+      </w:r>
+      <w:hyperlink r:id="rId64">
+        <w:r>
+          <w:rPr>
+            <w:rStyle w:val="Hyperlink"/>
+          </w:rPr>
+          <w:t xml:space="preserve">PDF</w:t>
+        </w:r>
+      </w:hyperlink>
     </w:p>
     <w:p>
       <w:pPr>
         <w:pStyle w:val="BodyText"/>
       </w:pPr>
       <w:r>
-        <w:t xml:space="preserve">[14] J. Whitehill</w:t>
+        <w:rPr>
+          <w:b/>
+          <w:bCs/>
+        </w:rPr>
+        <w:t xml:space="preserve">[14]</w:t>
+      </w:r>
+      <w:r>
+        <w:t xml:space="preserve"> </w:t>
+      </w:r>
+      <w:r>
+        <w:t xml:space="preserve">J. Whitehill</w:t>
       </w:r>
       <w:r>
         <w:t xml:space="preserve"> </w:t>
@@ -19261,15 +19853,36 @@
         <w:t xml:space="preserve">Proc. NeurIPS</w:t>
       </w:r>
       <w:r>
-        <w:t xml:space="preserve">, 2009.</w:t>
-      </w:r>
+        <w:t xml:space="preserve">, 2009. ·</w:t>
+      </w:r>
+      <w:r>
+        <w:t xml:space="preserve"> </w:t>
+      </w:r>
+      <w:hyperlink r:id="rId65">
+        <w:r>
+          <w:rPr>
+            <w:rStyle w:val="Hyperlink"/>
+          </w:rPr>
+          <w:t xml:space="preserve">PDF</w:t>
+        </w:r>
+      </w:hyperlink>
     </w:p>
     <w:p>
       <w:pPr>
         <w:pStyle w:val="BodyText"/>
       </w:pPr>
       <w:r>
-        <w:t xml:space="preserve">[15] D. R. Karger, S. Oh, and D. Shah,</w:t>
+        <w:rPr>
+          <w:b/>
+          <w:bCs/>
+        </w:rPr>
+        <w:t xml:space="preserve">[15]</w:t>
+      </w:r>
+      <w:r>
+        <w:t xml:space="preserve"> </w:t>
+      </w:r>
+      <w:r>
+        <w:t xml:space="preserve">D. R. Karger, S. Oh, and D. Shah,</w:t>
       </w:r>
       <w:r>
         <w:t xml:space="preserve"> </w:t>
@@ -19294,15 +19907,36 @@
         <w:t xml:space="preserve">Proc. NeurIPS</w:t>
       </w:r>
       <w:r>
-        <w:t xml:space="preserve">, 2011.</w:t>
-      </w:r>
+        <w:t xml:space="preserve">, 2011. ·</w:t>
+      </w:r>
+      <w:r>
+        <w:t xml:space="preserve"> </w:t>
+      </w:r>
+      <w:hyperlink r:id="rId66">
+        <w:r>
+          <w:rPr>
+            <w:rStyle w:val="Hyperlink"/>
+          </w:rPr>
+          <w:t xml:space="preserve">PDF</w:t>
+        </w:r>
+      </w:hyperlink>
     </w:p>
     <w:p>
       <w:pPr>
         <w:pStyle w:val="BodyText"/>
       </w:pPr>
       <w:r>
-        <w:t xml:space="preserve">[16] F. Parisi, F. Strino, B. Nadler, and Y. Kluger,</w:t>
+        <w:rPr>
+          <w:b/>
+          <w:bCs/>
+        </w:rPr>
+        <w:t xml:space="preserve">[16]</w:t>
+      </w:r>
+      <w:r>
+        <w:t xml:space="preserve"> </w:t>
+      </w:r>
+      <w:r>
+        <w:t xml:space="preserve">F. Parisi, F. Strino, B. Nadler, and Y. Kluger,</w:t>
       </w:r>
       <w:r>
         <w:t xml:space="preserve"> </w:t>
@@ -19321,15 +19955,36 @@
         <w:t xml:space="preserve">Proc. Natl. Acad. Sci.</w:t>
       </w:r>
       <w:r>
-        <w:t xml:space="preserve">, vol. 111, no. 4, pp. 1253–1258, 2014.</w:t>
-      </w:r>
+        <w:t xml:space="preserve">, vol. 111, no. 4, pp. 1253–1258, 2014. ·</w:t>
+      </w:r>
+      <w:r>
+        <w:t xml:space="preserve"> </w:t>
+      </w:r>
+      <w:hyperlink r:id="rId67">
+        <w:r>
+          <w:rPr>
+            <w:rStyle w:val="Hyperlink"/>
+          </w:rPr>
+          <w:t xml:space="preserve">PDF</w:t>
+        </w:r>
+      </w:hyperlink>
     </w:p>
     <w:p>
       <w:pPr>
         <w:pStyle w:val="BodyText"/>
       </w:pPr>
       <w:r>
-        <w:t xml:space="preserve">[17] J. Lee, V. Ma, S. Zhao, Y. Nair, A. Spector, R. Cohen, and E. J. Candès,</w:t>
+        <w:rPr>
+          <w:b/>
+          <w:bCs/>
+        </w:rPr>
+        <w:t xml:space="preserve">[17]</w:t>
+      </w:r>
+      <w:r>
+        <w:t xml:space="preserve"> </w:t>
+      </w:r>
+      <w:r>
+        <w:t xml:space="preserve">J. Lee, V. Ma, S. Zhao, Y. Nair, A. Spector, R. Cohen, and E. J. Candès,</w:t>
       </w:r>
       <w:r>
         <w:t xml:space="preserve"> </w:t>
@@ -19341,15 +19996,36 @@
         <w:t xml:space="preserve"> </w:t>
       </w:r>
       <w:r>
-        <w:t xml:space="preserve">arXiv:2604.18547, 2026.</w:t>
-      </w:r>
+        <w:t xml:space="preserve">arXiv:2604.18547, 2026. ·</w:t>
+      </w:r>
+      <w:r>
+        <w:t xml:space="preserve"> </w:t>
+      </w:r>
+      <w:hyperlink r:id="rId68">
+        <w:r>
+          <w:rPr>
+            <w:rStyle w:val="Hyperlink"/>
+          </w:rPr>
+          <w:t xml:space="preserve">PDF</w:t>
+        </w:r>
+      </w:hyperlink>
     </w:p>
     <w:p>
       <w:pPr>
         <w:pStyle w:val="BodyText"/>
       </w:pPr>
       <w:r>
-        <w:t xml:space="preserve">[18] R. Ai, Y. Pan, D. Simchi-Levi, M. Tambe, and H. Xu,</w:t>
+        <w:rPr>
+          <w:b/>
+          <w:bCs/>
+        </w:rPr>
+        <w:t xml:space="preserve">[18]</w:t>
+      </w:r>
+      <w:r>
+        <w:t xml:space="preserve"> </w:t>
+      </w:r>
+      <w:r>
+        <w:t xml:space="preserve">R. Ai, Y. Pan, D. Simchi-Levi, M. Tambe, and H. Xu,</w:t>
       </w:r>
       <w:r>
         <w:t xml:space="preserve"> </w:t>
@@ -19378,13 +20054,37 @@
         </w:rPr>
         <w:t xml:space="preserve">接受）.</w:t>
       </w:r>
+      <w:r>
+        <w:t xml:space="preserve"> ·</w:t>
+      </w:r>
+      <w:r>
+        <w:t xml:space="preserve"> </w:t>
+      </w:r>
+      <w:hyperlink r:id="rId69">
+        <w:r>
+          <w:rPr>
+            <w:rStyle w:val="Hyperlink"/>
+          </w:rPr>
+          <w:t xml:space="preserve">PDF</w:t>
+        </w:r>
+      </w:hyperlink>
     </w:p>
     <w:p>
       <w:pPr>
         <w:pStyle w:val="BodyText"/>
       </w:pPr>
       <w:r>
-        <w:t xml:space="preserve">[19] P. van Elteren,</w:t>
+        <w:rPr>
+          <w:b/>
+          <w:bCs/>
+        </w:rPr>
+        <w:t xml:space="preserve">[19]</w:t>
+      </w:r>
+      <w:r>
+        <w:t xml:space="preserve"> </w:t>
+      </w:r>
+      <w:r>
+        <w:t xml:space="preserve">P. van Elteren,</w:t>
       </w:r>
       <w:r>
         <w:t xml:space="preserve"> </w:t>
@@ -19403,15 +20103,36 @@
         <w:t xml:space="preserve">Bull. Int. Statist. Inst.</w:t>
       </w:r>
       <w:r>
-        <w:t xml:space="preserve">, vol. 37, pp. 351–361, 1960.</w:t>
-      </w:r>
+        <w:t xml:space="preserve">, vol. 37, pp. 351–361, 1960. ·</w:t>
+      </w:r>
+      <w:r>
+        <w:t xml:space="preserve"> </w:t>
+      </w:r>
+      <w:hyperlink r:id="rId70">
+        <w:r>
+          <w:rPr>
+            <w:rStyle w:val="Hyperlink"/>
+          </w:rPr>
+          <w:t xml:space="preserve">PDF</w:t>
+        </w:r>
+      </w:hyperlink>
     </w:p>
     <w:p>
       <w:pPr>
         <w:pStyle w:val="BodyText"/>
       </w:pPr>
       <w:r>
-        <w:t xml:space="preserve">[20] W. James and C. Stein,</w:t>
+        <w:rPr>
+          <w:b/>
+          <w:bCs/>
+        </w:rPr>
+        <w:t xml:space="preserve">[20]</w:t>
+      </w:r>
+      <w:r>
+        <w:t xml:space="preserve"> </w:t>
+      </w:r>
+      <w:r>
+        <w:t xml:space="preserve">W. James and C. Stein,</w:t>
       </w:r>
       <w:r>
         <w:t xml:space="preserve"> </w:t>
@@ -19436,15 +20157,36 @@
         <w:t xml:space="preserve">Proc. 4th Berkeley Symp. Math. Statist. Prob.</w:t>
       </w:r>
       <w:r>
-        <w:t xml:space="preserve">, 1961, pp. 361–379.</w:t>
-      </w:r>
+        <w:t xml:space="preserve">, 1961, pp. 361–379. ·</w:t>
+      </w:r>
+      <w:r>
+        <w:t xml:space="preserve"> </w:t>
+      </w:r>
+      <w:hyperlink r:id="rId71">
+        <w:r>
+          <w:rPr>
+            <w:rStyle w:val="Hyperlink"/>
+          </w:rPr>
+          <w:t xml:space="preserve">PDF</w:t>
+        </w:r>
+      </w:hyperlink>
     </w:p>
     <w:p>
       <w:pPr>
         <w:pStyle w:val="BodyText"/>
       </w:pPr>
       <w:r>
-        <w:t xml:space="preserve">[21] L. Kish,</w:t>
+        <w:rPr>
+          <w:b/>
+          <w:bCs/>
+        </w:rPr>
+        <w:t xml:space="preserve">[21]</w:t>
+      </w:r>
+      <w:r>
+        <w:t xml:space="preserve"> </w:t>
+      </w:r>
+      <w:r>
+        <w:t xml:space="preserve">L. Kish,</w:t>
       </w:r>
       <w:r>
         <w:t xml:space="preserve"> </w:t>
@@ -19457,15 +20199,36 @@
         <w:t xml:space="preserve">Survey Sampling</w:t>
       </w:r>
       <w:r>
-        <w:t xml:space="preserve">. New York, NY, USA: Wiley, 1965.</w:t>
-      </w:r>
+        <w:t xml:space="preserve">. New York, NY, USA: Wiley, 1965. ·</w:t>
+      </w:r>
+      <w:r>
+        <w:t xml:space="preserve"> </w:t>
+      </w:r>
+      <w:hyperlink r:id="rId72">
+        <w:r>
+          <w:rPr>
+            <w:rStyle w:val="Hyperlink"/>
+          </w:rPr>
+          <w:t xml:space="preserve">PDF</w:t>
+        </w:r>
+      </w:hyperlink>
     </w:p>
     <w:p>
       <w:pPr>
         <w:pStyle w:val="BodyText"/>
       </w:pPr>
       <w:r>
-        <w:t xml:space="preserve">[22] J. N. K. Rao and A. J. Scott,</w:t>
+        <w:rPr>
+          <w:b/>
+          <w:bCs/>
+        </w:rPr>
+        <w:t xml:space="preserve">[22]</w:t>
+      </w:r>
+      <w:r>
+        <w:t xml:space="preserve"> </w:t>
+      </w:r>
+      <w:r>
+        <w:t xml:space="preserve">J. N. K. Rao and A. J. Scott,</w:t>
       </w:r>
       <w:r>
         <w:t xml:space="preserve"> </w:t>
@@ -19484,15 +20247,36 @@
         <w:t xml:space="preserve">J. Amer. Statist. Assoc.</w:t>
       </w:r>
       <w:r>
-        <w:t xml:space="preserve">, vol. 76, no. 374, pp. 221–230, 1981.</w:t>
-      </w:r>
+        <w:t xml:space="preserve">, vol. 76, no. 374, pp. 221–230, 1981. ·</w:t>
+      </w:r>
+      <w:r>
+        <w:t xml:space="preserve"> </w:t>
+      </w:r>
+      <w:hyperlink r:id="rId73">
+        <w:r>
+          <w:rPr>
+            <w:rStyle w:val="Hyperlink"/>
+          </w:rPr>
+          <w:t xml:space="preserve">PDF</w:t>
+        </w:r>
+      </w:hyperlink>
     </w:p>
     <w:p>
       <w:pPr>
         <w:pStyle w:val="BodyText"/>
       </w:pPr>
       <w:r>
-        <w:t xml:space="preserve">[23] L. Kuhn, Y. Gal, and S. Farquhar,</w:t>
+        <w:rPr>
+          <w:b/>
+          <w:bCs/>
+        </w:rPr>
+        <w:t xml:space="preserve">[23]</w:t>
+      </w:r>
+      <w:r>
+        <w:t xml:space="preserve"> </w:t>
+      </w:r>
+      <w:r>
+        <w:t xml:space="preserve">L. Kuhn, Y. Gal, and S. Farquhar,</w:t>
       </w:r>
       <w:r>
         <w:t xml:space="preserve"> </w:t>
@@ -19525,7 +20309,17 @@
         <w:pStyle w:val="BodyText"/>
       </w:pPr>
       <w:r>
-        <w:t xml:space="preserve">[24] G. Wan, Y. Wu, J. Chen, and S. Li,</w:t>
+        <w:rPr>
+          <w:b/>
+          <w:bCs/>
+        </w:rPr>
+        <w:t xml:space="preserve">[24]</w:t>
+      </w:r>
+      <w:r>
+        <w:t xml:space="preserve"> </w:t>
+      </w:r>
+      <w:r>
+        <w:t xml:space="preserve">G. Wan, Y. Wu, J. Chen, and S. Li,</w:t>
       </w:r>
       <w:r>
         <w:t xml:space="preserve"> </w:t>
@@ -19550,11 +20344,22 @@
         <w:t xml:space="preserve">Proc. NAACL</w:t>
       </w:r>
       <w:r>
-        <w:t xml:space="preserve">, 2025, pp. 3613–3635.</w:t>
-      </w:r>
+        <w:t xml:space="preserve">, 2025, pp. 3613–3635. ·</w:t>
+      </w:r>
+      <w:r>
+        <w:t xml:space="preserve"> </w:t>
+      </w:r>
+      <w:hyperlink r:id="rId74">
+        <w:r>
+          <w:rPr>
+            <w:rStyle w:val="Hyperlink"/>
+          </w:rPr>
+          <w:t xml:space="preserve">PDF</w:t>
+        </w:r>
+      </w:hyperlink>
     </w:p>
-    <w:bookmarkEnd w:id="52"/>
-    <w:bookmarkEnd w:id="53"/>
+    <w:bookmarkEnd w:id="75"/>
+    <w:bookmarkEnd w:id="76"/>
     <w:sectPr>
       <w:footnotePr>
         <w:numRestart w:val="eachSect"/>

--- a/paper/tact_zh.docx
+++ b/paper/tact_zh.docx
@@ -2,7 +2,7 @@
 <file path=word/document.xml><?xml version="1.0" encoding="utf-8"?>
 <w:document xmlns:w="http://schemas.openxmlformats.org/wordprocessingml/2006/main" xmlns:m="http://schemas.openxmlformats.org/officeDocument/2006/math" xmlns:r="http://schemas.openxmlformats.org/officeDocument/2006/relationships" xmlns:o="urn:schemas-microsoft-com:office:office" xmlns:v="urn:schemas-microsoft-com:vml" xmlns:w10="urn:schemas-microsoft-com:office:word" xmlns:a="http://schemas.openxmlformats.org/drawingml/2006/main" xmlns:pic="http://schemas.openxmlformats.org/drawingml/2006/picture" xmlns:wp="http://schemas.openxmlformats.org/drawingml/2006/wordprocessingDrawing">
   <w:body>
-    <w:bookmarkStart w:id="76" w:name="tact面向大型語言模型自我一致性投票的信任錨定信心調節"/>
+    <w:bookmarkStart w:id="100" w:name="tact面向大型語言模型自我一致性投票的信任錨定信心調節"/>
     <w:p>
       <w:pPr>
         <w:pStyle w:val="Heading1"/>
@@ -19027,7 +19027,7 @@
       </w:r>
     </w:p>
     <w:bookmarkEnd w:id="51"/>
-    <w:bookmarkStart w:id="75" w:name="參考文獻"/>
+    <w:bookmarkStart w:id="99" w:name="參考文獻"/>
     <w:p>
       <w:pPr>
         <w:pStyle w:val="Heading2"/>
@@ -19043,6 +19043,8 @@
       <w:pPr>
         <w:pStyle w:val="FirstParagraph"/>
       </w:pPr>
+      <w:bookmarkStart w:id="52" w:name="ref1"/>
+      <w:bookmarkEnd w:id="52"/>
       <w:r>
         <w:rPr>
           <w:b/>
@@ -19080,73 +19082,6 @@
       </w:r>
       <w:r>
         <w:t xml:space="preserve">, 2023. ·</w:t>
-      </w:r>
-      <w:r>
-        <w:t xml:space="preserve"> </w:t>
-      </w:r>
-      <w:hyperlink r:id="rId52">
-        <w:r>
-          <w:rPr>
-            <w:rStyle w:val="Hyperlink"/>
-          </w:rPr>
-          <w:t xml:space="preserve">PDF</w:t>
-        </w:r>
-      </w:hyperlink>
-    </w:p>
-    <w:p>
-      <w:pPr>
-        <w:pStyle w:val="BodyText"/>
-      </w:pPr>
-      <w:r>
-        <w:rPr>
-          <w:b/>
-          <w:bCs/>
-        </w:rPr>
-        <w:t xml:space="preserve">[2]</w:t>
-      </w:r>
-      <w:r>
-        <w:t xml:space="preserve"> </w:t>
-      </w:r>
-      <w:r>
-        <w:t xml:space="preserve">A. Taubenfeld</w:t>
-      </w:r>
-      <w:r>
-        <w:t xml:space="preserve"> </w:t>
-      </w:r>
-      <w:r>
-        <w:rPr>
-          <w:i/>
-          <w:iCs/>
-        </w:rPr>
-        <w:t xml:space="preserve">et al.</w:t>
-      </w:r>
-      <w:r>
-        <w:t xml:space="preserve">,</w:t>
-      </w:r>
-      <w:r>
-        <w:t xml:space="preserve"> </w:t>
-      </w:r>
-      <w:r>
-        <w:t xml:space="preserve">“Confidence improves self-consistency in LLMs,”</w:t>
-      </w:r>
-      <w:r>
-        <w:t xml:space="preserve"> </w:t>
-      </w:r>
-      <w:r>
-        <w:t xml:space="preserve">in</w:t>
-      </w:r>
-      <w:r>
-        <w:t xml:space="preserve"> </w:t>
-      </w:r>
-      <w:r>
-        <w:rPr>
-          <w:i/>
-          <w:iCs/>
-        </w:rPr>
-        <w:t xml:space="preserve">Findings of ACL</w:t>
-      </w:r>
-      <w:r>
-        <w:t xml:space="preserve">, 2025, arXiv:2502.06233. ·</w:t>
       </w:r>
       <w:r>
         <w:t xml:space="preserve"> </w:t>
@@ -19164,30 +19099,20 @@
       <w:pPr>
         <w:pStyle w:val="BodyText"/>
       </w:pPr>
+      <w:bookmarkStart w:id="54" w:name="ref2"/>
+      <w:bookmarkEnd w:id="54"/>
       <w:r>
         <w:rPr>
           <w:b/>
           <w:bCs/>
         </w:rPr>
-        <w:t xml:space="preserve">[3]</w:t>
-      </w:r>
-      <w:r>
-        <w:t xml:space="preserve"> </w:t>
-      </w:r>
-      <w:r>
-        <w:t xml:space="preserve">P. Aggarwal, A. Madaan, Y. Yang, and Mausam,</w:t>
-      </w:r>
-      <w:r>
-        <w:t xml:space="preserve"> </w:t>
-      </w:r>
-      <w:r>
-        <w:t xml:space="preserve">“Let’s sample step by step: Adaptive-consistency for efficient reasoning and coding with LLMs,”</w:t>
-      </w:r>
-      <w:r>
-        <w:t xml:space="preserve"> </w:t>
-      </w:r>
-      <w:r>
-        <w:t xml:space="preserve">in</w:t>
+        <w:t xml:space="preserve">[2]</w:t>
+      </w:r>
+      <w:r>
+        <w:t xml:space="preserve"> </w:t>
+      </w:r>
+      <w:r>
+        <w:t xml:space="preserve">A. Taubenfeld</w:t>
       </w:r>
       <w:r>
         <w:t xml:space="preserve"> </w:t>
@@ -19197,39 +19122,22 @@
           <w:i/>
           <w:iCs/>
         </w:rPr>
-        <w:t xml:space="preserve">Proc. EMNLP</w:t>
-      </w:r>
-      <w:r>
-        <w:t xml:space="preserve">, 2023, pp. 12375–12396. ·</w:t>
-      </w:r>
-      <w:r>
-        <w:t xml:space="preserve"> </w:t>
-      </w:r>
-      <w:hyperlink r:id="rId54">
-        <w:r>
-          <w:rPr>
-            <w:rStyle w:val="Hyperlink"/>
-          </w:rPr>
-          <w:t xml:space="preserve">PDF</w:t>
-        </w:r>
-      </w:hyperlink>
-    </w:p>
-    <w:p>
-      <w:pPr>
-        <w:pStyle w:val="BodyText"/>
-      </w:pPr>
-      <w:r>
-        <w:rPr>
-          <w:b/>
-          <w:bCs/>
-        </w:rPr>
-        <w:t xml:space="preserve">[4]</w:t>
-      </w:r>
-      <w:r>
-        <w:t xml:space="preserve"> </w:t>
-      </w:r>
-      <w:r>
-        <w:t xml:space="preserve">Y. Li</w:t>
+        <w:t xml:space="preserve">et al.</w:t>
+      </w:r>
+      <w:r>
+        <w:t xml:space="preserve">,</w:t>
+      </w:r>
+      <w:r>
+        <w:t xml:space="preserve"> </w:t>
+      </w:r>
+      <w:r>
+        <w:t xml:space="preserve">“Confidence improves self-consistency in LLMs,”</w:t>
+      </w:r>
+      <w:r>
+        <w:t xml:space="preserve"> </w:t>
+      </w:r>
+      <w:r>
+        <w:t xml:space="preserve">in</w:t>
       </w:r>
       <w:r>
         <w:t xml:space="preserve"> </w:t>
@@ -19239,35 +19147,10 @@
           <w:i/>
           <w:iCs/>
         </w:rPr>
-        <w:t xml:space="preserve">et al.</w:t>
-      </w:r>
-      <w:r>
-        <w:t xml:space="preserve">,</w:t>
-      </w:r>
-      <w:r>
-        <w:t xml:space="preserve"> </w:t>
-      </w:r>
-      <w:r>
-        <w:t xml:space="preserve">“Escape sky-high cost: Early-stopping self-consistency for multi-step reasoning,”</w:t>
-      </w:r>
-      <w:r>
-        <w:t xml:space="preserve"> </w:t>
-      </w:r>
-      <w:r>
-        <w:t xml:space="preserve">in</w:t>
-      </w:r>
-      <w:r>
-        <w:t xml:space="preserve"> </w:t>
-      </w:r>
-      <w:r>
-        <w:rPr>
-          <w:i/>
-          <w:iCs/>
-        </w:rPr>
-        <w:t xml:space="preserve">Proc. ICLR</w:t>
-      </w:r>
-      <w:r>
-        <w:t xml:space="preserve">, 2024. ·</w:t>
+        <w:t xml:space="preserve">Findings of ACL</w:t>
+      </w:r>
+      <w:r>
+        <w:t xml:space="preserve">, 2025, arXiv:2502.06233. ·</w:t>
       </w:r>
       <w:r>
         <w:t xml:space="preserve"> </w:t>
@@ -19285,18 +19168,32 @@
       <w:pPr>
         <w:pStyle w:val="BodyText"/>
       </w:pPr>
+      <w:bookmarkStart w:id="56" w:name="ref3"/>
+      <w:bookmarkEnd w:id="56"/>
       <w:r>
         <w:rPr>
           <w:b/>
           <w:bCs/>
         </w:rPr>
-        <w:t xml:space="preserve">[5]</w:t>
-      </w:r>
-      <w:r>
-        <w:t xml:space="preserve"> </w:t>
-      </w:r>
-      <w:r>
-        <w:t xml:space="preserve">S. Kadavath</w:t>
+        <w:t xml:space="preserve">[3]</w:t>
+      </w:r>
+      <w:r>
+        <w:t xml:space="preserve"> </w:t>
+      </w:r>
+      <w:r>
+        <w:t xml:space="preserve">P. Aggarwal, A. Madaan, Y. Yang, and Mausam,</w:t>
+      </w:r>
+      <w:r>
+        <w:t xml:space="preserve"> </w:t>
+      </w:r>
+      <w:r>
+        <w:t xml:space="preserve">“Let’s sample step by step: Adaptive-consistency for efficient reasoning and coding with LLMs,”</w:t>
+      </w:r>
+      <w:r>
+        <w:t xml:space="preserve"> </w:t>
+      </w:r>
+      <w:r>
+        <w:t xml:space="preserve">in</w:t>
       </w:r>
       <w:r>
         <w:t xml:space="preserve"> </w:t>
@@ -19306,89 +19203,10 @@
           <w:i/>
           <w:iCs/>
         </w:rPr>
-        <w:t xml:space="preserve">et al.</w:t>
-      </w:r>
-      <w:r>
-        <w:t xml:space="preserve">,</w:t>
-      </w:r>
-      <w:r>
-        <w:t xml:space="preserve"> </w:t>
-      </w:r>
-      <w:r>
-        <w:t xml:space="preserve">“Language models (mostly) know what they know,”</w:t>
-      </w:r>
-      <w:r>
-        <w:t xml:space="preserve"> </w:t>
-      </w:r>
-      <w:r>
-        <w:t xml:space="preserve">arXiv:2207.05221, 2022. ·</w:t>
-      </w:r>
-      <w:r>
-        <w:t xml:space="preserve"> </w:t>
-      </w:r>
-      <w:hyperlink r:id="rId56">
-        <w:r>
-          <w:rPr>
-            <w:rStyle w:val="Hyperlink"/>
-          </w:rPr>
-          <w:t xml:space="preserve">PDF</w:t>
-        </w:r>
-      </w:hyperlink>
-    </w:p>
-    <w:p>
-      <w:pPr>
-        <w:pStyle w:val="BodyText"/>
-      </w:pPr>
-      <w:r>
-        <w:rPr>
-          <w:b/>
-          <w:bCs/>
-        </w:rPr>
-        <w:t xml:space="preserve">[6]</w:t>
-      </w:r>
-      <w:r>
-        <w:t xml:space="preserve"> </w:t>
-      </w:r>
-      <w:r>
-        <w:t xml:space="preserve">K. Tian</w:t>
-      </w:r>
-      <w:r>
-        <w:t xml:space="preserve"> </w:t>
-      </w:r>
-      <w:r>
-        <w:rPr>
-          <w:i/>
-          <w:iCs/>
-        </w:rPr>
-        <w:t xml:space="preserve">et al.</w:t>
-      </w:r>
-      <w:r>
-        <w:t xml:space="preserve">,</w:t>
-      </w:r>
-      <w:r>
-        <w:t xml:space="preserve"> </w:t>
-      </w:r>
-      <w:r>
-        <w:t xml:space="preserve">“Just ask for calibration: Strategies for eliciting calibrated confidence scores from language models fine-tuned with human feedback,”</w:t>
-      </w:r>
-      <w:r>
-        <w:t xml:space="preserve"> </w:t>
-      </w:r>
-      <w:r>
-        <w:t xml:space="preserve">in</w:t>
-      </w:r>
-      <w:r>
-        <w:t xml:space="preserve"> </w:t>
-      </w:r>
-      <w:r>
-        <w:rPr>
-          <w:i/>
-          <w:iCs/>
-        </w:rPr>
         <w:t xml:space="preserve">Proc. EMNLP</w:t>
       </w:r>
       <w:r>
-        <w:t xml:space="preserve">, 2023. ·</w:t>
+        <w:t xml:space="preserve">, 2023, pp. 12375–12396. ·</w:t>
       </w:r>
       <w:r>
         <w:t xml:space="preserve"> </w:t>
@@ -19406,18 +19224,20 @@
       <w:pPr>
         <w:pStyle w:val="BodyText"/>
       </w:pPr>
+      <w:bookmarkStart w:id="58" w:name="ref4"/>
+      <w:bookmarkEnd w:id="58"/>
       <w:r>
         <w:rPr>
           <w:b/>
           <w:bCs/>
         </w:rPr>
-        <w:t xml:space="preserve">[7]</w:t>
-      </w:r>
-      <w:r>
-        <w:t xml:space="preserve"> </w:t>
-      </w:r>
-      <w:r>
-        <w:t xml:space="preserve">M. Xiong</w:t>
+        <w:t xml:space="preserve">[4]</w:t>
+      </w:r>
+      <w:r>
+        <w:t xml:space="preserve"> </w:t>
+      </w:r>
+      <w:r>
+        <w:t xml:space="preserve">Y. Li</w:t>
       </w:r>
       <w:r>
         <w:t xml:space="preserve"> </w:t>
@@ -19436,7 +19256,7 @@
         <w:t xml:space="preserve"> </w:t>
       </w:r>
       <w:r>
-        <w:t xml:space="preserve">“Can LLMs express their uncertainty? An empirical evaluation of confidence elicitation in LLMs,”</w:t>
+        <w:t xml:space="preserve">“Escape sky-high cost: Early-stopping self-consistency for multi-step reasoning,”</w:t>
       </w:r>
       <w:r>
         <w:t xml:space="preserve"> </w:t>
@@ -19456,60 +19276,6 @@
       </w:r>
       <w:r>
         <w:t xml:space="preserve">, 2024. ·</w:t>
-      </w:r>
-      <w:r>
-        <w:t xml:space="preserve"> </w:t>
-      </w:r>
-      <w:hyperlink r:id="rId58">
-        <w:r>
-          <w:rPr>
-            <w:rStyle w:val="Hyperlink"/>
-          </w:rPr>
-          <w:t xml:space="preserve">PDF</w:t>
-        </w:r>
-      </w:hyperlink>
-    </w:p>
-    <w:p>
-      <w:pPr>
-        <w:pStyle w:val="BodyText"/>
-      </w:pPr>
-      <w:r>
-        <w:rPr>
-          <w:b/>
-          <w:bCs/>
-        </w:rPr>
-        <w:t xml:space="preserve">[8]</w:t>
-      </w:r>
-      <w:r>
-        <w:t xml:space="preserve"> </w:t>
-      </w:r>
-      <w:r>
-        <w:t xml:space="preserve">X. Huang, S. Li, M. Yu, M. Sesia, H. Hassani, I. Lee, O. Bastani, and E. Dobriban,</w:t>
-      </w:r>
-      <w:r>
-        <w:t xml:space="preserve"> </w:t>
-      </w:r>
-      <w:r>
-        <w:t xml:space="preserve">“Uncertainty in language models: Assessment through rank-calibration,”</w:t>
-      </w:r>
-      <w:r>
-        <w:t xml:space="preserve"> </w:t>
-      </w:r>
-      <w:r>
-        <w:t xml:space="preserve">in</w:t>
-      </w:r>
-      <w:r>
-        <w:t xml:space="preserve"> </w:t>
-      </w:r>
-      <w:r>
-        <w:rPr>
-          <w:i/>
-          <w:iCs/>
-        </w:rPr>
-        <w:t xml:space="preserve">Proc. EMNLP</w:t>
-      </w:r>
-      <w:r>
-        <w:t xml:space="preserve">, 2024, pp. 284–312. ·</w:t>
       </w:r>
       <w:r>
         <w:t xml:space="preserve"> </w:t>
@@ -19527,18 +19293,20 @@
       <w:pPr>
         <w:pStyle w:val="BodyText"/>
       </w:pPr>
+      <w:bookmarkStart w:id="60" w:name="ref5"/>
+      <w:bookmarkEnd w:id="60"/>
       <w:r>
         <w:rPr>
           <w:b/>
           <w:bCs/>
         </w:rPr>
-        <w:t xml:space="preserve">[9]</w:t>
-      </w:r>
-      <w:r>
-        <w:t xml:space="preserve"> </w:t>
-      </w:r>
-      <w:r>
-        <w:t xml:space="preserve">Y. Li</w:t>
+        <w:t xml:space="preserve">[5]</w:t>
+      </w:r>
+      <w:r>
+        <w:t xml:space="preserve"> </w:t>
+      </w:r>
+      <w:r>
+        <w:t xml:space="preserve">S. Kadavath</w:t>
       </w:r>
       <w:r>
         <w:t xml:space="preserve"> </w:t>
@@ -19557,80 +19325,13 @@
         <w:t xml:space="preserve"> </w:t>
       </w:r>
       <w:r>
-        <w:t xml:space="preserve">“Making language models better reasoners with step-aware verifier,”</w:t>
-      </w:r>
-      <w:r>
-        <w:t xml:space="preserve"> </w:t>
-      </w:r>
-      <w:r>
-        <w:t xml:space="preserve">in</w:t>
-      </w:r>
-      <w:r>
-        <w:t xml:space="preserve"> </w:t>
-      </w:r>
-      <w:r>
-        <w:rPr>
-          <w:i/>
-          <w:iCs/>
-        </w:rPr>
-        <w:t xml:space="preserve">Proc. ACL</w:t>
-      </w:r>
-      <w:r>
-        <w:t xml:space="preserve">, 2023. ·</w:t>
-      </w:r>
-      <w:r>
-        <w:t xml:space="preserve"> </w:t>
-      </w:r>
-      <w:hyperlink r:id="rId60">
-        <w:r>
-          <w:rPr>
-            <w:rStyle w:val="Hyperlink"/>
-          </w:rPr>
-          <w:t xml:space="preserve">PDF</w:t>
-        </w:r>
-      </w:hyperlink>
-    </w:p>
-    <w:p>
-      <w:pPr>
-        <w:pStyle w:val="BodyText"/>
-      </w:pPr>
-      <w:r>
-        <w:rPr>
-          <w:b/>
-          <w:bCs/>
-        </w:rPr>
-        <w:t xml:space="preserve">[10]</w:t>
-      </w:r>
-      <w:r>
-        <w:t xml:space="preserve"> </w:t>
-      </w:r>
-      <w:r>
-        <w:t xml:space="preserve">Z. Kang, X. Zhao, and D. Song,</w:t>
-      </w:r>
-      <w:r>
-        <w:t xml:space="preserve"> </w:t>
-      </w:r>
-      <w:r>
-        <w:t xml:space="preserve">“Scalable best-of-N selection for large language models via self-certainty,”</w:t>
-      </w:r>
-      <w:r>
-        <w:t xml:space="preserve"> </w:t>
-      </w:r>
-      <w:r>
-        <w:t xml:space="preserve">in</w:t>
-      </w:r>
-      <w:r>
-        <w:t xml:space="preserve"> </w:t>
-      </w:r>
-      <w:r>
-        <w:rPr>
-          <w:i/>
-          <w:iCs/>
-        </w:rPr>
-        <w:t xml:space="preserve">Proc. NeurIPS</w:t>
-      </w:r>
-      <w:r>
-        <w:t xml:space="preserve">, 2025, arXiv:2502.18581. ·</w:t>
+        <w:t xml:space="preserve">“Language models (mostly) know what they know,”</w:t>
+      </w:r>
+      <w:r>
+        <w:t xml:space="preserve"> </w:t>
+      </w:r>
+      <w:r>
+        <w:t xml:space="preserve">arXiv:2207.05221, 2022. ·</w:t>
       </w:r>
       <w:r>
         <w:t xml:space="preserve"> </w:t>
@@ -19648,30 +19349,20 @@
       <w:pPr>
         <w:pStyle w:val="BodyText"/>
       </w:pPr>
+      <w:bookmarkStart w:id="62" w:name="ref6"/>
+      <w:bookmarkEnd w:id="62"/>
       <w:r>
         <w:rPr>
           <w:b/>
           <w:bCs/>
         </w:rPr>
-        <w:t xml:space="preserve">[11]</w:t>
-      </w:r>
-      <w:r>
-        <w:t xml:space="preserve"> </w:t>
-      </w:r>
-      <w:r>
-        <w:t xml:space="preserve">J. Kim, N. Yang, K. Min, and K. Jung,</w:t>
-      </w:r>
-      <w:r>
-        <w:t xml:space="preserve"> </w:t>
-      </w:r>
-      <w:r>
-        <w:t xml:space="preserve">“Reliability-aware adaptive self-consistency for efficient sampling in LLM reasoning,”</w:t>
-      </w:r>
-      <w:r>
-        <w:t xml:space="preserve"> </w:t>
-      </w:r>
-      <w:r>
-        <w:t xml:space="preserve">in</w:t>
+        <w:t xml:space="preserve">[6]</w:t>
+      </w:r>
+      <w:r>
+        <w:t xml:space="preserve"> </w:t>
+      </w:r>
+      <w:r>
+        <w:t xml:space="preserve">K. Tian</w:t>
       </w:r>
       <w:r>
         <w:t xml:space="preserve"> </w:t>
@@ -19681,39 +19372,22 @@
           <w:i/>
           <w:iCs/>
         </w:rPr>
-        <w:t xml:space="preserve">Findings of ACL</w:t>
-      </w:r>
-      <w:r>
-        <w:t xml:space="preserve">, 2026, pp. 21575–21590. ·</w:t>
-      </w:r>
-      <w:r>
-        <w:t xml:space="preserve"> </w:t>
-      </w:r>
-      <w:hyperlink r:id="rId62">
-        <w:r>
-          <w:rPr>
-            <w:rStyle w:val="Hyperlink"/>
-          </w:rPr>
-          <w:t xml:space="preserve">PDF</w:t>
-        </w:r>
-      </w:hyperlink>
-    </w:p>
-    <w:p>
-      <w:pPr>
-        <w:pStyle w:val="BodyText"/>
-      </w:pPr>
-      <w:r>
-        <w:rPr>
-          <w:b/>
-          <w:bCs/>
-        </w:rPr>
-        <w:t xml:space="preserve">[12]</w:t>
-      </w:r>
-      <w:r>
-        <w:t xml:space="preserve"> </w:t>
-      </w:r>
-      <w:r>
-        <w:t xml:space="preserve">Y. Fu</w:t>
+        <w:t xml:space="preserve">et al.</w:t>
+      </w:r>
+      <w:r>
+        <w:t xml:space="preserve">,</w:t>
+      </w:r>
+      <w:r>
+        <w:t xml:space="preserve"> </w:t>
+      </w:r>
+      <w:r>
+        <w:t xml:space="preserve">“Just ask for calibration: Strategies for eliciting calibrated confidence scores from language models fine-tuned with human feedback,”</w:t>
+      </w:r>
+      <w:r>
+        <w:t xml:space="preserve"> </w:t>
+      </w:r>
+      <w:r>
+        <w:t xml:space="preserve">in</w:t>
       </w:r>
       <w:r>
         <w:t xml:space="preserve"> </w:t>
@@ -19723,22 +19397,10 @@
           <w:i/>
           <w:iCs/>
         </w:rPr>
-        <w:t xml:space="preserve">et al.</w:t>
-      </w:r>
-      <w:r>
-        <w:t xml:space="preserve">,</w:t>
-      </w:r>
-      <w:r>
-        <w:t xml:space="preserve"> </w:t>
-      </w:r>
-      <w:r>
-        <w:t xml:space="preserve">“Deep think with confidence,”</w:t>
-      </w:r>
-      <w:r>
-        <w:t xml:space="preserve"> </w:t>
-      </w:r>
-      <w:r>
-        <w:t xml:space="preserve">arXiv:2508.15260, 2025. ·</w:t>
+        <w:t xml:space="preserve">Proc. EMNLP</w:t>
+      </w:r>
+      <w:r>
+        <w:t xml:space="preserve">, 2023. ·</w:t>
       </w:r>
       <w:r>
         <w:t xml:space="preserve"> </w:t>
@@ -19756,24 +19418,20 @@
       <w:pPr>
         <w:pStyle w:val="BodyText"/>
       </w:pPr>
+      <w:bookmarkStart w:id="64" w:name="ref7"/>
+      <w:bookmarkEnd w:id="64"/>
       <w:r>
         <w:rPr>
           <w:b/>
           <w:bCs/>
         </w:rPr>
-        <w:t xml:space="preserve">[13]</w:t>
-      </w:r>
-      <w:r>
-        <w:t xml:space="preserve"> </w:t>
-      </w:r>
-      <w:r>
-        <w:t xml:space="preserve">A. P. Dawid and A. M. Skene,</w:t>
-      </w:r>
-      <w:r>
-        <w:t xml:space="preserve"> </w:t>
-      </w:r>
-      <w:r>
-        <w:t xml:space="preserve">“Maximum likelihood estimation of observer error-rates using the EM algorithm,”</w:t>
+        <w:t xml:space="preserve">[7]</w:t>
+      </w:r>
+      <w:r>
+        <w:t xml:space="preserve"> </w:t>
+      </w:r>
+      <w:r>
+        <w:t xml:space="preserve">M. Xiong</w:t>
       </w:r>
       <w:r>
         <w:t xml:space="preserve"> </w:t>
@@ -19783,39 +19441,22 @@
           <w:i/>
           <w:iCs/>
         </w:rPr>
-        <w:t xml:space="preserve">J. Roy. Statist. Soc. C</w:t>
-      </w:r>
-      <w:r>
-        <w:t xml:space="preserve">, vol. 28, no. 1, pp. 20–28, 1979. ·</w:t>
-      </w:r>
-      <w:r>
-        <w:t xml:space="preserve"> </w:t>
-      </w:r>
-      <w:hyperlink r:id="rId64">
-        <w:r>
-          <w:rPr>
-            <w:rStyle w:val="Hyperlink"/>
-          </w:rPr>
-          <w:t xml:space="preserve">PDF</w:t>
-        </w:r>
-      </w:hyperlink>
-    </w:p>
-    <w:p>
-      <w:pPr>
-        <w:pStyle w:val="BodyText"/>
-      </w:pPr>
-      <w:r>
-        <w:rPr>
-          <w:b/>
-          <w:bCs/>
-        </w:rPr>
-        <w:t xml:space="preserve">[14]</w:t>
-      </w:r>
-      <w:r>
-        <w:t xml:space="preserve"> </w:t>
-      </w:r>
-      <w:r>
-        <w:t xml:space="preserve">J. Whitehill</w:t>
+        <w:t xml:space="preserve">et al.</w:t>
+      </w:r>
+      <w:r>
+        <w:t xml:space="preserve">,</w:t>
+      </w:r>
+      <w:r>
+        <w:t xml:space="preserve"> </w:t>
+      </w:r>
+      <w:r>
+        <w:t xml:space="preserve">“Can LLMs express their uncertainty? An empirical evaluation of confidence elicitation in LLMs,”</w:t>
+      </w:r>
+      <w:r>
+        <w:t xml:space="preserve"> </w:t>
+      </w:r>
+      <w:r>
+        <w:t xml:space="preserve">in</w:t>
       </w:r>
       <w:r>
         <w:t xml:space="preserve"> </w:t>
@@ -19825,35 +19466,10 @@
           <w:i/>
           <w:iCs/>
         </w:rPr>
-        <w:t xml:space="preserve">et al.</w:t>
-      </w:r>
-      <w:r>
-        <w:t xml:space="preserve">,</w:t>
-      </w:r>
-      <w:r>
-        <w:t xml:space="preserve"> </w:t>
-      </w:r>
-      <w:r>
-        <w:t xml:space="preserve">“Whose vote should count more: Optimal integration of labels from labelers of unknown expertise,”</w:t>
-      </w:r>
-      <w:r>
-        <w:t xml:space="preserve"> </w:t>
-      </w:r>
-      <w:r>
-        <w:t xml:space="preserve">in</w:t>
-      </w:r>
-      <w:r>
-        <w:t xml:space="preserve"> </w:t>
-      </w:r>
-      <w:r>
-        <w:rPr>
-          <w:i/>
-          <w:iCs/>
-        </w:rPr>
-        <w:t xml:space="preserve">Proc. NeurIPS</w:t>
-      </w:r>
-      <w:r>
-        <w:t xml:space="preserve">, 2009. ·</w:t>
+        <w:t xml:space="preserve">Proc. ICLR</w:t>
+      </w:r>
+      <w:r>
+        <w:t xml:space="preserve">, 2024. ·</w:t>
       </w:r>
       <w:r>
         <w:t xml:space="preserve"> </w:t>
@@ -19871,24 +19487,26 @@
       <w:pPr>
         <w:pStyle w:val="BodyText"/>
       </w:pPr>
+      <w:bookmarkStart w:id="66" w:name="ref8"/>
+      <w:bookmarkEnd w:id="66"/>
       <w:r>
         <w:rPr>
           <w:b/>
           <w:bCs/>
         </w:rPr>
-        <w:t xml:space="preserve">[15]</w:t>
-      </w:r>
-      <w:r>
-        <w:t xml:space="preserve"> </w:t>
-      </w:r>
-      <w:r>
-        <w:t xml:space="preserve">D. R. Karger, S. Oh, and D. Shah,</w:t>
-      </w:r>
-      <w:r>
-        <w:t xml:space="preserve"> </w:t>
-      </w:r>
-      <w:r>
-        <w:t xml:space="preserve">“Iterative learning for reliable crowdsourcing systems,”</w:t>
+        <w:t xml:space="preserve">[8]</w:t>
+      </w:r>
+      <w:r>
+        <w:t xml:space="preserve"> </w:t>
+      </w:r>
+      <w:r>
+        <w:t xml:space="preserve">X. Huang, S. Li, M. Yu, M. Sesia, H. Hassani, I. Lee, O. Bastani, and E. Dobriban,</w:t>
+      </w:r>
+      <w:r>
+        <w:t xml:space="preserve"> </w:t>
+      </w:r>
+      <w:r>
+        <w:t xml:space="preserve">“Uncertainty in language models: Assessment through rank-calibration,”</w:t>
       </w:r>
       <w:r>
         <w:t xml:space="preserve"> </w:t>
@@ -19904,58 +19522,10 @@
           <w:i/>
           <w:iCs/>
         </w:rPr>
-        <w:t xml:space="preserve">Proc. NeurIPS</w:t>
-      </w:r>
-      <w:r>
-        <w:t xml:space="preserve">, 2011. ·</w:t>
-      </w:r>
-      <w:r>
-        <w:t xml:space="preserve"> </w:t>
-      </w:r>
-      <w:hyperlink r:id="rId66">
-        <w:r>
-          <w:rPr>
-            <w:rStyle w:val="Hyperlink"/>
-          </w:rPr>
-          <w:t xml:space="preserve">PDF</w:t>
-        </w:r>
-      </w:hyperlink>
-    </w:p>
-    <w:p>
-      <w:pPr>
-        <w:pStyle w:val="BodyText"/>
-      </w:pPr>
-      <w:r>
-        <w:rPr>
-          <w:b/>
-          <w:bCs/>
-        </w:rPr>
-        <w:t xml:space="preserve">[16]</w:t>
-      </w:r>
-      <w:r>
-        <w:t xml:space="preserve"> </w:t>
-      </w:r>
-      <w:r>
-        <w:t xml:space="preserve">F. Parisi, F. Strino, B. Nadler, and Y. Kluger,</w:t>
-      </w:r>
-      <w:r>
-        <w:t xml:space="preserve"> </w:t>
-      </w:r>
-      <w:r>
-        <w:t xml:space="preserve">“Ranking and combining multiple predictors without labeled data,”</w:t>
-      </w:r>
-      <w:r>
-        <w:t xml:space="preserve"> </w:t>
-      </w:r>
-      <w:r>
-        <w:rPr>
-          <w:i/>
-          <w:iCs/>
-        </w:rPr>
-        <w:t xml:space="preserve">Proc. Natl. Acad. Sci.</w:t>
-      </w:r>
-      <w:r>
-        <w:t xml:space="preserve">, vol. 111, no. 4, pp. 1253–1258, 2014. ·</w:t>
+        <w:t xml:space="preserve">Proc. EMNLP</w:t>
+      </w:r>
+      <w:r>
+        <w:t xml:space="preserve">, 2024, pp. 284–312. ·</w:t>
       </w:r>
       <w:r>
         <w:t xml:space="preserve"> </w:t>
@@ -19973,89 +19543,58 @@
       <w:pPr>
         <w:pStyle w:val="BodyText"/>
       </w:pPr>
+      <w:bookmarkStart w:id="68" w:name="ref9"/>
+      <w:bookmarkEnd w:id="68"/>
       <w:r>
         <w:rPr>
           <w:b/>
           <w:bCs/>
         </w:rPr>
-        <w:t xml:space="preserve">[17]</w:t>
-      </w:r>
-      <w:r>
-        <w:t xml:space="preserve"> </w:t>
-      </w:r>
-      <w:r>
-        <w:t xml:space="preserve">J. Lee, V. Ma, S. Zhao, Y. Nair, A. Spector, R. Cohen, and E. J. Candès,</w:t>
-      </w:r>
-      <w:r>
-        <w:t xml:space="preserve"> </w:t>
-      </w:r>
-      <w:r>
-        <w:t xml:space="preserve">“FUSE: Ensembling verifiers with zero labeled data,”</w:t>
-      </w:r>
-      <w:r>
-        <w:t xml:space="preserve"> </w:t>
-      </w:r>
-      <w:r>
-        <w:t xml:space="preserve">arXiv:2604.18547, 2026. ·</w:t>
-      </w:r>
-      <w:r>
-        <w:t xml:space="preserve"> </w:t>
-      </w:r>
-      <w:hyperlink r:id="rId68">
-        <w:r>
-          <w:rPr>
-            <w:rStyle w:val="Hyperlink"/>
-          </w:rPr>
-          <w:t xml:space="preserve">PDF</w:t>
-        </w:r>
-      </w:hyperlink>
-    </w:p>
-    <w:p>
-      <w:pPr>
-        <w:pStyle w:val="BodyText"/>
-      </w:pPr>
-      <w:r>
-        <w:rPr>
-          <w:b/>
-          <w:bCs/>
-        </w:rPr>
-        <w:t xml:space="preserve">[18]</w:t>
-      </w:r>
-      <w:r>
-        <w:t xml:space="preserve"> </w:t>
-      </w:r>
-      <w:r>
-        <w:t xml:space="preserve">R. Ai, Y. Pan, D. Simchi-Levi, M. Tambe, and H. Xu,</w:t>
-      </w:r>
-      <w:r>
-        <w:t xml:space="preserve"> </w:t>
-      </w:r>
-      <w:r>
-        <w:t xml:space="preserve">“Beyond majority voting: LLM aggregation by leveraging higher-order information,”</w:t>
-      </w:r>
-      <w:r>
-        <w:t xml:space="preserve"> </w:t>
-      </w:r>
-      <w:r>
-        <w:t xml:space="preserve">arXiv:2510.01499, </w:t>
-      </w:r>
-      <w:r>
-        <w:rPr>
-          <w:rFonts w:hint="eastAsia"/>
-        </w:rPr>
-        <w:t xml:space="preserve">2025（已獲</w:t>
-      </w:r>
-      <w:r>
-        <w:t xml:space="preserve"> ICML 2026 </w:t>
-      </w:r>
-      <w:r>
-        <w:rPr>
-          <w:rFonts w:hint="eastAsia"/>
-        </w:rPr>
-        <w:t xml:space="preserve">接受）.</w:t>
-      </w:r>
-      <w:r>
-        <w:t xml:space="preserve"> ·</w:t>
+        <w:t xml:space="preserve">[9]</w:t>
+      </w:r>
+      <w:r>
+        <w:t xml:space="preserve"> </w:t>
+      </w:r>
+      <w:r>
+        <w:t xml:space="preserve">Y. Li</w:t>
+      </w:r>
+      <w:r>
+        <w:t xml:space="preserve"> </w:t>
+      </w:r>
+      <w:r>
+        <w:rPr>
+          <w:i/>
+          <w:iCs/>
+        </w:rPr>
+        <w:t xml:space="preserve">et al.</w:t>
+      </w:r>
+      <w:r>
+        <w:t xml:space="preserve">,</w:t>
+      </w:r>
+      <w:r>
+        <w:t xml:space="preserve"> </w:t>
+      </w:r>
+      <w:r>
+        <w:t xml:space="preserve">“Making language models better reasoners with step-aware verifier,”</w:t>
+      </w:r>
+      <w:r>
+        <w:t xml:space="preserve"> </w:t>
+      </w:r>
+      <w:r>
+        <w:t xml:space="preserve">in</w:t>
+      </w:r>
+      <w:r>
+        <w:t xml:space="preserve"> </w:t>
+      </w:r>
+      <w:r>
+        <w:rPr>
+          <w:i/>
+          <w:iCs/>
+        </w:rPr>
+        <w:t xml:space="preserve">Proc. ACL</w:t>
+      </w:r>
+      <w:r>
+        <w:t xml:space="preserve">, 2023. ·</w:t>
       </w:r>
       <w:r>
         <w:t xml:space="preserve"> </w:t>
@@ -20073,24 +19612,32 @@
       <w:pPr>
         <w:pStyle w:val="BodyText"/>
       </w:pPr>
+      <w:bookmarkStart w:id="70" w:name="ref10"/>
+      <w:bookmarkEnd w:id="70"/>
       <w:r>
         <w:rPr>
           <w:b/>
           <w:bCs/>
         </w:rPr>
-        <w:t xml:space="preserve">[19]</w:t>
-      </w:r>
-      <w:r>
-        <w:t xml:space="preserve"> </w:t>
-      </w:r>
-      <w:r>
-        <w:t xml:space="preserve">P. van Elteren,</w:t>
-      </w:r>
-      <w:r>
-        <w:t xml:space="preserve"> </w:t>
-      </w:r>
-      <w:r>
-        <w:t xml:space="preserve">“On the combination of independent two-sample tests of Wilcoxon,”</w:t>
+        <w:t xml:space="preserve">[10]</w:t>
+      </w:r>
+      <w:r>
+        <w:t xml:space="preserve"> </w:t>
+      </w:r>
+      <w:r>
+        <w:t xml:space="preserve">Z. Kang, X. Zhao, and D. Song,</w:t>
+      </w:r>
+      <w:r>
+        <w:t xml:space="preserve"> </w:t>
+      </w:r>
+      <w:r>
+        <w:t xml:space="preserve">“Scalable best-of-N selection for large language models via self-certainty,”</w:t>
+      </w:r>
+      <w:r>
+        <w:t xml:space="preserve"> </w:t>
+      </w:r>
+      <w:r>
+        <w:t xml:space="preserve">in</w:t>
       </w:r>
       <w:r>
         <w:t xml:space="preserve"> </w:t>
@@ -20100,64 +19647,10 @@
           <w:i/>
           <w:iCs/>
         </w:rPr>
-        <w:t xml:space="preserve">Bull. Int. Statist. Inst.</w:t>
-      </w:r>
-      <w:r>
-        <w:t xml:space="preserve">, vol. 37, pp. 351–361, 1960. ·</w:t>
-      </w:r>
-      <w:r>
-        <w:t xml:space="preserve"> </w:t>
-      </w:r>
-      <w:hyperlink r:id="rId70">
-        <w:r>
-          <w:rPr>
-            <w:rStyle w:val="Hyperlink"/>
-          </w:rPr>
-          <w:t xml:space="preserve">PDF</w:t>
-        </w:r>
-      </w:hyperlink>
-    </w:p>
-    <w:p>
-      <w:pPr>
-        <w:pStyle w:val="BodyText"/>
-      </w:pPr>
-      <w:r>
-        <w:rPr>
-          <w:b/>
-          <w:bCs/>
-        </w:rPr>
-        <w:t xml:space="preserve">[20]</w:t>
-      </w:r>
-      <w:r>
-        <w:t xml:space="preserve"> </w:t>
-      </w:r>
-      <w:r>
-        <w:t xml:space="preserve">W. James and C. Stein,</w:t>
-      </w:r>
-      <w:r>
-        <w:t xml:space="preserve"> </w:t>
-      </w:r>
-      <w:r>
-        <w:t xml:space="preserve">“Estimation with quadratic loss,”</w:t>
-      </w:r>
-      <w:r>
-        <w:t xml:space="preserve"> </w:t>
-      </w:r>
-      <w:r>
-        <w:t xml:space="preserve">in</w:t>
-      </w:r>
-      <w:r>
-        <w:t xml:space="preserve"> </w:t>
-      </w:r>
-      <w:r>
-        <w:rPr>
-          <w:i/>
-          <w:iCs/>
-        </w:rPr>
-        <w:t xml:space="preserve">Proc. 4th Berkeley Symp. Math. Statist. Prob.</w:t>
-      </w:r>
-      <w:r>
-        <w:t xml:space="preserve">, 1961, pp. 361–379. ·</w:t>
+        <w:t xml:space="preserve">Proc. NeurIPS</w:t>
+      </w:r>
+      <w:r>
+        <w:t xml:space="preserve">, 2025, arXiv:2502.18581. ·</w:t>
       </w:r>
       <w:r>
         <w:t xml:space="preserve"> </w:t>
@@ -20175,18 +19668,32 @@
       <w:pPr>
         <w:pStyle w:val="BodyText"/>
       </w:pPr>
+      <w:bookmarkStart w:id="72" w:name="ref11"/>
+      <w:bookmarkEnd w:id="72"/>
       <w:r>
         <w:rPr>
           <w:b/>
           <w:bCs/>
         </w:rPr>
-        <w:t xml:space="preserve">[21]</w:t>
-      </w:r>
-      <w:r>
-        <w:t xml:space="preserve"> </w:t>
-      </w:r>
-      <w:r>
-        <w:t xml:space="preserve">L. Kish,</w:t>
+        <w:t xml:space="preserve">[11]</w:t>
+      </w:r>
+      <w:r>
+        <w:t xml:space="preserve"> </w:t>
+      </w:r>
+      <w:r>
+        <w:t xml:space="preserve">J. Kim, N. Yang, K. Min, and K. Jung,</w:t>
+      </w:r>
+      <w:r>
+        <w:t xml:space="preserve"> </w:t>
+      </w:r>
+      <w:r>
+        <w:t xml:space="preserve">“Reliability-aware adaptive self-consistency for efficient sampling in LLM reasoning,”</w:t>
+      </w:r>
+      <w:r>
+        <w:t xml:space="preserve"> </w:t>
+      </w:r>
+      <w:r>
+        <w:t xml:space="preserve">in</w:t>
       </w:r>
       <w:r>
         <w:t xml:space="preserve"> </w:t>
@@ -20196,58 +19703,10 @@
           <w:i/>
           <w:iCs/>
         </w:rPr>
-        <w:t xml:space="preserve">Survey Sampling</w:t>
-      </w:r>
-      <w:r>
-        <w:t xml:space="preserve">. New York, NY, USA: Wiley, 1965. ·</w:t>
-      </w:r>
-      <w:r>
-        <w:t xml:space="preserve"> </w:t>
-      </w:r>
-      <w:hyperlink r:id="rId72">
-        <w:r>
-          <w:rPr>
-            <w:rStyle w:val="Hyperlink"/>
-          </w:rPr>
-          <w:t xml:space="preserve">PDF</w:t>
-        </w:r>
-      </w:hyperlink>
-    </w:p>
-    <w:p>
-      <w:pPr>
-        <w:pStyle w:val="BodyText"/>
-      </w:pPr>
-      <w:r>
-        <w:rPr>
-          <w:b/>
-          <w:bCs/>
-        </w:rPr>
-        <w:t xml:space="preserve">[22]</w:t>
-      </w:r>
-      <w:r>
-        <w:t xml:space="preserve"> </w:t>
-      </w:r>
-      <w:r>
-        <w:t xml:space="preserve">J. N. K. Rao and A. J. Scott,</w:t>
-      </w:r>
-      <w:r>
-        <w:t xml:space="preserve"> </w:t>
-      </w:r>
-      <w:r>
-        <w:t xml:space="preserve">“The analysis of categorical data from complex sample surveys,”</w:t>
-      </w:r>
-      <w:r>
-        <w:t xml:space="preserve"> </w:t>
-      </w:r>
-      <w:r>
-        <w:rPr>
-          <w:i/>
-          <w:iCs/>
-        </w:rPr>
-        <w:t xml:space="preserve">J. Amer. Statist. Assoc.</w:t>
-      </w:r>
-      <w:r>
-        <w:t xml:space="preserve">, vol. 76, no. 374, pp. 221–230, 1981. ·</w:t>
+        <w:t xml:space="preserve">Findings of ACL</w:t>
+      </w:r>
+      <w:r>
+        <w:t xml:space="preserve">, 2026, pp. 21575–21590. ·</w:t>
       </w:r>
       <w:r>
         <w:t xml:space="preserve"> </w:t>
@@ -20265,30 +19724,20 @@
       <w:pPr>
         <w:pStyle w:val="BodyText"/>
       </w:pPr>
+      <w:bookmarkStart w:id="74" w:name="ref12"/>
+      <w:bookmarkEnd w:id="74"/>
       <w:r>
         <w:rPr>
           <w:b/>
           <w:bCs/>
         </w:rPr>
-        <w:t xml:space="preserve">[23]</w:t>
-      </w:r>
-      <w:r>
-        <w:t xml:space="preserve"> </w:t>
-      </w:r>
-      <w:r>
-        <w:t xml:space="preserve">L. Kuhn, Y. Gal, and S. Farquhar,</w:t>
-      </w:r>
-      <w:r>
-        <w:t xml:space="preserve"> </w:t>
-      </w:r>
-      <w:r>
-        <w:t xml:space="preserve">“Semantic uncertainty: Linguistic invariances for uncertainty estimation in natural language generation,”</w:t>
-      </w:r>
-      <w:r>
-        <w:t xml:space="preserve"> </w:t>
-      </w:r>
-      <w:r>
-        <w:t xml:space="preserve">in</w:t>
+        <w:t xml:space="preserve">[12]</w:t>
+      </w:r>
+      <w:r>
+        <w:t xml:space="preserve"> </w:t>
+      </w:r>
+      <w:r>
+        <w:t xml:space="preserve">Y. Fu</w:t>
       </w:r>
       <w:r>
         <w:t xml:space="preserve"> </w:t>
@@ -20298,58 +19747,27 @@
           <w:i/>
           <w:iCs/>
         </w:rPr>
-        <w:t xml:space="preserve">Proc. ICLR</w:t>
-      </w:r>
-      <w:r>
-        <w:t xml:space="preserve">, 2023.</w:t>
-      </w:r>
-    </w:p>
-    <w:p>
-      <w:pPr>
-        <w:pStyle w:val="BodyText"/>
-      </w:pPr>
-      <w:r>
-        <w:rPr>
-          <w:b/>
-          <w:bCs/>
-        </w:rPr>
-        <w:t xml:space="preserve">[24]</w:t>
-      </w:r>
-      <w:r>
-        <w:t xml:space="preserve"> </w:t>
-      </w:r>
-      <w:r>
-        <w:t xml:space="preserve">G. Wan, Y. Wu, J. Chen, and S. Li,</w:t>
-      </w:r>
-      <w:r>
-        <w:t xml:space="preserve"> </w:t>
-      </w:r>
-      <w:r>
-        <w:t xml:space="preserve">“Reasoning aware self-consistency: Leveraging reasoning paths for efficient LLM sampling,”</w:t>
-      </w:r>
-      <w:r>
-        <w:t xml:space="preserve"> </w:t>
-      </w:r>
-      <w:r>
-        <w:t xml:space="preserve">in</w:t>
-      </w:r>
-      <w:r>
-        <w:t xml:space="preserve"> </w:t>
-      </w:r>
-      <w:r>
-        <w:rPr>
-          <w:i/>
-          <w:iCs/>
-        </w:rPr>
-        <w:t xml:space="preserve">Proc. NAACL</w:t>
-      </w:r>
-      <w:r>
-        <w:t xml:space="preserve">, 2025, pp. 3613–3635. ·</w:t>
-      </w:r>
-      <w:r>
-        <w:t xml:space="preserve"> </w:t>
-      </w:r>
-      <w:hyperlink r:id="rId74">
+        <w:t xml:space="preserve">et al.</w:t>
+      </w:r>
+      <w:r>
+        <w:t xml:space="preserve">,</w:t>
+      </w:r>
+      <w:r>
+        <w:t xml:space="preserve"> </w:t>
+      </w:r>
+      <w:r>
+        <w:t xml:space="preserve">“Deep think with confidence,”</w:t>
+      </w:r>
+      <w:r>
+        <w:t xml:space="preserve"> </w:t>
+      </w:r>
+      <w:r>
+        <w:t xml:space="preserve">arXiv:2508.15260, 2025. ·</w:t>
+      </w:r>
+      <w:r>
+        <w:t xml:space="preserve"> </w:t>
+      </w:r>
+      <w:hyperlink r:id="rId75">
         <w:r>
           <w:rPr>
             <w:rStyle w:val="Hyperlink"/>
@@ -20358,8 +19776,638 @@
         </w:r>
       </w:hyperlink>
     </w:p>
-    <w:bookmarkEnd w:id="75"/>
-    <w:bookmarkEnd w:id="76"/>
+    <w:p>
+      <w:pPr>
+        <w:pStyle w:val="BodyText"/>
+      </w:pPr>
+      <w:bookmarkStart w:id="76" w:name="ref13"/>
+      <w:bookmarkEnd w:id="76"/>
+      <w:r>
+        <w:rPr>
+          <w:b/>
+          <w:bCs/>
+        </w:rPr>
+        <w:t xml:space="preserve">[13]</w:t>
+      </w:r>
+      <w:r>
+        <w:t xml:space="preserve"> </w:t>
+      </w:r>
+      <w:r>
+        <w:t xml:space="preserve">A. P. Dawid and A. M. Skene,</w:t>
+      </w:r>
+      <w:r>
+        <w:t xml:space="preserve"> </w:t>
+      </w:r>
+      <w:r>
+        <w:t xml:space="preserve">“Maximum likelihood estimation of observer error-rates using the EM algorithm,”</w:t>
+      </w:r>
+      <w:r>
+        <w:t xml:space="preserve"> </w:t>
+      </w:r>
+      <w:r>
+        <w:rPr>
+          <w:i/>
+          <w:iCs/>
+        </w:rPr>
+        <w:t xml:space="preserve">J. Roy. Statist. Soc. C</w:t>
+      </w:r>
+      <w:r>
+        <w:t xml:space="preserve">, vol. 28, no. 1, pp. 20–28, 1979. ·</w:t>
+      </w:r>
+      <w:r>
+        <w:t xml:space="preserve"> </w:t>
+      </w:r>
+      <w:hyperlink r:id="rId77">
+        <w:r>
+          <w:rPr>
+            <w:rStyle w:val="Hyperlink"/>
+          </w:rPr>
+          <w:t xml:space="preserve">PDF</w:t>
+        </w:r>
+      </w:hyperlink>
+    </w:p>
+    <w:p>
+      <w:pPr>
+        <w:pStyle w:val="BodyText"/>
+      </w:pPr>
+      <w:bookmarkStart w:id="78" w:name="ref14"/>
+      <w:bookmarkEnd w:id="78"/>
+      <w:r>
+        <w:rPr>
+          <w:b/>
+          <w:bCs/>
+        </w:rPr>
+        <w:t xml:space="preserve">[14]</w:t>
+      </w:r>
+      <w:r>
+        <w:t xml:space="preserve"> </w:t>
+      </w:r>
+      <w:r>
+        <w:t xml:space="preserve">J. Whitehill</w:t>
+      </w:r>
+      <w:r>
+        <w:t xml:space="preserve"> </w:t>
+      </w:r>
+      <w:r>
+        <w:rPr>
+          <w:i/>
+          <w:iCs/>
+        </w:rPr>
+        <w:t xml:space="preserve">et al.</w:t>
+      </w:r>
+      <w:r>
+        <w:t xml:space="preserve">,</w:t>
+      </w:r>
+      <w:r>
+        <w:t xml:space="preserve"> </w:t>
+      </w:r>
+      <w:r>
+        <w:t xml:space="preserve">“Whose vote should count more: Optimal integration of labels from labelers of unknown expertise,”</w:t>
+      </w:r>
+      <w:r>
+        <w:t xml:space="preserve"> </w:t>
+      </w:r>
+      <w:r>
+        <w:t xml:space="preserve">in</w:t>
+      </w:r>
+      <w:r>
+        <w:t xml:space="preserve"> </w:t>
+      </w:r>
+      <w:r>
+        <w:rPr>
+          <w:i/>
+          <w:iCs/>
+        </w:rPr>
+        <w:t xml:space="preserve">Proc. NeurIPS</w:t>
+      </w:r>
+      <w:r>
+        <w:t xml:space="preserve">, 2009. ·</w:t>
+      </w:r>
+      <w:r>
+        <w:t xml:space="preserve"> </w:t>
+      </w:r>
+      <w:hyperlink r:id="rId79">
+        <w:r>
+          <w:rPr>
+            <w:rStyle w:val="Hyperlink"/>
+          </w:rPr>
+          <w:t xml:space="preserve">PDF</w:t>
+        </w:r>
+      </w:hyperlink>
+    </w:p>
+    <w:p>
+      <w:pPr>
+        <w:pStyle w:val="BodyText"/>
+      </w:pPr>
+      <w:bookmarkStart w:id="80" w:name="ref15"/>
+      <w:bookmarkEnd w:id="80"/>
+      <w:r>
+        <w:rPr>
+          <w:b/>
+          <w:bCs/>
+        </w:rPr>
+        <w:t xml:space="preserve">[15]</w:t>
+      </w:r>
+      <w:r>
+        <w:t xml:space="preserve"> </w:t>
+      </w:r>
+      <w:r>
+        <w:t xml:space="preserve">D. R. Karger, S. Oh, and D. Shah,</w:t>
+      </w:r>
+      <w:r>
+        <w:t xml:space="preserve"> </w:t>
+      </w:r>
+      <w:r>
+        <w:t xml:space="preserve">“Iterative learning for reliable crowdsourcing systems,”</w:t>
+      </w:r>
+      <w:r>
+        <w:t xml:space="preserve"> </w:t>
+      </w:r>
+      <w:r>
+        <w:t xml:space="preserve">in</w:t>
+      </w:r>
+      <w:r>
+        <w:t xml:space="preserve"> </w:t>
+      </w:r>
+      <w:r>
+        <w:rPr>
+          <w:i/>
+          <w:iCs/>
+        </w:rPr>
+        <w:t xml:space="preserve">Proc. NeurIPS</w:t>
+      </w:r>
+      <w:r>
+        <w:t xml:space="preserve">, 2011. ·</w:t>
+      </w:r>
+      <w:r>
+        <w:t xml:space="preserve"> </w:t>
+      </w:r>
+      <w:hyperlink r:id="rId81">
+        <w:r>
+          <w:rPr>
+            <w:rStyle w:val="Hyperlink"/>
+          </w:rPr>
+          <w:t xml:space="preserve">PDF</w:t>
+        </w:r>
+      </w:hyperlink>
+    </w:p>
+    <w:p>
+      <w:pPr>
+        <w:pStyle w:val="BodyText"/>
+      </w:pPr>
+      <w:bookmarkStart w:id="82" w:name="ref16"/>
+      <w:bookmarkEnd w:id="82"/>
+      <w:r>
+        <w:rPr>
+          <w:b/>
+          <w:bCs/>
+        </w:rPr>
+        <w:t xml:space="preserve">[16]</w:t>
+      </w:r>
+      <w:r>
+        <w:t xml:space="preserve"> </w:t>
+      </w:r>
+      <w:r>
+        <w:t xml:space="preserve">F. Parisi, F. Strino, B. Nadler, and Y. Kluger,</w:t>
+      </w:r>
+      <w:r>
+        <w:t xml:space="preserve"> </w:t>
+      </w:r>
+      <w:r>
+        <w:t xml:space="preserve">“Ranking and combining multiple predictors without labeled data,”</w:t>
+      </w:r>
+      <w:r>
+        <w:t xml:space="preserve"> </w:t>
+      </w:r>
+      <w:r>
+        <w:rPr>
+          <w:i/>
+          <w:iCs/>
+        </w:rPr>
+        <w:t xml:space="preserve">Proc. Natl. Acad. Sci.</w:t>
+      </w:r>
+      <w:r>
+        <w:t xml:space="preserve">, vol. 111, no. 4, pp. 1253–1258, 2014. ·</w:t>
+      </w:r>
+      <w:r>
+        <w:t xml:space="preserve"> </w:t>
+      </w:r>
+      <w:hyperlink r:id="rId83">
+        <w:r>
+          <w:rPr>
+            <w:rStyle w:val="Hyperlink"/>
+          </w:rPr>
+          <w:t xml:space="preserve">PDF</w:t>
+        </w:r>
+      </w:hyperlink>
+    </w:p>
+    <w:p>
+      <w:pPr>
+        <w:pStyle w:val="BodyText"/>
+      </w:pPr>
+      <w:bookmarkStart w:id="84" w:name="ref17"/>
+      <w:bookmarkEnd w:id="84"/>
+      <w:r>
+        <w:rPr>
+          <w:b/>
+          <w:bCs/>
+        </w:rPr>
+        <w:t xml:space="preserve">[17]</w:t>
+      </w:r>
+      <w:r>
+        <w:t xml:space="preserve"> </w:t>
+      </w:r>
+      <w:r>
+        <w:t xml:space="preserve">J. Lee, V. Ma, S. Zhao, Y. Nair, A. Spector, R. Cohen, and E. J. Candès,</w:t>
+      </w:r>
+      <w:r>
+        <w:t xml:space="preserve"> </w:t>
+      </w:r>
+      <w:r>
+        <w:t xml:space="preserve">“FUSE: Ensembling verifiers with zero labeled data,”</w:t>
+      </w:r>
+      <w:r>
+        <w:t xml:space="preserve"> </w:t>
+      </w:r>
+      <w:r>
+        <w:t xml:space="preserve">arXiv:2604.18547, 2026. ·</w:t>
+      </w:r>
+      <w:r>
+        <w:t xml:space="preserve"> </w:t>
+      </w:r>
+      <w:hyperlink r:id="rId85">
+        <w:r>
+          <w:rPr>
+            <w:rStyle w:val="Hyperlink"/>
+          </w:rPr>
+          <w:t xml:space="preserve">PDF</w:t>
+        </w:r>
+      </w:hyperlink>
+    </w:p>
+    <w:p>
+      <w:pPr>
+        <w:pStyle w:val="BodyText"/>
+      </w:pPr>
+      <w:bookmarkStart w:id="86" w:name="ref18"/>
+      <w:bookmarkEnd w:id="86"/>
+      <w:r>
+        <w:rPr>
+          <w:b/>
+          <w:bCs/>
+        </w:rPr>
+        <w:t xml:space="preserve">[18]</w:t>
+      </w:r>
+      <w:r>
+        <w:t xml:space="preserve"> </w:t>
+      </w:r>
+      <w:r>
+        <w:t xml:space="preserve">R. Ai, Y. Pan, D. Simchi-Levi, M. Tambe, and H. Xu,</w:t>
+      </w:r>
+      <w:r>
+        <w:t xml:space="preserve"> </w:t>
+      </w:r>
+      <w:r>
+        <w:t xml:space="preserve">“Beyond majority voting: LLM aggregation by leveraging higher-order information,”</w:t>
+      </w:r>
+      <w:r>
+        <w:t xml:space="preserve"> </w:t>
+      </w:r>
+      <w:r>
+        <w:t xml:space="preserve">arXiv:2510.01499, </w:t>
+      </w:r>
+      <w:r>
+        <w:rPr>
+          <w:rFonts w:hint="eastAsia"/>
+        </w:rPr>
+        <w:t xml:space="preserve">2025（已獲</w:t>
+      </w:r>
+      <w:r>
+        <w:t xml:space="preserve"> ICML 2026 </w:t>
+      </w:r>
+      <w:r>
+        <w:rPr>
+          <w:rFonts w:hint="eastAsia"/>
+        </w:rPr>
+        <w:t xml:space="preserve">接受）.</w:t>
+      </w:r>
+      <w:r>
+        <w:t xml:space="preserve"> ·</w:t>
+      </w:r>
+      <w:r>
+        <w:t xml:space="preserve"> </w:t>
+      </w:r>
+      <w:hyperlink r:id="rId87">
+        <w:r>
+          <w:rPr>
+            <w:rStyle w:val="Hyperlink"/>
+          </w:rPr>
+          <w:t xml:space="preserve">PDF</w:t>
+        </w:r>
+      </w:hyperlink>
+    </w:p>
+    <w:p>
+      <w:pPr>
+        <w:pStyle w:val="BodyText"/>
+      </w:pPr>
+      <w:bookmarkStart w:id="88" w:name="ref19"/>
+      <w:bookmarkEnd w:id="88"/>
+      <w:r>
+        <w:rPr>
+          <w:b/>
+          <w:bCs/>
+        </w:rPr>
+        <w:t xml:space="preserve">[19]</w:t>
+      </w:r>
+      <w:r>
+        <w:t xml:space="preserve"> </w:t>
+      </w:r>
+      <w:r>
+        <w:t xml:space="preserve">P. van Elteren,</w:t>
+      </w:r>
+      <w:r>
+        <w:t xml:space="preserve"> </w:t>
+      </w:r>
+      <w:r>
+        <w:t xml:space="preserve">“On the combination of independent two-sample tests of Wilcoxon,”</w:t>
+      </w:r>
+      <w:r>
+        <w:t xml:space="preserve"> </w:t>
+      </w:r>
+      <w:r>
+        <w:rPr>
+          <w:i/>
+          <w:iCs/>
+        </w:rPr>
+        <w:t xml:space="preserve">Bull. Int. Statist. Inst.</w:t>
+      </w:r>
+      <w:r>
+        <w:t xml:space="preserve">, vol. 37, pp. 351–361, 1960. ·</w:t>
+      </w:r>
+      <w:r>
+        <w:t xml:space="preserve"> </w:t>
+      </w:r>
+      <w:hyperlink r:id="rId89">
+        <w:r>
+          <w:rPr>
+            <w:rStyle w:val="Hyperlink"/>
+          </w:rPr>
+          <w:t xml:space="preserve">PDF</w:t>
+        </w:r>
+      </w:hyperlink>
+    </w:p>
+    <w:p>
+      <w:pPr>
+        <w:pStyle w:val="BodyText"/>
+      </w:pPr>
+      <w:bookmarkStart w:id="90" w:name="ref20"/>
+      <w:bookmarkEnd w:id="90"/>
+      <w:r>
+        <w:rPr>
+          <w:b/>
+          <w:bCs/>
+        </w:rPr>
+        <w:t xml:space="preserve">[20]</w:t>
+      </w:r>
+      <w:r>
+        <w:t xml:space="preserve"> </w:t>
+      </w:r>
+      <w:r>
+        <w:t xml:space="preserve">W. James and C. Stein,</w:t>
+      </w:r>
+      <w:r>
+        <w:t xml:space="preserve"> </w:t>
+      </w:r>
+      <w:r>
+        <w:t xml:space="preserve">“Estimation with quadratic loss,”</w:t>
+      </w:r>
+      <w:r>
+        <w:t xml:space="preserve"> </w:t>
+      </w:r>
+      <w:r>
+        <w:t xml:space="preserve">in</w:t>
+      </w:r>
+      <w:r>
+        <w:t xml:space="preserve"> </w:t>
+      </w:r>
+      <w:r>
+        <w:rPr>
+          <w:i/>
+          <w:iCs/>
+        </w:rPr>
+        <w:t xml:space="preserve">Proc. 4th Berkeley Symp. Math. Statist. Prob.</w:t>
+      </w:r>
+      <w:r>
+        <w:t xml:space="preserve">, 1961, pp. 361–379. ·</w:t>
+      </w:r>
+      <w:r>
+        <w:t xml:space="preserve"> </w:t>
+      </w:r>
+      <w:hyperlink r:id="rId91">
+        <w:r>
+          <w:rPr>
+            <w:rStyle w:val="Hyperlink"/>
+          </w:rPr>
+          <w:t xml:space="preserve">PDF</w:t>
+        </w:r>
+      </w:hyperlink>
+    </w:p>
+    <w:p>
+      <w:pPr>
+        <w:pStyle w:val="BodyText"/>
+      </w:pPr>
+      <w:bookmarkStart w:id="92" w:name="ref21"/>
+      <w:bookmarkEnd w:id="92"/>
+      <w:r>
+        <w:rPr>
+          <w:b/>
+          <w:bCs/>
+        </w:rPr>
+        <w:t xml:space="preserve">[21]</w:t>
+      </w:r>
+      <w:r>
+        <w:t xml:space="preserve"> </w:t>
+      </w:r>
+      <w:r>
+        <w:t xml:space="preserve">L. Kish,</w:t>
+      </w:r>
+      <w:r>
+        <w:t xml:space="preserve"> </w:t>
+      </w:r>
+      <w:r>
+        <w:rPr>
+          <w:i/>
+          <w:iCs/>
+        </w:rPr>
+        <w:t xml:space="preserve">Survey Sampling</w:t>
+      </w:r>
+      <w:r>
+        <w:t xml:space="preserve">. New York, NY, USA: Wiley, 1965. ·</w:t>
+      </w:r>
+      <w:r>
+        <w:t xml:space="preserve"> </w:t>
+      </w:r>
+      <w:hyperlink r:id="rId93">
+        <w:r>
+          <w:rPr>
+            <w:rStyle w:val="Hyperlink"/>
+          </w:rPr>
+          <w:t xml:space="preserve">PDF</w:t>
+        </w:r>
+      </w:hyperlink>
+    </w:p>
+    <w:p>
+      <w:pPr>
+        <w:pStyle w:val="BodyText"/>
+      </w:pPr>
+      <w:bookmarkStart w:id="94" w:name="ref22"/>
+      <w:bookmarkEnd w:id="94"/>
+      <w:r>
+        <w:rPr>
+          <w:b/>
+          <w:bCs/>
+        </w:rPr>
+        <w:t xml:space="preserve">[22]</w:t>
+      </w:r>
+      <w:r>
+        <w:t xml:space="preserve"> </w:t>
+      </w:r>
+      <w:r>
+        <w:t xml:space="preserve">J. N. K. Rao and A. J. Scott,</w:t>
+      </w:r>
+      <w:r>
+        <w:t xml:space="preserve"> </w:t>
+      </w:r>
+      <w:r>
+        <w:t xml:space="preserve">“The analysis of categorical data from complex sample surveys,”</w:t>
+      </w:r>
+      <w:r>
+        <w:t xml:space="preserve"> </w:t>
+      </w:r>
+      <w:r>
+        <w:rPr>
+          <w:i/>
+          <w:iCs/>
+        </w:rPr>
+        <w:t xml:space="preserve">J. Amer. Statist. Assoc.</w:t>
+      </w:r>
+      <w:r>
+        <w:t xml:space="preserve">, vol. 76, no. 374, pp. 221–230, 1981. ·</w:t>
+      </w:r>
+      <w:r>
+        <w:t xml:space="preserve"> </w:t>
+      </w:r>
+      <w:hyperlink r:id="rId95">
+        <w:r>
+          <w:rPr>
+            <w:rStyle w:val="Hyperlink"/>
+          </w:rPr>
+          <w:t xml:space="preserve">PDF</w:t>
+        </w:r>
+      </w:hyperlink>
+    </w:p>
+    <w:p>
+      <w:pPr>
+        <w:pStyle w:val="BodyText"/>
+      </w:pPr>
+      <w:bookmarkStart w:id="96" w:name="ref23"/>
+      <w:bookmarkEnd w:id="96"/>
+      <w:r>
+        <w:rPr>
+          <w:b/>
+          <w:bCs/>
+        </w:rPr>
+        <w:t xml:space="preserve">[23]</w:t>
+      </w:r>
+      <w:r>
+        <w:t xml:space="preserve"> </w:t>
+      </w:r>
+      <w:r>
+        <w:t xml:space="preserve">L. Kuhn, Y. Gal, and S. Farquhar,</w:t>
+      </w:r>
+      <w:r>
+        <w:t xml:space="preserve"> </w:t>
+      </w:r>
+      <w:r>
+        <w:t xml:space="preserve">“Semantic uncertainty: Linguistic invariances for uncertainty estimation in natural language generation,”</w:t>
+      </w:r>
+      <w:r>
+        <w:t xml:space="preserve"> </w:t>
+      </w:r>
+      <w:r>
+        <w:t xml:space="preserve">in</w:t>
+      </w:r>
+      <w:r>
+        <w:t xml:space="preserve"> </w:t>
+      </w:r>
+      <w:r>
+        <w:rPr>
+          <w:i/>
+          <w:iCs/>
+        </w:rPr>
+        <w:t xml:space="preserve">Proc. ICLR</w:t>
+      </w:r>
+      <w:r>
+        <w:t xml:space="preserve">, 2023.</w:t>
+      </w:r>
+    </w:p>
+    <w:p>
+      <w:pPr>
+        <w:pStyle w:val="BodyText"/>
+      </w:pPr>
+      <w:bookmarkStart w:id="97" w:name="ref24"/>
+      <w:bookmarkEnd w:id="97"/>
+      <w:r>
+        <w:rPr>
+          <w:b/>
+          <w:bCs/>
+        </w:rPr>
+        <w:t xml:space="preserve">[24]</w:t>
+      </w:r>
+      <w:r>
+        <w:t xml:space="preserve"> </w:t>
+      </w:r>
+      <w:r>
+        <w:t xml:space="preserve">G. Wan, Y. Wu, J. Chen, and S. Li,</w:t>
+      </w:r>
+      <w:r>
+        <w:t xml:space="preserve"> </w:t>
+      </w:r>
+      <w:r>
+        <w:t xml:space="preserve">“Reasoning aware self-consistency: Leveraging reasoning paths for efficient LLM sampling,”</w:t>
+      </w:r>
+      <w:r>
+        <w:t xml:space="preserve"> </w:t>
+      </w:r>
+      <w:r>
+        <w:t xml:space="preserve">in</w:t>
+      </w:r>
+      <w:r>
+        <w:t xml:space="preserve"> </w:t>
+      </w:r>
+      <w:r>
+        <w:rPr>
+          <w:i/>
+          <w:iCs/>
+        </w:rPr>
+        <w:t xml:space="preserve">Proc. NAACL</w:t>
+      </w:r>
+      <w:r>
+        <w:t xml:space="preserve">, 2025, pp. 3613–3635. ·</w:t>
+      </w:r>
+      <w:r>
+        <w:t xml:space="preserve"> </w:t>
+      </w:r>
+      <w:hyperlink r:id="rId98">
+        <w:r>
+          <w:rPr>
+            <w:rStyle w:val="Hyperlink"/>
+          </w:rPr>
+          <w:t xml:space="preserve">PDF</w:t>
+        </w:r>
+      </w:hyperlink>
+    </w:p>
+    <w:bookmarkEnd w:id="99"/>
+    <w:bookmarkEnd w:id="100"/>
     <w:sectPr>
       <w:footnotePr>
         <w:numRestart w:val="eachSect"/>

--- a/paper/tact_zh.docx
+++ b/paper/tact_zh.docx
@@ -475,7 +475,7 @@
       </w:r>
       <m:oMath>
         <m:r>
-          <m:t>3</m:t>
+          <m:t>2.5</m:t>
         </m:r>
       </m:oMath>
       <w:r>
@@ -20660,7 +20660,127 @@
           <w:b/>
           <w:bCs/>
         </w:rPr>
-        <w:t xml:space="preserve">減選擇器表格重算，該來源只報窗口。題目變難時決定性比例上升，窗口卻沒有：它們從飽和直接進入能力受限。</w:t>
+        <w:t xml:space="preserve">減選擇器表格重算，該來源只報窗口。題目變難時決定性比例上升，窗口卻沒有：它們從飽和直接進入能力受限。MATH</w:t>
+      </w:r>
+      <w:r>
+        <w:rPr>
+          <w:b/>
+          <w:bCs/>
+        </w:rPr>
+        <w:t xml:space="preserve"> L5 </w:t>
+      </w:r>
+      <w:r>
+        <w:rPr>
+          <w:rFonts w:hint="eastAsia"/>
+          <w:b/>
+          <w:bCs/>
+        </w:rPr>
+        <w:t xml:space="preserve">這一列的分母是整份註冊清單</w:t>
+      </w:r>
+      <w:r>
+        <w:rPr>
+          <w:b/>
+          <w:bCs/>
+        </w:rPr>
+        <w:t xml:space="preserve"> 119 </w:t>
+      </w:r>
+      <w:r>
+        <w:rPr>
+          <w:rFonts w:hint="eastAsia"/>
+          <w:b/>
+          <w:bCs/>
+        </w:rPr>
+        <w:t xml:space="preserve">題（被量測的對象是基質本身）；8.8</w:t>
+      </w:r>
+      <w:r>
+        <w:rPr>
+          <w:b/>
+          <w:bCs/>
+        </w:rPr>
+        <w:t xml:space="preserve"> </w:t>
+      </w:r>
+      <w:r>
+        <w:rPr>
+          <w:rFonts w:hint="eastAsia"/>
+          <w:b/>
+          <w:bCs/>
+        </w:rPr>
+        <w:t xml:space="preserve">節引用的則是切出符號集之後剩下的</w:t>
+      </w:r>
+      <w:r>
+        <w:rPr>
+          <w:b/>
+          <w:bCs/>
+        </w:rPr>
+        <w:t xml:space="preserve"> 89 </w:t>
+      </w:r>
+      <w:r>
+        <w:rPr>
+          <w:rFonts w:hint="eastAsia"/>
+          <w:b/>
+          <w:bCs/>
+        </w:rPr>
+        <w:t xml:space="preserve">題評估集上的同一組量（10</w:t>
+      </w:r>
+      <w:r>
+        <w:rPr>
+          <w:b/>
+          <w:bCs/>
+        </w:rPr>
+        <w:t xml:space="preserve"> </w:t>
+      </w:r>
+      <w:r>
+        <w:rPr>
+          <w:rFonts w:hint="eastAsia"/>
+          <w:b/>
+          <w:bCs/>
+        </w:rPr>
+        <w:t xml:space="preserve">題與</w:t>
+      </w:r>
+      <w:r>
+        <w:rPr>
+          <w:b/>
+          <w:bCs/>
+        </w:rPr>
+        <w:t xml:space="preserve"> 4 </w:t>
+      </w:r>
+      <w:r>
+        <w:rPr>
+          <w:rFonts w:hint="eastAsia"/>
+          <w:b/>
+          <w:bCs/>
+        </w:rPr>
+        <w:t xml:space="preserve">題，即</w:t>
+      </w:r>
+      <w:r>
+        <w:rPr>
+          <w:b/>
+          <w:bCs/>
+        </w:rPr>
+        <w:t xml:space="preserve"> 11.2 </w:t>
+      </w:r>
+      <w:r>
+        <w:rPr>
+          <w:rFonts w:hint="eastAsia"/>
+          <w:b/>
+          <w:bCs/>
+        </w:rPr>
+        <w:t xml:space="preserve">與</w:t>
+      </w:r>
+      <w:r>
+        <w:rPr>
+          <w:b/>
+          <w:bCs/>
+        </w:rPr>
+        <w:t xml:space="preserve"> </w:t>
+      </w:r>
+      <w:r>
+        <w:rPr>
+          <w:rFonts w:hint="eastAsia"/>
+          <w:b/>
+          <w:bCs/>
+        </w:rPr>
+        <w:t xml:space="preserve">4.5）。</w:t>
       </w:r>
     </w:p>
     <w:tbl>
@@ -22466,7 +22586,7 @@
       </w:r>
       <m:oMath>
         <m:r>
-          <m:t>3</m:t>
+          <m:t>2.5</m:t>
         </m:r>
       </m:oMath>
       <w:r>
@@ -22663,7 +22783,7 @@
       </w:r>
       <m:oMath>
         <m:r>
-          <m:t>3</m:t>
+          <m:t>2.5</m:t>
         </m:r>
       </m:oMath>
       <w:r>

--- a/paper/tact_zh.docx
+++ b/paper/tact_zh.docx
@@ -143,7 +143,7 @@
         <w:rPr>
           <w:rFonts w:hint="eastAsia"/>
         </w:rPr>
-        <w:t xml:space="preserve">收縮，再通過</w:t>
+        <w:t xml:space="preserve">收縮，再經</w:t>
       </w:r>
       <w:r>
         <w:t xml:space="preserve"> Bayes </w:t>
@@ -1080,7 +1080,7 @@
         <w:rPr>
           <w:rFonts w:hint="eastAsia"/>
         </w:rPr>
-        <w:t xml:space="preserve">收縮，最後通過含混合變異數校正的</w:t>
+        <w:t xml:space="preserve">收縮，最後經含混合變異數校正的</w:t>
       </w:r>
       <w:r>
         <w:t xml:space="preserve"> Bayes </w:t>
@@ -2006,7 +2006,7 @@
         <w:rPr>
           <w:rFonts w:hint="eastAsia"/>
         </w:rPr>
-        <w:t xml:space="preserve">與近期的</w:t>
+        <w:t xml:space="preserve">與近期結合多個</w:t>
       </w:r>
       <w:r>
         <w:t xml:space="preserve"> LLM </w:t>
@@ -2015,7 +2015,7 @@
         <w:rPr>
           <w:rFonts w:hint="eastAsia"/>
         </w:rPr>
-        <w:t xml:space="preserve">集成研究</w:t>
+        <w:t xml:space="preserve">的研究</w:t>
       </w:r>
       <w:r>
         <w:t xml:space="preserve"> </w:t>
@@ -3706,7 +3706,7 @@
         <w:rPr>
           <w:rFonts w:hint="eastAsia"/>
         </w:rPr>
-        <w:t xml:space="preserve">在題內的實現標準差。此處不可改用閉式常數：無同分時</w:t>
+        <w:t xml:space="preserve">在題內的實測標準差。此處不可改用閉式常數：無同分時</w:t>
       </w:r>
       <w:r>
         <w:t xml:space="preserve"> </w:t>
@@ -9264,7 +9264,7 @@
         <w:rPr>
           <w:rFonts w:hint="eastAsia"/>
         </w:rPr>
-        <w:t xml:space="preserve">對每題進行</w:t>
+        <w:t xml:space="preserve">每題做</w:t>
       </w:r>
       <w:r>
         <w:t xml:space="preserve"> </w:t>
@@ -9290,7 +9290,7 @@
         <w:rPr>
           <w:rFonts w:hint="eastAsia"/>
         </w:rPr>
-        <w:t xml:space="preserve">次隨機對半分割並計算兩半多數決的一致率</w:t>
+        <w:t xml:space="preserve">次隨機對半分割，計算兩半多數決的一致率</w:t>
       </w:r>
       <w:r>
         <w:t xml:space="preserve"> </w:t>
@@ -9712,7 +9712,7 @@
         <w:rPr>
           <w:rFonts w:hint="eastAsia"/>
         </w:rPr>
-        <w:t xml:space="preserve">是否最高」，則所有良性的負相關通道都會誤觸發。這個缺陷是開發過程中實際遭遇、診斷並修正的，相關行為已由公開測試固定。最後，顯著性閘門作用於原始統計量</w:t>
+        <w:t xml:space="preserve">是否最高」，則所有良性的負相關通道都會誤觸發。這個缺陷是開發過程中實際遭遇、診斷並修正的，相關行為已由公開測試固定。顯著性閘門作用於原始統計量</w:t>
       </w:r>
       <w:r>
         <w:t xml:space="preserve"> </w:t>
@@ -19485,7 +19485,7 @@
         <w:rPr>
           <w:rFonts w:hint="eastAsia"/>
         </w:rPr>
-        <w:t xml:space="preserve">實現的基質再次飽和：每軌跡準確率</w:t>
+        <w:t xml:space="preserve">實際跑出來的基質再次飽和：每軌跡準確率</w:t>
       </w:r>
       <w:r>
         <w:t xml:space="preserve"> </w:t>
@@ -22670,16 +22670,7 @@
         <w:rPr>
           <w:rFonts w:hint="eastAsia"/>
         </w:rPr>
-        <w:t xml:space="preserve">題目上出錯、而正解仍在可及範圍的（模型,</w:t>
-      </w:r>
-      <w:r>
-        <w:t xml:space="preserve"> </w:t>
-      </w:r>
-      <w:r>
-        <w:rPr>
-          <w:rFonts w:hint="eastAsia"/>
-        </w:rPr>
-        <w:t xml:space="preserve">基準）組合；本文試過的組合沒有一組同時滿足這兩個條件。至於「窗口只在外部錨便宜的地方才變寬」這個看似合理的假設，8.9</w:t>
+        <w:t xml:space="preserve">題目上出錯、而正解仍在可及範圍的（模型、基準）組合；本文試過的組合沒有一組同時滿足這兩個條件。至於「窗口只在外部錨便宜的地方才變寬」這個看似合理的假設，8.9</w:t>
       </w:r>
       <w:r>
         <w:t xml:space="preserve"> </w:t>

--- a/paper/tact_zh.docx
+++ b/paper/tact_zh.docx
@@ -22579,7 +22579,7 @@
         <w:rPr>
           <w:rFonts w:hint="eastAsia"/>
         </w:rPr>
-        <w:t xml:space="preserve">節把這一類方法能作用的分層量在每個試過的基質上都只有</w:t>
+        <w:t xml:space="preserve">節把這一類方法能作用的分層量在五個基質上都只有</w:t>
       </w:r>
       <w:r>
         <w:t xml:space="preserve"> </w:t>

--- a/paper/tact_zh.docx
+++ b/paper/tact_zh.docx
@@ -20780,7 +20780,96 @@
           <w:b/>
           <w:bCs/>
         </w:rPr>
-        <w:t xml:space="preserve">4.5）。</w:t>
+        <w:t xml:space="preserve">4.5）。最後一列是同一個</w:t>
+      </w:r>
+      <w:r>
+        <w:rPr>
+          <w:b/>
+          <w:bCs/>
+        </w:rPr>
+        <w:t xml:space="preserve"> MATH L5 </w:t>
+      </w:r>
+      <w:r>
+        <w:rPr>
+          <w:rFonts w:hint="eastAsia"/>
+          <w:b/>
+          <w:bCs/>
+        </w:rPr>
+        <w:t xml:space="preserve">基質在</w:t>
+      </w:r>
+      <w:r>
+        <w:rPr>
+          <w:b/>
+          <w:bCs/>
+        </w:rPr>
+        <w:t xml:space="preserve"> 8.10 </w:t>
+      </w:r>
+      <w:r>
+        <w:rPr>
+          <w:rFonts w:hint="eastAsia"/>
+          <w:b/>
+          <w:bCs/>
+        </w:rPr>
+        <w:t xml:space="preserve">節預算操作下的結果，</w:t>
+      </w:r>
+      <w:r>
+        <w:rPr>
+          <w:rFonts w:hint="eastAsia"/>
+        </w:rPr>
+        <w:t xml:space="preserve">不是第六個基質</w:t>
+      </w:r>
+      <w:r>
+        <w:rPr>
+          <w:rFonts w:hint="eastAsia"/>
+          <w:b/>
+          <w:bCs/>
+        </w:rPr>
+        <w:t xml:space="preserve">；全文引用的</w:t>
+      </w:r>
+      <w:r>
+        <w:rPr>
+          <w:b/>
+          <w:bCs/>
+        </w:rPr>
+        <w:t xml:space="preserve"> </w:t>
+      </w:r>
+      <m:oMath>
+        <m:r>
+          <m:t>2.5</m:t>
+        </m:r>
+      </m:oMath>
+      <w:r>
+        <w:rPr>
+          <w:b/>
+          <w:bCs/>
+        </w:rPr>
+        <w:t xml:space="preserve">–</w:t>
+      </w:r>
+      <m:oMath>
+        <m:r>
+          <m:t>7.5</m:t>
+        </m:r>
+        <m:r>
+          <m:rPr>
+            <m:sty m:val="p"/>
+          </m:rPr>
+          <m:t>%</m:t>
+        </m:r>
+      </m:oMath>
+      <w:r>
+        <w:rPr>
+          <w:b/>
+          <w:bCs/>
+        </w:rPr>
+        <w:t xml:space="preserve"> </w:t>
+      </w:r>
+      <w:r>
+        <w:rPr>
+          <w:rFonts w:hint="eastAsia"/>
+          <w:b/>
+          <w:bCs/>
+        </w:rPr>
+        <w:t xml:space="preserve">區間是上面那五列的範圍。</w:t>
       </w:r>
     </w:p>
     <w:tbl>

--- a/paper/tact_zh.docx
+++ b/paper/tact_zh.docx
@@ -2,7 +2,7 @@
 <file path=word/document.xml><?xml version="1.0" encoding="utf-8"?>
 <w:document xmlns:w="http://schemas.openxmlformats.org/wordprocessingml/2006/main" xmlns:m="http://schemas.openxmlformats.org/officeDocument/2006/math" xmlns:r="http://schemas.openxmlformats.org/officeDocument/2006/relationships" xmlns:o="urn:schemas-microsoft-com:office:office" xmlns:v="urn:schemas-microsoft-com:vml" xmlns:w10="urn:schemas-microsoft-com:office:word" xmlns:a="http://schemas.openxmlformats.org/drawingml/2006/main" xmlns:pic="http://schemas.openxmlformats.org/drawingml/2006/picture" xmlns:wp="http://schemas.openxmlformats.org/drawingml/2006/wordprocessingDrawing">
   <w:body>
-    <w:bookmarkStart w:id="111" w:name="tact面向大型語言模型自我一致性投票的信任錨定信心調節"/>
+    <w:bookmarkStart w:id="112" w:name="tact面向大型語言模型自我一致性投票的信任錨定信心調節"/>
     <w:p>
       <w:pPr>
         <w:pStyle w:val="Heading1"/>
@@ -3189,7 +3189,7 @@
       <w:r>
         <w:drawing>
           <wp:inline>
-            <wp:extent cx="5334000" cy="3302000"/>
+            <wp:extent cx="3121335" cy="2575903"/>
             <wp:effectExtent b="0" l="0" r="0" t="0"/>
             <wp:docPr descr="圖 1：預先量測的問題陳述。固定 K=15 下，各基線信心策略的準確率隨真實耦合 \kappa 的變化。符號校正 AUC 閘門（綠線）幾乎吃滿同質掃描；新方法的剩餘空間（陰影）集中於中段，以及本圖之外的失真、異質性與無標籤情形。" title="" id="14" name="Picture"/>
             <a:graphic>
@@ -3210,7 +3210,7 @@
                   <pic:spPr bwMode="auto">
                     <a:xfrm>
                       <a:off x="0" y="0"/>
-                      <a:ext cx="5334000" cy="3302000"/>
+                      <a:ext cx="3121335" cy="2575903"/>
                     </a:xfrm>
                     <a:prstGeom prst="rect">
                       <a:avLst/>
@@ -12923,7 +12923,7 @@
       <w:r>
         <w:drawing>
           <wp:inline>
-            <wp:extent cx="5334000" cy="3225209"/>
+            <wp:extent cx="3332174" cy="2575903"/>
             <wp:effectExtent b="0" l="0" r="0" t="0"/>
             <wp:docPr descr="圖 2：信心使用效率上的主要結果。TACT-dev 與無標籤的 TACT-LF 全程貼近帶符號最佳值；CISC-devT 與 ECE 閘門在 \kappa&lt;0 的整個區間停留在 SC 基準線。" title="" id="32" name="Picture"/>
             <a:graphic>
@@ -12944,7 +12944,7 @@
                   <pic:spPr bwMode="auto">
                     <a:xfrm>
                       <a:off x="0" y="0"/>
-                      <a:ext cx="5334000" cy="3225209"/>
+                      <a:ext cx="3332174" cy="2575903"/>
                     </a:xfrm>
                     <a:prstGeom prst="rect">
                       <a:avLst/>
@@ -14800,7 +14800,7 @@
       <w:r>
         <w:drawing>
           <wp:inline>
-            <wp:extent cx="5334000" cy="2726266"/>
+            <wp:extent cx="3121335" cy="2479651"/>
             <wp:effectExtent b="0" l="0" r="0" t="0"/>
             <wp:docPr descr="圖 3：對抗情境。虛線為原始值權重的測試集最佳。左側各組顯示排名不變性在壓縮下勝過整個原始值家族；最右側顯示有標籤變體反制自信回音，無標籤變體則觸發警報並拒絕行動。" title="" id="37" name="Picture"/>
             <a:graphic>
@@ -14821,7 +14821,7 @@
                   <pic:spPr bwMode="auto">
                     <a:xfrm>
                       <a:off x="0" y="0"/>
-                      <a:ext cx="5334000" cy="2726266"/>
+                      <a:ext cx="3121335" cy="2479651"/>
                     </a:xfrm>
                     <a:prstGeom prst="rect">
                       <a:avLst/>
@@ -15835,7 +15835,7 @@
       <w:r>
         <w:drawing>
           <wp:inline>
-            <wp:extent cx="5334000" cy="2133600"/>
+            <wp:extent cx="3121335" cy="3167169"/>
             <wp:effectExtent b="0" l="0" r="0" t="0"/>
             <wp:docPr descr="圖 4：結構化與 i.i.d. 異質性的對照。左：具可觀測協變量時，逐群組 TACT（無標籤）自 0.785 基準線逼近逐題最佳值，且對 SC 零損失。右：可證明封閉的 i.i.d. 情境，所有方法停留在基準線，含陰性對照在內。" title="" id="41" name="Picture"/>
             <a:graphic>
@@ -15856,7 +15856,7 @@
                   <pic:spPr bwMode="auto">
                     <a:xfrm>
                       <a:off x="0" y="0"/>
-                      <a:ext cx="5334000" cy="2133600"/>
+                      <a:ext cx="3121335" cy="3167169"/>
                     </a:xfrm>
                     <a:prstGeom prst="rect">
                       <a:avLst/>
@@ -22818,6 +22818,147 @@
         <w:t xml:space="preserve">能轉換的一半——窗口之外還有第二道關。</w:t>
       </w:r>
     </w:p>
+    <w:p>
+      <w:pPr>
+        <w:pStyle w:val="BodyText"/>
+      </w:pPr>
+      <w:r>
+        <w:rPr>
+          <w:rFonts w:hint="eastAsia"/>
+          <w:b/>
+          <w:bCs/>
+        </w:rPr>
+        <w:t xml:space="preserve">主動把窗口撐開。</w:t>
+      </w:r>
+      <w:r>
+        <w:t xml:space="preserve"> </w:t>
+      </w:r>
+      <w:r>
+        <w:rPr>
+          <w:rFonts w:hint="eastAsia"/>
+        </w:rPr>
+        <w:t xml:space="preserve">這個結果也點出本文沒有做、但最值得做的方向。難度會讓題目從飽和直接跳到能力受限，但</w:t>
+      </w:r>
+      <w:r>
+        <w:t xml:space="preserve"> 8.10 </w:t>
+      </w:r>
+      <w:r>
+        <w:rPr>
+          <w:rFonts w:hint="eastAsia"/>
+        </w:rPr>
+        <w:t xml:space="preserve">節的預算限制是把題目</w:t>
+      </w:r>
+      <w:r>
+        <w:rPr>
+          <w:rFonts w:hint="eastAsia"/>
+          <w:b/>
+          <w:bCs/>
+        </w:rPr>
+        <w:t xml:space="preserve">搬過多數決邊界</w:t>
+      </w:r>
+      <w:r>
+        <w:rPr>
+          <w:rFonts w:hint="eastAsia"/>
+        </w:rPr>
+        <w:t xml:space="preserve">、同時把正解留在模型能力之內——這正是決定性分層需要的組合；sampling</w:t>
+      </w:r>
+      <w:r>
+        <w:t xml:space="preserve"> temperature </w:t>
+      </w:r>
+      <w:r>
+        <w:rPr>
+          <w:rFonts w:hint="eastAsia"/>
+        </w:rPr>
+        <w:t xml:space="preserve">是性質相同的第二個旋鈕，兩者本文都沒有掃。如果取樣régime</w:t>
+      </w:r>
+      <w:r>
+        <w:t xml:space="preserve"> </w:t>
+      </w:r>
+      <w:r>
+        <w:rPr>
+          <w:rFonts w:hint="eastAsia"/>
+        </w:rPr>
+        <w:t xml:space="preserve">是可控輸入而非基質的固定性質，問題就從「窗口有多寬」變成「哪一組解碼設定能把最多題目放進窗口、代價是多少準確率、而且信心通道在那裡還帶不帶符號」。預算那一組實驗把第一部分回答了一次，並且顯示通道在限制下反而</w:t>
+      </w:r>
+      <w:r>
+        <w:rPr>
+          <w:rFonts w:hint="eastAsia"/>
+          <w:b/>
+          <w:bCs/>
+        </w:rPr>
+        <w:t xml:space="preserve">變強</w:t>
+      </w:r>
+      <w:r>
+        <w:rPr>
+          <w:rFonts w:hint="eastAsia"/>
+        </w:rPr>
+        <w:t xml:space="preserve">（</w:t>
+      </w:r>
+      <m:oMath>
+        <m:acc>
+          <m:accPr>
+            <m:chr m:val="̂"/>
+          </m:accPr>
+          <m:e>
+            <m:r>
+              <m:t>D</m:t>
+            </m:r>
+          </m:e>
+        </m:acc>
+      </m:oMath>
+      <w:r>
+        <w:t xml:space="preserve"> </w:t>
+      </w:r>
+      <w:r>
+        <w:rPr>
+          <w:rFonts w:hint="eastAsia"/>
+        </w:rPr>
+        <w:t xml:space="preserve">從</w:t>
+      </w:r>
+      <w:r>
+        <w:t xml:space="preserve"> </w:t>
+      </w:r>
+      <m:oMath>
+        <m:r>
+          <m:rPr>
+            <m:sty m:val="p"/>
+          </m:rPr>
+          <m:t>+</m:t>
+        </m:r>
+        <m:r>
+          <m:t>0.229</m:t>
+        </m:r>
+      </m:oMath>
+      <w:r>
+        <w:t xml:space="preserve"> </w:t>
+      </w:r>
+      <w:r>
+        <w:rPr>
+          <w:rFonts w:hint="eastAsia"/>
+        </w:rPr>
+        <w:t xml:space="preserve">到</w:t>
+      </w:r>
+      <w:r>
+        <w:t xml:space="preserve"> </w:t>
+      </w:r>
+      <m:oMath>
+        <m:r>
+          <m:rPr>
+            <m:sty m:val="p"/>
+          </m:rPr>
+          <m:t>+</m:t>
+        </m:r>
+        <m:r>
+          <m:t>0.398</m:t>
+        </m:r>
+      </m:oMath>
+      <w:r>
+        <w:rPr>
+          <w:rFonts w:hint="eastAsia"/>
+        </w:rPr>
+        <w:t xml:space="preserve">），但這需要在不只一個基質上確認才能相信。一個會自己選解碼預算來最大化決定性分層、然後才聚合的方法，會是與本文不同的貢獻；而這裡的量測正是它值得一試的理由。</w:t>
+      </w:r>
+    </w:p>
     <w:bookmarkEnd w:id="52"/>
     <w:bookmarkStart w:id="53" w:name="十結論"/>
     <w:p>
@@ -23058,7 +23199,7 @@
       </w:r>
     </w:p>
     <w:bookmarkEnd w:id="55"/>
-    <w:bookmarkStart w:id="110" w:name="參考文獻"/>
+    <w:bookmarkStart w:id="56" w:name="附錄符號表"/>
     <w:p>
       <w:pPr>
         <w:pStyle w:val="Heading2"/>
@@ -23067,15 +23208,2235 @@
         <w:rPr>
           <w:rFonts w:hint="eastAsia"/>
         </w:rPr>
-        <w:t xml:space="preserve">參考文獻</w:t>
+        <w:t xml:space="preserve">附錄：符號表</w:t>
       </w:r>
     </w:p>
     <w:p>
       <w:pPr>
         <w:pStyle w:val="FirstParagraph"/>
       </w:pPr>
-      <w:bookmarkStart w:id="56" w:name="ref1"/>
-      <w:bookmarkEnd w:id="56"/>
+      <w:r>
+        <w:rPr>
+          <w:rFonts w:hint="eastAsia"/>
+        </w:rPr>
+        <w:t xml:space="preserve">依首次出現順序排列。帶下標</w:t>
+      </w:r>
+      <w:r>
+        <w:t xml:space="preserve"> </w:t>
+      </w:r>
+      <m:oMath>
+        <m:r>
+          <m:t>q</m:t>
+        </m:r>
+      </m:oMath>
+      <w:r>
+        <w:t xml:space="preserve"> </w:t>
+      </w:r>
+      <w:r>
+        <w:rPr>
+          <w:rFonts w:hint="eastAsia"/>
+        </w:rPr>
+        <w:t xml:space="preserve">的量是逐題的；除非有可用的群組協變量（第六節），估計器只輸出一個全域純量。</w:t>
+      </w:r>
+    </w:p>
+    <w:tbl>
+      <w:tblPr>
+        <w:tblStyle w:val="Table"/>
+        <w:tblW w:type="pct" w:w="5000"/>
+        <w:tblLayout w:type="fixed"/>
+        <w:tblLook w:firstRow="1" w:lastRow="0" w:firstColumn="0" w:lastColumn="0" w:noHBand="0" w:noVBand="0" w:val="0020"/>
+      </w:tblPr>
+      <w:tblGrid>
+        <w:gridCol w:w="3960"/>
+        <w:gridCol w:w="3960"/>
+      </w:tblGrid>
+      <w:tr>
+        <w:trPr>
+          <w:tblHeader w:val="on"/>
+        </w:trPr>
+        <w:tc>
+          <w:tcPr/>
+          <w:p>
+            <w:pPr>
+              <w:pStyle w:val="Compact"/>
+            </w:pPr>
+            <w:r>
+              <w:rPr>
+                <w:rFonts w:hint="eastAsia"/>
+              </w:rPr>
+              <w:t xml:space="preserve">符號</w:t>
+            </w:r>
+          </w:p>
+        </w:tc>
+        <w:tc>
+          <w:tcPr/>
+          <w:p>
+            <w:pPr>
+              <w:pStyle w:val="Compact"/>
+            </w:pPr>
+            <w:r>
+              <w:rPr>
+                <w:rFonts w:hint="eastAsia"/>
+              </w:rPr>
+              <w:t xml:space="preserve">意義</w:t>
+            </w:r>
+          </w:p>
+        </w:tc>
+      </w:tr>
+      <w:tr>
+        <w:tc>
+          <w:tcPr/>
+          <w:p>
+            <w:pPr>
+              <w:pStyle w:val="Compact"/>
+            </w:pPr>
+            <m:oMath>
+              <m:r>
+                <m:t>q</m:t>
+              </m:r>
+            </m:oMath>
+            <w:r>
+              <w:t xml:space="preserve">、</w:t>
+            </w:r>
+            <m:oMath>
+              <m:r>
+                <m:t>Q</m:t>
+              </m:r>
+            </m:oMath>
+          </w:p>
+        </w:tc>
+        <w:tc>
+          <w:tcPr/>
+          <w:p>
+            <w:pPr>
+              <w:pStyle w:val="Compact"/>
+            </w:pPr>
+            <w:r>
+              <w:rPr>
+                <w:rFonts w:hint="eastAsia"/>
+              </w:rPr>
+              <w:t xml:space="preserve">題目索引；題目數</w:t>
+            </w:r>
+          </w:p>
+        </w:tc>
+      </w:tr>
+      <w:tr>
+        <w:tc>
+          <w:tcPr/>
+          <w:p>
+            <w:pPr>
+              <w:pStyle w:val="Compact"/>
+            </w:pPr>
+            <m:oMath>
+              <m:sSub>
+                <m:e>
+                  <m:r>
+                    <m:t>m</m:t>
+                  </m:r>
+                </m:e>
+                <m:sub>
+                  <m:r>
+                    <m:t>q</m:t>
+                  </m:r>
+                </m:sub>
+              </m:sSub>
+            </m:oMath>
+            <w:r>
+              <w:t xml:space="preserve">、</w:t>
+            </w:r>
+            <m:oMath>
+              <m:r>
+                <m:t>K</m:t>
+              </m:r>
+            </m:oMath>
+          </w:p>
+        </w:tc>
+        <w:tc>
+          <w:tcPr/>
+          <w:p>
+            <w:pPr>
+              <w:pStyle w:val="Compact"/>
+            </w:pPr>
+            <w:r>
+              <w:rPr>
+                <w:rFonts w:hint="eastAsia"/>
+              </w:rPr>
+              <w:t xml:space="preserve">題</w:t>
+            </w:r>
+            <w:r>
+              <w:t xml:space="preserve"> </w:t>
+            </w:r>
+            <m:oMath>
+              <m:r>
+                <m:t>q</m:t>
+              </m:r>
+            </m:oMath>
+            <w:r>
+              <w:t xml:space="preserve"> </w:t>
+            </w:r>
+            <w:r>
+              <w:rPr>
+                <w:rFonts w:hint="eastAsia"/>
+              </w:rPr>
+              <w:t xml:space="preserve">可用的軌跡數；投票預算</w:t>
+            </w:r>
+          </w:p>
+        </w:tc>
+      </w:tr>
+      <w:tr>
+        <w:tc>
+          <w:tcPr/>
+          <w:p>
+            <w:pPr>
+              <w:pStyle w:val="Compact"/>
+            </w:pPr>
+            <m:oMath>
+              <m:sSub>
+                <m:e>
+                  <m:r>
+                    <m:t>a</m:t>
+                  </m:r>
+                </m:e>
+                <m:sub>
+                  <m:r>
+                    <m:t>q</m:t>
+                  </m:r>
+                  <m:r>
+                    <m:rPr>
+                      <m:sty m:val="p"/>
+                    </m:rPr>
+                    <m:t>,</m:t>
+                  </m:r>
+                  <m:r>
+                    <m:t>i</m:t>
+                  </m:r>
+                </m:sub>
+              </m:sSub>
+            </m:oMath>
+            <w:r>
+              <w:t xml:space="preserve">、</w:t>
+            </w:r>
+            <m:oMath>
+              <m:sSubSup>
+                <m:e>
+                  <m:r>
+                    <m:t>a</m:t>
+                  </m:r>
+                </m:e>
+                <m:sub>
+                  <m:r>
+                    <m:t>q</m:t>
+                  </m:r>
+                </m:sub>
+                <m:sup>
+                  <m:r>
+                    <m:rPr>
+                      <m:sty m:val="p"/>
+                    </m:rPr>
+                    <m:t>*</m:t>
+                  </m:r>
+                </m:sup>
+              </m:sSubSup>
+            </m:oMath>
+          </w:p>
+        </w:tc>
+        <w:tc>
+          <w:tcPr/>
+          <w:p>
+            <w:pPr>
+              <w:pStyle w:val="Compact"/>
+            </w:pPr>
+            <w:r>
+              <w:rPr>
+                <w:rFonts w:hint="eastAsia"/>
+              </w:rPr>
+              <w:t xml:space="preserve">軌跡</w:t>
+            </w:r>
+            <w:r>
+              <w:t xml:space="preserve"> </w:t>
+            </w:r>
+            <m:oMath>
+              <m:r>
+                <m:t>i</m:t>
+              </m:r>
+            </m:oMath>
+            <w:r>
+              <w:t xml:space="preserve"> </w:t>
+            </w:r>
+            <w:r>
+              <w:rPr>
+                <w:rFonts w:hint="eastAsia"/>
+              </w:rPr>
+              <w:t xml:space="preserve">的答案；正確答案</w:t>
+            </w:r>
+          </w:p>
+        </w:tc>
+      </w:tr>
+      <w:tr>
+        <w:tc>
+          <w:tcPr/>
+          <w:p>
+            <w:pPr>
+              <w:pStyle w:val="Compact"/>
+            </w:pPr>
+            <m:oMath>
+              <m:sSub>
+                <m:e>
+                  <m:r>
+                    <m:t>c</m:t>
+                  </m:r>
+                </m:e>
+                <m:sub>
+                  <m:r>
+                    <m:t>q</m:t>
+                  </m:r>
+                  <m:r>
+                    <m:rPr>
+                      <m:sty m:val="p"/>
+                    </m:rPr>
+                    <m:t>,</m:t>
+                  </m:r>
+                  <m:r>
+                    <m:t>i</m:t>
+                  </m:r>
+                </m:sub>
+              </m:sSub>
+            </m:oMath>
+          </w:p>
+        </w:tc>
+        <w:tc>
+          <w:tcPr/>
+          <w:p>
+            <w:pPr>
+              <w:pStyle w:val="Compact"/>
+            </w:pPr>
+            <w:r>
+              <w:rPr>
+                <w:rFonts w:hint="eastAsia"/>
+              </w:rPr>
+              <w:t xml:space="preserve">自我回報的信心，落在</w:t>
+            </w:r>
+            <w:r>
+              <w:t xml:space="preserve"> </w:t>
+            </w:r>
+            <m:oMath>
+              <m:r>
+                <m:rPr>
+                  <m:sty m:val="p"/>
+                </m:rPr>
+                <m:t>(</m:t>
+              </m:r>
+              <m:r>
+                <m:t>0</m:t>
+              </m:r>
+              <m:r>
+                <m:rPr>
+                  <m:sty m:val="p"/>
+                </m:rPr>
+                <m:t>,</m:t>
+              </m:r>
+              <m:r>
+                <m:t>1</m:t>
+              </m:r>
+              <m:r>
+                <m:rPr>
+                  <m:sty m:val="p"/>
+                </m:rPr>
+                <m:t>)</m:t>
+              </m:r>
+            </m:oMath>
+          </w:p>
+        </w:tc>
+      </w:tr>
+      <w:tr>
+        <w:tc>
+          <w:tcPr/>
+          <w:p>
+            <w:pPr>
+              <w:pStyle w:val="Compact"/>
+            </w:pPr>
+            <m:oMath>
+              <m:sSub>
+                <m:e>
+                  <m:r>
+                    <m:t>y</m:t>
+                  </m:r>
+                </m:e>
+                <m:sub>
+                  <m:r>
+                    <m:t>q</m:t>
+                  </m:r>
+                  <m:r>
+                    <m:rPr>
+                      <m:sty m:val="p"/>
+                    </m:rPr>
+                    <m:t>,</m:t>
+                  </m:r>
+                  <m:r>
+                    <m:t>i</m:t>
+                  </m:r>
+                </m:sub>
+              </m:sSub>
+            </m:oMath>
+          </w:p>
+        </w:tc>
+        <w:tc>
+          <w:tcPr/>
+          <w:p>
+            <w:pPr>
+              <w:pStyle w:val="Compact"/>
+            </w:pPr>
+            <m:oMath>
+              <m:r>
+                <m:rPr>
+                  <m:sty m:val="b"/>
+                </m:rPr>
+                <m:t>1</m:t>
+              </m:r>
+              <m:r>
+                <m:rPr>
+                  <m:sty m:val="p"/>
+                </m:rPr>
+                <m:t>[</m:t>
+              </m:r>
+              <m:sSub>
+                <m:e>
+                  <m:r>
+                    <m:t>a</m:t>
+                  </m:r>
+                </m:e>
+                <m:sub>
+                  <m:r>
+                    <m:t>q</m:t>
+                  </m:r>
+                  <m:r>
+                    <m:rPr>
+                      <m:sty m:val="p"/>
+                    </m:rPr>
+                    <m:t>,</m:t>
+                  </m:r>
+                  <m:r>
+                    <m:t>i</m:t>
+                  </m:r>
+                </m:sub>
+              </m:sSub>
+              <m:r>
+                <m:rPr>
+                  <m:sty m:val="p"/>
+                </m:rPr>
+                <m:t>=</m:t>
+              </m:r>
+              <m:sSubSup>
+                <m:e>
+                  <m:r>
+                    <m:t>a</m:t>
+                  </m:r>
+                </m:e>
+                <m:sub>
+                  <m:r>
+                    <m:t>q</m:t>
+                  </m:r>
+                </m:sub>
+                <m:sup>
+                  <m:r>
+                    <m:rPr>
+                      <m:sty m:val="p"/>
+                    </m:rPr>
+                    <m:t>*</m:t>
+                  </m:r>
+                </m:sup>
+              </m:sSubSup>
+              <m:r>
+                <m:rPr>
+                  <m:sty m:val="p"/>
+                </m:rPr>
+                <m:t>]</m:t>
+              </m:r>
+            </m:oMath>
+            <w:r>
+              <w:rPr>
+                <w:rFonts w:hint="eastAsia"/>
+              </w:rPr>
+              <w:t xml:space="preserve">；測試時不可觀測</w:t>
+            </w:r>
+          </w:p>
+        </w:tc>
+      </w:tr>
+      <w:tr>
+        <w:tc>
+          <w:tcPr/>
+          <w:p>
+            <w:pPr>
+              <w:pStyle w:val="Compact"/>
+            </w:pPr>
+            <m:oMath>
+              <m:acc>
+                <m:accPr>
+                  <m:chr m:val="‾"/>
+                </m:accPr>
+                <m:e>
+                  <m:r>
+                    <m:t>p</m:t>
+                  </m:r>
+                </m:e>
+              </m:acc>
+            </m:oMath>
+          </w:p>
+        </w:tc>
+        <w:tc>
+          <w:tcPr/>
+          <w:p>
+            <w:pPr>
+              <w:pStyle w:val="Compact"/>
+            </w:pPr>
+            <w:r>
+              <w:rPr>
+                <w:rFonts w:hint="eastAsia"/>
+              </w:rPr>
+              <w:t xml:space="preserve">正確軌跡的基礎率</w:t>
+            </w:r>
+          </w:p>
+        </w:tc>
+      </w:tr>
+      <w:tr>
+        <w:tc>
+          <w:tcPr/>
+          <w:p>
+            <w:pPr>
+              <w:pStyle w:val="Compact"/>
+            </w:pPr>
+            <m:oMath>
+              <m:sSub>
+                <m:e>
+                  <m:r>
+                    <m:t>R</m:t>
+                  </m:r>
+                </m:e>
+                <m:sub>
+                  <m:r>
+                    <m:t>q</m:t>
+                  </m:r>
+                  <m:r>
+                    <m:rPr>
+                      <m:sty m:val="p"/>
+                    </m:rPr>
+                    <m:t>,</m:t>
+                  </m:r>
+                  <m:r>
+                    <m:t>i</m:t>
+                  </m:r>
+                </m:sub>
+              </m:sSub>
+            </m:oMath>
+          </w:p>
+        </w:tc>
+        <w:tc>
+          <w:tcPr/>
+          <w:p>
+            <w:pPr>
+              <w:pStyle w:val="Compact"/>
+            </w:pPr>
+            <m:oMath>
+              <m:sSub>
+                <m:e>
+                  <m:r>
+                    <m:t>c</m:t>
+                  </m:r>
+                </m:e>
+                <m:sub>
+                  <m:r>
+                    <m:t>q</m:t>
+                  </m:r>
+                  <m:r>
+                    <m:rPr>
+                      <m:sty m:val="p"/>
+                    </m:rPr>
+                    <m:t>,</m:t>
+                  </m:r>
+                  <m:r>
+                    <m:t>i</m:t>
+                  </m:r>
+                </m:sub>
+              </m:sSub>
+            </m:oMath>
+            <w:r>
+              <w:t xml:space="preserve"> </w:t>
+            </w:r>
+            <w:r>
+              <w:rPr>
+                <w:rFonts w:hint="eastAsia"/>
+              </w:rPr>
+              <w:t xml:space="preserve">的題內中位秩（同分取平均）</w:t>
+            </w:r>
+          </w:p>
+        </w:tc>
+      </w:tr>
+      <w:tr>
+        <w:tc>
+          <w:tcPr/>
+          <w:p>
+            <w:pPr>
+              <w:pStyle w:val="Compact"/>
+            </w:pPr>
+            <m:oMath>
+              <m:sSub>
+                <m:e>
+                  <m:r>
+                    <m:t>φ</m:t>
+                  </m:r>
+                </m:e>
+                <m:sub>
+                  <m:r>
+                    <m:t>q</m:t>
+                  </m:r>
+                  <m:r>
+                    <m:rPr>
+                      <m:sty m:val="p"/>
+                    </m:rPr>
+                    <m:t>,</m:t>
+                  </m:r>
+                  <m:r>
+                    <m:t>i</m:t>
+                  </m:r>
+                </m:sub>
+              </m:sSub>
+            </m:oMath>
+          </w:p>
+        </w:tc>
+        <w:tc>
+          <w:tcPr/>
+          <w:p>
+            <w:pPr>
+              <w:pStyle w:val="Compact"/>
+            </w:pPr>
+            <m:oMath>
+              <m:sSub>
+                <m:e>
+                  <m:r>
+                    <m:t>R</m:t>
+                  </m:r>
+                </m:e>
+                <m:sub>
+                  <m:r>
+                    <m:t>q</m:t>
+                  </m:r>
+                  <m:r>
+                    <m:rPr>
+                      <m:sty m:val="p"/>
+                    </m:rPr>
+                    <m:t>,</m:t>
+                  </m:r>
+                  <m:r>
+                    <m:t>i</m:t>
+                  </m:r>
+                </m:sub>
+              </m:sSub>
+            </m:oMath>
+            <w:r>
+              <w:t xml:space="preserve"> </w:t>
+            </w:r>
+            <w:r>
+              <w:rPr>
+                <w:rFonts w:hint="eastAsia"/>
+              </w:rPr>
+              <w:t xml:space="preserve">的標準化</w:t>
+            </w:r>
+            <w:r>
+              <w:t xml:space="preserve"> van der Waerden </w:t>
+            </w:r>
+            <w:r>
+              <w:rPr>
+                <w:rFonts w:hint="eastAsia"/>
+              </w:rPr>
+              <w:t xml:space="preserve">分數；投票特徵</w:t>
+            </w:r>
+          </w:p>
+        </w:tc>
+      </w:tr>
+      <w:tr>
+        <w:tc>
+          <w:tcPr/>
+          <w:p>
+            <w:pPr>
+              <w:pStyle w:val="Compact"/>
+            </w:pPr>
+            <m:oMath>
+              <m:sSub>
+                <m:e>
+                  <m:r>
+                    <m:t>σ</m:t>
+                  </m:r>
+                </m:e>
+                <m:sub>
+                  <m:r>
+                    <m:t>q</m:t>
+                  </m:r>
+                </m:sub>
+              </m:sSub>
+            </m:oMath>
+          </w:p>
+        </w:tc>
+        <w:tc>
+          <w:tcPr/>
+          <w:p>
+            <w:pPr>
+              <w:pStyle w:val="Compact"/>
+            </w:pPr>
+            <w:r>
+              <w:t xml:space="preserve">normal scores </w:t>
+            </w:r>
+            <w:r>
+              <w:rPr>
+                <w:rFonts w:hint="eastAsia"/>
+              </w:rPr>
+              <w:t xml:space="preserve">在題內的實測標準差</w:t>
+            </w:r>
+          </w:p>
+        </w:tc>
+      </w:tr>
+      <w:tr>
+        <w:tc>
+          <w:tcPr/>
+          <w:p>
+            <w:pPr>
+              <w:pStyle w:val="Compact"/>
+            </w:pPr>
+            <m:oMath>
+              <m:r>
+                <m:t>γ</m:t>
+              </m:r>
+            </m:oMath>
+            <w:r>
+              <w:t xml:space="preserve">、</w:t>
+            </w:r>
+            <m:oMath>
+              <m:sSub>
+                <m:e>
+                  <m:r>
+                    <m:t>γ</m:t>
+                  </m:r>
+                </m:e>
+                <m:sub>
+                  <m:r>
+                    <m:rPr>
+                      <m:sty m:val="p"/>
+                    </m:rPr>
+                    <m:t>max</m:t>
+                  </m:r>
+                </m:sub>
+              </m:sSub>
+            </m:oMath>
+          </w:p>
+        </w:tc>
+        <w:tc>
+          <w:tcPr/>
+          <w:p>
+            <w:pPr>
+              <w:pStyle w:val="Compact"/>
+            </w:pPr>
+            <w:r>
+              <w:rPr>
+                <w:rFonts w:hint="eastAsia"/>
+              </w:rPr>
+              <w:t xml:space="preserve">投票指數；其上限（dev</w:t>
+            </w:r>
+            <w:r>
+              <w:t xml:space="preserve"> </w:t>
+            </w:r>
+            <w:r>
+              <w:rPr>
+                <w:rFonts w:hint="eastAsia"/>
+              </w:rPr>
+              <w:t xml:space="preserve">為</w:t>
+            </w:r>
+            <w:r>
+              <w:t xml:space="preserve"> </w:t>
+            </w:r>
+            <w:r>
+              <w:rPr>
+                <w:rFonts w:hint="eastAsia"/>
+              </w:rPr>
+              <w:t xml:space="preserve">4、無標籤為</w:t>
+            </w:r>
+            <w:r>
+              <w:t xml:space="preserve"> </w:t>
+            </w:r>
+            <w:r>
+              <w:rPr>
+                <w:rFonts w:hint="eastAsia"/>
+              </w:rPr>
+              <w:t xml:space="preserve">2）</w:t>
+            </w:r>
+          </w:p>
+        </w:tc>
+      </w:tr>
+      <w:tr>
+        <w:tc>
+          <w:tcPr/>
+          <w:p>
+            <w:pPr>
+              <w:pStyle w:val="Compact"/>
+            </w:pPr>
+            <m:oMath>
+              <m:sSub>
+                <m:e>
+                  <m:acc>
+                    <m:accPr>
+                      <m:chr m:val="̂"/>
+                    </m:accPr>
+                    <m:e>
+                      <m:r>
+                        <m:t>a</m:t>
+                      </m:r>
+                    </m:e>
+                  </m:acc>
+                </m:e>
+                <m:sub>
+                  <m:r>
+                    <m:t>q</m:t>
+                  </m:r>
+                </m:sub>
+              </m:sSub>
+            </m:oMath>
+          </w:p>
+        </w:tc>
+        <w:tc>
+          <w:tcPr/>
+          <w:p>
+            <w:pPr>
+              <w:pStyle w:val="Compact"/>
+            </w:pPr>
+            <w:r>
+              <w:rPr>
+                <w:rFonts w:hint="eastAsia"/>
+              </w:rPr>
+              <w:t xml:space="preserve">回傳的答案</w:t>
+            </w:r>
+          </w:p>
+        </w:tc>
+      </w:tr>
+      <w:tr>
+        <w:tc>
+          <w:tcPr/>
+          <w:p>
+            <w:pPr>
+              <w:pStyle w:val="Compact"/>
+            </w:pPr>
+            <m:oMath>
+              <m:sSub>
+                <m:e>
+                  <m:r>
+                    <m:t>D</m:t>
+                  </m:r>
+                </m:e>
+                <m:sub>
+                  <m:r>
+                    <m:t>q</m:t>
+                  </m:r>
+                </m:sub>
+              </m:sSub>
+            </m:oMath>
+          </w:p>
+        </w:tc>
+        <w:tc>
+          <w:tcPr/>
+          <w:p>
+            <w:pPr>
+              <w:pStyle w:val="Compact"/>
+            </w:pPr>
+            <w:r>
+              <w:rPr>
+                <w:rFonts w:hint="eastAsia"/>
+              </w:rPr>
+              <w:t xml:space="preserve">題</w:t>
+            </w:r>
+            <w:r>
+              <w:t xml:space="preserve"> </w:t>
+            </w:r>
+            <m:oMath>
+              <m:r>
+                <m:t>q</m:t>
+              </m:r>
+            </m:oMath>
+            <w:r>
+              <w:t xml:space="preserve"> </w:t>
+            </w:r>
+            <w:r>
+              <w:rPr>
+                <w:rFonts w:hint="eastAsia"/>
+              </w:rPr>
+              <w:t xml:space="preserve">內的</w:t>
+            </w:r>
+            <w:r>
+              <w:t xml:space="preserve"> Somers’</w:t>
+            </w:r>
+            <w:r>
+              <w:t xml:space="preserve"> </w:t>
+            </w:r>
+            <m:oMath>
+              <m:r>
+                <m:t>D</m:t>
+              </m:r>
+            </m:oMath>
+            <w:r>
+              <w:rPr>
+                <w:rFonts w:hint="eastAsia"/>
+              </w:rPr>
+              <w:t xml:space="preserve">，</w:t>
+            </w:r>
+            <m:oMath>
+              <m:r>
+                <m:rPr>
+                  <m:sty m:val="p"/>
+                </m:rPr>
+                <m:t>=</m:t>
+              </m:r>
+              <m:r>
+                <m:t>2</m:t>
+              </m:r>
+              <m:r>
+                <m:t> </m:t>
+              </m:r>
+              <m:sSub>
+                <m:e>
+                  <m:r>
+                    <m:rPr>
+                      <m:sty m:val="p"/>
+                    </m:rPr>
+                    <m:t>A</m:t>
+                  </m:r>
+                  <m:r>
+                    <m:rPr>
+                      <m:sty m:val="p"/>
+                    </m:rPr>
+                    <m:t>U</m:t>
+                  </m:r>
+                  <m:r>
+                    <m:rPr>
+                      <m:sty m:val="p"/>
+                    </m:rPr>
+                    <m:t>C</m:t>
+                  </m:r>
+                </m:e>
+                <m:sub>
+                  <m:r>
+                    <m:t>q</m:t>
+                  </m:r>
+                </m:sub>
+              </m:sSub>
+              <m:r>
+                <m:rPr>
+                  <m:sty m:val="p"/>
+                </m:rPr>
+                <m:t>−</m:t>
+              </m:r>
+              <m:r>
+                <m:t>1</m:t>
+              </m:r>
+              <m:r>
+                <m:rPr>
+                  <m:sty m:val="p"/>
+                </m:rPr>
+                <m:t>=</m:t>
+              </m:r>
+              <m:r>
+                <m:t>2</m:t>
+              </m:r>
+              <m:r>
+                <m:t> </m:t>
+              </m:r>
+              <m:sSub>
+                <m:e>
+                  <m:r>
+                    <m:rPr>
+                      <m:sty m:val="p"/>
+                    </m:rPr>
+                    <m:t>W</m:t>
+                  </m:r>
+                  <m:r>
+                    <m:rPr>
+                      <m:sty m:val="p"/>
+                    </m:rPr>
+                    <m:t>Q</m:t>
+                  </m:r>
+                  <m:r>
+                    <m:rPr>
+                      <m:sty m:val="p"/>
+                    </m:rPr>
+                    <m:t>D</m:t>
+                  </m:r>
+                </m:e>
+                <m:sub>
+                  <m:r>
+                    <m:t>q</m:t>
+                  </m:r>
+                </m:sub>
+              </m:sSub>
+              <m:r>
+                <m:rPr>
+                  <m:sty m:val="p"/>
+                </m:rPr>
+                <m:t>−</m:t>
+              </m:r>
+              <m:r>
+                <m:t>1</m:t>
+              </m:r>
+            </m:oMath>
+          </w:p>
+        </w:tc>
+      </w:tr>
+      <w:tr>
+        <w:tc>
+          <w:tcPr/>
+          <w:p>
+            <w:pPr>
+              <w:pStyle w:val="Compact"/>
+            </w:pPr>
+            <m:oMath>
+              <m:sSub>
+                <m:e>
+                  <m:r>
+                    <m:t>N</m:t>
+                  </m:r>
+                </m:e>
+                <m:sub>
+                  <m:r>
+                    <m:t>q</m:t>
+                  </m:r>
+                </m:sub>
+              </m:sSub>
+            </m:oMath>
+          </w:p>
+        </w:tc>
+        <w:tc>
+          <w:tcPr/>
+          <w:p>
+            <w:pPr>
+              <w:pStyle w:val="Compact"/>
+            </w:pPr>
+            <w:r>
+              <w:t xml:space="preserve">van Elteren </w:t>
+            </w:r>
+            <w:r>
+              <w:rPr>
+                <w:rFonts w:hint="eastAsia"/>
+              </w:rPr>
+              <w:t xml:space="preserve">混合權重，</w:t>
+            </w:r>
+            <m:oMath>
+              <m:sSubSup>
+                <m:e>
+                  <m:r>
+                    <m:t>n</m:t>
+                  </m:r>
+                </m:e>
+                <m:sub>
+                  <m:r>
+                    <m:t>q</m:t>
+                  </m:r>
+                </m:sub>
+                <m:sup>
+                  <m:r>
+                    <m:t>1</m:t>
+                  </m:r>
+                </m:sup>
+              </m:sSubSup>
+              <m:sSubSup>
+                <m:e>
+                  <m:r>
+                    <m:t>n</m:t>
+                  </m:r>
+                </m:e>
+                <m:sub>
+                  <m:r>
+                    <m:t>q</m:t>
+                  </m:r>
+                </m:sub>
+                <m:sup>
+                  <m:r>
+                    <m:t>0</m:t>
+                  </m:r>
+                </m:sup>
+              </m:sSubSup>
+            </m:oMath>
+          </w:p>
+        </w:tc>
+      </w:tr>
+      <w:tr>
+        <w:tc>
+          <w:tcPr/>
+          <w:p>
+            <w:pPr>
+              <w:pStyle w:val="Compact"/>
+            </w:pPr>
+            <m:oMath>
+              <m:acc>
+                <m:accPr>
+                  <m:chr m:val="̂"/>
+                </m:accPr>
+                <m:e>
+                  <m:r>
+                    <m:t>D</m:t>
+                  </m:r>
+                </m:e>
+              </m:acc>
+            </m:oMath>
+          </w:p>
+        </w:tc>
+        <w:tc>
+          <w:tcPr/>
+          <w:p>
+            <w:pPr>
+              <w:pStyle w:val="Compact"/>
+            </w:pPr>
+            <w:r>
+              <w:rPr>
+                <w:rFonts w:hint="eastAsia"/>
+              </w:rPr>
+              <w:t xml:space="preserve">合併後的帶符號辨別度</w:t>
+            </w:r>
+          </w:p>
+        </w:tc>
+      </w:tr>
+      <w:tr>
+        <w:tc>
+          <w:tcPr/>
+          <w:p>
+            <w:pPr>
+              <w:pStyle w:val="Compact"/>
+            </w:pPr>
+            <m:oMath>
+              <m:sSub>
+                <m:e>
+                  <m:r>
+                    <m:rPr>
+                      <m:sty m:val="p"/>
+                    </m:rPr>
+                    <m:t>S</m:t>
+                  </m:r>
+                  <m:r>
+                    <m:rPr>
+                      <m:sty m:val="p"/>
+                    </m:rPr>
+                    <m:t>E</m:t>
+                  </m:r>
+                </m:e>
+                <m:sub>
+                  <m:r>
+                    <m:t>0</m:t>
+                  </m:r>
+                </m:sub>
+              </m:sSub>
+            </m:oMath>
+            <w:r>
+              <w:t xml:space="preserve">、</w:t>
+            </w:r>
+            <m:oMath>
+              <m:sSub>
+                <m:e>
+                  <m:r>
+                    <m:rPr>
+                      <m:sty m:val="p"/>
+                    </m:rPr>
+                    <m:t>S</m:t>
+                  </m:r>
+                  <m:r>
+                    <m:rPr>
+                      <m:sty m:val="p"/>
+                    </m:rPr>
+                    <m:t>E</m:t>
+                  </m:r>
+                </m:e>
+                <m:sub>
+                  <m:r>
+                    <m:t>J</m:t>
+                  </m:r>
+                </m:sub>
+              </m:sSub>
+            </m:oMath>
+          </w:p>
+        </w:tc>
+        <w:tc>
+          <w:tcPr/>
+          <w:p>
+            <w:pPr>
+              <w:pStyle w:val="Compact"/>
+            </w:pPr>
+            <w:r>
+              <w:rPr>
+                <w:rFonts w:hint="eastAsia"/>
+              </w:rPr>
+              <w:t xml:space="preserve">精確</w:t>
+            </w:r>
+            <w:r>
+              <w:t xml:space="preserve"> tie </w:t>
+            </w:r>
+            <w:r>
+              <w:rPr>
+                <w:rFonts w:hint="eastAsia"/>
+              </w:rPr>
+              <w:t xml:space="preserve">校正零假設標準誤；刪一題</w:t>
+            </w:r>
+            <w:r>
+              <w:t xml:space="preserve"> jackknife </w:t>
+            </w:r>
+            <w:r>
+              <w:rPr>
+                <w:rFonts w:hint="eastAsia"/>
+              </w:rPr>
+              <w:t xml:space="preserve">標準誤</w:t>
+            </w:r>
+          </w:p>
+        </w:tc>
+      </w:tr>
+      <w:tr>
+        <w:tc>
+          <w:tcPr/>
+          <w:p>
+            <w:pPr>
+              <w:pStyle w:val="Compact"/>
+            </w:pPr>
+            <m:oMath>
+              <m:r>
+                <m:rPr>
+                  <m:sty m:val="p"/>
+                </m:rPr>
+                <m:t>S</m:t>
+              </m:r>
+              <m:r>
+                <m:rPr>
+                  <m:sty m:val="p"/>
+                </m:rPr>
+                <m:t>E</m:t>
+              </m:r>
+            </m:oMath>
+          </w:p>
+        </w:tc>
+        <w:tc>
+          <w:tcPr/>
+          <w:p>
+            <w:pPr>
+              <w:pStyle w:val="Compact"/>
+            </w:pPr>
+            <m:oMath>
+              <m:r>
+                <m:rPr>
+                  <m:sty m:val="p"/>
+                </m:rPr>
+                <m:t>max</m:t>
+              </m:r>
+              <m:r>
+                <m:rPr>
+                  <m:sty m:val="p"/>
+                </m:rPr>
+                <m:t>{</m:t>
+              </m:r>
+              <m:sSub>
+                <m:e>
+                  <m:r>
+                    <m:rPr>
+                      <m:sty m:val="p"/>
+                    </m:rPr>
+                    <m:t>S</m:t>
+                  </m:r>
+                  <m:r>
+                    <m:rPr>
+                      <m:sty m:val="p"/>
+                    </m:rPr>
+                    <m:t>E</m:t>
+                  </m:r>
+                </m:e>
+                <m:sub>
+                  <m:r>
+                    <m:t>0</m:t>
+                  </m:r>
+                </m:sub>
+              </m:sSub>
+              <m:r>
+                <m:rPr>
+                  <m:sty m:val="p"/>
+                </m:rPr>
+                <m:t>,</m:t>
+              </m:r>
+              <m:sSub>
+                <m:e>
+                  <m:r>
+                    <m:rPr>
+                      <m:sty m:val="p"/>
+                    </m:rPr>
+                    <m:t>S</m:t>
+                  </m:r>
+                  <m:r>
+                    <m:rPr>
+                      <m:sty m:val="p"/>
+                    </m:rPr>
+                    <m:t>E</m:t>
+                  </m:r>
+                </m:e>
+                <m:sub>
+                  <m:r>
+                    <m:t>J</m:t>
+                  </m:r>
+                </m:sub>
+              </m:sSub>
+              <m:r>
+                <m:rPr>
+                  <m:sty m:val="p"/>
+                </m:rPr>
+                <m:t>,</m:t>
+              </m:r>
+              <m:r>
+                <m:t>1</m:t>
+              </m:r>
+              <m:r>
+                <m:rPr>
+                  <m:sty m:val="p"/>
+                </m:rPr>
+                <m:t>/</m:t>
+              </m:r>
+              <m:r>
+                <m:rPr>
+                  <m:sty m:val="p"/>
+                </m:rPr>
+                <m:t>(</m:t>
+              </m:r>
+              <m:r>
+                <m:t>2</m:t>
+              </m:r>
+              <m:rad>
+                <m:radPr>
+                  <m:degHide m:val="on"/>
+                </m:radPr>
+                <m:deg/>
+                <m:e>
+                  <m:r>
+                    <m:t>N</m:t>
+                  </m:r>
+                </m:e>
+              </m:rad>
+              <m:r>
+                <m:rPr>
+                  <m:sty m:val="p"/>
+                </m:rPr>
+                <m:t>)</m:t>
+              </m:r>
+              <m:r>
+                <m:rPr>
+                  <m:sty m:val="p"/>
+                </m:rPr>
+                <m:t>}</m:t>
+              </m:r>
+            </m:oMath>
+          </w:p>
+        </w:tc>
+      </w:tr>
+      <w:tr>
+        <w:tc>
+          <w:tcPr/>
+          <w:p>
+            <w:pPr>
+              <w:pStyle w:val="Compact"/>
+            </w:pPr>
+            <m:oMath>
+              <m:r>
+                <m:t>ζ</m:t>
+              </m:r>
+            </m:oMath>
+          </w:p>
+        </w:tc>
+        <w:tc>
+          <w:tcPr/>
+          <w:p>
+            <w:pPr>
+              <w:pStyle w:val="Compact"/>
+            </w:pPr>
+            <m:oMath>
+              <m:acc>
+                <m:accPr>
+                  <m:chr m:val="̂"/>
+                </m:accPr>
+                <m:e>
+                  <m:r>
+                    <m:t>D</m:t>
+                  </m:r>
+                </m:e>
+              </m:acc>
+              <m:r>
+                <m:rPr>
+                  <m:sty m:val="p"/>
+                </m:rPr>
+                <m:t>/</m:t>
+              </m:r>
+              <m:r>
+                <m:rPr>
+                  <m:sty m:val="p"/>
+                </m:rPr>
+                <m:t>S</m:t>
+              </m:r>
+              <m:r>
+                <m:rPr>
+                  <m:sty m:val="p"/>
+                </m:rPr>
+                <m:t>E</m:t>
+              </m:r>
+            </m:oMath>
+            <w:r>
+              <w:rPr>
+                <w:rFonts w:hint="eastAsia"/>
+              </w:rPr>
+              <w:t xml:space="preserve">；死區為</w:t>
+            </w:r>
+            <w:r>
+              <w:t xml:space="preserve"> </w:t>
+            </w:r>
+            <m:oMath>
+              <m:r>
+                <m:rPr>
+                  <m:sty m:val="p"/>
+                </m:rPr>
+                <m:t>|</m:t>
+              </m:r>
+              <m:r>
+                <m:t>ζ</m:t>
+              </m:r>
+              <m:r>
+                <m:rPr>
+                  <m:sty m:val="p"/>
+                </m:rPr>
+                <m:t>|</m:t>
+              </m:r>
+              <m:r>
+                <m:rPr>
+                  <m:sty m:val="p"/>
+                </m:rPr>
+                <m:t>≤</m:t>
+              </m:r>
+              <m:r>
+                <m:t>ν</m:t>
+              </m:r>
+            </m:oMath>
+          </w:p>
+        </w:tc>
+      </w:tr>
+      <w:tr>
+        <w:tc>
+          <w:tcPr/>
+          <w:p>
+            <w:pPr>
+              <w:pStyle w:val="Compact"/>
+            </w:pPr>
+            <m:oMath>
+              <m:r>
+                <m:t>ν</m:t>
+              </m:r>
+            </m:oMath>
+          </w:p>
+        </w:tc>
+        <w:tc>
+          <w:tcPr/>
+          <w:p>
+            <w:pPr>
+              <w:pStyle w:val="Compact"/>
+            </w:pPr>
+            <w:r>
+              <w:rPr>
+                <w:rFonts w:hint="eastAsia"/>
+              </w:rPr>
+              <w:t xml:space="preserve">顯著性下限（dev</w:t>
+            </w:r>
+            <w:r>
+              <w:t xml:space="preserve"> </w:t>
+            </w:r>
+            <w:r>
+              <w:rPr>
+                <w:rFonts w:hint="eastAsia"/>
+              </w:rPr>
+              <w:t xml:space="preserve">為</w:t>
+            </w:r>
+            <w:r>
+              <w:t xml:space="preserve"> </w:t>
+            </w:r>
+            <w:r>
+              <w:rPr>
+                <w:rFonts w:hint="eastAsia"/>
+              </w:rPr>
+              <w:t xml:space="preserve">1.28、無標籤為</w:t>
+            </w:r>
+            <w:r>
+              <w:t xml:space="preserve"> </w:t>
+            </w:r>
+            <w:r>
+              <w:rPr>
+                <w:rFonts w:hint="eastAsia"/>
+              </w:rPr>
+              <w:t xml:space="preserve">2.33）</w:t>
+            </w:r>
+          </w:p>
+        </w:tc>
+      </w:tr>
+      <w:tr>
+        <w:tc>
+          <w:tcPr/>
+          <w:p>
+            <w:pPr>
+              <w:pStyle w:val="Compact"/>
+            </w:pPr>
+            <m:oMath>
+              <m:acc>
+                <m:accPr>
+                  <m:chr m:val="̃"/>
+                </m:accPr>
+                <m:e>
+                  <m:r>
+                    <m:t>D</m:t>
+                  </m:r>
+                </m:e>
+              </m:acc>
+            </m:oMath>
+          </w:p>
+        </w:tc>
+        <w:tc>
+          <w:tcPr/>
+          <w:p>
+            <w:pPr>
+              <w:pStyle w:val="Compact"/>
+            </w:pPr>
+            <w:r>
+              <w:rPr>
+                <w:rFonts w:hint="eastAsia"/>
+              </w:rPr>
+              <w:t xml:space="preserve">收縮後的辨別度，</w:t>
+            </w:r>
+            <m:oMath>
+              <m:acc>
+                <m:accPr>
+                  <m:chr m:val="̂"/>
+                </m:accPr>
+                <m:e>
+                  <m:r>
+                    <m:t>D</m:t>
+                  </m:r>
+                </m:e>
+              </m:acc>
+              <m:r>
+                <m:rPr>
+                  <m:sty m:val="p"/>
+                </m:rPr>
+                <m:t>(</m:t>
+              </m:r>
+              <m:r>
+                <m:t>1</m:t>
+              </m:r>
+              <m:r>
+                <m:rPr>
+                  <m:sty m:val="p"/>
+                </m:rPr>
+                <m:t>−</m:t>
+              </m:r>
+              <m:sSup>
+                <m:e>
+                  <m:r>
+                    <m:t>ν</m:t>
+                  </m:r>
+                </m:e>
+                <m:sup>
+                  <m:r>
+                    <m:t>2</m:t>
+                  </m:r>
+                </m:sup>
+              </m:sSup>
+              <m:r>
+                <m:rPr>
+                  <m:sty m:val="p"/>
+                </m:rPr>
+                <m:t>/</m:t>
+              </m:r>
+              <m:sSup>
+                <m:e>
+                  <m:r>
+                    <m:t>ζ</m:t>
+                  </m:r>
+                </m:e>
+                <m:sup>
+                  <m:r>
+                    <m:t>2</m:t>
+                  </m:r>
+                </m:sup>
+              </m:sSup>
+              <m:sSub>
+                <m:e>
+                  <m:r>
+                    <m:rPr>
+                      <m:sty m:val="p"/>
+                    </m:rPr>
+                    <m:t>)</m:t>
+                  </m:r>
+                </m:e>
+                <m:sub>
+                  <m:r>
+                    <m:rPr>
+                      <m:sty m:val="p"/>
+                    </m:rPr>
+                    <m:t>+</m:t>
+                  </m:r>
+                </m:sub>
+              </m:sSub>
+            </m:oMath>
+          </w:p>
+        </w:tc>
+      </w:tr>
+      <w:tr>
+        <w:tc>
+          <w:tcPr/>
+          <w:p>
+            <w:pPr>
+              <w:pStyle w:val="Compact"/>
+            </w:pPr>
+            <m:oMath>
+              <m:r>
+                <m:t>z</m:t>
+              </m:r>
+            </m:oMath>
+          </w:p>
+        </w:tc>
+        <w:tc>
+          <w:tcPr/>
+          <w:p>
+            <w:pPr>
+              <w:pStyle w:val="Compact"/>
+            </w:pPr>
+            <m:oMath>
+              <m:sSup>
+                <m:e>
+                  <m:r>
+                    <m:rPr>
+                      <m:sty m:val="p"/>
+                    </m:rPr>
+                    <m:t>Φ</m:t>
+                  </m:r>
+                </m:e>
+                <m:sup>
+                  <m:r>
+                    <m:rPr>
+                      <m:sty m:val="p"/>
+                    </m:rPr>
+                    <m:t>−</m:t>
+                  </m:r>
+                  <m:r>
+                    <m:t>1</m:t>
+                  </m:r>
+                </m:sup>
+              </m:sSup>
+              <m:d>
+                <m:dPr>
+                  <m:begChr m:val="("/>
+                  <m:sepChr m:val=""/>
+                  <m:endChr m:val=")"/>
+                  <m:grow/>
+                </m:dPr>
+                <m:e>
+                  <m:r>
+                    <m:rPr>
+                      <m:sty m:val="p"/>
+                    </m:rPr>
+                    <m:t>(</m:t>
+                  </m:r>
+                  <m:r>
+                    <m:t>1</m:t>
+                  </m:r>
+                  <m:r>
+                    <m:rPr>
+                      <m:sty m:val="p"/>
+                    </m:rPr>
+                    <m:t>+</m:t>
+                  </m:r>
+                  <m:acc>
+                    <m:accPr>
+                      <m:chr m:val="̃"/>
+                    </m:accPr>
+                    <m:e>
+                      <m:r>
+                        <m:t>D</m:t>
+                      </m:r>
+                    </m:e>
+                  </m:acc>
+                  <m:r>
+                    <m:rPr>
+                      <m:sty m:val="p"/>
+                    </m:rPr>
+                    <m:t>)</m:t>
+                  </m:r>
+                  <m:r>
+                    <m:rPr>
+                      <m:sty m:val="p"/>
+                    </m:rPr>
+                    <m:t>/</m:t>
+                  </m:r>
+                  <m:r>
+                    <m:t>2</m:t>
+                  </m:r>
+                </m:e>
+              </m:d>
+            </m:oMath>
+          </w:p>
+        </w:tc>
+      </w:tr>
+      <w:tr>
+        <w:tc>
+          <w:tcPr/>
+          <w:p>
+            <w:pPr>
+              <w:pStyle w:val="Compact"/>
+            </w:pPr>
+            <m:oMath>
+              <m:sSub>
+                <m:e>
+                  <m:r>
+                    <m:t>M</m:t>
+                  </m:r>
+                </m:e>
+                <m:sub>
+                  <m:r>
+                    <m:t>q</m:t>
+                  </m:r>
+                </m:sub>
+              </m:sSub>
+            </m:oMath>
+          </w:p>
+        </w:tc>
+        <w:tc>
+          <w:tcPr/>
+          <w:p>
+            <w:pPr>
+              <w:pStyle w:val="Compact"/>
+            </w:pPr>
+            <w:r>
+              <w:rPr>
+                <w:rFonts w:hint="eastAsia"/>
+              </w:rPr>
+              <w:t xml:space="preserve">去重加權多數；即偽標籤</w:t>
+            </w:r>
+          </w:p>
+        </w:tc>
+      </w:tr>
+      <w:tr>
+        <w:tc>
+          <w:tcPr/>
+          <w:p>
+            <w:pPr>
+              <w:pStyle w:val="Compact"/>
+            </w:pPr>
+            <m:oMath>
+              <m:sSub>
+                <m:e>
+                  <m:r>
+                    <m:t>g</m:t>
+                  </m:r>
+                </m:e>
+                <m:sub>
+                  <m:r>
+                    <m:t>q</m:t>
+                  </m:r>
+                  <m:r>
+                    <m:rPr>
+                      <m:sty m:val="p"/>
+                    </m:rPr>
+                    <m:t>,</m:t>
+                  </m:r>
+                  <m:r>
+                    <m:t>i</m:t>
+                  </m:r>
+                </m:sub>
+              </m:sSub>
+            </m:oMath>
+          </w:p>
+        </w:tc>
+        <w:tc>
+          <w:tcPr/>
+          <w:p>
+            <w:pPr>
+              <w:pStyle w:val="Compact"/>
+            </w:pPr>
+            <m:oMath>
+              <m:r>
+                <m:rPr>
+                  <m:sty m:val="b"/>
+                </m:rPr>
+                <m:t>1</m:t>
+              </m:r>
+              <m:r>
+                <m:rPr>
+                  <m:sty m:val="p"/>
+                </m:rPr>
+                <m:t>[</m:t>
+              </m:r>
+              <m:sSub>
+                <m:e>
+                  <m:r>
+                    <m:t>a</m:t>
+                  </m:r>
+                </m:e>
+                <m:sub>
+                  <m:r>
+                    <m:t>q</m:t>
+                  </m:r>
+                  <m:r>
+                    <m:rPr>
+                      <m:sty m:val="p"/>
+                    </m:rPr>
+                    <m:t>,</m:t>
+                  </m:r>
+                  <m:r>
+                    <m:t>i</m:t>
+                  </m:r>
+                </m:sub>
+              </m:sSub>
+              <m:r>
+                <m:rPr>
+                  <m:sty m:val="p"/>
+                </m:rPr>
+                <m:t>=</m:t>
+              </m:r>
+              <m:sSub>
+                <m:e>
+                  <m:r>
+                    <m:t>M</m:t>
+                  </m:r>
+                </m:e>
+                <m:sub>
+                  <m:r>
+                    <m:t>q</m:t>
+                  </m:r>
+                </m:sub>
+              </m:sSub>
+              <m:r>
+                <m:rPr>
+                  <m:sty m:val="p"/>
+                </m:rPr>
+                <m:t>]</m:t>
+              </m:r>
+            </m:oMath>
+          </w:p>
+        </w:tc>
+      </w:tr>
+      <w:tr>
+        <w:tc>
+          <w:tcPr/>
+          <w:p>
+            <w:pPr>
+              <w:pStyle w:val="Compact"/>
+            </w:pPr>
+            <m:oMath>
+              <m:acc>
+                <m:accPr>
+                  <m:chr m:val="‾"/>
+                </m:accPr>
+                <m:e>
+                  <m:r>
+                    <m:t>ρ</m:t>
+                  </m:r>
+                </m:e>
+              </m:acc>
+            </m:oMath>
+          </w:p>
+        </w:tc>
+        <w:tc>
+          <w:tcPr/>
+          <w:p>
+            <w:pPr>
+              <w:pStyle w:val="Compact"/>
+            </w:pPr>
+            <w:r>
+              <w:rPr>
+                <w:rFonts w:hint="eastAsia"/>
+              </w:rPr>
+              <w:t xml:space="preserve">多數決</w:t>
+            </w:r>
+            <w:r>
+              <w:rPr>
+                <w:rFonts w:hint="eastAsia"/>
+                <w:b/>
+                <w:bCs/>
+              </w:rPr>
+              <w:t xml:space="preserve">錯誤</w:t>
+            </w:r>
+            <w:r>
+              <w:rPr>
+                <w:rFonts w:hint="eastAsia"/>
+              </w:rPr>
+              <w:t xml:space="preserve">的成對加權機率</w:t>
+            </w:r>
+          </w:p>
+        </w:tc>
+      </w:tr>
+      <w:tr>
+        <w:tc>
+          <w:tcPr/>
+          <w:p>
+            <w:pPr>
+              <w:pStyle w:val="Compact"/>
+            </w:pPr>
+            <m:oMath>
+              <m:acc>
+                <m:accPr>
+                  <m:chr m:val="̂"/>
+                </m:accPr>
+                <m:e>
+                  <m:r>
+                    <m:t>η</m:t>
+                  </m:r>
+                </m:e>
+              </m:acc>
+            </m:oMath>
+          </w:p>
+        </w:tc>
+        <w:tc>
+          <w:tcPr/>
+          <w:p>
+            <w:pPr>
+              <w:pStyle w:val="Compact"/>
+            </w:pPr>
+            <w:r>
+              <w:rPr>
+                <w:rFonts w:hint="eastAsia"/>
+              </w:rPr>
+              <w:t xml:space="preserve">估計的衰減量</w:t>
+            </w:r>
+            <w:r>
+              <w:t xml:space="preserve"> </w:t>
+            </w:r>
+            <m:oMath>
+              <m:r>
+                <m:t>1</m:t>
+              </m:r>
+              <m:r>
+                <m:rPr>
+                  <m:sty m:val="p"/>
+                </m:rPr>
+                <m:t>−</m:t>
+              </m:r>
+              <m:r>
+                <m:t>2</m:t>
+              </m:r>
+              <m:acc>
+                <m:accPr>
+                  <m:chr m:val="‾"/>
+                </m:accPr>
+                <m:e>
+                  <m:r>
+                    <m:t>ρ</m:t>
+                  </m:r>
+                </m:e>
+              </m:acc>
+            </m:oMath>
+            <w:r>
+              <w:rPr>
+                <w:rFonts w:hint="eastAsia"/>
+              </w:rPr>
+              <w:t xml:space="preserve">（</w:t>
+            </w:r>
+            <w:r>
+              <w:rPr>
+                <w:rFonts w:hint="eastAsia"/>
+                <w:b/>
+                <w:bCs/>
+              </w:rPr>
+              <w:t xml:space="preserve">不是</w:t>
+            </w:r>
+            <w:r>
+              <w:t xml:space="preserve"> </w:t>
+            </w:r>
+            <m:oMath>
+              <m:acc>
+                <m:accPr>
+                  <m:chr m:val="‾"/>
+                </m:accPr>
+                <m:e>
+                  <m:r>
+                    <m:t>ρ</m:t>
+                  </m:r>
+                </m:e>
+              </m:acc>
+            </m:oMath>
+            <w:r>
+              <w:rPr>
+                <w:rFonts w:hint="eastAsia"/>
+              </w:rPr>
+              <w:t xml:space="preserve">）</w:t>
+            </w:r>
+          </w:p>
+        </w:tc>
+      </w:tr>
+      <w:tr>
+        <w:tc>
+          <w:tcPr/>
+          <w:p>
+            <w:pPr>
+              <w:pStyle w:val="Compact"/>
+            </w:pPr>
+            <m:oMath>
+              <m:r>
+                <m:t>α</m:t>
+              </m:r>
+            </m:oMath>
+            <w:r>
+              <w:t xml:space="preserve">、</w:t>
+            </w:r>
+            <m:oMath>
+              <m:r>
+                <m:t>k</m:t>
+              </m:r>
+            </m:oMath>
+          </w:p>
+        </w:tc>
+        <w:tc>
+          <w:tcPr/>
+          <w:p>
+            <w:pPr>
+              <w:pStyle w:val="Compact"/>
+            </w:pPr>
+            <w:r>
+              <w:t xml:space="preserve">split-half </w:t>
+            </w:r>
+            <w:r>
+              <w:rPr>
+                <w:rFonts w:hint="eastAsia"/>
+              </w:rPr>
+              <w:t xml:space="preserve">一致率；有效錯誤選項數</w:t>
+            </w:r>
+          </w:p>
+        </w:tc>
+      </w:tr>
+      <w:tr>
+        <w:tc>
+          <w:tcPr/>
+          <w:p>
+            <w:pPr>
+              <w:pStyle w:val="Compact"/>
+            </w:pPr>
+            <m:oMath>
+              <m:sSub>
+                <m:e>
+                  <m:r>
+                    <m:t>E</m:t>
+                  </m:r>
+                </m:e>
+                <m:sub>
+                  <m:r>
+                    <m:t>1</m:t>
+                  </m:r>
+                </m:sub>
+              </m:sSub>
+              <m:r>
+                <m:rPr>
+                  <m:sty m:val="p"/>
+                </m:rPr>
+                <m:t>…</m:t>
+              </m:r>
+              <m:sSub>
+                <m:e>
+                  <m:r>
+                    <m:t>E</m:t>
+                  </m:r>
+                </m:e>
+                <m:sub>
+                  <m:r>
+                    <m:t>4</m:t>
+                  </m:r>
+                </m:sub>
+              </m:sSub>
+            </m:oMath>
+          </w:p>
+        </w:tc>
+        <w:tc>
+          <w:tcPr/>
+          <w:p>
+            <w:pPr>
+              <w:pStyle w:val="Compact"/>
+            </w:pPr>
+            <w:r>
+              <w:rPr>
+                <w:rFonts w:hint="eastAsia"/>
+              </w:rPr>
+              <w:t xml:space="preserve">四項警報；任一觸發即令</w:t>
+            </w:r>
+            <w:r>
+              <w:t xml:space="preserve"> </w:t>
+            </w:r>
+            <m:oMath>
+              <m:r>
+                <m:t>γ</m:t>
+              </m:r>
+              <m:r>
+                <m:rPr>
+                  <m:sty m:val="p"/>
+                </m:rPr>
+                <m:t>=</m:t>
+              </m:r>
+              <m:r>
+                <m:t>0</m:t>
+              </m:r>
+            </m:oMath>
+          </w:p>
+        </w:tc>
+      </w:tr>
+      <w:tr>
+        <w:tc>
+          <w:tcPr/>
+          <w:p>
+            <w:pPr>
+              <w:pStyle w:val="Compact"/>
+            </w:pPr>
+            <m:oMath>
+              <m:r>
+                <m:t>ψ</m:t>
+              </m:r>
+            </m:oMath>
+          </w:p>
+        </w:tc>
+        <w:tc>
+          <w:tcPr/>
+          <w:p>
+            <w:pPr>
+              <w:pStyle w:val="Compact"/>
+            </w:pPr>
+            <m:oMath>
+              <m:sSub>
+                <m:e>
+                  <m:r>
+                    <m:t>E</m:t>
+                  </m:r>
+                </m:e>
+                <m:sub>
+                  <m:r>
+                    <m:t>2</m:t>
+                  </m:r>
+                </m:sub>
+              </m:sSub>
+            </m:oMath>
+            <w:r>
+              <w:t xml:space="preserve"> </w:t>
+            </w:r>
+            <w:r>
+              <w:rPr>
+                <w:rFonts w:hint="eastAsia"/>
+              </w:rPr>
+              <w:t xml:space="preserve">背後的</w:t>
+            </w:r>
+            <w:r>
+              <w:t xml:space="preserve"> margin </w:t>
+            </w:r>
+            <w:r>
+              <w:rPr>
+                <w:rFonts w:hint="eastAsia"/>
+              </w:rPr>
+              <w:t xml:space="preserve">去耦統計量</w:t>
+            </w:r>
+          </w:p>
+        </w:tc>
+      </w:tr>
+      <w:tr>
+        <w:tc>
+          <w:tcPr/>
+          <w:p>
+            <w:pPr>
+              <w:pStyle w:val="Compact"/>
+            </w:pPr>
+            <m:oMath>
+              <m:sSub>
+                <m:e>
+                  <m:r>
+                    <m:t>κ</m:t>
+                  </m:r>
+                </m:e>
+                <m:sub>
+                  <m:r>
+                    <m:t>c</m:t>
+                  </m:r>
+                </m:sub>
+              </m:sSub>
+            </m:oMath>
+          </w:p>
+        </w:tc>
+        <w:tc>
+          <w:tcPr/>
+          <w:p>
+            <w:pPr>
+              <w:pStyle w:val="Compact"/>
+            </w:pPr>
+            <w:r>
+              <w:t xml:space="preserve">oracle </w:t>
+            </w:r>
+            <w:r>
+              <w:rPr>
+                <w:rFonts w:hint="eastAsia"/>
+              </w:rPr>
+              <w:t xml:space="preserve">中真實的信心—正確性耦合</w:t>
+            </w:r>
+          </w:p>
+        </w:tc>
+      </w:tr>
+      <w:tr>
+        <w:tc>
+          <w:tcPr/>
+          <w:p>
+            <w:pPr>
+              <w:pStyle w:val="Compact"/>
+            </w:pPr>
+            <m:oMath>
+              <m:sSub>
+                <m:e>
+                  <m:r>
+                    <m:t>λ</m:t>
+                  </m:r>
+                </m:e>
+                <m:sub>
+                  <m:r>
+                    <m:t>q</m:t>
+                  </m:r>
+                </m:sub>
+              </m:sSub>
+            </m:oMath>
+          </w:p>
+        </w:tc>
+        <w:tc>
+          <w:tcPr/>
+          <w:p>
+            <w:pPr>
+              <w:pStyle w:val="Compact"/>
+            </w:pPr>
+            <w:r>
+              <w:t xml:space="preserve">i.i.d. </w:t>
+            </w:r>
+            <w:r>
+              <w:rPr>
+                <w:rFonts w:hint="eastAsia"/>
+              </w:rPr>
+              <w:t xml:space="preserve">異質性下的逐題耦合</w:t>
+            </w:r>
+          </w:p>
+        </w:tc>
+      </w:tr>
+    </w:tbl>
+    <w:bookmarkEnd w:id="56"/>
+    <w:bookmarkStart w:id="111" w:name="參考文獻"/>
+    <w:p>
+      <w:pPr>
+        <w:pStyle w:val="Heading2"/>
+      </w:pPr>
+      <w:r>
+        <w:rPr>
+          <w:rFonts w:hint="eastAsia"/>
+        </w:rPr>
+        <w:t xml:space="preserve">參考文獻</w:t>
+      </w:r>
+    </w:p>
+    <w:p>
+      <w:pPr>
+        <w:pStyle w:val="FirstParagraph"/>
+      </w:pPr>
+      <w:bookmarkStart w:id="57" w:name="ref1"/>
+      <w:bookmarkEnd w:id="57"/>
       <w:r>
         <w:rPr>
           <w:b/>
@@ -23117,7 +25478,7 @@
       <w:r>
         <w:t xml:space="preserve"> </w:t>
       </w:r>
-      <w:hyperlink r:id="rId57">
+      <w:hyperlink r:id="rId58">
         <w:r>
           <w:rPr>
             <w:rStyle w:val="Hyperlink"/>
@@ -23130,8 +25491,8 @@
       <w:pPr>
         <w:pStyle w:val="BodyText"/>
       </w:pPr>
-      <w:bookmarkStart w:id="58" w:name="ref2"/>
-      <w:bookmarkEnd w:id="58"/>
+      <w:bookmarkStart w:id="59" w:name="ref2"/>
+      <w:bookmarkEnd w:id="59"/>
       <w:r>
         <w:rPr>
           <w:b/>
@@ -23186,7 +25547,7 @@
       <w:r>
         <w:t xml:space="preserve"> </w:t>
       </w:r>
-      <w:hyperlink r:id="rId59">
+      <w:hyperlink r:id="rId60">
         <w:r>
           <w:rPr>
             <w:rStyle w:val="Hyperlink"/>
@@ -23199,8 +25560,8 @@
       <w:pPr>
         <w:pStyle w:val="BodyText"/>
       </w:pPr>
-      <w:bookmarkStart w:id="60" w:name="ref3"/>
-      <w:bookmarkEnd w:id="60"/>
+      <w:bookmarkStart w:id="61" w:name="ref3"/>
+      <w:bookmarkEnd w:id="61"/>
       <w:r>
         <w:rPr>
           <w:b/>
@@ -23255,7 +25616,7 @@
       <w:r>
         <w:t xml:space="preserve"> </w:t>
       </w:r>
-      <w:hyperlink r:id="rId61">
+      <w:hyperlink r:id="rId62">
         <w:r>
           <w:rPr>
             <w:rStyle w:val="Hyperlink"/>
@@ -23268,8 +25629,8 @@
       <w:pPr>
         <w:pStyle w:val="BodyText"/>
       </w:pPr>
-      <w:bookmarkStart w:id="62" w:name="ref4"/>
-      <w:bookmarkEnd w:id="62"/>
+      <w:bookmarkStart w:id="63" w:name="ref4"/>
+      <w:bookmarkEnd w:id="63"/>
       <w:r>
         <w:rPr>
           <w:b/>
@@ -23311,7 +25672,7 @@
       <w:r>
         <w:t xml:space="preserve"> </w:t>
       </w:r>
-      <w:hyperlink r:id="rId63">
+      <w:hyperlink r:id="rId64">
         <w:r>
           <w:rPr>
             <w:rStyle w:val="Hyperlink"/>
@@ -23324,8 +25685,8 @@
       <w:pPr>
         <w:pStyle w:val="BodyText"/>
       </w:pPr>
-      <w:bookmarkStart w:id="64" w:name="ref5"/>
-      <w:bookmarkEnd w:id="64"/>
+      <w:bookmarkStart w:id="65" w:name="ref5"/>
+      <w:bookmarkEnd w:id="65"/>
       <w:r>
         <w:rPr>
           <w:b/>
@@ -23380,7 +25741,7 @@
       <w:r>
         <w:t xml:space="preserve"> </w:t>
       </w:r>
-      <w:hyperlink r:id="rId65">
+      <w:hyperlink r:id="rId66">
         <w:r>
           <w:rPr>
             <w:rStyle w:val="Hyperlink"/>
@@ -23393,8 +25754,8 @@
       <w:pPr>
         <w:pStyle w:val="BodyText"/>
       </w:pPr>
-      <w:bookmarkStart w:id="66" w:name="ref6"/>
-      <w:bookmarkEnd w:id="66"/>
+      <w:bookmarkStart w:id="67" w:name="ref6"/>
+      <w:bookmarkEnd w:id="67"/>
       <w:r>
         <w:rPr>
           <w:b/>
@@ -23436,7 +25797,7 @@
       <w:r>
         <w:t xml:space="preserve"> </w:t>
       </w:r>
-      <w:hyperlink r:id="rId67">
+      <w:hyperlink r:id="rId68">
         <w:r>
           <w:rPr>
             <w:rStyle w:val="Hyperlink"/>
@@ -23449,8 +25810,8 @@
       <w:pPr>
         <w:pStyle w:val="BodyText"/>
       </w:pPr>
-      <w:bookmarkStart w:id="68" w:name="ref7"/>
-      <w:bookmarkEnd w:id="68"/>
+      <w:bookmarkStart w:id="69" w:name="ref7"/>
+      <w:bookmarkEnd w:id="69"/>
       <w:r>
         <w:rPr>
           <w:b/>
@@ -23492,7 +25853,7 @@
       <w:r>
         <w:t xml:space="preserve"> </w:t>
       </w:r>
-      <w:hyperlink r:id="rId69">
+      <w:hyperlink r:id="rId70">
         <w:r>
           <w:rPr>
             <w:rStyle w:val="Hyperlink"/>
@@ -23505,8 +25866,8 @@
       <w:pPr>
         <w:pStyle w:val="BodyText"/>
       </w:pPr>
-      <w:bookmarkStart w:id="70" w:name="ref8"/>
-      <w:bookmarkEnd w:id="70"/>
+      <w:bookmarkStart w:id="71" w:name="ref8"/>
+      <w:bookmarkEnd w:id="71"/>
       <w:r>
         <w:rPr>
           <w:b/>
@@ -23548,7 +25909,7 @@
       <w:r>
         <w:t xml:space="preserve"> </w:t>
       </w:r>
-      <w:hyperlink r:id="rId71">
+      <w:hyperlink r:id="rId72">
         <w:r>
           <w:rPr>
             <w:rStyle w:val="Hyperlink"/>
@@ -23561,8 +25922,8 @@
       <w:pPr>
         <w:pStyle w:val="BodyText"/>
       </w:pPr>
-      <w:bookmarkStart w:id="72" w:name="ref9"/>
-      <w:bookmarkEnd w:id="72"/>
+      <w:bookmarkStart w:id="73" w:name="ref9"/>
+      <w:bookmarkEnd w:id="73"/>
       <w:r>
         <w:rPr>
           <w:b/>
@@ -23598,7 +25959,7 @@
       <w:r>
         <w:t xml:space="preserve"> </w:t>
       </w:r>
-      <w:hyperlink r:id="rId73">
+      <w:hyperlink r:id="rId74">
         <w:r>
           <w:rPr>
             <w:rStyle w:val="Hyperlink"/>
@@ -23611,8 +25972,8 @@
       <w:pPr>
         <w:pStyle w:val="BodyText"/>
       </w:pPr>
-      <w:bookmarkStart w:id="74" w:name="ref10"/>
-      <w:bookmarkEnd w:id="74"/>
+      <w:bookmarkStart w:id="75" w:name="ref10"/>
+      <w:bookmarkEnd w:id="75"/>
       <w:r>
         <w:rPr>
           <w:b/>
@@ -23648,7 +26009,7 @@
       <w:r>
         <w:t xml:space="preserve"> </w:t>
       </w:r>
-      <w:hyperlink r:id="rId75">
+      <w:hyperlink r:id="rId76">
         <w:r>
           <w:rPr>
             <w:rStyle w:val="Hyperlink"/>
@@ -23661,8 +26022,8 @@
       <w:pPr>
         <w:pStyle w:val="BodyText"/>
       </w:pPr>
-      <w:bookmarkStart w:id="76" w:name="ref11"/>
-      <w:bookmarkEnd w:id="76"/>
+      <w:bookmarkStart w:id="77" w:name="ref11"/>
+      <w:bookmarkEnd w:id="77"/>
       <w:r>
         <w:rPr>
           <w:b/>
@@ -23717,7 +26078,7 @@
       <w:r>
         <w:t xml:space="preserve"> </w:t>
       </w:r>
-      <w:hyperlink r:id="rId77">
+      <w:hyperlink r:id="rId78">
         <w:r>
           <w:rPr>
             <w:rStyle w:val="Hyperlink"/>
@@ -23730,8 +26091,8 @@
       <w:pPr>
         <w:pStyle w:val="BodyText"/>
       </w:pPr>
-      <w:bookmarkStart w:id="78" w:name="ref12"/>
-      <w:bookmarkEnd w:id="78"/>
+      <w:bookmarkStart w:id="79" w:name="ref12"/>
+      <w:bookmarkEnd w:id="79"/>
       <w:r>
         <w:rPr>
           <w:b/>
@@ -23773,7 +26134,7 @@
       <w:r>
         <w:t xml:space="preserve"> </w:t>
       </w:r>
-      <w:hyperlink r:id="rId79">
+      <w:hyperlink r:id="rId80">
         <w:r>
           <w:rPr>
             <w:rStyle w:val="Hyperlink"/>
@@ -23786,8 +26147,8 @@
       <w:pPr>
         <w:pStyle w:val="BodyText"/>
       </w:pPr>
-      <w:bookmarkStart w:id="80" w:name="ref13"/>
-      <w:bookmarkEnd w:id="80"/>
+      <w:bookmarkStart w:id="81" w:name="ref13"/>
+      <w:bookmarkEnd w:id="81"/>
       <w:r>
         <w:rPr>
           <w:b/>
@@ -23842,7 +26203,7 @@
       <w:r>
         <w:t xml:space="preserve"> </w:t>
       </w:r>
-      <w:hyperlink r:id="rId81">
+      <w:hyperlink r:id="rId82">
         <w:r>
           <w:rPr>
             <w:rStyle w:val="Hyperlink"/>
@@ -23855,8 +26216,8 @@
       <w:pPr>
         <w:pStyle w:val="BodyText"/>
       </w:pPr>
-      <w:bookmarkStart w:id="82" w:name="ref14"/>
-      <w:bookmarkEnd w:id="82"/>
+      <w:bookmarkStart w:id="83" w:name="ref14"/>
+      <w:bookmarkEnd w:id="83"/>
       <w:r>
         <w:rPr>
           <w:b/>
@@ -23898,7 +26259,7 @@
       <w:r>
         <w:t xml:space="preserve"> </w:t>
       </w:r>
-      <w:hyperlink r:id="rId83">
+      <w:hyperlink r:id="rId84">
         <w:r>
           <w:rPr>
             <w:rStyle w:val="Hyperlink"/>
@@ -23911,8 +26272,8 @@
       <w:pPr>
         <w:pStyle w:val="BodyText"/>
       </w:pPr>
-      <w:bookmarkStart w:id="84" w:name="ref15"/>
-      <w:bookmarkEnd w:id="84"/>
+      <w:bookmarkStart w:id="85" w:name="ref15"/>
+      <w:bookmarkEnd w:id="85"/>
       <w:r>
         <w:rPr>
           <w:b/>
@@ -23967,7 +26328,7 @@
       <w:r>
         <w:t xml:space="preserve"> </w:t>
       </w:r>
-      <w:hyperlink r:id="rId85">
+      <w:hyperlink r:id="rId86">
         <w:r>
           <w:rPr>
             <w:rStyle w:val="Hyperlink"/>
@@ -23980,8 +26341,8 @@
       <w:pPr>
         <w:pStyle w:val="BodyText"/>
       </w:pPr>
-      <w:bookmarkStart w:id="86" w:name="ref16"/>
-      <w:bookmarkEnd w:id="86"/>
+      <w:bookmarkStart w:id="87" w:name="ref16"/>
+      <w:bookmarkEnd w:id="87"/>
       <w:r>
         <w:rPr>
           <w:b/>
@@ -24023,7 +26384,7 @@
       <w:r>
         <w:t xml:space="preserve"> </w:t>
       </w:r>
-      <w:hyperlink r:id="rId87">
+      <w:hyperlink r:id="rId88">
         <w:r>
           <w:rPr>
             <w:rStyle w:val="Hyperlink"/>
@@ -24036,8 +26397,8 @@
       <w:pPr>
         <w:pStyle w:val="BodyText"/>
       </w:pPr>
-      <w:bookmarkStart w:id="88" w:name="ref17"/>
-      <w:bookmarkEnd w:id="88"/>
+      <w:bookmarkStart w:id="89" w:name="ref17"/>
+      <w:bookmarkEnd w:id="89"/>
       <w:r>
         <w:rPr>
           <w:b/>
@@ -24066,7 +26427,7 @@
       <w:r>
         <w:t xml:space="preserve"> </w:t>
       </w:r>
-      <w:hyperlink r:id="rId89">
+      <w:hyperlink r:id="rId90">
         <w:r>
           <w:rPr>
             <w:rStyle w:val="Hyperlink"/>
@@ -24079,8 +26440,8 @@
       <w:pPr>
         <w:pStyle w:val="BodyText"/>
       </w:pPr>
-      <w:bookmarkStart w:id="90" w:name="ref18"/>
-      <w:bookmarkEnd w:id="90"/>
+      <w:bookmarkStart w:id="91" w:name="ref18"/>
+      <w:bookmarkEnd w:id="91"/>
       <w:r>
         <w:rPr>
           <w:b/>
@@ -24127,7 +26488,7 @@
       <w:r>
         <w:t xml:space="preserve"> </w:t>
       </w:r>
-      <w:hyperlink r:id="rId91">
+      <w:hyperlink r:id="rId92">
         <w:r>
           <w:rPr>
             <w:rStyle w:val="Hyperlink"/>
@@ -24140,8 +26501,8 @@
       <w:pPr>
         <w:pStyle w:val="BodyText"/>
       </w:pPr>
-      <w:bookmarkStart w:id="92" w:name="ref19"/>
-      <w:bookmarkEnd w:id="92"/>
+      <w:bookmarkStart w:id="93" w:name="ref19"/>
+      <w:bookmarkEnd w:id="93"/>
       <w:r>
         <w:rPr>
           <w:b/>
@@ -24177,7 +26538,7 @@
       <w:r>
         <w:t xml:space="preserve"> </w:t>
       </w:r>
-      <w:hyperlink r:id="rId93">
+      <w:hyperlink r:id="rId94">
         <w:r>
           <w:rPr>
             <w:rStyle w:val="Hyperlink"/>
@@ -24190,8 +26551,8 @@
       <w:pPr>
         <w:pStyle w:val="BodyText"/>
       </w:pPr>
-      <w:bookmarkStart w:id="94" w:name="ref20"/>
-      <w:bookmarkEnd w:id="94"/>
+      <w:bookmarkStart w:id="95" w:name="ref20"/>
+      <w:bookmarkEnd w:id="95"/>
       <w:r>
         <w:rPr>
           <w:b/>
@@ -24233,7 +26594,7 @@
       <w:r>
         <w:t xml:space="preserve"> </w:t>
       </w:r>
-      <w:hyperlink r:id="rId95">
+      <w:hyperlink r:id="rId96">
         <w:r>
           <w:rPr>
             <w:rStyle w:val="Hyperlink"/>
@@ -24246,8 +26607,8 @@
       <w:pPr>
         <w:pStyle w:val="BodyText"/>
       </w:pPr>
-      <w:bookmarkStart w:id="96" w:name="ref21"/>
-      <w:bookmarkEnd w:id="96"/>
+      <w:bookmarkStart w:id="97" w:name="ref21"/>
+      <w:bookmarkEnd w:id="97"/>
       <w:r>
         <w:rPr>
           <w:b/>
@@ -24277,7 +26638,7 @@
       <w:r>
         <w:t xml:space="preserve"> </w:t>
       </w:r>
-      <w:hyperlink r:id="rId97">
+      <w:hyperlink r:id="rId98">
         <w:r>
           <w:rPr>
             <w:rStyle w:val="Hyperlink"/>
@@ -24290,8 +26651,8 @@
       <w:pPr>
         <w:pStyle w:val="BodyText"/>
       </w:pPr>
-      <w:bookmarkStart w:id="98" w:name="ref22"/>
-      <w:bookmarkEnd w:id="98"/>
+      <w:bookmarkStart w:id="99" w:name="ref22"/>
+      <w:bookmarkEnd w:id="99"/>
       <w:r>
         <w:rPr>
           <w:b/>
@@ -24327,7 +26688,7 @@
       <w:r>
         <w:t xml:space="preserve"> </w:t>
       </w:r>
-      <w:hyperlink r:id="rId99">
+      <w:hyperlink r:id="rId100">
         <w:r>
           <w:rPr>
             <w:rStyle w:val="Hyperlink"/>
@@ -24340,8 +26701,8 @@
       <w:pPr>
         <w:pStyle w:val="BodyText"/>
       </w:pPr>
-      <w:bookmarkStart w:id="100" w:name="ref23"/>
-      <w:bookmarkEnd w:id="100"/>
+      <w:bookmarkStart w:id="101" w:name="ref23"/>
+      <w:bookmarkEnd w:id="101"/>
       <w:r>
         <w:rPr>
           <w:b/>
@@ -24383,7 +26744,7 @@
       <w:r>
         <w:t xml:space="preserve"> </w:t>
       </w:r>
-      <w:hyperlink r:id="rId101">
+      <w:hyperlink r:id="rId102">
         <w:r>
           <w:rPr>
             <w:rStyle w:val="Hyperlink"/>
@@ -24396,8 +26757,8 @@
       <w:pPr>
         <w:pStyle w:val="BodyText"/>
       </w:pPr>
-      <w:bookmarkStart w:id="102" w:name="ref24"/>
-      <w:bookmarkEnd w:id="102"/>
+      <w:bookmarkStart w:id="103" w:name="ref24"/>
+      <w:bookmarkEnd w:id="103"/>
       <w:r>
         <w:rPr>
           <w:b/>
@@ -24439,7 +26800,7 @@
       <w:r>
         <w:t xml:space="preserve"> </w:t>
       </w:r>
-      <w:hyperlink r:id="rId103">
+      <w:hyperlink r:id="rId104">
         <w:r>
           <w:rPr>
             <w:rStyle w:val="Hyperlink"/>
@@ -24452,8 +26813,8 @@
       <w:pPr>
         <w:pStyle w:val="BodyText"/>
       </w:pPr>
-      <w:bookmarkStart w:id="104" w:name="ref25"/>
-      <w:bookmarkEnd w:id="104"/>
+      <w:bookmarkStart w:id="105" w:name="ref25"/>
+      <w:bookmarkEnd w:id="105"/>
       <w:r>
         <w:rPr>
           <w:b/>
@@ -24495,7 +26856,7 @@
       <w:r>
         <w:t xml:space="preserve"> </w:t>
       </w:r>
-      <w:hyperlink r:id="rId105">
+      <w:hyperlink r:id="rId106">
         <w:r>
           <w:rPr>
             <w:rStyle w:val="Hyperlink"/>
@@ -24508,8 +26869,8 @@
       <w:pPr>
         <w:pStyle w:val="BodyText"/>
       </w:pPr>
-      <w:bookmarkStart w:id="106" w:name="ref26"/>
-      <w:bookmarkEnd w:id="106"/>
+      <w:bookmarkStart w:id="107" w:name="ref26"/>
+      <w:bookmarkEnd w:id="107"/>
       <w:r>
         <w:rPr>
           <w:b/>
@@ -24538,7 +26899,7 @@
       <w:r>
         <w:t xml:space="preserve"> </w:t>
       </w:r>
-      <w:hyperlink r:id="rId107">
+      <w:hyperlink r:id="rId108">
         <w:r>
           <w:rPr>
             <w:rStyle w:val="Hyperlink"/>
@@ -24551,8 +26912,8 @@
       <w:pPr>
         <w:pStyle w:val="BodyText"/>
       </w:pPr>
-      <w:bookmarkStart w:id="108" w:name="ref27"/>
-      <w:bookmarkEnd w:id="108"/>
+      <w:bookmarkStart w:id="109" w:name="ref27"/>
+      <w:bookmarkEnd w:id="109"/>
       <w:r>
         <w:rPr>
           <w:b/>
@@ -24594,7 +26955,7 @@
       <w:r>
         <w:t xml:space="preserve"> </w:t>
       </w:r>
-      <w:hyperlink r:id="rId109">
+      <w:hyperlink r:id="rId110">
         <w:r>
           <w:rPr>
             <w:rStyle w:val="Hyperlink"/>
@@ -24603,8 +26964,8 @@
         </w:r>
       </w:hyperlink>
     </w:p>
-    <w:bookmarkEnd w:id="110"/>
     <w:bookmarkEnd w:id="111"/>
+    <w:bookmarkEnd w:id="112"/>
     <w:sectPr>
       <w:footnotePr>
         <w:numRestart w:val="eachSect"/>

--- a/paper/tact_zh.docx
+++ b/paper/tact_zh.docx
@@ -19121,6 +19121,533 @@
           <w:rFonts w:hint="eastAsia"/>
         </w:rPr>
         <w:t xml:space="preserve">節的同分安全路徑。</w:t>
+      </w:r>
+    </w:p>
+    <w:p>
+      <w:pPr>
+        <w:pStyle w:val="BodyText"/>
+      </w:pPr>
+      <w:r>
+        <w:rPr>
+          <w:rFonts w:hint="eastAsia"/>
+          <w:b/>
+          <w:bCs/>
+        </w:rPr>
+        <w:t xml:space="preserve">（e）棄權是一個量測，而且在這裡很脆弱。</w:t>
+      </w:r>
+      <w:r>
+        <w:t xml:space="preserve"> </w:t>
+      </w:r>
+      <w:r>
+        <w:rPr>
+          <w:rFonts w:hint="eastAsia"/>
+        </w:rPr>
+        <w:t xml:space="preserve">一個永遠不動手的規則會原封不動重現（b），所以這場實驗本身完全無法區分「安全機制有效」與「根本沒有訊號」。對同一批快取池做三次重放，能多分開一些。</w:t>
+      </w:r>
+      <w:r>
+        <w:rPr>
+          <w:rFonts w:hint="eastAsia"/>
+          <w:b/>
+          <w:bCs/>
+        </w:rPr>
+        <w:t xml:space="preserve">穩定性</w:t>
+      </w:r>
+      <w:r>
+        <w:rPr>
+          <w:rFonts w:hint="eastAsia"/>
+        </w:rPr>
+        <w:t xml:space="preserve">：重抽題目，dev</w:t>
+      </w:r>
+      <w:r>
+        <w:t xml:space="preserve"> </w:t>
+      </w:r>
+      <w:r>
+        <w:rPr>
+          <w:rFonts w:hint="eastAsia"/>
+        </w:rPr>
+        <w:t xml:space="preserve">閘門在</w:t>
+      </w:r>
+      <w:r>
+        <w:t xml:space="preserve"> </w:t>
+      </w:r>
+      <m:oMath>
+        <m:r>
+          <m:t>50.4</m:t>
+        </m:r>
+        <m:r>
+          <m:rPr>
+            <m:sty m:val="p"/>
+          </m:rPr>
+          <m:t>%</m:t>
+        </m:r>
+      </m:oMath>
+      <w:r>
+        <w:t xml:space="preserve"> </w:t>
+      </w:r>
+      <w:r>
+        <w:rPr>
+          <w:rFonts w:hint="eastAsia"/>
+        </w:rPr>
+        <w:t xml:space="preserve">的重抽樣本中會開啟——</w:t>
+      </w:r>
+      <m:oMath>
+        <m:r>
+          <m:rPr>
+            <m:sty m:val="p"/>
+          </m:rPr>
+          <m:t>|</m:t>
+        </m:r>
+        <m:r>
+          <m:t>z</m:t>
+        </m:r>
+        <m:r>
+          <m:rPr>
+            <m:sty m:val="p"/>
+          </m:rPr>
+          <m:t>|</m:t>
+        </m:r>
+        <m:r>
+          <m:rPr>
+            <m:sty m:val="p"/>
+          </m:rPr>
+          <m:t>=</m:t>
+        </m:r>
+        <m:r>
+          <m:t>1.24</m:t>
+        </m:r>
+      </m:oMath>
+      <w:r>
+        <w:t xml:space="preserve"> </w:t>
+      </w:r>
+      <w:r>
+        <w:rPr>
+          <w:rFonts w:hint="eastAsia"/>
+        </w:rPr>
+        <w:t xml:space="preserve">對</w:t>
+      </w:r>
+      <w:r>
+        <w:t xml:space="preserve"> </w:t>
+      </w:r>
+      <m:oMath>
+        <m:r>
+          <m:t>ν</m:t>
+        </m:r>
+        <m:r>
+          <m:rPr>
+            <m:sty m:val="p"/>
+          </m:rPr>
+          <m:t>=</m:t>
+        </m:r>
+        <m:r>
+          <m:t>1.28</m:t>
+        </m:r>
+      </m:oMath>
+      <w:r>
+        <w:rPr>
+          <w:rFonts w:hint="eastAsia"/>
+        </w:rPr>
+        <w:t xml:space="preserve">，這次棄權是</w:t>
+      </w:r>
+      <w:r>
+        <w:t xml:space="preserve"> </w:t>
+      </w:r>
+      <m:oMath>
+        <m:r>
+          <m:t>3</m:t>
+        </m:r>
+        <m:r>
+          <m:rPr>
+            <m:sty m:val="p"/>
+          </m:rPr>
+          <m:t>%</m:t>
+        </m:r>
+      </m:oMath>
+      <w:r>
+        <w:t xml:space="preserve"> </w:t>
+      </w:r>
+      <w:r>
+        <w:rPr>
+          <w:rFonts w:hint="eastAsia"/>
+        </w:rPr>
+        <w:t xml:space="preserve">的差距，不是對證據的判讀；無標籤閘門是</w:t>
+      </w:r>
+      <w:r>
+        <w:t xml:space="preserve"> </w:t>
+      </w:r>
+      <m:oMath>
+        <m:r>
+          <m:t>16.2</m:t>
+        </m:r>
+        <m:r>
+          <m:rPr>
+            <m:sty m:val="p"/>
+          </m:rPr>
+          <m:t>%</m:t>
+        </m:r>
+      </m:oMath>
+      <w:r>
+        <w:rPr>
+          <w:rFonts w:hint="eastAsia"/>
+        </w:rPr>
+        <w:t xml:space="preserve">，穩健得多。</w:t>
+      </w:r>
+      <w:r>
+        <w:rPr>
+          <w:rFonts w:hint="eastAsia"/>
+          <w:b/>
+          <w:bCs/>
+        </w:rPr>
+        <w:t xml:space="preserve">特異度</w:t>
+      </w:r>
+      <w:r>
+        <w:rPr>
+          <w:rFonts w:hint="eastAsia"/>
+        </w:rPr>
+        <w:t xml:space="preserve">：把信心在題內置換（保留真實邊際、同分結構、池組成與難度，只打斷耦合），誤開率為</w:t>
+      </w:r>
+      <w:r>
+        <w:t xml:space="preserve"> </w:t>
+      </w:r>
+      <m:oMath>
+        <m:r>
+          <m:t>18.4</m:t>
+        </m:r>
+        <m:r>
+          <m:rPr>
+            <m:sty m:val="p"/>
+          </m:rPr>
+          <m:t>%</m:t>
+        </m:r>
+      </m:oMath>
+      <w:r>
+        <w:t xml:space="preserve"> </w:t>
+      </w:r>
+      <w:r>
+        <w:rPr>
+          <w:rFonts w:hint="eastAsia"/>
+        </w:rPr>
+        <w:t xml:space="preserve">對名目</w:t>
+      </w:r>
+      <w:r>
+        <w:t xml:space="preserve"> </w:t>
+      </w:r>
+      <m:oMath>
+        <m:r>
+          <m:t>20</m:t>
+        </m:r>
+        <m:r>
+          <m:rPr>
+            <m:sty m:val="p"/>
+          </m:rPr>
+          <m:t>%</m:t>
+        </m:r>
+      </m:oMath>
+      <w:r>
+        <w:rPr>
+          <w:rFonts w:hint="eastAsia"/>
+        </w:rPr>
+        <w:t xml:space="preserve">（無標籤</w:t>
+      </w:r>
+      <w:r>
+        <w:t xml:space="preserve"> </w:t>
+      </w:r>
+      <m:oMath>
+        <m:r>
+          <m:t>1.6</m:t>
+        </m:r>
+        <m:r>
+          <m:rPr>
+            <m:sty m:val="p"/>
+          </m:rPr>
+          <m:t>%</m:t>
+        </m:r>
+      </m:oMath>
+      <w:r>
+        <w:t xml:space="preserve"> </w:t>
+      </w:r>
+      <w:r>
+        <w:rPr>
+          <w:rFonts w:hint="eastAsia"/>
+        </w:rPr>
+        <w:t xml:space="preserve">對</w:t>
+      </w:r>
+      <w:r>
+        <w:t xml:space="preserve"> </w:t>
+      </w:r>
+      <m:oMath>
+        <m:r>
+          <m:t>2</m:t>
+        </m:r>
+        <m:r>
+          <m:rPr>
+            <m:sty m:val="p"/>
+          </m:rPr>
+          <m:t>%</m:t>
+        </m:r>
+      </m:oMath>
+      <w:r>
+        <w:rPr>
+          <w:rFonts w:hint="eastAsia"/>
+        </w:rPr>
+        <w:t xml:space="preserve">），零假設</w:t>
+      </w:r>
+      <w:r>
+        <w:t xml:space="preserve"> </w:t>
+      </w:r>
+      <m:oMath>
+        <m:r>
+          <m:t>z</m:t>
+        </m:r>
+      </m:oMath>
+      <w:r>
+        <w:t xml:space="preserve"> </w:t>
+      </w:r>
+      <w:r>
+        <w:rPr>
+          <w:rFonts w:hint="eastAsia"/>
+        </w:rPr>
+        <w:t xml:space="preserve">的</w:t>
+      </w:r>
+      <w:r>
+        <w:t xml:space="preserve"> mean</w:t>
+      </w:r>
+      <w:r>
+        <w:t xml:space="preserve"> </w:t>
+      </w:r>
+      <m:oMath>
+        <m:r>
+          <m:rPr>
+            <m:sty m:val="p"/>
+          </m:rPr>
+          <m:t>−</m:t>
+        </m:r>
+        <m:r>
+          <m:t>0.002</m:t>
+        </m:r>
+      </m:oMath>
+      <w:r>
+        <w:t xml:space="preserve">、SD</w:t>
+      </w:r>
+      <w:r>
+        <w:t xml:space="preserve"> </w:t>
+      </w:r>
+      <m:oMath>
+        <m:r>
+          <m:t>0.954</m:t>
+        </m:r>
+      </m:oMath>
+      <w:r>
+        <w:rPr>
+          <w:rFonts w:hint="eastAsia"/>
+        </w:rPr>
+        <w:t xml:space="preserve">。死區的零假設行為因此是在</w:t>
+      </w:r>
+      <w:r>
+        <w:rPr>
+          <w:rFonts w:hint="eastAsia"/>
+          <w:b/>
+          <w:bCs/>
+        </w:rPr>
+        <w:t xml:space="preserve">真實基質</w:t>
+      </w:r>
+      <w:r>
+        <w:rPr>
+          <w:rFonts w:hint="eastAsia"/>
+        </w:rPr>
+        <w:t xml:space="preserve">上校準正確，而不只是在它自己推導所本的生成器上——這是本節唯一一項「機制真的在做事」的證據。</w:t>
+      </w:r>
+      <w:r>
+        <w:rPr>
+          <w:rFonts w:hint="eastAsia"/>
+          <w:b/>
+          <w:bCs/>
+        </w:rPr>
+        <w:t xml:space="preserve">代價</w:t>
+      </w:r>
+      <w:r>
+        <w:rPr>
+          <w:rFonts w:hint="eastAsia"/>
+        </w:rPr>
+        <w:t xml:space="preserve">：忽略閘門強制動手，推導出的</w:t>
+      </w:r>
+      <w:r>
+        <w:t xml:space="preserve"> </w:t>
+      </w:r>
+      <m:oMath>
+        <m:r>
+          <m:t>γ</m:t>
+        </m:r>
+        <m:r>
+          <m:rPr>
+            <m:sty m:val="p"/>
+          </m:rPr>
+          <m:t>=</m:t>
+        </m:r>
+        <m:r>
+          <m:rPr>
+            <m:sty m:val="p"/>
+          </m:rPr>
+          <m:t>−</m:t>
+        </m:r>
+        <m:r>
+          <m:t>0.40</m:t>
+        </m:r>
+      </m:oMath>
+      <w:r>
+        <w:t xml:space="preserve"> </w:t>
+      </w:r>
+      <w:r>
+        <w:rPr>
+          <w:rFonts w:hint="eastAsia"/>
+        </w:rPr>
+        <w:t xml:space="preserve">會得到</w:t>
+      </w:r>
+      <w:r>
+        <w:t xml:space="preserve"> </w:t>
+      </w:r>
+      <m:oMath>
+        <m:r>
+          <m:t>0.933</m:t>
+        </m:r>
+      </m:oMath>
+      <w:r>
+        <w:rPr>
+          <w:rFonts w:hint="eastAsia"/>
+        </w:rPr>
+        <w:t xml:space="preserve">（</w:t>
+      </w:r>
+      <m:oMath>
+        <m:r>
+          <m:rPr>
+            <m:sty m:val="p"/>
+          </m:rPr>
+          <m:t>+</m:t>
+        </m:r>
+        <m:r>
+          <m:t>1</m:t>
+        </m:r>
+        <m:r>
+          <m:rPr>
+            <m:sty m:val="p"/>
+          </m:rPr>
+          <m:t>/</m:t>
+        </m:r>
+        <m:r>
+          <m:rPr>
+            <m:sty m:val="p"/>
+          </m:rPr>
+          <m:t>−</m:t>
+        </m:r>
+        <m:r>
+          <m:t>0</m:t>
+        </m:r>
+      </m:oMath>
+      <w:r>
+        <w:rPr>
+          <w:rFonts w:hint="eastAsia"/>
+        </w:rPr>
+        <w:t xml:space="preserve">），真值</w:t>
+      </w:r>
+      <w:r>
+        <w:t xml:space="preserve"> oracle </w:t>
+      </w:r>
+      <w:r>
+        <w:rPr>
+          <w:rFonts w:hint="eastAsia"/>
+        </w:rPr>
+        <w:t xml:space="preserve">在</w:t>
+      </w:r>
+      <w:r>
+        <w:t xml:space="preserve"> </w:t>
+      </w:r>
+      <m:oMath>
+        <m:r>
+          <m:t>γ</m:t>
+        </m:r>
+        <m:r>
+          <m:rPr>
+            <m:sty m:val="p"/>
+          </m:rPr>
+          <m:t>=</m:t>
+        </m:r>
+        <m:r>
+          <m:rPr>
+            <m:sty m:val="p"/>
+          </m:rPr>
+          <m:t>−</m:t>
+        </m:r>
+        <m:r>
+          <m:t>1.25</m:t>
+        </m:r>
+      </m:oMath>
+      <w:r>
+        <w:t xml:space="preserve"> </w:t>
+      </w:r>
+      <w:r>
+        <w:rPr>
+          <w:rFonts w:hint="eastAsia"/>
+        </w:rPr>
+        <w:t xml:space="preserve">達到</w:t>
+      </w:r>
+      <w:r>
+        <w:t xml:space="preserve"> </w:t>
+      </w:r>
+      <m:oMath>
+        <m:r>
+          <m:t>0.950</m:t>
+        </m:r>
+      </m:oMath>
+      <w:r>
+        <w:rPr>
+          <w:rFonts w:hint="eastAsia"/>
+        </w:rPr>
+        <w:t xml:space="preserve">，天花板是兩題。兩者都遠不到顯著，所以這個基質在要緊的意義上確實是零；但</w:t>
+      </w:r>
+      <w:r>
+        <w:rPr>
+          <w:rFonts w:hint="eastAsia"/>
+          <w:b/>
+          <w:bCs/>
+        </w:rPr>
+        <w:t xml:space="preserve">估計器推導出的符號正是</w:t>
+      </w:r>
+      <w:r>
+        <w:rPr>
+          <w:b/>
+          <w:bCs/>
+        </w:rPr>
+        <w:t xml:space="preserve"> oracle </w:t>
+      </w:r>
+      <w:r>
+        <w:rPr>
+          <w:rFonts w:hint="eastAsia"/>
+          <w:b/>
+          <w:bCs/>
+        </w:rPr>
+        <w:t xml:space="preserve">想要的符號</w:t>
+      </w:r>
+      <w:r>
+        <w:rPr>
+          <w:rFonts w:hint="eastAsia"/>
+        </w:rPr>
+        <w:t xml:space="preserve">，而（b）該讀成「在這個</w:t>
+      </w:r>
+      <w:r>
+        <w:t xml:space="preserve"> </w:t>
+      </w:r>
+      <m:oMath>
+        <m:r>
+          <m:t>n</m:t>
+        </m:r>
+      </m:oMath>
+      <w:r>
+        <w:t xml:space="preserve"> </w:t>
+      </w:r>
+      <w:r>
+        <w:rPr>
+          <w:rFonts w:hint="eastAsia"/>
+        </w:rPr>
+        <w:t xml:space="preserve">下量不出代價」，不是「已證明棄權是對的」。</w:t>
       </w:r>
     </w:p>
     <w:p>

--- a/paper/tact_zh.docx
+++ b/paper/tact_zh.docx
@@ -19289,7 +19289,7 @@
         <w:rPr>
           <w:rFonts w:hint="eastAsia"/>
         </w:rPr>
-        <w:t xml:space="preserve">，穩健得多。</w:t>
+        <w:t xml:space="preserve">——但（f）會顯示這個數字只描述顯著性閘門本身。</w:t>
       </w:r>
       <w:r>
         <w:rPr>
@@ -19648,6 +19648,525 @@
           <w:rFonts w:hint="eastAsia"/>
         </w:rPr>
         <w:t xml:space="preserve">下量不出代價」，不是「已證明棄權是對的」。</w:t>
+      </w:r>
+    </w:p>
+    <w:p>
+      <w:pPr>
+        <w:pStyle w:val="BodyText"/>
+      </w:pPr>
+      <w:r>
+        <w:rPr>
+          <w:rFonts w:hint="eastAsia"/>
+          <w:b/>
+          <w:bCs/>
+        </w:rPr>
+        <w:t xml:space="preserve">（f）這個閘門在這裡本來能偵測到什麼。</w:t>
+      </w:r>
+      <w:r>
+        <w:t xml:space="preserve"> </w:t>
+      </w:r>
+      <w:r>
+        <w:rPr>
+          <w:rFonts w:hint="eastAsia"/>
+        </w:rPr>
+        <w:t xml:space="preserve">（e）量的是特異度；敏感度需要一條已知強度的通道，所以把一條植入同一批池——真實答案、難度、重複結構全部不動，只替換信心向量，並以真實的對錯型態為條件。只植入估計器自己的位移模型什麼也證明不了（就是第九節提過的不變群陷阱），所以掃了四個生成族：高斯位移；同樣的位移換</w:t>
+      </w:r>
+      <w:r>
+        <w:t xml:space="preserve"> Laplace </w:t>
+      </w:r>
+      <w:r>
+        <w:rPr>
+          <w:rFonts w:hint="eastAsia"/>
+        </w:rPr>
+        <w:t xml:space="preserve">雜訊（破壞連結的常態性假設、保留</w:t>
+      </w:r>
+      <w:r>
+        <w:t xml:space="preserve"> </w:t>
+      </w:r>
+      <m:oMath>
+        <m:r>
+          <m:t>D</m:t>
+        </m:r>
+      </m:oMath>
+      <w:r>
+        <w:rPr>
+          <w:rFonts w:hint="eastAsia"/>
+        </w:rPr>
+        <w:t xml:space="preserve">）；把最高信心位強制放到正確軌跡上的</w:t>
+      </w:r>
+      <w:r>
+        <w:rPr>
+          <w:rFonts w:hint="eastAsia"/>
+          <w:b/>
+          <w:bCs/>
+        </w:rPr>
+        <w:t xml:space="preserve">秩集中</w:t>
+      </w:r>
+      <w:r>
+        <w:rPr>
+          <w:rFonts w:hint="eastAsia"/>
+        </w:rPr>
+        <w:t xml:space="preserve">通道；以及只動變異數、有資訊但</w:t>
+      </w:r>
+      <w:r>
+        <w:rPr>
+          <w:rFonts w:hint="eastAsia"/>
+          <w:b/>
+          <w:bCs/>
+        </w:rPr>
+        <w:t xml:space="preserve">無符號</w:t>
+      </w:r>
+      <w:r>
+        <w:rPr>
+          <w:rFonts w:hint="eastAsia"/>
+        </w:rPr>
+        <w:t xml:space="preserve">的通道。每格</w:t>
+      </w:r>
+      <w:r>
+        <w:t xml:space="preserve"> 40 </w:t>
+      </w:r>
+      <w:r>
+        <w:rPr>
+          <w:rFonts w:hint="eastAsia"/>
+        </w:rPr>
+        <w:t xml:space="preserve">個</w:t>
+      </w:r>
+      <w:r>
+        <w:t xml:space="preserve"> </w:t>
+      </w:r>
+      <w:r>
+        <w:rPr>
+          <w:rFonts w:hint="eastAsia"/>
+        </w:rPr>
+        <w:t xml:space="preserve">seed，四個結果。</w:t>
+      </w:r>
+      <w:r>
+        <w:rPr>
+          <w:rFonts w:hint="eastAsia"/>
+          <w:b/>
+          <w:bCs/>
+        </w:rPr>
+        <w:t xml:space="preserve">其一</w:t>
+      </w:r>
+      <w:r>
+        <w:rPr>
+          <w:rFonts w:hint="eastAsia"/>
+        </w:rPr>
+        <w:t xml:space="preserve">：閘門的操作特性是實現</w:t>
+      </w:r>
+      <w:r>
+        <w:t xml:space="preserve"> </w:t>
+      </w:r>
+      <m:oMath>
+        <m:r>
+          <m:rPr>
+            <m:sty m:val="p"/>
+          </m:rPr>
+          <m:t>|</m:t>
+        </m:r>
+        <m:acc>
+          <m:accPr>
+            <m:chr m:val="̂"/>
+          </m:accPr>
+          <m:e>
+            <m:r>
+              <m:t>D</m:t>
+            </m:r>
+          </m:e>
+        </m:acc>
+        <m:r>
+          <m:rPr>
+            <m:sty m:val="p"/>
+          </m:rPr>
+          <m:t>|</m:t>
+        </m:r>
+      </m:oMath>
+      <w:r>
+        <w:t xml:space="preserve"> </w:t>
+      </w:r>
+      <w:r>
+        <w:rPr>
+          <w:rFonts w:hint="eastAsia"/>
+        </w:rPr>
+        <w:t xml:space="preserve">的函數、與生成族無關——半功率點約在</w:t>
+      </w:r>
+      <w:r>
+        <w:t xml:space="preserve"> </w:t>
+      </w:r>
+      <m:oMath>
+        <m:r>
+          <m:rPr>
+            <m:sty m:val="p"/>
+          </m:rPr>
+          <m:t>|</m:t>
+        </m:r>
+        <m:acc>
+          <m:accPr>
+            <m:chr m:val="̂"/>
+          </m:accPr>
+          <m:e>
+            <m:r>
+              <m:t>D</m:t>
+            </m:r>
+          </m:e>
+        </m:acc>
+        <m:r>
+          <m:rPr>
+            <m:sty m:val="p"/>
+          </m:rPr>
+          <m:t>|</m:t>
+        </m:r>
+        <m:r>
+          <m:rPr>
+            <m:sty m:val="p"/>
+          </m:rPr>
+          <m:t>=</m:t>
+        </m:r>
+        <m:r>
+          <m:t>0.247</m:t>
+        </m:r>
+      </m:oMath>
+      <w:r>
+        <w:rPr>
+          <w:rFonts w:hint="eastAsia"/>
+        </w:rPr>
+        <w:t xml:space="preserve">（高斯）與</w:t>
+      </w:r>
+      <w:r>
+        <w:t xml:space="preserve"> </w:t>
+      </w:r>
+      <m:oMath>
+        <m:r>
+          <m:t>0.208</m:t>
+        </m:r>
+      </m:oMath>
+      <w:r>
+        <w:rPr>
+          <w:rFonts w:hint="eastAsia"/>
+        </w:rPr>
+        <w:t xml:space="preserve">（Laplace），兩族都在約</w:t>
+      </w:r>
+      <w:r>
+        <w:t xml:space="preserve"> </w:t>
+      </w:r>
+      <m:oMath>
+        <m:r>
+          <m:t>0.49</m:t>
+        </m:r>
+      </m:oMath>
+      <w:r>
+        <w:t xml:space="preserve"> </w:t>
+      </w:r>
+      <w:r>
+        <w:rPr>
+          <w:rFonts w:hint="eastAsia"/>
+        </w:rPr>
+        <w:t xml:space="preserve">達到全功率，而且推導出的指數從</w:t>
+      </w:r>
+      <w:r>
+        <w:t xml:space="preserve"> </w:t>
+      </w:r>
+      <m:oMath>
+        <m:r>
+          <m:rPr>
+            <m:sty m:val="p"/>
+          </m:rPr>
+          <m:t>|</m:t>
+        </m:r>
+        <m:acc>
+          <m:accPr>
+            <m:chr m:val="̂"/>
+          </m:accPr>
+          <m:e>
+            <m:r>
+              <m:t>D</m:t>
+            </m:r>
+          </m:e>
+        </m:acc>
+        <m:r>
+          <m:rPr>
+            <m:sty m:val="p"/>
+          </m:rPr>
+          <m:t>|</m:t>
+        </m:r>
+        <m:r>
+          <m:rPr>
+            <m:sty m:val="p"/>
+          </m:rPr>
+          <m:t>≈</m:t>
+        </m:r>
+        <m:r>
+          <m:t>0.83</m:t>
+        </m:r>
+      </m:oMath>
+      <w:r>
+        <w:t xml:space="preserve"> </w:t>
+      </w:r>
+      <w:r>
+        <w:rPr>
+          <w:rFonts w:hint="eastAsia"/>
+        </w:rPr>
+        <w:t xml:space="preserve">起在兩族都吃下全部</w:t>
+      </w:r>
+      <w:r>
+        <w:t xml:space="preserve"> oracle </w:t>
+      </w:r>
+      <w:r>
+        <w:rPr>
+          <w:rFonts w:hint="eastAsia"/>
+        </w:rPr>
+        <w:t xml:space="preserve">增益——偵測是秩泛函的性質、不是生成器的性質，連結也在常態性被破壞下存活。（a）量到的真實通道</w:t>
+      </w:r>
+      <w:r>
+        <w:t xml:space="preserve"> </w:t>
+      </w:r>
+      <m:oMath>
+        <m:r>
+          <m:rPr>
+            <m:sty m:val="p"/>
+          </m:rPr>
+          <m:t>|</m:t>
+        </m:r>
+        <m:acc>
+          <m:accPr>
+            <m:chr m:val="̂"/>
+          </m:accPr>
+          <m:e>
+            <m:r>
+              <m:t>D</m:t>
+            </m:r>
+          </m:e>
+        </m:acc>
+        <m:r>
+          <m:rPr>
+            <m:sty m:val="p"/>
+          </m:rPr>
+          <m:t>|</m:t>
+        </m:r>
+        <m:r>
+          <m:rPr>
+            <m:sty m:val="p"/>
+          </m:rPr>
+          <m:t>=</m:t>
+        </m:r>
+        <m:r>
+          <m:t>0.219</m:t>
+        </m:r>
+      </m:oMath>
+      <w:r>
+        <w:t xml:space="preserve"> </w:t>
+      </w:r>
+      <w:r>
+        <w:rPr>
+          <w:rFonts w:hint="eastAsia"/>
+        </w:rPr>
+        <w:t xml:space="preserve">正好落在半功率地板上：（e）的擲硬幣，就是這條操作特性曲線的另一種說法。</w:t>
+      </w:r>
+      <w:r>
+        <w:rPr>
+          <w:rFonts w:hint="eastAsia"/>
+          <w:b/>
+          <w:bCs/>
+        </w:rPr>
+        <w:t xml:space="preserve">其二</w:t>
+      </w:r>
+      <w:r>
+        <w:rPr>
+          <w:rFonts w:hint="eastAsia"/>
+        </w:rPr>
+        <w:t xml:space="preserve">：只要閘門開啟，符號在任何族的任何格都沒錯過。</w:t>
+      </w:r>
+      <w:r>
+        <w:rPr>
+          <w:rFonts w:hint="eastAsia"/>
+          <w:b/>
+          <w:bCs/>
+        </w:rPr>
+        <w:t xml:space="preserve">其三</w:t>
+      </w:r>
+      <w:r>
+        <w:rPr>
+          <w:rFonts w:hint="eastAsia"/>
+        </w:rPr>
+        <w:t xml:space="preserve">：適用範圍的邊界是真的。秩集中通道在全強度下也只到</w:t>
+      </w:r>
+      <w:r>
+        <w:t xml:space="preserve"> </w:t>
+      </w:r>
+      <m:oMath>
+        <m:r>
+          <m:rPr>
+            <m:sty m:val="p"/>
+          </m:rPr>
+          <m:t>|</m:t>
+        </m:r>
+        <m:acc>
+          <m:accPr>
+            <m:chr m:val="̂"/>
+          </m:accPr>
+          <m:e>
+            <m:r>
+              <m:t>D</m:t>
+            </m:r>
+          </m:e>
+        </m:acc>
+        <m:r>
+          <m:rPr>
+            <m:sty m:val="p"/>
+          </m:rPr>
+          <m:t>|</m:t>
+        </m:r>
+        <m:r>
+          <m:rPr>
+            <m:sty m:val="p"/>
+          </m:rPr>
+          <m:t>≤</m:t>
+        </m:r>
+        <m:r>
+          <m:t>0.183</m:t>
+        </m:r>
+      </m:oMath>
+      <w:r>
+        <w:rPr>
+          <w:rFonts w:hint="eastAsia"/>
+        </w:rPr>
+        <w:t xml:space="preserve">——合併的成對統計量幾乎看不見集中在單一秩位置的資訊——推導增益趨近零，而真值指數能拿</w:t>
+      </w:r>
+      <w:r>
+        <w:t xml:space="preserve"> </w:t>
+      </w:r>
+      <m:oMath>
+        <m:r>
+          <m:rPr>
+            <m:sty m:val="p"/>
+          </m:rPr>
+          <m:t>+</m:t>
+        </m:r>
+        <m:r>
+          <m:t>0.039</m:t>
+        </m:r>
+      </m:oMath>
+      <w:r>
+        <w:rPr>
+          <w:rFonts w:hint="eastAsia"/>
+        </w:rPr>
+        <w:t xml:space="preserve">；無符號通道依構造不可見，閘門在其上正確維持名目誤開率。</w:t>
+      </w:r>
+      <w:r>
+        <w:rPr>
+          <w:rFonts w:hint="eastAsia"/>
+          <w:b/>
+          <w:bCs/>
+        </w:rPr>
+        <w:t xml:space="preserve">其四，一個缺陷</w:t>
+      </w:r>
+      <w:r>
+        <w:rPr>
+          <w:rFonts w:hint="eastAsia"/>
+        </w:rPr>
+        <w:t xml:space="preserve">：無標籤</w:t>
+      </w:r>
+      <w:r>
+        <w:t xml:space="preserve"> arm </w:t>
+      </w:r>
+      <w:r>
+        <w:rPr>
+          <w:rFonts w:hint="eastAsia"/>
+        </w:rPr>
+        <w:t xml:space="preserve">在任何格都不動手，即使通道近乎完美、題數門檻降到</w:t>
+      </w:r>
+      <w:r>
+        <w:t xml:space="preserve"> 1 </w:t>
+      </w:r>
+      <w:r>
+        <w:rPr>
+          <w:rFonts w:hint="eastAsia"/>
+        </w:rPr>
+        <w:t xml:space="preserve">也一樣，因為</w:t>
+      </w:r>
+      <w:r>
+        <w:t xml:space="preserve"> 100 </w:t>
+      </w:r>
+      <w:r>
+        <w:rPr>
+          <w:rFonts w:hint="eastAsia"/>
+        </w:rPr>
+        <w:t xml:space="preserve">題中</w:t>
+      </w:r>
+      <w:r>
+        <w:t xml:space="preserve"> 85 </w:t>
+      </w:r>
+      <w:r>
+        <w:rPr>
+          <w:rFonts w:hint="eastAsia"/>
+        </w:rPr>
+        <w:t xml:space="preserve">題全體一致，margin</w:t>
+      </w:r>
+      <w:r>
+        <w:t xml:space="preserve"> </w:t>
+      </w:r>
+      <w:r>
+        <w:rPr>
+          <w:rFonts w:hint="eastAsia"/>
+        </w:rPr>
+        <w:t xml:space="preserve">閘門的</w:t>
+      </w:r>
+      <w:r>
+        <w:t xml:space="preserve"> 40 </w:t>
+      </w:r>
+      <w:r>
+        <w:rPr>
+          <w:rFonts w:hint="eastAsia"/>
+        </w:rPr>
+        <w:t xml:space="preserve">分位切點等於</w:t>
+      </w:r>
+      <w:r>
+        <w:t xml:space="preserve"> </w:t>
+      </w:r>
+      <m:oMath>
+        <m:r>
+          <m:t>1.0</m:t>
+        </m:r>
+      </m:oMath>
+      <w:r>
+        <w:rPr>
+          <w:rFonts w:hint="eastAsia"/>
+        </w:rPr>
+        <w:t xml:space="preserve">，沒有任何題目能同時滿足「margin</w:t>
+      </w:r>
+      <w:r>
+        <w:t xml:space="preserve"> </w:t>
+      </w:r>
+      <m:oMath>
+        <m:r>
+          <m:rPr>
+            <m:sty m:val="p"/>
+          </m:rPr>
+          <m:t>≥</m:t>
+        </m:r>
+        <m:r>
+          <m:t>1.0</m:t>
+        </m:r>
+      </m:oMath>
+      <w:r>
+        <w:rPr>
+          <w:rFonts w:hint="eastAsia"/>
+        </w:rPr>
+        <w:t xml:space="preserve">」與「至少兩個相異答案」。所以（b）裡它的棄權是</w:t>
+      </w:r>
+      <w:r>
+        <w:rPr>
+          <w:rFonts w:hint="eastAsia"/>
+          <w:b/>
+          <w:bCs/>
+        </w:rPr>
+        <w:t xml:space="preserve">結構性的</w:t>
+      </w:r>
+      <w:r>
+        <w:rPr>
+          <w:rFonts w:hint="eastAsia"/>
+        </w:rPr>
+        <w:t xml:space="preserve">，不是對通道的判讀；在飽和基質上，分位數閘門需要改用絕對切點。</w:t>
       </w:r>
     </w:p>
     <w:p>

--- a/paper/tact_zh.docx
+++ b/paper/tact_zh.docx
@@ -19844,7 +19844,7 @@
         <w:rPr>
           <w:rFonts w:hint="eastAsia"/>
         </w:rPr>
-        <w:t xml:space="preserve">（Laplace），兩族都在約</w:t>
+        <w:t xml:space="preserve">（Laplace），全功率分別在</w:t>
       </w:r>
       <w:r>
         <w:t xml:space="preserve"> </w:t>
@@ -19861,40 +19861,26 @@
         <w:rPr>
           <w:rFonts w:hint="eastAsia"/>
         </w:rPr>
-        <w:t xml:space="preserve">達到全功率，而且推導出的指數從</w:t>
-      </w:r>
-      <w:r>
-        <w:t xml:space="preserve"> </w:t>
-      </w:r>
-      <m:oMath>
-        <m:r>
-          <m:rPr>
-            <m:sty m:val="p"/>
-          </m:rPr>
-          <m:t>|</m:t>
-        </m:r>
-        <m:acc>
-          <m:accPr>
-            <m:chr m:val="̂"/>
-          </m:accPr>
-          <m:e>
-            <m:r>
-              <m:t>D</m:t>
-            </m:r>
-          </m:e>
-        </m:acc>
-        <m:r>
-          <m:rPr>
-            <m:sty m:val="p"/>
-          </m:rPr>
-          <m:t>|</m:t>
-        </m:r>
-        <m:r>
-          <m:rPr>
-            <m:sty m:val="p"/>
-          </m:rPr>
-          <m:t>≈</m:t>
-        </m:r>
+        <w:t xml:space="preserve">與</w:t>
+      </w:r>
+      <w:r>
+        <w:t xml:space="preserve"> </w:t>
+      </w:r>
+      <m:oMath>
+        <m:r>
+          <m:t>0.56</m:t>
+        </m:r>
+      </m:oMath>
+      <w:r>
+        <w:rPr>
+          <w:rFonts w:hint="eastAsia"/>
+        </w:rPr>
+        <w:t xml:space="preserve">，推導出的指數則分別自</w:t>
+      </w:r>
+      <w:r>
+        <w:t xml:space="preserve"> </w:t>
+      </w:r>
+      <m:oMath>
         <m:r>
           <m:t>0.83</m:t>
         </m:r>
@@ -19906,7 +19892,24 @@
         <w:rPr>
           <w:rFonts w:hint="eastAsia"/>
         </w:rPr>
-        <w:t xml:space="preserve">起在兩族都吃下全部</w:t>
+        <w:t xml:space="preserve">與</w:t>
+      </w:r>
+      <w:r>
+        <w:t xml:space="preserve"> </w:t>
+      </w:r>
+      <m:oMath>
+        <m:r>
+          <m:t>0.95</m:t>
+        </m:r>
+      </m:oMath>
+      <w:r>
+        <w:t xml:space="preserve"> </w:t>
+      </w:r>
+      <w:r>
+        <w:rPr>
+          <w:rFonts w:hint="eastAsia"/>
+        </w:rPr>
+        <w:t xml:space="preserve">起吃下全部</w:t>
       </w:r>
       <w:r>
         <w:t xml:space="preserve"> oracle </w:t>
@@ -19915,7 +19918,50 @@
         <w:rPr>
           <w:rFonts w:hint="eastAsia"/>
         </w:rPr>
-        <w:t xml:space="preserve">增益——偵測是秩泛函的性質、不是生成器的性質，連結也在常態性被破壞下存活。（a）量到的真實通道</w:t>
+        <w:t xml:space="preserve">增益；在高斯的那兩個門檻上，Laplace</w:t>
+      </w:r>
+      <w:r>
+        <w:t xml:space="preserve"> </w:t>
+      </w:r>
+      <w:r>
+        <w:rPr>
+          <w:rFonts w:hint="eastAsia"/>
+        </w:rPr>
+        <w:t xml:space="preserve">族已達</w:t>
+      </w:r>
+      <w:r>
+        <w:t xml:space="preserve"> </w:t>
+      </w:r>
+      <m:oMath>
+        <m:r>
+          <m:t>0.975</m:t>
+        </m:r>
+      </m:oMath>
+      <w:r>
+        <w:t xml:space="preserve"> </w:t>
+      </w:r>
+      <w:r>
+        <w:rPr>
+          <w:rFonts w:hint="eastAsia"/>
+        </w:rPr>
+        <w:t xml:space="preserve">功率與</w:t>
+      </w:r>
+      <w:r>
+        <w:t xml:space="preserve"> </w:t>
+      </w:r>
+      <m:oMath>
+        <m:r>
+          <m:t>0.98</m:t>
+        </m:r>
+      </m:oMath>
+      <w:r>
+        <w:t xml:space="preserve"> </w:t>
+      </w:r>
+      <w:r>
+        <w:rPr>
+          <w:rFonts w:hint="eastAsia"/>
+        </w:rPr>
+        <w:t xml:space="preserve">capture——偵測是秩泛函的性質、不是生成器的性質，連結也在常態性被破壞下存活。（a）量到的真實通道</w:t>
       </w:r>
       <w:r>
         <w:t xml:space="preserve"> </w:t>
@@ -20796,7 +20842,95 @@
         </m:r>
       </m:oMath>
       <w:r>
-        <w:t xml:space="preserve">。</w:t>
+        <w:t xml:space="preserve">。E4 </w:t>
+      </w:r>
+      <w:r>
+        <w:rPr>
+          <w:rFonts w:hint="eastAsia"/>
+        </w:rPr>
+        <w:t xml:space="preserve">是一個</w:t>
+      </w:r>
+      <w:r>
+        <w:rPr>
+          <w:rFonts w:hint="eastAsia"/>
+          <w:b/>
+          <w:bCs/>
+        </w:rPr>
+        <w:t xml:space="preserve">題數供給條件</w:t>
+      </w:r>
+      <w:r>
+        <w:rPr>
+          <w:rFonts w:hint="eastAsia"/>
+        </w:rPr>
+        <w:t xml:space="preserve">、不是對通道的判讀；而（f）顯示它有兩條路徑：在</w:t>
+      </w:r>
+      <w:r>
+        <w:t xml:space="preserve"> 8.7 </w:t>
+      </w:r>
+      <w:r>
+        <w:rPr>
+          <w:rFonts w:hint="eastAsia"/>
+        </w:rPr>
+        <w:t xml:space="preserve">節那批飽和池上，margin</w:t>
+      </w:r>
+      <w:r>
+        <w:t xml:space="preserve"> </w:t>
+      </w:r>
+      <w:r>
+        <w:rPr>
+          <w:rFonts w:hint="eastAsia"/>
+        </w:rPr>
+        <w:t xml:space="preserve">閘門的分位切點退化成</w:t>
+      </w:r>
+      <w:r>
+        <w:t xml:space="preserve"> </w:t>
+      </w:r>
+      <m:oMath>
+        <m:r>
+          <m:t>1.0</m:t>
+        </m:r>
+      </m:oMath>
+      <w:r>
+        <w:rPr>
+          <w:rFonts w:hint="eastAsia"/>
+        </w:rPr>
+        <w:t xml:space="preserve">、過閘集合對</w:t>
+      </w:r>
+      <w:r>
+        <w:rPr>
+          <w:rFonts w:hint="eastAsia"/>
+          <w:b/>
+          <w:bCs/>
+        </w:rPr>
+        <w:t xml:space="preserve">任何</w:t>
+      </w:r>
+      <w:r>
+        <w:rPr>
+          <w:rFonts w:hint="eastAsia"/>
+        </w:rPr>
+        <w:t xml:space="preserve">通道都是空的；這裡的切點是</w:t>
+      </w:r>
+      <w:r>
+        <w:t xml:space="preserve"> </w:t>
+      </w:r>
+      <m:oMath>
+        <m:r>
+          <m:t>0.875</m:t>
+        </m:r>
+      </m:oMath>
+      <w:r>
+        <w:rPr>
+          <w:rFonts w:hint="eastAsia"/>
+        </w:rPr>
+        <w:t xml:space="preserve">、集合非空，所以警報回報的是相對門檻的真實供給不足，不是崩潰。</w:t>
+      </w:r>
+      <w:r>
+        <w:rPr>
+          <w:rFonts w:hint="eastAsia"/>
+          <w:b/>
+          <w:bCs/>
+        </w:rPr>
+        <w:t xml:space="preserve">只有前者是缺陷。</w:t>
       </w:r>
     </w:p>
     <w:p>
@@ -22902,7 +23036,21 @@
         <w:rPr>
           <w:rFonts w:hint="eastAsia"/>
         </w:rPr>
-        <w:t xml:space="preserve">觸發。這個棄權是可檢驗的，不是品味問題，而且它沒有付出代價。若改用真值標籤估計</w:t>
+        <w:t xml:space="preserve">觸發——這是同一個題數供給條件，分位切點為</w:t>
+      </w:r>
+      <w:r>
+        <w:t xml:space="preserve"> </w:t>
+      </w:r>
+      <m:oMath>
+        <m:r>
+          <m:t>0.750</m:t>
+        </m:r>
+      </m:oMath>
+      <w:r>
+        <w:rPr>
+          <w:rFonts w:hint="eastAsia"/>
+        </w:rPr>
+        <w:t xml:space="preserve">、過閘集合同樣非空，並不是（f）所報告的那個退化情形。這個棄權是可檢驗的，不是品味問題，而且它沒有付出代價。若改用真值標籤估計</w:t>
       </w:r>
       <w:r>
         <w:t xml:space="preserve"> </w:t>

--- a/paper/tact_zh.docx
+++ b/paper/tact_zh.docx
@@ -20728,7 +20728,7 @@
           <w:b/>
           <w:bCs/>
         </w:rPr>
-        <w:t xml:space="preserve">棄權行為如設計運作。</w:t>
+        <w:t xml:space="preserve">棄權行為如設計運作，但原因是兩個。</w:t>
       </w:r>
       <w:r>
         <w:t xml:space="preserve"> </w:t>
@@ -20740,7 +20740,7 @@
         <w:rPr>
           <w:rFonts w:hint="eastAsia"/>
         </w:rPr>
-        <w:t xml:space="preserve">回傳</w:t>
+        <w:t xml:space="preserve">在兩條無標籤路徑上都回傳</w:t>
       </w:r>
       <w:r>
         <w:t xml:space="preserve"> </w:t>
@@ -20763,7 +20763,21 @@
         <w:rPr>
           <w:rFonts w:hint="eastAsia"/>
         </w:rPr>
-        <w:t xml:space="preserve">：無標籤路徑上</w:t>
+        <w:t xml:space="preserve">，而這兩次失敗值得分開講。</w:t>
+      </w:r>
+      <w:r>
+        <w:rPr>
+          <w:rFonts w:hint="eastAsia"/>
+          <w:b/>
+          <w:bCs/>
+        </w:rPr>
+        <w:t xml:space="preserve">完全無標籤那條</w:t>
+      </w:r>
+      <w:r>
+        <w:rPr>
+          <w:rFonts w:hint="eastAsia"/>
+        </w:rPr>
+        <w:t xml:space="preserve">被</w:t>
       </w:r>
       <w:r>
         <w:t xml:space="preserve"> E4 </w:t>
@@ -20781,7 +20795,197 @@
         <w:rPr>
           <w:rFonts w:hint="eastAsia"/>
         </w:rPr>
-        <w:t xml:space="preserve">兩個警報觸發，而符號集含的有資訊題數不足以供給半無標籤符號。投票因此與</w:t>
+        <w:t xml:space="preserve">擋下：只有</w:t>
+      </w:r>
+      <w:r>
+        <w:t xml:space="preserve"> </w:t>
+      </w:r>
+      <w:r>
+        <w:rPr>
+          <w:b/>
+          <w:bCs/>
+        </w:rPr>
+        <w:t xml:space="preserve">13 </w:t>
+      </w:r>
+      <w:r>
+        <w:rPr>
+          <w:rFonts w:hint="eastAsia"/>
+          <w:b/>
+          <w:bCs/>
+        </w:rPr>
+        <w:t xml:space="preserve">題</w:t>
+      </w:r>
+      <w:r>
+        <w:rPr>
+          <w:rFonts w:hint="eastAsia"/>
+        </w:rPr>
+        <w:t xml:space="preserve">能帶著有變異的偽標籤通過</w:t>
+      </w:r>
+      <w:r>
+        <w:t xml:space="preserve"> margin </w:t>
+      </w:r>
+      <w:r>
+        <w:rPr>
+          <w:rFonts w:hint="eastAsia"/>
+        </w:rPr>
+        <w:t xml:space="preserve">閘門，而門檻是</w:t>
+      </w:r>
+      <w:r>
+        <w:t xml:space="preserve"> </w:t>
+      </w:r>
+      <w:r>
+        <w:rPr>
+          <w:b/>
+          <w:bCs/>
+        </w:rPr>
+        <w:t xml:space="preserve">50</w:t>
+      </w:r>
+      <w:r>
+        <w:rPr>
+          <w:rFonts w:hint="eastAsia"/>
+        </w:rPr>
+        <w:t xml:space="preserve">；把閘門的分位數一路放寬到</w:t>
+      </w:r>
+      <w:r>
+        <w:t xml:space="preserve"> 0 </w:t>
+      </w:r>
+      <w:r>
+        <w:rPr>
+          <w:rFonts w:hint="eastAsia"/>
+        </w:rPr>
+        <w:t xml:space="preserve">也只到</w:t>
+      </w:r>
+      <w:r>
+        <w:t xml:space="preserve"> </w:t>
+      </w:r>
+      <w:r>
+        <w:rPr>
+          <w:b/>
+          <w:bCs/>
+        </w:rPr>
+        <w:t xml:space="preserve">39</w:t>
+      </w:r>
+      <w:r>
+        <w:rPr>
+          <w:rFonts w:hint="eastAsia"/>
+        </w:rPr>
+        <w:t xml:space="preserve">——所以這條路徑在這個基質上、任何通道強度下都測不到。</w:t>
+      </w:r>
+      <w:r>
+        <w:rPr>
+          <w:rFonts w:hint="eastAsia"/>
+          <w:b/>
+          <w:bCs/>
+        </w:rPr>
+        <w:t xml:space="preserve">半無標籤那條</w:t>
+      </w:r>
+      <w:r>
+        <w:rPr>
+          <w:rFonts w:hint="eastAsia"/>
+        </w:rPr>
+        <w:t xml:space="preserve">被完全不同的東西擋下：它</w:t>
+      </w:r>
+      <w:r>
+        <w:t xml:space="preserve"> 30 </w:t>
+      </w:r>
+      <w:r>
+        <w:rPr>
+          <w:rFonts w:hint="eastAsia"/>
+        </w:rPr>
+        <w:t xml:space="preserve">題的符號集只到</w:t>
+      </w:r>
+      <w:r>
+        <w:t xml:space="preserve"> </w:t>
+      </w:r>
+      <m:oMath>
+        <m:r>
+          <m:t>z</m:t>
+        </m:r>
+        <m:r>
+          <m:rPr>
+            <m:sty m:val="p"/>
+          </m:rPr>
+          <m:t>=</m:t>
+        </m:r>
+        <m:r>
+          <m:rPr>
+            <m:sty m:val="p"/>
+          </m:rPr>
+          <m:t>+</m:t>
+        </m:r>
+        <m:r>
+          <m:t>0.83</m:t>
+        </m:r>
+      </m:oMath>
+      <w:r>
+        <w:rPr>
+          <w:rFonts w:hint="eastAsia"/>
+        </w:rPr>
+        <w:t xml:space="preserve">，而門檻是</w:t>
+      </w:r>
+      <w:r>
+        <w:t xml:space="preserve"> </w:t>
+      </w:r>
+      <m:oMath>
+        <m:r>
+          <m:rPr>
+            <m:sty m:val="p"/>
+          </m:rPr>
+          <m:t>|</m:t>
+        </m:r>
+        <m:r>
+          <m:t>z</m:t>
+        </m:r>
+        <m:r>
+          <m:rPr>
+            <m:sty m:val="p"/>
+          </m:rPr>
+          <m:t>|</m:t>
+        </m:r>
+        <m:r>
+          <m:rPr>
+            <m:sty m:val="p"/>
+          </m:rPr>
+          <m:t>&gt;</m:t>
+        </m:r>
+        <m:r>
+          <m:t>1</m:t>
+        </m:r>
+      </m:oMath>
+      <w:r>
+        <w:rPr>
+          <w:rFonts w:hint="eastAsia"/>
+        </w:rPr>
+        <w:t xml:space="preserve">；同一個基質的評估集卻到</w:t>
+      </w:r>
+      <w:r>
+        <w:t xml:space="preserve"> </w:t>
+      </w:r>
+      <m:oMath>
+        <m:r>
+          <m:t>z</m:t>
+        </m:r>
+        <m:r>
+          <m:rPr>
+            <m:sty m:val="p"/>
+          </m:rPr>
+          <m:t>=</m:t>
+        </m:r>
+        <m:r>
+          <m:rPr>
+            <m:sty m:val="p"/>
+          </m:rPr>
+          <m:t>+</m:t>
+        </m:r>
+        <m:r>
+          <m:t>2.54</m:t>
+        </m:r>
+      </m:oMath>
+      <w:r>
+        <w:rPr>
+          <w:rFonts w:hint="eastAsia"/>
+        </w:rPr>
+        <w:t xml:space="preserve">。那是符號集的檢定力不足、不是通道不存在，解法是加標籤而不是換方法。投票因此與</w:t>
       </w:r>
       <w:r>
         <w:t xml:space="preserve"> SC </w:t>

--- a/paper/tact_zh.docx
+++ b/paper/tact_zh.docx
@@ -23247,7 +23247,7 @@
       </w:r>
       <m:oMath>
         <m:r>
-          <m:t>0.750</m:t>
+          <m:t>0.875</m:t>
         </m:r>
       </m:oMath>
       <w:r>

--- a/paper/tact_zh.docx
+++ b/paper/tact_zh.docx
@@ -26834,7 +26834,6 @@
         <w:pStyle w:val="FirstParagraph"/>
       </w:pPr>
       <w:bookmarkStart w:id="57" w:name="ref1"/>
-      <w:bookmarkEnd w:id="57"/>
       <w:r>
         <w:rPr>
           <w:b/>
@@ -26842,6 +26841,7 @@
         </w:rPr>
         <w:t xml:space="preserve">[1]</w:t>
       </w:r>
+      <w:bookmarkEnd w:id="57"/>
       <w:r>
         <w:t xml:space="preserve"> </w:t>
       </w:r>
@@ -26890,7 +26890,6 @@
         <w:pStyle w:val="BodyText"/>
       </w:pPr>
       <w:bookmarkStart w:id="59" w:name="ref2"/>
-      <w:bookmarkEnd w:id="59"/>
       <w:r>
         <w:rPr>
           <w:b/>
@@ -26898,6 +26897,7 @@
         </w:rPr>
         <w:t xml:space="preserve">[2]</w:t>
       </w:r>
+      <w:bookmarkEnd w:id="59"/>
       <w:r>
         <w:t xml:space="preserve"> </w:t>
       </w:r>
@@ -26959,7 +26959,6 @@
         <w:pStyle w:val="BodyText"/>
       </w:pPr>
       <w:bookmarkStart w:id="61" w:name="ref3"/>
-      <w:bookmarkEnd w:id="61"/>
       <w:r>
         <w:rPr>
           <w:b/>
@@ -26967,6 +26966,7 @@
         </w:rPr>
         <w:t xml:space="preserve">[3]</w:t>
       </w:r>
+      <w:bookmarkEnd w:id="61"/>
       <w:r>
         <w:t xml:space="preserve"> </w:t>
       </w:r>
@@ -27028,7 +27028,6 @@
         <w:pStyle w:val="BodyText"/>
       </w:pPr>
       <w:bookmarkStart w:id="63" w:name="ref4"/>
-      <w:bookmarkEnd w:id="63"/>
       <w:r>
         <w:rPr>
           <w:b/>
@@ -27036,6 +27035,7 @@
         </w:rPr>
         <w:t xml:space="preserve">[4]</w:t>
       </w:r>
+      <w:bookmarkEnd w:id="63"/>
       <w:r>
         <w:t xml:space="preserve"> </w:t>
       </w:r>
@@ -27084,7 +27084,6 @@
         <w:pStyle w:val="BodyText"/>
       </w:pPr>
       <w:bookmarkStart w:id="65" w:name="ref5"/>
-      <w:bookmarkEnd w:id="65"/>
       <w:r>
         <w:rPr>
           <w:b/>
@@ -27092,6 +27091,7 @@
         </w:rPr>
         <w:t xml:space="preserve">[5]</w:t>
       </w:r>
+      <w:bookmarkEnd w:id="65"/>
       <w:r>
         <w:t xml:space="preserve"> </w:t>
       </w:r>
@@ -27153,7 +27153,6 @@
         <w:pStyle w:val="BodyText"/>
       </w:pPr>
       <w:bookmarkStart w:id="67" w:name="ref6"/>
-      <w:bookmarkEnd w:id="67"/>
       <w:r>
         <w:rPr>
           <w:b/>
@@ -27161,6 +27160,7 @@
         </w:rPr>
         <w:t xml:space="preserve">[6]</w:t>
       </w:r>
+      <w:bookmarkEnd w:id="67"/>
       <w:r>
         <w:t xml:space="preserve"> </w:t>
       </w:r>
@@ -27209,7 +27209,6 @@
         <w:pStyle w:val="BodyText"/>
       </w:pPr>
       <w:bookmarkStart w:id="69" w:name="ref7"/>
-      <w:bookmarkEnd w:id="69"/>
       <w:r>
         <w:rPr>
           <w:b/>
@@ -27217,6 +27216,7 @@
         </w:rPr>
         <w:t xml:space="preserve">[7]</w:t>
       </w:r>
+      <w:bookmarkEnd w:id="69"/>
       <w:r>
         <w:t xml:space="preserve"> </w:t>
       </w:r>
@@ -27265,7 +27265,6 @@
         <w:pStyle w:val="BodyText"/>
       </w:pPr>
       <w:bookmarkStart w:id="71" w:name="ref8"/>
-      <w:bookmarkEnd w:id="71"/>
       <w:r>
         <w:rPr>
           <w:b/>
@@ -27273,6 +27272,7 @@
         </w:rPr>
         <w:t xml:space="preserve">[8]</w:t>
       </w:r>
+      <w:bookmarkEnd w:id="71"/>
       <w:r>
         <w:t xml:space="preserve"> </w:t>
       </w:r>
@@ -27321,7 +27321,6 @@
         <w:pStyle w:val="BodyText"/>
       </w:pPr>
       <w:bookmarkStart w:id="73" w:name="ref9"/>
-      <w:bookmarkEnd w:id="73"/>
       <w:r>
         <w:rPr>
           <w:b/>
@@ -27329,6 +27328,7 @@
         </w:rPr>
         <w:t xml:space="preserve">[9]</w:t>
       </w:r>
+      <w:bookmarkEnd w:id="73"/>
       <w:r>
         <w:t xml:space="preserve"> </w:t>
       </w:r>
@@ -27371,7 +27371,6 @@
         <w:pStyle w:val="BodyText"/>
       </w:pPr>
       <w:bookmarkStart w:id="75" w:name="ref10"/>
-      <w:bookmarkEnd w:id="75"/>
       <w:r>
         <w:rPr>
           <w:b/>
@@ -27379,6 +27378,7 @@
         </w:rPr>
         <w:t xml:space="preserve">[10]</w:t>
       </w:r>
+      <w:bookmarkEnd w:id="75"/>
       <w:r>
         <w:t xml:space="preserve"> </w:t>
       </w:r>
@@ -27421,7 +27421,6 @@
         <w:pStyle w:val="BodyText"/>
       </w:pPr>
       <w:bookmarkStart w:id="77" w:name="ref11"/>
-      <w:bookmarkEnd w:id="77"/>
       <w:r>
         <w:rPr>
           <w:b/>
@@ -27429,6 +27428,7 @@
         </w:rPr>
         <w:t xml:space="preserve">[11]</w:t>
       </w:r>
+      <w:bookmarkEnd w:id="77"/>
       <w:r>
         <w:t xml:space="preserve"> </w:t>
       </w:r>
@@ -27490,7 +27490,6 @@
         <w:pStyle w:val="BodyText"/>
       </w:pPr>
       <w:bookmarkStart w:id="79" w:name="ref12"/>
-      <w:bookmarkEnd w:id="79"/>
       <w:r>
         <w:rPr>
           <w:b/>
@@ -27498,6 +27497,7 @@
         </w:rPr>
         <w:t xml:space="preserve">[12]</w:t>
       </w:r>
+      <w:bookmarkEnd w:id="79"/>
       <w:r>
         <w:t xml:space="preserve"> </w:t>
       </w:r>
@@ -27546,7 +27546,6 @@
         <w:pStyle w:val="BodyText"/>
       </w:pPr>
       <w:bookmarkStart w:id="81" w:name="ref13"/>
-      <w:bookmarkEnd w:id="81"/>
       <w:r>
         <w:rPr>
           <w:b/>
@@ -27554,6 +27553,7 @@
         </w:rPr>
         <w:t xml:space="preserve">[13]</w:t>
       </w:r>
+      <w:bookmarkEnd w:id="81"/>
       <w:r>
         <w:t xml:space="preserve"> </w:t>
       </w:r>
@@ -27615,7 +27615,6 @@
         <w:pStyle w:val="BodyText"/>
       </w:pPr>
       <w:bookmarkStart w:id="83" w:name="ref14"/>
-      <w:bookmarkEnd w:id="83"/>
       <w:r>
         <w:rPr>
           <w:b/>
@@ -27623,6 +27622,7 @@
         </w:rPr>
         <w:t xml:space="preserve">[14]</w:t>
       </w:r>
+      <w:bookmarkEnd w:id="83"/>
       <w:r>
         <w:t xml:space="preserve"> </w:t>
       </w:r>
@@ -27671,7 +27671,6 @@
         <w:pStyle w:val="BodyText"/>
       </w:pPr>
       <w:bookmarkStart w:id="85" w:name="ref15"/>
-      <w:bookmarkEnd w:id="85"/>
       <w:r>
         <w:rPr>
           <w:b/>
@@ -27679,6 +27678,7 @@
         </w:rPr>
         <w:t xml:space="preserve">[15]</w:t>
       </w:r>
+      <w:bookmarkEnd w:id="85"/>
       <w:r>
         <w:t xml:space="preserve"> </w:t>
       </w:r>
@@ -27740,7 +27740,6 @@
         <w:pStyle w:val="BodyText"/>
       </w:pPr>
       <w:bookmarkStart w:id="87" w:name="ref16"/>
-      <w:bookmarkEnd w:id="87"/>
       <w:r>
         <w:rPr>
           <w:b/>
@@ -27748,6 +27747,7 @@
         </w:rPr>
         <w:t xml:space="preserve">[16]</w:t>
       </w:r>
+      <w:bookmarkEnd w:id="87"/>
       <w:r>
         <w:t xml:space="preserve"> </w:t>
       </w:r>
@@ -27796,7 +27796,6 @@
         <w:pStyle w:val="BodyText"/>
       </w:pPr>
       <w:bookmarkStart w:id="89" w:name="ref17"/>
-      <w:bookmarkEnd w:id="89"/>
       <w:r>
         <w:rPr>
           <w:b/>
@@ -27804,6 +27803,7 @@
         </w:rPr>
         <w:t xml:space="preserve">[17]</w:t>
       </w:r>
+      <w:bookmarkEnd w:id="89"/>
       <w:r>
         <w:t xml:space="preserve"> </w:t>
       </w:r>
@@ -27839,7 +27839,6 @@
         <w:pStyle w:val="BodyText"/>
       </w:pPr>
       <w:bookmarkStart w:id="91" w:name="ref18"/>
-      <w:bookmarkEnd w:id="91"/>
       <w:r>
         <w:rPr>
           <w:b/>
@@ -27847,6 +27846,7 @@
         </w:rPr>
         <w:t xml:space="preserve">[18]</w:t>
       </w:r>
+      <w:bookmarkEnd w:id="91"/>
       <w:r>
         <w:t xml:space="preserve"> </w:t>
       </w:r>
@@ -27900,7 +27900,6 @@
         <w:pStyle w:val="BodyText"/>
       </w:pPr>
       <w:bookmarkStart w:id="93" w:name="ref19"/>
-      <w:bookmarkEnd w:id="93"/>
       <w:r>
         <w:rPr>
           <w:b/>
@@ -27908,6 +27907,7 @@
         </w:rPr>
         <w:t xml:space="preserve">[19]</w:t>
       </w:r>
+      <w:bookmarkEnd w:id="93"/>
       <w:r>
         <w:t xml:space="preserve"> </w:t>
       </w:r>
@@ -27950,7 +27950,6 @@
         <w:pStyle w:val="BodyText"/>
       </w:pPr>
       <w:bookmarkStart w:id="95" w:name="ref20"/>
-      <w:bookmarkEnd w:id="95"/>
       <w:r>
         <w:rPr>
           <w:b/>
@@ -27958,6 +27957,7 @@
         </w:rPr>
         <w:t xml:space="preserve">[20]</w:t>
       </w:r>
+      <w:bookmarkEnd w:id="95"/>
       <w:r>
         <w:t xml:space="preserve"> </w:t>
       </w:r>
@@ -28006,7 +28006,6 @@
         <w:pStyle w:val="BodyText"/>
       </w:pPr>
       <w:bookmarkStart w:id="97" w:name="ref21"/>
-      <w:bookmarkEnd w:id="97"/>
       <w:r>
         <w:rPr>
           <w:b/>
@@ -28014,6 +28013,7 @@
         </w:rPr>
         <w:t xml:space="preserve">[21]</w:t>
       </w:r>
+      <w:bookmarkEnd w:id="97"/>
       <w:r>
         <w:t xml:space="preserve"> </w:t>
       </w:r>
@@ -28050,7 +28050,6 @@
         <w:pStyle w:val="BodyText"/>
       </w:pPr>
       <w:bookmarkStart w:id="99" w:name="ref22"/>
-      <w:bookmarkEnd w:id="99"/>
       <w:r>
         <w:rPr>
           <w:b/>
@@ -28058,6 +28057,7 @@
         </w:rPr>
         <w:t xml:space="preserve">[22]</w:t>
       </w:r>
+      <w:bookmarkEnd w:id="99"/>
       <w:r>
         <w:t xml:space="preserve"> </w:t>
       </w:r>
@@ -28100,7 +28100,6 @@
         <w:pStyle w:val="BodyText"/>
       </w:pPr>
       <w:bookmarkStart w:id="101" w:name="ref23"/>
-      <w:bookmarkEnd w:id="101"/>
       <w:r>
         <w:rPr>
           <w:b/>
@@ -28108,6 +28107,7 @@
         </w:rPr>
         <w:t xml:space="preserve">[23]</w:t>
       </w:r>
+      <w:bookmarkEnd w:id="101"/>
       <w:r>
         <w:t xml:space="preserve"> </w:t>
       </w:r>
@@ -28156,7 +28156,6 @@
         <w:pStyle w:val="BodyText"/>
       </w:pPr>
       <w:bookmarkStart w:id="103" w:name="ref24"/>
-      <w:bookmarkEnd w:id="103"/>
       <w:r>
         <w:rPr>
           <w:b/>
@@ -28164,6 +28163,7 @@
         </w:rPr>
         <w:t xml:space="preserve">[24]</w:t>
       </w:r>
+      <w:bookmarkEnd w:id="103"/>
       <w:r>
         <w:t xml:space="preserve"> </w:t>
       </w:r>
@@ -28212,7 +28212,6 @@
         <w:pStyle w:val="BodyText"/>
       </w:pPr>
       <w:bookmarkStart w:id="105" w:name="ref25"/>
-      <w:bookmarkEnd w:id="105"/>
       <w:r>
         <w:rPr>
           <w:b/>
@@ -28220,6 +28219,7 @@
         </w:rPr>
         <w:t xml:space="preserve">[25]</w:t>
       </w:r>
+      <w:bookmarkEnd w:id="105"/>
       <w:r>
         <w:t xml:space="preserve"> </w:t>
       </w:r>
@@ -28268,7 +28268,6 @@
         <w:pStyle w:val="BodyText"/>
       </w:pPr>
       <w:bookmarkStart w:id="107" w:name="ref26"/>
-      <w:bookmarkEnd w:id="107"/>
       <w:r>
         <w:rPr>
           <w:b/>
@@ -28276,6 +28275,7 @@
         </w:rPr>
         <w:t xml:space="preserve">[26]</w:t>
       </w:r>
+      <w:bookmarkEnd w:id="107"/>
       <w:r>
         <w:t xml:space="preserve"> </w:t>
       </w:r>
@@ -28311,7 +28311,6 @@
         <w:pStyle w:val="BodyText"/>
       </w:pPr>
       <w:bookmarkStart w:id="109" w:name="ref27"/>
-      <w:bookmarkEnd w:id="109"/>
       <w:r>
         <w:rPr>
           <w:b/>
@@ -28319,6 +28318,7 @@
         </w:rPr>
         <w:t xml:space="preserve">[27]</w:t>
       </w:r>
+      <w:bookmarkEnd w:id="109"/>
       <w:r>
         <w:t xml:space="preserve"> </w:t>
       </w:r>

--- a/paper/tact_zh.docx
+++ b/paper/tact_zh.docx
@@ -1529,7 +1529,7 @@
         <w:rPr>
           <w:rFonts w:hint="eastAsia"/>
         </w:rPr>
-        <w:t xml:space="preserve">且無可觀測協變量時，本文證明逐題無標籤自適應不可行：對題目自身一致性統計量的任何單調使用，都會塌縮為對多數決的增強；在多數決錯誤且</w:t>
+        <w:t xml:space="preserve">且無可觀測共變量時，本文證明逐題無標籤自適應不可行：對題目自身一致性統計量的任何單調使用，都會塌縮為對多數決的增強；在多數決錯誤且</w:t>
       </w:r>
       <w:r>
         <w:t xml:space="preserve"> </w:t>
@@ -1695,7 +1695,7 @@
         <w:rPr>
           <w:rFonts w:hint="eastAsia"/>
         </w:rPr>
-        <w:t xml:space="preserve">兩種情形產生完全相同的可觀測分布。反之，若異質性由可觀測協變量索引（例如不同領域各有其校準特性），同一估計器按群組執行即可恢復各群組的帶符號耦合，並在對</w:t>
+        <w:t xml:space="preserve">兩種情形產生完全相同的可觀測分布。反之，若異質性由可觀測共變量索引（例如不同領域各有其校準特性），同一估計器按群組執行即可恢復各群組的帶符號耦合，並在對</w:t>
       </w:r>
       <w:r>
         <w:t xml:space="preserve"> SC </w:t>
@@ -3555,7 +3555,7 @@
         <w:rPr>
           <w:rFonts w:hint="eastAsia"/>
         </w:rPr>
-        <w:t xml:space="preserve">閘門則幾乎吃滿整條同質掃描。這項預先量測界定了新方法能夠正當宣稱優勢的範圍，即信心尺度的單調失真、協變量異質性、小型</w:t>
+        <w:t xml:space="preserve">閘門則幾乎吃滿整條同質掃描。這項預先量測界定了新方法能夠正當宣稱優勢的範圍，即信心尺度的單調失真、共變量異質性、小型</w:t>
       </w:r>
       <w:r>
         <w:t xml:space="preserve"> dev </w:t>
@@ -6324,7 +6324,7 @@
         <w:rPr>
           <w:rFonts w:hint="eastAsia"/>
         </w:rPr>
-        <w:t xml:space="preserve">後驗均值</w:t>
+        <w:t xml:space="preserve">後驗平均值</w:t>
       </w:r>
       <w:r>
         <w:t xml:space="preserve"> </w:t>
@@ -17030,7 +17030,7 @@
         <w:rPr>
           <w:rFonts w:hint="eastAsia"/>
         </w:rPr>
-        <w:t xml:space="preserve">且無可觀測協變量。</w:t>
+        <w:t xml:space="preserve">且無可觀測共變量。</w:t>
       </w:r>
     </w:p>
     <w:p>
@@ -17916,7 +17916,7 @@
         <w:rPr>
           <w:rFonts w:hint="eastAsia"/>
         </w:rPr>
-        <w:t xml:space="preserve">實務上的異質性多由可觀測協變量索引，例如領域或題型。當</w:t>
+        <w:t xml:space="preserve">實務上的異質性多由可觀測共變量索引，例如領域或題型。當</w:t>
       </w:r>
       <w:r>
         <w:t xml:space="preserve"> </w:t>
@@ -18338,7 +18338,7 @@
         <w:rPr>
           <w:rFonts w:hint="eastAsia"/>
         </w:rPr>
-        <w:t xml:space="preserve">）；協變量結構異質性（三群組，</w:t>
+        <w:t xml:space="preserve">）；共變量結構異質性（三群組，</w:t>
       </w:r>
       <m:oMath>
         <m:r>
@@ -18634,7 +18634,7 @@
         <w:rPr>
           <w:rFonts w:hint="eastAsia"/>
         </w:rPr>
-        <w:t xml:space="preserve">，證偽準則才成立。單格檢定在此樣本量下對抗強基線的檢定力不足，這正是設第二道閘門的理由；早先固定的</w:t>
+        <w:t xml:space="preserve">，證偽準則才成立。單格檢定在此樣本數下對抗強基線的檢定力不足，這正是設第二道閘門的理由；早先固定的</w:t>
       </w:r>
       <w:r>
         <w:t xml:space="preserve"> </w:t>
@@ -22134,7 +22134,7 @@
         <w:rPr>
           <w:rFonts w:hint="eastAsia"/>
         </w:rPr>
-        <w:t xml:space="preserve">為群組研究結果。在協變量結構情境中，逐群組</w:t>
+        <w:t xml:space="preserve">為群組研究結果。在共變量結構情境中，逐群組</w:t>
       </w:r>
       <w:r>
         <w:t xml:space="preserve"> TACT </w:t>
@@ -22450,7 +22450,7 @@
         <w:rPr>
           <w:rFonts w:hint="eastAsia"/>
         </w:rPr>
-        <w:t xml:space="preserve">與贏家詛咒量測的實證呈現，而它現形的地方是群組格——即使拿到逐群組估計器所利用的同一個協變量，它也只到</w:t>
+        <w:t xml:space="preserve">與贏家詛咒量測的實證呈現，而它現形的地方是群組格——即使拿到逐群組估計器所利用的同一個共變量，它也只到</w:t>
       </w:r>
       <w:r>
         <w:t xml:space="preserve"> </w:t>
@@ -22685,7 +22685,7 @@
         <w:rPr>
           <w:rFonts w:hint="eastAsia"/>
         </w:rPr>
-        <w:t xml:space="preserve">），可見上限在這一格不承重，差異就是抽樣變異。這一條是本文自己提出的歸因被自己安排的後續檢查推翻的例子，如實保留。</w:t>
+        <w:t xml:space="preserve">），可見上限在這一格不承重，差異就是抽樣變異。這一條如實保留：本文先提出一個歸因，又由自己安排的後續檢查把它推翻。</w:t>
       </w:r>
     </w:p>
     <w:p>
@@ -23069,7 +23069,7 @@
           <wp:inline>
             <wp:extent cx="3121335" cy="3167169"/>
             <wp:effectExtent b="0" l="0" r="0" t="0"/>
-            <wp:docPr descr="圖 4：結構化與 i.i.d. 異質性的對照。左：具可觀測協變量時，逐群組 TACT（無標籤）自 0.785 基準線逼近逐題最佳值，且對 SC 零損失。右：可證明封閉的 i.i.d. 情境，所有方法停留在基準線，含陰性對照在內。" title="" id="43" name="Picture"/>
+            <wp:docPr descr="圖 4：結構化與 i.i.d. 異質性的對照。左：具可觀測共變量時，逐群組 TACT（無標籤）自 0.785 基準線逼近逐題最佳值，且對 SC 零損失。右：可證明封閉的 i.i.d. 情境，所有方法停留在基準線，含陰性對照在內。" title="" id="43" name="Picture"/>
             <a:graphic>
               <a:graphicData uri="http://schemas.openxmlformats.org/drawingml/2006/picture">
                 <pic:pic>
@@ -23133,7 +23133,7 @@
         <w:rPr>
           <w:rFonts w:hint="eastAsia"/>
         </w:rPr>
-        <w:t xml:space="preserve">異質性的對照。左：具可觀測協變量時，逐群組</w:t>
+        <w:t xml:space="preserve">異質性的對照。左：具可觀測共變量時，逐群組</w:t>
       </w:r>
       <w:r>
         <w:t xml:space="preserve"> </w:t>
@@ -24410,7 +24410,7 @@
         <w:rPr>
           <w:rFonts w:hint="eastAsia"/>
         </w:rPr>
-        <w:t xml:space="preserve">通過，而估計量實際上具有高達</w:t>
+        <w:t xml:space="preserve">通過，而估計器實際上具有高達</w:t>
       </w:r>
       <w:r>
         <w:t xml:space="preserve"> 0.10 </w:t>
@@ -31316,7 +31316,7 @@
         <w:rPr>
           <w:rFonts w:hint="eastAsia"/>
         </w:rPr>
-        <w:t xml:space="preserve">與贏家詛咒量測，群組內的逐題變異在缺乏進一步協變量時無法利用。</w:t>
+        <w:t xml:space="preserve">與贏家詛咒量測，群組內的逐題變異在缺乏進一步共變量時無法利用。</w:t>
       </w:r>
     </w:p>
     <w:p>
@@ -31996,7 +31996,7 @@
         <w:rPr>
           <w:rFonts w:hint="eastAsia"/>
         </w:rPr>
-        <w:t xml:space="preserve">的量是逐題的；除非有可用的群組協變量（第六節），估計器只輸出一個全域純量。</w:t>
+        <w:t xml:space="preserve">的量是逐題的；除非有可用的群組共變量（第六節），估計器只輸出一個全域純量。</w:t>
       </w:r>
     </w:p>
     <w:p>
@@ -32051,7 +32051,7 @@
           <w:b/>
           <w:bCs/>
         </w:rPr>
-        <w:t xml:space="preserve">的量屬於逐題量；除非有可用的群組協變量（第六節），估計器只輸出一個全域純量。</w:t>
+        <w:t xml:space="preserve">的量屬於逐題量；除非有可用的群組共變量（第六節），估計器只輸出一個全域純量。</w:t>
       </w:r>
     </w:p>
     <w:tbl>

--- a/paper/tact_zh.docx
+++ b/paper/tact_zh.docx
@@ -31790,7 +31790,7 @@
         <w:rPr>
           <w:rStyle w:val="VerbatimChar"/>
         </w:rPr>
-        <w:t xml:space="preserve">35ad160</w:t>
+        <w:t xml:space="preserve">5f14b20</w:t>
       </w:r>
       <w:r>
         <w:t xml:space="preserve"> </w:t>

--- a/paper/tact_zh.docx
+++ b/paper/tact_zh.docx
@@ -14006,12 +14006,27 @@
               <m:sSub>
                 <m:e>
                   <m:r>
-                    <m:t>E</m:t>
+                    <m:t>A</m:t>
                   </m:r>
                 </m:e>
                 <m:sub>
                   <m:r>
-                    <m:t>1</m:t>
+                    <m:rPr>
+                      <m:sty m:val="p"/>
+                    </m:rPr>
+                    <m:t>d</m:t>
+                  </m:r>
+                  <m:r>
+                    <m:rPr>
+                      <m:sty m:val="p"/>
+                    </m:rPr>
+                    <m:t>u</m:t>
+                  </m:r>
+                  <m:r>
+                    <m:rPr>
+                      <m:sty m:val="p"/>
+                    </m:rPr>
+                    <m:t>p</m:t>
                   </m:r>
                 </m:sub>
               </m:sSub>
@@ -14126,12 +14141,33 @@
               <m:sSub>
                 <m:e>
                   <m:r>
-                    <m:t>E</m:t>
+                    <m:t>A</m:t>
                   </m:r>
                 </m:e>
                 <m:sub>
                   <m:r>
-                    <m:t>4</m:t>
+                    <m:rPr>
+                      <m:sty m:val="p"/>
+                    </m:rPr>
+                    <m:t>s</m:t>
+                  </m:r>
+                  <m:r>
+                    <m:rPr>
+                      <m:sty m:val="p"/>
+                    </m:rPr>
+                    <m:t>i</m:t>
+                  </m:r>
+                  <m:r>
+                    <m:rPr>
+                      <m:sty m:val="p"/>
+                    </m:rPr>
+                    <m:t>z</m:t>
+                  </m:r>
+                  <m:r>
+                    <m:rPr>
+                      <m:sty m:val="p"/>
+                    </m:rPr>
+                    <m:t>e</m:t>
                   </m:r>
                 </m:sub>
               </m:sSub>
@@ -14700,12 +14736,27 @@
               <m:sSub>
                 <m:e>
                   <m:r>
-                    <m:t>E</m:t>
+                    <m:t>A</m:t>
                   </m:r>
                 </m:e>
                 <m:sub>
                   <m:r>
-                    <m:t>2</m:t>
+                    <m:rPr>
+                      <m:sty m:val="p"/>
+                    </m:rPr>
+                    <m:t>m</m:t>
+                  </m:r>
+                  <m:r>
+                    <m:rPr>
+                      <m:sty m:val="p"/>
+                    </m:rPr>
+                    <m:t>g</m:t>
+                  </m:r>
+                  <m:r>
+                    <m:rPr>
+                      <m:sty m:val="p"/>
+                    </m:rPr>
+                    <m:t>n</m:t>
                   </m:r>
                 </m:sub>
               </m:sSub>
@@ -15133,12 +15184,33 @@
               <m:sSub>
                 <m:e>
                   <m:r>
-                    <m:t>E</m:t>
+                    <m:t>A</m:t>
                   </m:r>
                 </m:e>
                 <m:sub>
                   <m:r>
-                    <m:t>3</m:t>
+                    <m:rPr>
+                      <m:sty m:val="p"/>
+                    </m:rPr>
+                    <m:t>r</m:t>
+                  </m:r>
+                  <m:r>
+                    <m:rPr>
+                      <m:sty m:val="p"/>
+                    </m:rPr>
+                    <m:t>o</m:t>
+                  </m:r>
+                  <m:r>
+                    <m:rPr>
+                      <m:sty m:val="p"/>
+                    </m:rPr>
+                    <m:t>o</m:t>
+                  </m:r>
+                  <m:r>
+                    <m:rPr>
+                      <m:sty m:val="p"/>
+                    </m:rPr>
+                    <m:t>t</m:t>
                   </m:r>
                 </m:sub>
               </m:sSub>
@@ -15390,12 +15462,27 @@
               <m:sSub>
                 <m:e>
                   <m:r>
-                    <m:t>E</m:t>
+                    <m:t>A</m:t>
                   </m:r>
                 </m:e>
                 <m:sub>
                   <m:r>
-                    <m:t>1</m:t>
+                    <m:rPr>
+                      <m:sty m:val="p"/>
+                    </m:rPr>
+                    <m:t>d</m:t>
+                  </m:r>
+                  <m:r>
+                    <m:rPr>
+                      <m:sty m:val="p"/>
+                    </m:rPr>
+                    <m:t>u</m:t>
+                  </m:r>
+                  <m:r>
+                    <m:rPr>
+                      <m:sty m:val="p"/>
+                    </m:rPr>
+                    <m:t>p</m:t>
                   </m:r>
                 </m:sub>
               </m:sSub>
@@ -15408,12 +15495,27 @@
               <m:sSub>
                 <m:e>
                   <m:r>
-                    <m:t>E</m:t>
+                    <m:t>A</m:t>
                   </m:r>
                 </m:e>
                 <m:sub>
                   <m:r>
-                    <m:t>2</m:t>
+                    <m:rPr>
+                      <m:sty m:val="p"/>
+                    </m:rPr>
+                    <m:t>m</m:t>
+                  </m:r>
+                  <m:r>
+                    <m:rPr>
+                      <m:sty m:val="p"/>
+                    </m:rPr>
+                    <m:t>g</m:t>
+                  </m:r>
+                  <m:r>
+                    <m:rPr>
+                      <m:sty m:val="p"/>
+                    </m:rPr>
+                    <m:t>n</m:t>
                   </m:r>
                 </m:sub>
               </m:sSub>
@@ -15426,12 +15528,33 @@
               <m:sSub>
                 <m:e>
                   <m:r>
-                    <m:t>E</m:t>
+                    <m:t>A</m:t>
                   </m:r>
                 </m:e>
                 <m:sub>
                   <m:r>
-                    <m:t>3</m:t>
+                    <m:rPr>
+                      <m:sty m:val="p"/>
+                    </m:rPr>
+                    <m:t>r</m:t>
+                  </m:r>
+                  <m:r>
+                    <m:rPr>
+                      <m:sty m:val="p"/>
+                    </m:rPr>
+                    <m:t>o</m:t>
+                  </m:r>
+                  <m:r>
+                    <m:rPr>
+                      <m:sty m:val="p"/>
+                    </m:rPr>
+                    <m:t>o</m:t>
+                  </m:r>
+                  <m:r>
+                    <m:rPr>
+                      <m:sty m:val="p"/>
+                    </m:rPr>
+                    <m:t>t</m:t>
                   </m:r>
                 </m:sub>
               </m:sSub>
@@ -15444,12 +15567,33 @@
               <m:sSub>
                 <m:e>
                   <m:r>
-                    <m:t>E</m:t>
+                    <m:t>A</m:t>
                   </m:r>
                 </m:e>
                 <m:sub>
                   <m:r>
-                    <m:t>4</m:t>
+                    <m:rPr>
+                      <m:sty m:val="p"/>
+                    </m:rPr>
+                    <m:t>s</m:t>
+                  </m:r>
+                  <m:r>
+                    <m:rPr>
+                      <m:sty m:val="p"/>
+                    </m:rPr>
+                    <m:t>i</m:t>
+                  </m:r>
+                  <m:r>
+                    <m:rPr>
+                      <m:sty m:val="p"/>
+                    </m:rPr>
+                    <m:t>z</m:t>
+                  </m:r>
+                  <m:r>
+                    <m:rPr>
+                      <m:sty m:val="p"/>
+                    </m:rPr>
+                    <m:t>e</m:t>
                   </m:r>
                 </m:sub>
               </m:sSub>
@@ -16774,7 +16918,7 @@
         <w:rPr>
           <w:rFonts w:hint="eastAsia"/>
         </w:rPr>
-        <w:t xml:space="preserve">）而非點估計，故僅可能低估放大倍率。另設四項警報，任一觸發即令</w:t>
+        <w:t xml:space="preserve">）而非點估計，故僅可能低估放大倍率。另設四項語意化命名的警報，任一觸發即令</w:t>
       </w:r>
       <w:r>
         <w:t xml:space="preserve"> </w:t>
@@ -16797,7 +16941,45 @@
         <w:rPr>
           <w:rFonts w:hint="eastAsia"/>
         </w:rPr>
-        <w:t xml:space="preserve">：重複塌縮（Kish</w:t>
+        <w:t xml:space="preserve">：</w:t>
+      </w:r>
+      <m:oMath>
+        <m:sSub>
+          <m:e>
+            <m:r>
+              <m:t>A</m:t>
+            </m:r>
+          </m:e>
+          <m:sub>
+            <m:r>
+              <m:rPr>
+                <m:sty m:val="p"/>
+              </m:rPr>
+              <m:t>d</m:t>
+            </m:r>
+            <m:r>
+              <m:rPr>
+                <m:sty m:val="p"/>
+              </m:rPr>
+              <m:t>u</m:t>
+            </m:r>
+            <m:r>
+              <m:rPr>
+                <m:sty m:val="p"/>
+              </m:rPr>
+              <m:t>p</m:t>
+            </m:r>
+          </m:sub>
+        </m:sSub>
+      </m:oMath>
+      <w:r>
+        <w:t xml:space="preserve"> </w:t>
+      </w:r>
+      <w:r>
+        <w:rPr>
+          <w:rFonts w:hint="eastAsia"/>
+        </w:rPr>
+        <w:t xml:space="preserve">偵測重複塌縮（Kish</w:t>
       </w:r>
       <w:r>
         <w:t xml:space="preserve"> </w:t>
@@ -16820,7 +17002,45 @@
         <w:rPr>
           <w:rFonts w:hint="eastAsia"/>
         </w:rPr>
-        <w:t xml:space="preserve">）、符號感知的</w:t>
+        <w:t xml:space="preserve">）、</w:t>
+      </w:r>
+      <m:oMath>
+        <m:sSub>
+          <m:e>
+            <m:r>
+              <m:t>A</m:t>
+            </m:r>
+          </m:e>
+          <m:sub>
+            <m:r>
+              <m:rPr>
+                <m:sty m:val="p"/>
+              </m:rPr>
+              <m:t>m</m:t>
+            </m:r>
+            <m:r>
+              <m:rPr>
+                <m:sty m:val="p"/>
+              </m:rPr>
+              <m:t>g</m:t>
+            </m:r>
+            <m:r>
+              <m:rPr>
+                <m:sty m:val="p"/>
+              </m:rPr>
+              <m:t>n</m:t>
+            </m:r>
+          </m:sub>
+        </m:sSub>
+      </m:oMath>
+      <w:r>
+        <w:t xml:space="preserve"> </w:t>
+      </w:r>
+      <w:r>
+        <w:rPr>
+          <w:rFonts w:hint="eastAsia"/>
+        </w:rPr>
+        <w:t xml:space="preserve">檢查符號感知的</w:t>
       </w:r>
       <w:r>
         <w:t xml:space="preserve"> margin </w:t>
@@ -16829,16 +17049,107 @@
         <w:rPr>
           <w:rFonts w:hint="eastAsia"/>
         </w:rPr>
-        <w:t xml:space="preserve">去耦檢定、split-half</w:t>
-      </w:r>
-      <w:r>
-        <w:t xml:space="preserve"> </w:t>
-      </w:r>
-      <w:r>
-        <w:rPr>
-          <w:rFonts w:hint="eastAsia"/>
-        </w:rPr>
-        <w:t xml:space="preserve">二次式的根歧義，以及有效題數不足。其中</w:t>
+        <w:t xml:space="preserve">去耦、</w:t>
+      </w:r>
+      <m:oMath>
+        <m:sSub>
+          <m:e>
+            <m:r>
+              <m:t>A</m:t>
+            </m:r>
+          </m:e>
+          <m:sub>
+            <m:r>
+              <m:rPr>
+                <m:sty m:val="p"/>
+              </m:rPr>
+              <m:t>r</m:t>
+            </m:r>
+            <m:r>
+              <m:rPr>
+                <m:sty m:val="p"/>
+              </m:rPr>
+              <m:t>o</m:t>
+            </m:r>
+            <m:r>
+              <m:rPr>
+                <m:sty m:val="p"/>
+              </m:rPr>
+              <m:t>o</m:t>
+            </m:r>
+            <m:r>
+              <m:rPr>
+                <m:sty m:val="p"/>
+              </m:rPr>
+              <m:t>t</m:t>
+            </m:r>
+          </m:sub>
+        </m:sSub>
+      </m:oMath>
+      <w:r>
+        <w:t xml:space="preserve"> </w:t>
+      </w:r>
+      <w:r>
+        <w:rPr>
+          <w:rFonts w:hint="eastAsia"/>
+        </w:rPr>
+        <w:t xml:space="preserve">標記</w:t>
+      </w:r>
+      <w:r>
+        <w:t xml:space="preserve"> split-half </w:t>
+      </w:r>
+      <w:r>
+        <w:rPr>
+          <w:rFonts w:hint="eastAsia"/>
+        </w:rPr>
+        <w:t xml:space="preserve">二次式的根歧義，以及</w:t>
+      </w:r>
+      <w:r>
+        <w:t xml:space="preserve"> </w:t>
+      </w:r>
+      <m:oMath>
+        <m:sSub>
+          <m:e>
+            <m:r>
+              <m:t>A</m:t>
+            </m:r>
+          </m:e>
+          <m:sub>
+            <m:r>
+              <m:rPr>
+                <m:sty m:val="p"/>
+              </m:rPr>
+              <m:t>s</m:t>
+            </m:r>
+            <m:r>
+              <m:rPr>
+                <m:sty m:val="p"/>
+              </m:rPr>
+              <m:t>i</m:t>
+            </m:r>
+            <m:r>
+              <m:rPr>
+                <m:sty m:val="p"/>
+              </m:rPr>
+              <m:t>z</m:t>
+            </m:r>
+            <m:r>
+              <m:rPr>
+                <m:sty m:val="p"/>
+              </m:rPr>
+              <m:t>e</m:t>
+            </m:r>
+          </m:sub>
+        </m:sSub>
+      </m:oMath>
+      <w:r>
+        <w:t xml:space="preserve"> </w:t>
+      </w:r>
+      <w:r>
+        <w:rPr>
+          <w:rFonts w:hint="eastAsia"/>
+        </w:rPr>
+        <w:t xml:space="preserve">標記有效題數不足。其中</w:t>
       </w:r>
       <w:r>
         <w:t xml:space="preserve"> margin </w:t>
@@ -28055,7 +28366,45 @@
         <w:t xml:space="preserve">被</w:t>
       </w:r>
       <w:r>
-        <w:t xml:space="preserve"> E4 </w:t>
+        <w:t xml:space="preserve"> </w:t>
+      </w:r>
+      <m:oMath>
+        <m:sSub>
+          <m:e>
+            <m:r>
+              <m:t>A</m:t>
+            </m:r>
+          </m:e>
+          <m:sub>
+            <m:r>
+              <m:rPr>
+                <m:sty m:val="p"/>
+              </m:rPr>
+              <m:t>s</m:t>
+            </m:r>
+            <m:r>
+              <m:rPr>
+                <m:sty m:val="p"/>
+              </m:rPr>
+              <m:t>i</m:t>
+            </m:r>
+            <m:r>
+              <m:rPr>
+                <m:sty m:val="p"/>
+              </m:rPr>
+              <m:t>z</m:t>
+            </m:r>
+            <m:r>
+              <m:rPr>
+                <m:sty m:val="p"/>
+              </m:rPr>
+              <m:t>e</m:t>
+            </m:r>
+          </m:sub>
+        </m:sSub>
+      </m:oMath>
+      <w:r>
+        <w:t xml:space="preserve"> </w:t>
       </w:r>
       <w:r>
         <w:rPr>
@@ -28064,7 +28413,39 @@
         <w:t xml:space="preserve">與</w:t>
       </w:r>
       <w:r>
-        <w:t xml:space="preserve"> E2 </w:t>
+        <w:t xml:space="preserve"> </w:t>
+      </w:r>
+      <m:oMath>
+        <m:sSub>
+          <m:e>
+            <m:r>
+              <m:t>A</m:t>
+            </m:r>
+          </m:e>
+          <m:sub>
+            <m:r>
+              <m:rPr>
+                <m:sty m:val="p"/>
+              </m:rPr>
+              <m:t>m</m:t>
+            </m:r>
+            <m:r>
+              <m:rPr>
+                <m:sty m:val="p"/>
+              </m:rPr>
+              <m:t>g</m:t>
+            </m:r>
+            <m:r>
+              <m:rPr>
+                <m:sty m:val="p"/>
+              </m:rPr>
+              <m:t>n</m:t>
+            </m:r>
+          </m:sub>
+        </m:sSub>
+      </m:oMath>
+      <w:r>
+        <w:t xml:space="preserve"> </w:t>
       </w:r>
       <w:r>
         <w:rPr>
@@ -28321,7 +28702,45 @@
         </m:r>
       </m:oMath>
       <w:r>
-        <w:t xml:space="preserve">。E4 </w:t>
+        <w:t xml:space="preserve">。</w:t>
+      </w:r>
+      <m:oMath>
+        <m:sSub>
+          <m:e>
+            <m:r>
+              <m:t>A</m:t>
+            </m:r>
+          </m:e>
+          <m:sub>
+            <m:r>
+              <m:rPr>
+                <m:sty m:val="p"/>
+              </m:rPr>
+              <m:t>s</m:t>
+            </m:r>
+            <m:r>
+              <m:rPr>
+                <m:sty m:val="p"/>
+              </m:rPr>
+              <m:t>i</m:t>
+            </m:r>
+            <m:r>
+              <m:rPr>
+                <m:sty m:val="p"/>
+              </m:rPr>
+              <m:t>z</m:t>
+            </m:r>
+            <m:r>
+              <m:rPr>
+                <m:sty m:val="p"/>
+              </m:rPr>
+              <m:t>e</m:t>
+            </m:r>
+          </m:sub>
+        </m:sSub>
+      </m:oMath>
+      <w:r>
+        <w:t xml:space="preserve"> </w:t>
       </w:r>
       <w:r>
         <w:rPr>
@@ -30506,8 +30925,43 @@
         <w:rPr>
           <w:rFonts w:hint="eastAsia"/>
         </w:rPr>
-        <w:t xml:space="preserve">題的門檻，E4</w:t>
-      </w:r>
+        <w:t xml:space="preserve">題的門檻，</w:t>
+      </w:r>
+      <m:oMath>
+        <m:sSub>
+          <m:e>
+            <m:r>
+              <m:t>A</m:t>
+            </m:r>
+          </m:e>
+          <m:sub>
+            <m:r>
+              <m:rPr>
+                <m:sty m:val="p"/>
+              </m:rPr>
+              <m:t>s</m:t>
+            </m:r>
+            <m:r>
+              <m:rPr>
+                <m:sty m:val="p"/>
+              </m:rPr>
+              <m:t>i</m:t>
+            </m:r>
+            <m:r>
+              <m:rPr>
+                <m:sty m:val="p"/>
+              </m:rPr>
+              <m:t>z</m:t>
+            </m:r>
+            <m:r>
+              <m:rPr>
+                <m:sty m:val="p"/>
+              </m:rPr>
+              <m:t>e</m:t>
+            </m:r>
+          </m:sub>
+        </m:sSub>
+      </m:oMath>
       <w:r>
         <w:t xml:space="preserve"> </w:t>
       </w:r>
@@ -31218,7 +31672,39 @@
         <w:t xml:space="preserve">，因為</w:t>
       </w:r>
       <w:r>
-        <w:t xml:space="preserve"> E1 </w:t>
+        <w:t xml:space="preserve"> </w:t>
+      </w:r>
+      <m:oMath>
+        <m:sSub>
+          <m:e>
+            <m:r>
+              <m:t>A</m:t>
+            </m:r>
+          </m:e>
+          <m:sub>
+            <m:r>
+              <m:rPr>
+                <m:sty m:val="p"/>
+              </m:rPr>
+              <m:t>d</m:t>
+            </m:r>
+            <m:r>
+              <m:rPr>
+                <m:sty m:val="p"/>
+              </m:rPr>
+              <m:t>u</m:t>
+            </m:r>
+            <m:r>
+              <m:rPr>
+                <m:sty m:val="p"/>
+              </m:rPr>
+              <m:t>p</m:t>
+            </m:r>
+          </m:sub>
+        </m:sSub>
+      </m:oMath>
+      <w:r>
+        <w:t xml:space="preserve"> </w:t>
       </w:r>
       <w:r>
         <w:rPr>
@@ -34033,34 +34519,63 @@
               <m:sSub>
                 <m:e>
                   <m:r>
-                    <m:t>E</m:t>
+                    <m:t>A</m:t>
                   </m:r>
                 </m:e>
                 <m:sub>
                   <m:r>
-                    <m:t>1</m:t>
-                  </m:r>
-                </m:sub>
-              </m:sSub>
-              <m:r>
-                <m:rPr>
-                  <m:sty m:val="p"/>
-                </m:rPr>
-                <m:t>…</m:t>
-              </m:r>
-              <m:sSub>
-                <m:e>
-                  <m:r>
-                    <m:t>E</m:t>
-                  </m:r>
-                </m:e>
-                <m:sub>
-                  <m:r>
-                    <m:t>4</m:t>
+                    <m:rPr>
+                      <m:sty m:val="p"/>
+                    </m:rPr>
+                    <m:t>d</m:t>
+                  </m:r>
+                  <m:r>
+                    <m:rPr>
+                      <m:sty m:val="p"/>
+                    </m:rPr>
+                    <m:t>u</m:t>
+                  </m:r>
+                  <m:r>
+                    <m:rPr>
+                      <m:sty m:val="p"/>
+                    </m:rPr>
+                    <m:t>p</m:t>
                   </m:r>
                 </m:sub>
               </m:sSub>
             </m:oMath>
+            <w:r>
+              <w:t xml:space="preserve">、</w:t>
+            </w:r>
+            <m:oMath>
+              <m:sSub>
+                <m:e>
+                  <m:r>
+                    <m:t>A</m:t>
+                  </m:r>
+                </m:e>
+                <m:sub>
+                  <m:r>
+                    <m:rPr>
+                      <m:sty m:val="p"/>
+                    </m:rPr>
+                    <m:t>m</m:t>
+                  </m:r>
+                  <m:r>
+                    <m:rPr>
+                      <m:sty m:val="p"/>
+                    </m:rPr>
+                    <m:t>g</m:t>
+                  </m:r>
+                  <m:r>
+                    <m:rPr>
+                      <m:sty m:val="p"/>
+                    </m:rPr>
+                    <m:t>n</m:t>
+                  </m:r>
+                </m:sub>
+              </m:sSub>
+            </m:oMath>
           </w:p>
         </w:tc>
         <w:tc>
@@ -34073,42 +34588,21 @@
               <w:rPr>
                 <w:rFonts w:hint="eastAsia"/>
               </w:rPr>
-              <w:t xml:space="preserve">四項警報；任一觸發即令</w:t>
-            </w:r>
-            <w:r>
-              <w:t xml:space="preserve"> </w:t>
-            </w:r>
-            <m:oMath>
-              <m:r>
-                <m:t>γ</m:t>
-              </m:r>
-              <m:r>
-                <m:rPr>
-                  <m:sty m:val="p"/>
-                </m:rPr>
-                <m:t>=</m:t>
-              </m:r>
-              <m:r>
-                <m:t>0</m:t>
-              </m:r>
-            </m:oMath>
+              <w:t xml:space="preserve">重複塌縮與</w:t>
+            </w:r>
+            <w:r>
+              <w:t xml:space="preserve"> margin </w:t>
+            </w:r>
+            <w:r>
+              <w:rPr>
+                <w:rFonts w:hint="eastAsia"/>
+              </w:rPr>
+              <w:t xml:space="preserve">去耦警報</w:t>
+            </w:r>
           </w:p>
         </w:tc>
       </w:tr>
       <w:tr>
-        <w:tc>
-          <w:tcPr/>
-          <w:p>
-            <w:pPr>
-              <w:pStyle w:val="Compact"/>
-            </w:pPr>
-            <m:oMath>
-              <m:r>
-                <m:t>ψ</m:t>
-              </m:r>
-            </m:oMath>
-          </w:p>
-        </w:tc>
         <w:tc>
           <w:tcPr/>
           <w:p>
@@ -34119,12 +34613,140 @@
               <m:sSub>
                 <m:e>
                   <m:r>
-                    <m:t>E</m:t>
+                    <m:t>A</m:t>
                   </m:r>
                 </m:e>
                 <m:sub>
                   <m:r>
-                    <m:t>2</m:t>
+                    <m:rPr>
+                      <m:sty m:val="p"/>
+                    </m:rPr>
+                    <m:t>r</m:t>
+                  </m:r>
+                  <m:r>
+                    <m:rPr>
+                      <m:sty m:val="p"/>
+                    </m:rPr>
+                    <m:t>o</m:t>
+                  </m:r>
+                  <m:r>
+                    <m:rPr>
+                      <m:sty m:val="p"/>
+                    </m:rPr>
+                    <m:t>o</m:t>
+                  </m:r>
+                  <m:r>
+                    <m:rPr>
+                      <m:sty m:val="p"/>
+                    </m:rPr>
+                    <m:t>t</m:t>
+                  </m:r>
+                </m:sub>
+              </m:sSub>
+            </m:oMath>
+            <w:r>
+              <w:t xml:space="preserve">、</w:t>
+            </w:r>
+            <m:oMath>
+              <m:sSub>
+                <m:e>
+                  <m:r>
+                    <m:t>A</m:t>
+                  </m:r>
+                </m:e>
+                <m:sub>
+                  <m:r>
+                    <m:rPr>
+                      <m:sty m:val="p"/>
+                    </m:rPr>
+                    <m:t>s</m:t>
+                  </m:r>
+                  <m:r>
+                    <m:rPr>
+                      <m:sty m:val="p"/>
+                    </m:rPr>
+                    <m:t>i</m:t>
+                  </m:r>
+                  <m:r>
+                    <m:rPr>
+                      <m:sty m:val="p"/>
+                    </m:rPr>
+                    <m:t>z</m:t>
+                  </m:r>
+                  <m:r>
+                    <m:rPr>
+                      <m:sty m:val="p"/>
+                    </m:rPr>
+                    <m:t>e</m:t>
+                  </m:r>
+                </m:sub>
+              </m:sSub>
+            </m:oMath>
+          </w:p>
+        </w:tc>
+        <w:tc>
+          <w:tcPr/>
+          <w:p>
+            <w:pPr>
+              <w:pStyle w:val="Compact"/>
+            </w:pPr>
+            <w:r>
+              <w:t xml:space="preserve">split-half </w:t>
+            </w:r>
+            <w:r>
+              <w:rPr>
+                <w:rFonts w:hint="eastAsia"/>
+              </w:rPr>
+              <w:t xml:space="preserve">根歧義與有效題數供給警報</w:t>
+            </w:r>
+          </w:p>
+        </w:tc>
+      </w:tr>
+      <w:tr>
+        <w:tc>
+          <w:tcPr/>
+          <w:p>
+            <w:pPr>
+              <w:pStyle w:val="Compact"/>
+            </w:pPr>
+            <m:oMath>
+              <m:r>
+                <m:t>ψ</m:t>
+              </m:r>
+            </m:oMath>
+          </w:p>
+        </w:tc>
+        <w:tc>
+          <w:tcPr/>
+          <w:p>
+            <w:pPr>
+              <w:pStyle w:val="Compact"/>
+            </w:pPr>
+            <m:oMath>
+              <m:sSub>
+                <m:e>
+                  <m:r>
+                    <m:t>A</m:t>
+                  </m:r>
+                </m:e>
+                <m:sub>
+                  <m:r>
+                    <m:rPr>
+                      <m:sty m:val="p"/>
+                    </m:rPr>
+                    <m:t>m</m:t>
+                  </m:r>
+                  <m:r>
+                    <m:rPr>
+                      <m:sty m:val="p"/>
+                    </m:rPr>
+                    <m:t>g</m:t>
+                  </m:r>
+                  <m:r>
+                    <m:rPr>
+                      <m:sty m:val="p"/>
+                    </m:rPr>
+                    <m:t>n</m:t>
                   </m:r>
                 </m:sub>
               </m:sSub>

--- a/paper/tact_zh.docx
+++ b/paper/tact_zh.docx
@@ -284,7 +284,7 @@
         <w:rPr>
           <w:rFonts w:hint="eastAsia"/>
         </w:rPr>
-        <w:t xml:space="preserve">probit。收縮死區之內，投票與純自我一致性位元層級相同。本文另提出無標籤變體，自一致性偽標籤估計符號，並在衰減恆等式下保證：只要多數決錯誤率低於二分之一，符號估計必為一致；越過該邊界後它會</w:t>
+        <w:t xml:space="preserve">probit。收縮死區之內，投票與純自我一致性位元層級相同。本文另提出無標籤變體，自一致性偽標籤估計符號：在類別條件雜訊的假設下，只要成對加權的多數決錯誤率低於二分之一，估計的符號即得以保持；越過該邊界後，實驗顯示它會</w:t>
       </w:r>
       <w:r>
         <w:rPr>
@@ -298,7 +298,7 @@
         <w:rPr>
           <w:rFonts w:hint="eastAsia"/>
         </w:rPr>
-        <w:t xml:space="preserve">，本文對此如實量測並報告。在合成</w:t>
+        <w:t xml:space="preserve">。在合成</w:t>
       </w:r>
       <w:r>
         <w:t xml:space="preserve"> oracle </w:t>
@@ -496,7 +496,7 @@
         <w:rPr>
           <w:rFonts w:hint="eastAsia"/>
         </w:rPr>
-        <w:t xml:space="preserve">。因此棄權是正確的預設，而死區恰好實現了它。</w:t>
+        <w:t xml:space="preserve">。因此除非合併後的證據越過預先設定的門檻，死區都會讓投票保持不變。</w:t>
       </w:r>
     </w:p>
     <w:p>
